--- a/RoadMap.docx
+++ b/RoadMap.docx
@@ -853,8 +853,6 @@
         </w:rPr>
         <w:t>🧩 Day 3 — Resume Upload System</w:t>
       </w:r>
-      <w:bookmarkStart w:id="0" w:name="_GoBack"/>
-      <w:bookmarkEnd w:id="0"/>
     </w:p>
     <w:p>
       <w:pPr>
@@ -1114,6 +1112,7 @@
           <w:rFonts w:ascii="Times New Roman" w:eastAsia="Times New Roman" w:hAnsi="Times New Roman" w:cs="Times New Roman"/>
           <w:b/>
           <w:bCs/>
+          <w:color w:val="538135" w:themeColor="accent6" w:themeShade="BF"/>
           <w:sz w:val="36"/>
           <w:szCs w:val="36"/>
         </w:rPr>
@@ -1123,6 +1122,7 @@
           <w:rFonts w:ascii="Times New Roman" w:eastAsia="Times New Roman" w:hAnsi="Times New Roman" w:cs="Times New Roman"/>
           <w:b/>
           <w:bCs/>
+          <w:color w:val="538135" w:themeColor="accent6" w:themeShade="BF"/>
           <w:sz w:val="36"/>
           <w:szCs w:val="36"/>
         </w:rPr>
@@ -1382,7 +1382,6 @@
           <w:sz w:val="24"/>
           <w:szCs w:val="24"/>
         </w:rPr>
-        <w:lastRenderedPageBreak/>
         <w:t>Resume text extracted automatically</w:t>
       </w:r>
     </w:p>
@@ -1414,6 +1413,7 @@
           <w:rFonts w:ascii="Times New Roman" w:eastAsia="Times New Roman" w:hAnsi="Times New Roman" w:cs="Times New Roman"/>
           <w:b/>
           <w:bCs/>
+          <w:color w:val="538135" w:themeColor="accent6" w:themeShade="BF"/>
           <w:sz w:val="36"/>
           <w:szCs w:val="36"/>
         </w:rPr>
@@ -1423,11 +1423,14 @@
           <w:rFonts w:ascii="Times New Roman" w:eastAsia="Times New Roman" w:hAnsi="Times New Roman" w:cs="Times New Roman"/>
           <w:b/>
           <w:bCs/>
+          <w:color w:val="538135" w:themeColor="accent6" w:themeShade="BF"/>
           <w:sz w:val="36"/>
           <w:szCs w:val="36"/>
         </w:rPr>
         <w:t>🧩 Day 5 — Resume Structuring</w:t>
       </w:r>
+      <w:bookmarkStart w:id="0" w:name="_GoBack"/>
+      <w:bookmarkEnd w:id="0"/>
     </w:p>
     <w:p>
       <w:pPr>
@@ -1863,6 +1866,7 @@
           <w:sz w:val="24"/>
           <w:szCs w:val="24"/>
         </w:rPr>
+        <w:lastRenderedPageBreak/>
         <w:t>Create endpoint:</w:t>
       </w:r>
     </w:p>
@@ -1983,7 +1987,6 @@
           <w:sz w:val="24"/>
           <w:szCs w:val="24"/>
         </w:rPr>
-        <w:lastRenderedPageBreak/>
         <w:pict>
           <v:rect id="_x0000_i1032" style="width:0;height:1.5pt" o:hralign="center" o:hrstd="t" o:hr="t" fillcolor="#a0a0a0" stroked="f"/>
         </w:pict>
@@ -2422,6 +2425,7 @@
           <w:sz w:val="24"/>
           <w:szCs w:val="24"/>
         </w:rPr>
+        <w:lastRenderedPageBreak/>
         <w:t>matchscore</w:t>
       </w:r>
       <w:proofErr w:type="spellEnd"/>
@@ -2663,7 +2667,6 @@
           <w:sz w:val="36"/>
           <w:szCs w:val="36"/>
         </w:rPr>
-        <w:lastRenderedPageBreak/>
         <w:t>🧩 Day 9 — Resume–Job Matching Endpoint</w:t>
       </w:r>
     </w:p>
@@ -3226,6 +3229,7 @@
           <w:sz w:val="24"/>
           <w:szCs w:val="24"/>
         </w:rPr>
+        <w:lastRenderedPageBreak/>
         <w:pict>
           <v:rect id="_x0000_i1037" style="width:0;height:1.5pt" o:hralign="center" o:hrstd="t" o:hr="t" fillcolor="#a0a0a0" stroked="f"/>
         </w:pict>
@@ -3385,7 +3389,6 @@
           <w:sz w:val="24"/>
           <w:szCs w:val="24"/>
         </w:rPr>
-        <w:lastRenderedPageBreak/>
         <w:t>Example:</w:t>
       </w:r>
     </w:p>
@@ -3832,6 +3835,7 @@
           <w:sz w:val="24"/>
           <w:szCs w:val="24"/>
         </w:rPr>
+        <w:lastRenderedPageBreak/>
         <w:t>Store:</w:t>
       </w:r>
     </w:p>
@@ -4001,7 +4005,6 @@
           <w:sz w:val="24"/>
           <w:szCs w:val="24"/>
         </w:rPr>
-        <w:lastRenderedPageBreak/>
         <w:t>Resume text</w:t>
       </w:r>
     </w:p>
@@ -4575,6 +4578,7 @@
           <w:sz w:val="24"/>
           <w:szCs w:val="24"/>
         </w:rPr>
+        <w:lastRenderedPageBreak/>
         <w:t>Optimize cost</w:t>
       </w:r>
     </w:p>
@@ -4696,7 +4700,6 @@
           <w:sz w:val="24"/>
           <w:szCs w:val="24"/>
         </w:rPr>
-        <w:lastRenderedPageBreak/>
         <w:t>👉</w:t>
       </w:r>
       <w:r>
@@ -5271,6 +5274,7 @@
           <w:sz w:val="36"/>
           <w:szCs w:val="36"/>
         </w:rPr>
+        <w:lastRenderedPageBreak/>
         <w:t>🎨</w:t>
       </w:r>
       <w:r>
@@ -5410,7 +5414,6 @@
           <w:sz w:val="36"/>
           <w:szCs w:val="36"/>
         </w:rPr>
-        <w:lastRenderedPageBreak/>
         <w:t>🎨</w:t>
       </w:r>
       <w:r>
@@ -5902,6 +5905,7 @@
           <w:sz w:val="24"/>
           <w:szCs w:val="24"/>
         </w:rPr>
+        <w:lastRenderedPageBreak/>
         <w:t>Use:</w:t>
       </w:r>
     </w:p>
@@ -6045,7 +6049,6 @@
           <w:sz w:val="24"/>
           <w:szCs w:val="24"/>
         </w:rPr>
-        <w:lastRenderedPageBreak/>
         <w:t>Error handling</w:t>
       </w:r>
     </w:p>
@@ -6480,6 +6483,7 @@
           <w:sz w:val="24"/>
           <w:szCs w:val="24"/>
         </w:rPr>
+        <w:lastRenderedPageBreak/>
         <w:t>Frontend:</w:t>
       </w:r>
     </w:p>
@@ -6602,7 +6606,6 @@
           <w:sz w:val="24"/>
           <w:szCs w:val="24"/>
         </w:rPr>
-        <w:lastRenderedPageBreak/>
         <w:pict>
           <v:rect id="_x0000_i1058" style="width:0;height:1.5pt" o:hralign="center" o:hrstd="t" o:hr="t" fillcolor="#a0a0a0" stroked="f"/>
         </w:pict>

--- a/RoadMap.docx
+++ b/RoadMap.docx
@@ -1429,8 +1429,6 @@
         </w:rPr>
         <w:t>🧩 Day 5 — Resume Structuring</w:t>
       </w:r>
-      <w:bookmarkStart w:id="0" w:name="_GoBack"/>
-      <w:bookmarkEnd w:id="0"/>
     </w:p>
     <w:p>
       <w:pPr>
@@ -1686,6 +1684,7 @@
           <w:rFonts w:ascii="Times New Roman" w:eastAsia="Times New Roman" w:hAnsi="Times New Roman" w:cs="Times New Roman"/>
           <w:b/>
           <w:bCs/>
+          <w:color w:val="538135" w:themeColor="accent6" w:themeShade="BF"/>
           <w:sz w:val="36"/>
           <w:szCs w:val="36"/>
         </w:rPr>
@@ -1695,6 +1694,7 @@
           <w:rFonts w:ascii="Times New Roman" w:eastAsia="Times New Roman" w:hAnsi="Times New Roman" w:cs="Times New Roman"/>
           <w:b/>
           <w:bCs/>
+          <w:color w:val="538135" w:themeColor="accent6" w:themeShade="BF"/>
           <w:sz w:val="36"/>
           <w:szCs w:val="36"/>
         </w:rPr>
@@ -1866,7 +1866,6 @@
           <w:sz w:val="24"/>
           <w:szCs w:val="24"/>
         </w:rPr>
-        <w:lastRenderedPageBreak/>
         <w:t>Create endpoint:</w:t>
       </w:r>
     </w:p>
@@ -2000,11 +1999,319 @@
           <w:rFonts w:ascii="Times New Roman" w:eastAsia="Times New Roman" w:hAnsi="Times New Roman" w:cs="Times New Roman"/>
           <w:b/>
           <w:bCs/>
+          <w:color w:val="538135" w:themeColor="accent6" w:themeShade="BF"/>
           <w:sz w:val="36"/>
           <w:szCs w:val="36"/>
         </w:rPr>
       </w:pPr>
       <w:r>
+        <w:rPr>
+          <w:rFonts w:ascii="Times New Roman" w:eastAsia="Times New Roman" w:hAnsi="Times New Roman" w:cs="Times New Roman"/>
+          <w:b/>
+          <w:bCs/>
+          <w:color w:val="538135" w:themeColor="accent6" w:themeShade="BF"/>
+          <w:sz w:val="36"/>
+          <w:szCs w:val="36"/>
+        </w:rPr>
+        <w:t>🧩 Day 7 — Job Scraper Service</w:t>
+      </w:r>
+      <w:bookmarkStart w:id="0" w:name="_GoBack"/>
+      <w:bookmarkEnd w:id="0"/>
+    </w:p>
+    <w:p>
+      <w:pPr>
+        <w:spacing w:before="100" w:beforeAutospacing="1" w:after="100" w:afterAutospacing="1" w:line="240" w:lineRule="auto"/>
+        <w:rPr>
+          <w:rFonts w:ascii="Times New Roman" w:eastAsia="Times New Roman" w:hAnsi="Times New Roman" w:cs="Times New Roman"/>
+          <w:sz w:val="24"/>
+          <w:szCs w:val="24"/>
+        </w:rPr>
+      </w:pPr>
+      <w:r>
+        <w:rPr>
+          <w:rFonts w:ascii="Times New Roman" w:eastAsia="Times New Roman" w:hAnsi="Times New Roman" w:cs="Times New Roman"/>
+          <w:sz w:val="24"/>
+          <w:szCs w:val="24"/>
+        </w:rPr>
+        <w:t xml:space="preserve">Build </w:t>
+      </w:r>
+      <w:r>
+        <w:rPr>
+          <w:rFonts w:ascii="Courier New" w:eastAsia="Times New Roman" w:hAnsi="Courier New" w:cs="Courier New"/>
+          <w:sz w:val="20"/>
+          <w:szCs w:val="20"/>
+        </w:rPr>
+        <w:t>jobScraperService.js</w:t>
+      </w:r>
+    </w:p>
+    <w:p>
+      <w:pPr>
+        <w:spacing w:before="100" w:beforeAutospacing="1" w:after="100" w:afterAutospacing="1" w:line="240" w:lineRule="auto"/>
+        <w:rPr>
+          <w:rFonts w:ascii="Times New Roman" w:eastAsia="Times New Roman" w:hAnsi="Times New Roman" w:cs="Times New Roman"/>
+          <w:sz w:val="24"/>
+          <w:szCs w:val="24"/>
+        </w:rPr>
+      </w:pPr>
+      <w:r>
+        <w:rPr>
+          <w:rFonts w:ascii="Times New Roman" w:eastAsia="Times New Roman" w:hAnsi="Times New Roman" w:cs="Times New Roman"/>
+          <w:sz w:val="24"/>
+          <w:szCs w:val="24"/>
+        </w:rPr>
+        <w:t>Use:</w:t>
+      </w:r>
+    </w:p>
+    <w:p>
+      <w:pPr>
+        <w:numPr>
+          <w:ilvl w:val="0"/>
+          <w:numId w:val="15"/>
+        </w:numPr>
+        <w:spacing w:before="100" w:beforeAutospacing="1" w:after="100" w:afterAutospacing="1" w:line="240" w:lineRule="auto"/>
+        <w:rPr>
+          <w:rFonts w:ascii="Times New Roman" w:eastAsia="Times New Roman" w:hAnsi="Times New Roman" w:cs="Times New Roman"/>
+          <w:sz w:val="24"/>
+          <w:szCs w:val="24"/>
+        </w:rPr>
+      </w:pPr>
+      <w:r>
+        <w:rPr>
+          <w:rFonts w:ascii="Times New Roman" w:eastAsia="Times New Roman" w:hAnsi="Times New Roman" w:cs="Times New Roman"/>
+          <w:sz w:val="24"/>
+          <w:szCs w:val="24"/>
+        </w:rPr>
+        <w:t>puppeteer</w:t>
+      </w:r>
+    </w:p>
+    <w:p>
+      <w:pPr>
+        <w:numPr>
+          <w:ilvl w:val="0"/>
+          <w:numId w:val="15"/>
+        </w:numPr>
+        <w:spacing w:before="100" w:beforeAutospacing="1" w:after="100" w:afterAutospacing="1" w:line="240" w:lineRule="auto"/>
+        <w:rPr>
+          <w:rFonts w:ascii="Times New Roman" w:eastAsia="Times New Roman" w:hAnsi="Times New Roman" w:cs="Times New Roman"/>
+          <w:sz w:val="24"/>
+          <w:szCs w:val="24"/>
+        </w:rPr>
+      </w:pPr>
+      <w:r>
+        <w:rPr>
+          <w:rFonts w:ascii="Times New Roman" w:eastAsia="Times New Roman" w:hAnsi="Times New Roman" w:cs="Times New Roman"/>
+          <w:sz w:val="24"/>
+          <w:szCs w:val="24"/>
+        </w:rPr>
+        <w:t>cheerio</w:t>
+      </w:r>
+    </w:p>
+    <w:p>
+      <w:pPr>
+        <w:spacing w:before="100" w:beforeAutospacing="1" w:after="100" w:afterAutospacing="1" w:line="240" w:lineRule="auto"/>
+        <w:rPr>
+          <w:rFonts w:ascii="Times New Roman" w:eastAsia="Times New Roman" w:hAnsi="Times New Roman" w:cs="Times New Roman"/>
+          <w:sz w:val="24"/>
+          <w:szCs w:val="24"/>
+        </w:rPr>
+      </w:pPr>
+      <w:r>
+        <w:rPr>
+          <w:rFonts w:ascii="Segoe UI Symbol" w:eastAsia="Times New Roman" w:hAnsi="Segoe UI Symbol" w:cs="Segoe UI Symbol"/>
+          <w:sz w:val="24"/>
+          <w:szCs w:val="24"/>
+        </w:rPr>
+        <w:t>⚠️</w:t>
+      </w:r>
+      <w:r>
+        <w:rPr>
+          <w:rFonts w:ascii="Times New Roman" w:eastAsia="Times New Roman" w:hAnsi="Times New Roman" w:cs="Times New Roman"/>
+          <w:sz w:val="24"/>
+          <w:szCs w:val="24"/>
+        </w:rPr>
+        <w:t xml:space="preserve"> DO NOT scrape LinkedIn aggressively.</w:t>
+      </w:r>
+    </w:p>
+    <w:p>
+      <w:pPr>
+        <w:spacing w:before="100" w:beforeAutospacing="1" w:after="100" w:afterAutospacing="1" w:line="240" w:lineRule="auto"/>
+        <w:rPr>
+          <w:rFonts w:ascii="Times New Roman" w:eastAsia="Times New Roman" w:hAnsi="Times New Roman" w:cs="Times New Roman"/>
+          <w:sz w:val="24"/>
+          <w:szCs w:val="24"/>
+        </w:rPr>
+      </w:pPr>
+      <w:r>
+        <w:rPr>
+          <w:rFonts w:ascii="Times New Roman" w:eastAsia="Times New Roman" w:hAnsi="Times New Roman" w:cs="Times New Roman"/>
+          <w:sz w:val="24"/>
+          <w:szCs w:val="24"/>
+        </w:rPr>
+        <w:t>Better:</w:t>
+      </w:r>
+    </w:p>
+    <w:p>
+      <w:pPr>
+        <w:numPr>
+          <w:ilvl w:val="0"/>
+          <w:numId w:val="16"/>
+        </w:numPr>
+        <w:spacing w:before="100" w:beforeAutospacing="1" w:after="100" w:afterAutospacing="1" w:line="240" w:lineRule="auto"/>
+        <w:rPr>
+          <w:rFonts w:ascii="Times New Roman" w:eastAsia="Times New Roman" w:hAnsi="Times New Roman" w:cs="Times New Roman"/>
+          <w:sz w:val="24"/>
+          <w:szCs w:val="24"/>
+        </w:rPr>
+      </w:pPr>
+      <w:r>
+        <w:rPr>
+          <w:rFonts w:ascii="Times New Roman" w:eastAsia="Times New Roman" w:hAnsi="Times New Roman" w:cs="Times New Roman"/>
+          <w:sz w:val="24"/>
+          <w:szCs w:val="24"/>
+        </w:rPr>
+        <w:t>Scrape sample job portal</w:t>
+      </w:r>
+    </w:p>
+    <w:p>
+      <w:pPr>
+        <w:numPr>
+          <w:ilvl w:val="0"/>
+          <w:numId w:val="16"/>
+        </w:numPr>
+        <w:spacing w:before="100" w:beforeAutospacing="1" w:after="100" w:afterAutospacing="1" w:line="240" w:lineRule="auto"/>
+        <w:rPr>
+          <w:rFonts w:ascii="Times New Roman" w:eastAsia="Times New Roman" w:hAnsi="Times New Roman" w:cs="Times New Roman"/>
+          <w:sz w:val="24"/>
+          <w:szCs w:val="24"/>
+        </w:rPr>
+      </w:pPr>
+      <w:r>
+        <w:rPr>
+          <w:rFonts w:ascii="Times New Roman" w:eastAsia="Times New Roman" w:hAnsi="Times New Roman" w:cs="Times New Roman"/>
+          <w:sz w:val="24"/>
+          <w:szCs w:val="24"/>
+        </w:rPr>
+        <w:t xml:space="preserve">Or integrate </w:t>
+      </w:r>
+      <w:proofErr w:type="spellStart"/>
+      <w:r>
+        <w:rPr>
+          <w:rFonts w:ascii="Times New Roman" w:eastAsia="Times New Roman" w:hAnsi="Times New Roman" w:cs="Times New Roman"/>
+          <w:sz w:val="24"/>
+          <w:szCs w:val="24"/>
+        </w:rPr>
+        <w:t>RapidAPI</w:t>
+      </w:r>
+      <w:proofErr w:type="spellEnd"/>
+      <w:r>
+        <w:rPr>
+          <w:rFonts w:ascii="Times New Roman" w:eastAsia="Times New Roman" w:hAnsi="Times New Roman" w:cs="Times New Roman"/>
+          <w:sz w:val="24"/>
+          <w:szCs w:val="24"/>
+        </w:rPr>
+        <w:t xml:space="preserve"> jobs</w:t>
+      </w:r>
+    </w:p>
+    <w:p>
+      <w:pPr>
+        <w:spacing w:before="100" w:beforeAutospacing="1" w:after="100" w:afterAutospacing="1" w:line="240" w:lineRule="auto"/>
+        <w:rPr>
+          <w:rFonts w:ascii="Times New Roman" w:eastAsia="Times New Roman" w:hAnsi="Times New Roman" w:cs="Times New Roman"/>
+          <w:sz w:val="24"/>
+          <w:szCs w:val="24"/>
+        </w:rPr>
+      </w:pPr>
+      <w:r>
+        <w:rPr>
+          <w:rFonts w:ascii="Times New Roman" w:eastAsia="Times New Roman" w:hAnsi="Times New Roman" w:cs="Times New Roman"/>
+          <w:sz w:val="24"/>
+          <w:szCs w:val="24"/>
+        </w:rPr>
+        <w:t>Store scraped jobs in DB.</w:t>
+      </w:r>
+    </w:p>
+    <w:p>
+      <w:pPr>
+        <w:spacing w:before="100" w:beforeAutospacing="1" w:after="100" w:afterAutospacing="1" w:line="240" w:lineRule="auto"/>
+        <w:rPr>
+          <w:rFonts w:ascii="Times New Roman" w:eastAsia="Times New Roman" w:hAnsi="Times New Roman" w:cs="Times New Roman"/>
+          <w:sz w:val="24"/>
+          <w:szCs w:val="24"/>
+        </w:rPr>
+      </w:pPr>
+      <w:r>
+        <w:rPr>
+          <w:rFonts w:ascii="Segoe UI Symbol" w:eastAsia="Times New Roman" w:hAnsi="Segoe UI Symbol" w:cs="Segoe UI Symbol"/>
+          <w:sz w:val="24"/>
+          <w:szCs w:val="24"/>
+        </w:rPr>
+        <w:t>✅</w:t>
+      </w:r>
+      <w:r>
+        <w:rPr>
+          <w:rFonts w:ascii="Times New Roman" w:eastAsia="Times New Roman" w:hAnsi="Times New Roman" w:cs="Times New Roman"/>
+          <w:sz w:val="24"/>
+          <w:szCs w:val="24"/>
+        </w:rPr>
+        <w:t xml:space="preserve"> Output:</w:t>
+      </w:r>
+    </w:p>
+    <w:p>
+      <w:pPr>
+        <w:numPr>
+          <w:ilvl w:val="0"/>
+          <w:numId w:val="17"/>
+        </w:numPr>
+        <w:spacing w:before="100" w:beforeAutospacing="1" w:after="100" w:afterAutospacing="1" w:line="240" w:lineRule="auto"/>
+        <w:rPr>
+          <w:rFonts w:ascii="Times New Roman" w:eastAsia="Times New Roman" w:hAnsi="Times New Roman" w:cs="Times New Roman"/>
+          <w:sz w:val="24"/>
+          <w:szCs w:val="24"/>
+        </w:rPr>
+      </w:pPr>
+      <w:proofErr w:type="spellStart"/>
+      <w:r>
+        <w:rPr>
+          <w:rFonts w:ascii="Times New Roman" w:eastAsia="Times New Roman" w:hAnsi="Times New Roman" w:cs="Times New Roman"/>
+          <w:sz w:val="24"/>
+          <w:szCs w:val="24"/>
+        </w:rPr>
+        <w:t>Cron</w:t>
+      </w:r>
+      <w:proofErr w:type="spellEnd"/>
+      <w:r>
+        <w:rPr>
+          <w:rFonts w:ascii="Times New Roman" w:eastAsia="Times New Roman" w:hAnsi="Times New Roman" w:cs="Times New Roman"/>
+          <w:sz w:val="24"/>
+          <w:szCs w:val="24"/>
+        </w:rPr>
+        <w:t xml:space="preserve"> job fetches jobs every 6 hours</w:t>
+      </w:r>
+    </w:p>
+    <w:p>
+      <w:pPr>
+        <w:spacing w:after="0" w:line="240" w:lineRule="auto"/>
+        <w:rPr>
+          <w:rFonts w:ascii="Times New Roman" w:eastAsia="Times New Roman" w:hAnsi="Times New Roman" w:cs="Times New Roman"/>
+          <w:sz w:val="24"/>
+          <w:szCs w:val="24"/>
+        </w:rPr>
+      </w:pPr>
+      <w:r>
+        <w:rPr>
+          <w:rFonts w:ascii="Times New Roman" w:eastAsia="Times New Roman" w:hAnsi="Times New Roman" w:cs="Times New Roman"/>
+          <w:sz w:val="24"/>
+          <w:szCs w:val="24"/>
+        </w:rPr>
+        <w:pict>
+          <v:rect id="_x0000_i1033" style="width:0;height:1.5pt" o:hralign="center" o:hrstd="t" o:hr="t" fillcolor="#a0a0a0" stroked="f"/>
+        </w:pict>
+      </w:r>
+    </w:p>
+    <w:p>
+      <w:pPr>
+        <w:spacing w:before="100" w:beforeAutospacing="1" w:after="100" w:afterAutospacing="1" w:line="240" w:lineRule="auto"/>
+        <w:outlineLvl w:val="1"/>
         <w:rPr>
           <w:rFonts w:ascii="Times New Roman" w:eastAsia="Times New Roman" w:hAnsi="Times New Roman" w:cs="Times New Roman"/>
           <w:b/>
@@ -2012,303 +2319,8 @@
           <w:sz w:val="36"/>
           <w:szCs w:val="36"/>
         </w:rPr>
-        <w:t>🧩 Day 7 — Job Scraper Service</w:t>
-      </w:r>
-    </w:p>
-    <w:p>
-      <w:pPr>
-        <w:spacing w:before="100" w:beforeAutospacing="1" w:after="100" w:afterAutospacing="1" w:line="240" w:lineRule="auto"/>
-        <w:rPr>
-          <w:rFonts w:ascii="Times New Roman" w:eastAsia="Times New Roman" w:hAnsi="Times New Roman" w:cs="Times New Roman"/>
-          <w:sz w:val="24"/>
-          <w:szCs w:val="24"/>
-        </w:rPr>
-      </w:pPr>
-      <w:r>
-        <w:rPr>
-          <w:rFonts w:ascii="Times New Roman" w:eastAsia="Times New Roman" w:hAnsi="Times New Roman" w:cs="Times New Roman"/>
-          <w:sz w:val="24"/>
-          <w:szCs w:val="24"/>
-        </w:rPr>
-        <w:t xml:space="preserve">Build </w:t>
-      </w:r>
-      <w:r>
-        <w:rPr>
-          <w:rFonts w:ascii="Courier New" w:eastAsia="Times New Roman" w:hAnsi="Courier New" w:cs="Courier New"/>
-          <w:sz w:val="20"/>
-          <w:szCs w:val="20"/>
-        </w:rPr>
-        <w:t>jobScraperService.js</w:t>
-      </w:r>
-    </w:p>
-    <w:p>
-      <w:pPr>
-        <w:spacing w:before="100" w:beforeAutospacing="1" w:after="100" w:afterAutospacing="1" w:line="240" w:lineRule="auto"/>
-        <w:rPr>
-          <w:rFonts w:ascii="Times New Roman" w:eastAsia="Times New Roman" w:hAnsi="Times New Roman" w:cs="Times New Roman"/>
-          <w:sz w:val="24"/>
-          <w:szCs w:val="24"/>
-        </w:rPr>
-      </w:pPr>
-      <w:r>
-        <w:rPr>
-          <w:rFonts w:ascii="Times New Roman" w:eastAsia="Times New Roman" w:hAnsi="Times New Roman" w:cs="Times New Roman"/>
-          <w:sz w:val="24"/>
-          <w:szCs w:val="24"/>
-        </w:rPr>
-        <w:t>Use:</w:t>
-      </w:r>
-    </w:p>
-    <w:p>
-      <w:pPr>
-        <w:numPr>
-          <w:ilvl w:val="0"/>
-          <w:numId w:val="15"/>
-        </w:numPr>
-        <w:spacing w:before="100" w:beforeAutospacing="1" w:after="100" w:afterAutospacing="1" w:line="240" w:lineRule="auto"/>
-        <w:rPr>
-          <w:rFonts w:ascii="Times New Roman" w:eastAsia="Times New Roman" w:hAnsi="Times New Roman" w:cs="Times New Roman"/>
-          <w:sz w:val="24"/>
-          <w:szCs w:val="24"/>
-        </w:rPr>
-      </w:pPr>
-      <w:r>
-        <w:rPr>
-          <w:rFonts w:ascii="Times New Roman" w:eastAsia="Times New Roman" w:hAnsi="Times New Roman" w:cs="Times New Roman"/>
-          <w:sz w:val="24"/>
-          <w:szCs w:val="24"/>
-        </w:rPr>
-        <w:t>puppeteer</w:t>
-      </w:r>
-    </w:p>
-    <w:p>
-      <w:pPr>
-        <w:numPr>
-          <w:ilvl w:val="0"/>
-          <w:numId w:val="15"/>
-        </w:numPr>
-        <w:spacing w:before="100" w:beforeAutospacing="1" w:after="100" w:afterAutospacing="1" w:line="240" w:lineRule="auto"/>
-        <w:rPr>
-          <w:rFonts w:ascii="Times New Roman" w:eastAsia="Times New Roman" w:hAnsi="Times New Roman" w:cs="Times New Roman"/>
-          <w:sz w:val="24"/>
-          <w:szCs w:val="24"/>
-        </w:rPr>
-      </w:pPr>
-      <w:r>
-        <w:rPr>
-          <w:rFonts w:ascii="Times New Roman" w:eastAsia="Times New Roman" w:hAnsi="Times New Roman" w:cs="Times New Roman"/>
-          <w:sz w:val="24"/>
-          <w:szCs w:val="24"/>
-        </w:rPr>
-        <w:t>cheerio</w:t>
-      </w:r>
-    </w:p>
-    <w:p>
-      <w:pPr>
-        <w:spacing w:before="100" w:beforeAutospacing="1" w:after="100" w:afterAutospacing="1" w:line="240" w:lineRule="auto"/>
-        <w:rPr>
-          <w:rFonts w:ascii="Times New Roman" w:eastAsia="Times New Roman" w:hAnsi="Times New Roman" w:cs="Times New Roman"/>
-          <w:sz w:val="24"/>
-          <w:szCs w:val="24"/>
-        </w:rPr>
-      </w:pPr>
-      <w:r>
-        <w:rPr>
-          <w:rFonts w:ascii="Segoe UI Symbol" w:eastAsia="Times New Roman" w:hAnsi="Segoe UI Symbol" w:cs="Segoe UI Symbol"/>
-          <w:sz w:val="24"/>
-          <w:szCs w:val="24"/>
-        </w:rPr>
-        <w:t>⚠️</w:t>
-      </w:r>
-      <w:r>
-        <w:rPr>
-          <w:rFonts w:ascii="Times New Roman" w:eastAsia="Times New Roman" w:hAnsi="Times New Roman" w:cs="Times New Roman"/>
-          <w:sz w:val="24"/>
-          <w:szCs w:val="24"/>
-        </w:rPr>
-        <w:t xml:space="preserve"> DO NOT scrape LinkedIn aggressively.</w:t>
-      </w:r>
-    </w:p>
-    <w:p>
-      <w:pPr>
-        <w:spacing w:before="100" w:beforeAutospacing="1" w:after="100" w:afterAutospacing="1" w:line="240" w:lineRule="auto"/>
-        <w:rPr>
-          <w:rFonts w:ascii="Times New Roman" w:eastAsia="Times New Roman" w:hAnsi="Times New Roman" w:cs="Times New Roman"/>
-          <w:sz w:val="24"/>
-          <w:szCs w:val="24"/>
-        </w:rPr>
-      </w:pPr>
-      <w:r>
-        <w:rPr>
-          <w:rFonts w:ascii="Times New Roman" w:eastAsia="Times New Roman" w:hAnsi="Times New Roman" w:cs="Times New Roman"/>
-          <w:sz w:val="24"/>
-          <w:szCs w:val="24"/>
-        </w:rPr>
-        <w:t>Better:</w:t>
-      </w:r>
-    </w:p>
-    <w:p>
-      <w:pPr>
-        <w:numPr>
-          <w:ilvl w:val="0"/>
-          <w:numId w:val="16"/>
-        </w:numPr>
-        <w:spacing w:before="100" w:beforeAutospacing="1" w:after="100" w:afterAutospacing="1" w:line="240" w:lineRule="auto"/>
-        <w:rPr>
-          <w:rFonts w:ascii="Times New Roman" w:eastAsia="Times New Roman" w:hAnsi="Times New Roman" w:cs="Times New Roman"/>
-          <w:sz w:val="24"/>
-          <w:szCs w:val="24"/>
-        </w:rPr>
-      </w:pPr>
-      <w:r>
-        <w:rPr>
-          <w:rFonts w:ascii="Times New Roman" w:eastAsia="Times New Roman" w:hAnsi="Times New Roman" w:cs="Times New Roman"/>
-          <w:sz w:val="24"/>
-          <w:szCs w:val="24"/>
-        </w:rPr>
-        <w:t>Scrape sample job portal</w:t>
-      </w:r>
-    </w:p>
-    <w:p>
-      <w:pPr>
-        <w:numPr>
-          <w:ilvl w:val="0"/>
-          <w:numId w:val="16"/>
-        </w:numPr>
-        <w:spacing w:before="100" w:beforeAutospacing="1" w:after="100" w:afterAutospacing="1" w:line="240" w:lineRule="auto"/>
-        <w:rPr>
-          <w:rFonts w:ascii="Times New Roman" w:eastAsia="Times New Roman" w:hAnsi="Times New Roman" w:cs="Times New Roman"/>
-          <w:sz w:val="24"/>
-          <w:szCs w:val="24"/>
-        </w:rPr>
-      </w:pPr>
-      <w:r>
-        <w:rPr>
-          <w:rFonts w:ascii="Times New Roman" w:eastAsia="Times New Roman" w:hAnsi="Times New Roman" w:cs="Times New Roman"/>
-          <w:sz w:val="24"/>
-          <w:szCs w:val="24"/>
-        </w:rPr>
-        <w:t xml:space="preserve">Or integrate </w:t>
-      </w:r>
-      <w:proofErr w:type="spellStart"/>
-      <w:r>
-        <w:rPr>
-          <w:rFonts w:ascii="Times New Roman" w:eastAsia="Times New Roman" w:hAnsi="Times New Roman" w:cs="Times New Roman"/>
-          <w:sz w:val="24"/>
-          <w:szCs w:val="24"/>
-        </w:rPr>
-        <w:t>RapidAPI</w:t>
-      </w:r>
-      <w:proofErr w:type="spellEnd"/>
-      <w:r>
-        <w:rPr>
-          <w:rFonts w:ascii="Times New Roman" w:eastAsia="Times New Roman" w:hAnsi="Times New Roman" w:cs="Times New Roman"/>
-          <w:sz w:val="24"/>
-          <w:szCs w:val="24"/>
-        </w:rPr>
-        <w:t xml:space="preserve"> jobs</w:t>
-      </w:r>
-    </w:p>
-    <w:p>
-      <w:pPr>
-        <w:spacing w:before="100" w:beforeAutospacing="1" w:after="100" w:afterAutospacing="1" w:line="240" w:lineRule="auto"/>
-        <w:rPr>
-          <w:rFonts w:ascii="Times New Roman" w:eastAsia="Times New Roman" w:hAnsi="Times New Roman" w:cs="Times New Roman"/>
-          <w:sz w:val="24"/>
-          <w:szCs w:val="24"/>
-        </w:rPr>
-      </w:pPr>
-      <w:r>
-        <w:rPr>
-          <w:rFonts w:ascii="Times New Roman" w:eastAsia="Times New Roman" w:hAnsi="Times New Roman" w:cs="Times New Roman"/>
-          <w:sz w:val="24"/>
-          <w:szCs w:val="24"/>
-        </w:rPr>
-        <w:t>Store scraped jobs in DB.</w:t>
-      </w:r>
-    </w:p>
-    <w:p>
-      <w:pPr>
-        <w:spacing w:before="100" w:beforeAutospacing="1" w:after="100" w:afterAutospacing="1" w:line="240" w:lineRule="auto"/>
-        <w:rPr>
-          <w:rFonts w:ascii="Times New Roman" w:eastAsia="Times New Roman" w:hAnsi="Times New Roman" w:cs="Times New Roman"/>
-          <w:sz w:val="24"/>
-          <w:szCs w:val="24"/>
-        </w:rPr>
-      </w:pPr>
-      <w:r>
-        <w:rPr>
-          <w:rFonts w:ascii="Segoe UI Symbol" w:eastAsia="Times New Roman" w:hAnsi="Segoe UI Symbol" w:cs="Segoe UI Symbol"/>
-          <w:sz w:val="24"/>
-          <w:szCs w:val="24"/>
-        </w:rPr>
-        <w:t>✅</w:t>
-      </w:r>
-      <w:r>
-        <w:rPr>
-          <w:rFonts w:ascii="Times New Roman" w:eastAsia="Times New Roman" w:hAnsi="Times New Roman" w:cs="Times New Roman"/>
-          <w:sz w:val="24"/>
-          <w:szCs w:val="24"/>
-        </w:rPr>
-        <w:t xml:space="preserve"> Output:</w:t>
-      </w:r>
-    </w:p>
-    <w:p>
-      <w:pPr>
-        <w:numPr>
-          <w:ilvl w:val="0"/>
-          <w:numId w:val="17"/>
-        </w:numPr>
-        <w:spacing w:before="100" w:beforeAutospacing="1" w:after="100" w:afterAutospacing="1" w:line="240" w:lineRule="auto"/>
-        <w:rPr>
-          <w:rFonts w:ascii="Times New Roman" w:eastAsia="Times New Roman" w:hAnsi="Times New Roman" w:cs="Times New Roman"/>
-          <w:sz w:val="24"/>
-          <w:szCs w:val="24"/>
-        </w:rPr>
-      </w:pPr>
-      <w:proofErr w:type="spellStart"/>
-      <w:r>
-        <w:rPr>
-          <w:rFonts w:ascii="Times New Roman" w:eastAsia="Times New Roman" w:hAnsi="Times New Roman" w:cs="Times New Roman"/>
-          <w:sz w:val="24"/>
-          <w:szCs w:val="24"/>
-        </w:rPr>
-        <w:t>Cron</w:t>
-      </w:r>
-      <w:proofErr w:type="spellEnd"/>
-      <w:r>
-        <w:rPr>
-          <w:rFonts w:ascii="Times New Roman" w:eastAsia="Times New Roman" w:hAnsi="Times New Roman" w:cs="Times New Roman"/>
-          <w:sz w:val="24"/>
-          <w:szCs w:val="24"/>
-        </w:rPr>
-        <w:t xml:space="preserve"> job fetches jobs every 6 hours</w:t>
-      </w:r>
-    </w:p>
-    <w:p>
-      <w:pPr>
-        <w:spacing w:after="0" w:line="240" w:lineRule="auto"/>
-        <w:rPr>
-          <w:rFonts w:ascii="Times New Roman" w:eastAsia="Times New Roman" w:hAnsi="Times New Roman" w:cs="Times New Roman"/>
-          <w:sz w:val="24"/>
-          <w:szCs w:val="24"/>
-        </w:rPr>
-      </w:pPr>
-      <w:r>
-        <w:rPr>
-          <w:rFonts w:ascii="Times New Roman" w:eastAsia="Times New Roman" w:hAnsi="Times New Roman" w:cs="Times New Roman"/>
-          <w:sz w:val="24"/>
-          <w:szCs w:val="24"/>
-        </w:rPr>
-        <w:pict>
-          <v:rect id="_x0000_i1033" style="width:0;height:1.5pt" o:hralign="center" o:hrstd="t" o:hr="t" fillcolor="#a0a0a0" stroked="f"/>
-        </w:pict>
-      </w:r>
-    </w:p>
-    <w:p>
-      <w:pPr>
-        <w:spacing w:before="100" w:beforeAutospacing="1" w:after="100" w:afterAutospacing="1" w:line="240" w:lineRule="auto"/>
-        <w:outlineLvl w:val="1"/>
+      </w:pPr>
+      <w:r>
         <w:rPr>
           <w:rFonts w:ascii="Times New Roman" w:eastAsia="Times New Roman" w:hAnsi="Times New Roman" w:cs="Times New Roman"/>
           <w:b/>
@@ -2316,15 +2328,6 @@
           <w:sz w:val="36"/>
           <w:szCs w:val="36"/>
         </w:rPr>
-      </w:pPr>
-      <w:r>
-        <w:rPr>
-          <w:rFonts w:ascii="Times New Roman" w:eastAsia="Times New Roman" w:hAnsi="Times New Roman" w:cs="Times New Roman"/>
-          <w:b/>
-          <w:bCs/>
-          <w:sz w:val="36"/>
-          <w:szCs w:val="36"/>
-        </w:rPr>
         <w:t>🧩 Day 8 — Matching Logic (Without AI)</w:t>
       </w:r>
     </w:p>
@@ -2365,6 +2368,7 @@
           <w:sz w:val="24"/>
           <w:szCs w:val="24"/>
         </w:rPr>
+        <w:lastRenderedPageBreak/>
         <w:t>Compare skill overlap</w:t>
       </w:r>
     </w:p>
@@ -2425,7 +2429,6 @@
           <w:sz w:val="24"/>
           <w:szCs w:val="24"/>
         </w:rPr>
-        <w:lastRenderedPageBreak/>
         <w:t>matchscore</w:t>
       </w:r>
       <w:proofErr w:type="spellEnd"/>
@@ -3119,6 +3122,7 @@
           <w:sz w:val="48"/>
           <w:szCs w:val="48"/>
         </w:rPr>
+        <w:lastRenderedPageBreak/>
         <w:t xml:space="preserve">🟣 PHASE 2 — AI + </w:t>
       </w:r>
       <w:proofErr w:type="spellStart"/>
@@ -3229,7 +3233,6 @@
           <w:sz w:val="24"/>
           <w:szCs w:val="24"/>
         </w:rPr>
-        <w:lastRenderedPageBreak/>
         <w:pict>
           <v:rect id="_x0000_i1037" style="width:0;height:1.5pt" o:hralign="center" o:hrstd="t" o:hr="t" fillcolor="#a0a0a0" stroked="f"/>
         </w:pict>
@@ -3751,6 +3754,7 @@
           <w:sz w:val="24"/>
           <w:szCs w:val="24"/>
         </w:rPr>
+        <w:lastRenderedPageBreak/>
         <w:t>Prompt model to:</w:t>
       </w:r>
     </w:p>
@@ -3835,7 +3839,6 @@
           <w:sz w:val="24"/>
           <w:szCs w:val="24"/>
         </w:rPr>
-        <w:lastRenderedPageBreak/>
         <w:t>Store:</w:t>
       </w:r>
     </w:p>
@@ -4487,6 +4490,7 @@
           <w:sz w:val="24"/>
           <w:szCs w:val="24"/>
         </w:rPr>
+        <w:lastRenderedPageBreak/>
         <w:pict>
           <v:rect id="_x0000_i1043" style="width:0;height:1.5pt" o:hralign="center" o:hrstd="t" o:hr="t" fillcolor="#a0a0a0" stroked="f"/>
         </w:pict>
@@ -4578,7 +4582,6 @@
           <w:sz w:val="24"/>
           <w:szCs w:val="24"/>
         </w:rPr>
-        <w:lastRenderedPageBreak/>
         <w:t>Optimize cost</w:t>
       </w:r>
     </w:p>
@@ -5187,6 +5190,7 @@
           <w:sz w:val="24"/>
           <w:szCs w:val="24"/>
         </w:rPr>
+        <w:lastRenderedPageBreak/>
         <w:t>Drag &amp; drop</w:t>
       </w:r>
     </w:p>
@@ -5274,7 +5278,6 @@
           <w:sz w:val="36"/>
           <w:szCs w:val="36"/>
         </w:rPr>
-        <w:lastRenderedPageBreak/>
         <w:t>🎨</w:t>
       </w:r>
       <w:r>
@@ -5821,6 +5824,7 @@
           <w:sz w:val="24"/>
           <w:szCs w:val="24"/>
         </w:rPr>
+        <w:lastRenderedPageBreak/>
         <w:t>Add charts:</w:t>
       </w:r>
     </w:p>
@@ -5905,7 +5909,6 @@
           <w:sz w:val="24"/>
           <w:szCs w:val="24"/>
         </w:rPr>
-        <w:lastRenderedPageBreak/>
         <w:t>Use:</w:t>
       </w:r>
     </w:p>
@@ -6430,6 +6433,7 @@
           <w:sz w:val="24"/>
           <w:szCs w:val="24"/>
         </w:rPr>
+        <w:lastRenderedPageBreak/>
         <w:pict>
           <v:rect id="_x0000_i1057" style="width:0;height:1.5pt" o:hralign="center" o:hrstd="t" o:hr="t" fillcolor="#a0a0a0" stroked="f"/>
         </w:pict>
@@ -6483,7 +6487,6 @@
           <w:sz w:val="24"/>
           <w:szCs w:val="24"/>
         </w:rPr>
-        <w:lastRenderedPageBreak/>
         <w:t>Frontend:</w:t>
       </w:r>
     </w:p>

--- a/RoadMap.docx
+++ b/RoadMap.docx
@@ -131,6 +131,7 @@
           <w:rFonts w:ascii="Times New Roman" w:eastAsia="Times New Roman" w:hAnsi="Times New Roman" w:cs="Times New Roman"/>
           <w:b/>
           <w:bCs/>
+          <w:color w:val="538135" w:themeColor="accent6" w:themeShade="BF"/>
           <w:kern w:val="36"/>
           <w:sz w:val="48"/>
           <w:szCs w:val="48"/>
@@ -141,6 +142,7 @@
           <w:rFonts w:ascii="Segoe UI Symbol" w:eastAsia="Times New Roman" w:hAnsi="Segoe UI Symbol" w:cs="Segoe UI Symbol"/>
           <w:b/>
           <w:bCs/>
+          <w:color w:val="538135" w:themeColor="accent6" w:themeShade="BF"/>
           <w:kern w:val="36"/>
           <w:sz w:val="48"/>
           <w:szCs w:val="48"/>
@@ -152,12 +154,15 @@
           <w:rFonts w:ascii="Times New Roman" w:eastAsia="Times New Roman" w:hAnsi="Times New Roman" w:cs="Times New Roman"/>
           <w:b/>
           <w:bCs/>
+          <w:color w:val="538135" w:themeColor="accent6" w:themeShade="BF"/>
           <w:kern w:val="36"/>
           <w:sz w:val="48"/>
           <w:szCs w:val="48"/>
         </w:rPr>
         <w:t xml:space="preserve"> PHASE 1 — Backend Foundation (Day 1–10)</w:t>
       </w:r>
+      <w:bookmarkStart w:id="0" w:name="_GoBack"/>
+      <w:bookmarkEnd w:id="0"/>
     </w:p>
     <w:p>
       <w:pPr>
@@ -2015,8 +2020,6 @@
         </w:rPr>
         <w:t>🧩 Day 7 — Job Scraper Service</w:t>
       </w:r>
-      <w:bookmarkStart w:id="0" w:name="_GoBack"/>
-      <w:bookmarkEnd w:id="0"/>
     </w:p>
     <w:p>
       <w:pPr>
@@ -2316,6 +2319,7 @@
           <w:rFonts w:ascii="Times New Roman" w:eastAsia="Times New Roman" w:hAnsi="Times New Roman" w:cs="Times New Roman"/>
           <w:b/>
           <w:bCs/>
+          <w:color w:val="538135" w:themeColor="accent6" w:themeShade="BF"/>
           <w:sz w:val="36"/>
           <w:szCs w:val="36"/>
         </w:rPr>
@@ -2325,6 +2329,7 @@
           <w:rFonts w:ascii="Times New Roman" w:eastAsia="Times New Roman" w:hAnsi="Times New Roman" w:cs="Times New Roman"/>
           <w:b/>
           <w:bCs/>
+          <w:color w:val="538135" w:themeColor="accent6" w:themeShade="BF"/>
           <w:sz w:val="36"/>
           <w:szCs w:val="36"/>
         </w:rPr>
@@ -2368,7 +2373,6 @@
           <w:sz w:val="24"/>
           <w:szCs w:val="24"/>
         </w:rPr>
-        <w:lastRenderedPageBreak/>
         <w:t>Compare skill overlap</w:t>
       </w:r>
     </w:p>
@@ -2658,6 +2662,7 @@
           <w:rFonts w:ascii="Times New Roman" w:eastAsia="Times New Roman" w:hAnsi="Times New Roman" w:cs="Times New Roman"/>
           <w:b/>
           <w:bCs/>
+          <w:color w:val="538135" w:themeColor="accent6" w:themeShade="BF"/>
           <w:sz w:val="36"/>
           <w:szCs w:val="36"/>
         </w:rPr>
@@ -2667,6 +2672,7 @@
           <w:rFonts w:ascii="Times New Roman" w:eastAsia="Times New Roman" w:hAnsi="Times New Roman" w:cs="Times New Roman"/>
           <w:b/>
           <w:bCs/>
+          <w:color w:val="538135" w:themeColor="accent6" w:themeShade="BF"/>
           <w:sz w:val="36"/>
           <w:szCs w:val="36"/>
         </w:rPr>
@@ -2929,6 +2935,7 @@
           <w:rFonts w:ascii="Times New Roman" w:eastAsia="Times New Roman" w:hAnsi="Times New Roman" w:cs="Times New Roman"/>
           <w:b/>
           <w:bCs/>
+          <w:color w:val="538135" w:themeColor="accent6" w:themeShade="BF"/>
           <w:sz w:val="36"/>
           <w:szCs w:val="36"/>
         </w:rPr>
@@ -2938,6 +2945,7 @@
           <w:rFonts w:ascii="Times New Roman" w:eastAsia="Times New Roman" w:hAnsi="Times New Roman" w:cs="Times New Roman"/>
           <w:b/>
           <w:bCs/>
+          <w:color w:val="538135" w:themeColor="accent6" w:themeShade="BF"/>
           <w:sz w:val="36"/>
           <w:szCs w:val="36"/>
         </w:rPr>
@@ -3122,7 +3130,6 @@
           <w:sz w:val="48"/>
           <w:szCs w:val="48"/>
         </w:rPr>
-        <w:lastRenderedPageBreak/>
         <w:t xml:space="preserve">🟣 PHASE 2 — AI + </w:t>
       </w:r>
       <w:proofErr w:type="spellStart"/>
@@ -3613,6 +3620,7 @@
           <w:sz w:val="24"/>
           <w:szCs w:val="24"/>
         </w:rPr>
+        <w:lastRenderedPageBreak/>
         <w:t>Resume text</w:t>
       </w:r>
     </w:p>
@@ -3754,7 +3762,6 @@
           <w:sz w:val="24"/>
           <w:szCs w:val="24"/>
         </w:rPr>
-        <w:lastRenderedPageBreak/>
         <w:t>Prompt model to:</w:t>
       </w:r>
     </w:p>
@@ -4357,6 +4364,7 @@
           <w:sz w:val="24"/>
           <w:szCs w:val="24"/>
         </w:rPr>
+        <w:lastRenderedPageBreak/>
         <w:pict>
           <v:rect id="_x0000_i1042" style="width:0;height:1.5pt" o:hralign="center" o:hrstd="t" o:hr="t" fillcolor="#a0a0a0" stroked="f"/>
         </w:pict>
@@ -4490,7 +4498,6 @@
           <w:sz w:val="24"/>
           <w:szCs w:val="24"/>
         </w:rPr>
-        <w:lastRenderedPageBreak/>
         <w:pict>
           <v:rect id="_x0000_i1043" style="width:0;height:1.5pt" o:hralign="center" o:hrstd="t" o:hr="t" fillcolor="#a0a0a0" stroked="f"/>
         </w:pict>
@@ -5027,6 +5034,7 @@
           <w:sz w:val="24"/>
           <w:szCs w:val="24"/>
         </w:rPr>
+        <w:lastRenderedPageBreak/>
         <w:t>Build:</w:t>
       </w:r>
     </w:p>
@@ -5190,7 +5198,6 @@
           <w:sz w:val="24"/>
           <w:szCs w:val="24"/>
         </w:rPr>
-        <w:lastRenderedPageBreak/>
         <w:t>Drag &amp; drop</w:t>
       </w:r>
     </w:p>
@@ -5677,6 +5684,7 @@
           <w:sz w:val="36"/>
           <w:szCs w:val="36"/>
         </w:rPr>
+        <w:lastRenderedPageBreak/>
         <w:t>🎨</w:t>
       </w:r>
       <w:r>
@@ -5824,7 +5832,6 @@
           <w:sz w:val="24"/>
           <w:szCs w:val="24"/>
         </w:rPr>
-        <w:lastRenderedPageBreak/>
         <w:t>Add charts:</w:t>
       </w:r>
     </w:p>
@@ -6242,6 +6249,7 @@
           <w:sz w:val="24"/>
           <w:szCs w:val="24"/>
         </w:rPr>
+        <w:lastRenderedPageBreak/>
         <w:t>Fix CORS</w:t>
       </w:r>
     </w:p>
@@ -6433,7 +6441,6 @@
           <w:sz w:val="24"/>
           <w:szCs w:val="24"/>
         </w:rPr>
-        <w:lastRenderedPageBreak/>
         <w:pict>
           <v:rect id="_x0000_i1057" style="width:0;height:1.5pt" o:hralign="center" o:hrstd="t" o:hr="t" fillcolor="#a0a0a0" stroked="f"/>
         </w:pict>
@@ -6839,6 +6846,7 @@
                 <w:sz w:val="24"/>
                 <w:szCs w:val="24"/>
               </w:rPr>
+              <w:lastRenderedPageBreak/>
               <w:t>Phase</w:t>
             </w:r>
           </w:p>

--- a/RoadMap.docx
+++ b/RoadMap.docx
@@ -161,8 +161,6 @@
         </w:rPr>
         <w:t xml:space="preserve"> PHASE 1 — Backend Foundation (Day 1–10)</w:t>
       </w:r>
-      <w:bookmarkStart w:id="0" w:name="_GoBack"/>
-      <w:bookmarkEnd w:id="0"/>
     </w:p>
     <w:p>
       <w:pPr>
@@ -3253,6 +3251,7 @@
           <w:rFonts w:ascii="Times New Roman" w:eastAsia="Times New Roman" w:hAnsi="Times New Roman" w:cs="Times New Roman"/>
           <w:b/>
           <w:bCs/>
+          <w:color w:val="538135" w:themeColor="accent6" w:themeShade="BF"/>
           <w:sz w:val="36"/>
           <w:szCs w:val="36"/>
         </w:rPr>
@@ -3262,6 +3261,7 @@
           <w:rFonts w:ascii="Times New Roman" w:eastAsia="Times New Roman" w:hAnsi="Times New Roman" w:cs="Times New Roman"/>
           <w:b/>
           <w:bCs/>
+          <w:color w:val="538135" w:themeColor="accent6" w:themeShade="BF"/>
           <w:sz w:val="36"/>
           <w:szCs w:val="36"/>
         </w:rPr>
@@ -3273,6 +3273,7 @@
           <w:rFonts w:ascii="Times New Roman" w:eastAsia="Times New Roman" w:hAnsi="Times New Roman" w:cs="Times New Roman"/>
           <w:b/>
           <w:bCs/>
+          <w:color w:val="538135" w:themeColor="accent6" w:themeShade="BF"/>
           <w:sz w:val="36"/>
           <w:szCs w:val="36"/>
         </w:rPr>
@@ -3284,6 +3285,7 @@
           <w:rFonts w:ascii="Times New Roman" w:eastAsia="Times New Roman" w:hAnsi="Times New Roman" w:cs="Times New Roman"/>
           <w:b/>
           <w:bCs/>
+          <w:color w:val="538135" w:themeColor="accent6" w:themeShade="BF"/>
           <w:sz w:val="36"/>
           <w:szCs w:val="36"/>
         </w:rPr>
@@ -3514,6 +3516,7 @@
           <w:rFonts w:ascii="Times New Roman" w:eastAsia="Times New Roman" w:hAnsi="Times New Roman" w:cs="Times New Roman"/>
           <w:b/>
           <w:bCs/>
+          <w:color w:val="538135" w:themeColor="accent6" w:themeShade="BF"/>
           <w:sz w:val="36"/>
           <w:szCs w:val="36"/>
         </w:rPr>
@@ -3523,6 +3526,7 @@
           <w:rFonts w:ascii="Times New Roman" w:eastAsia="Times New Roman" w:hAnsi="Times New Roman" w:cs="Times New Roman"/>
           <w:b/>
           <w:bCs/>
+          <w:color w:val="538135" w:themeColor="accent6" w:themeShade="BF"/>
           <w:sz w:val="36"/>
           <w:szCs w:val="36"/>
         </w:rPr>
@@ -3620,7 +3624,6 @@
           <w:sz w:val="24"/>
           <w:szCs w:val="24"/>
         </w:rPr>
-        <w:lastRenderedPageBreak/>
         <w:t>Resume text</w:t>
       </w:r>
     </w:p>
@@ -3732,6 +3735,7 @@
           <w:rFonts w:ascii="Times New Roman" w:eastAsia="Times New Roman" w:hAnsi="Times New Roman" w:cs="Times New Roman"/>
           <w:b/>
           <w:bCs/>
+          <w:color w:val="538135" w:themeColor="accent6" w:themeShade="BF"/>
           <w:sz w:val="36"/>
           <w:szCs w:val="36"/>
         </w:rPr>
@@ -3741,11 +3745,14 @@
           <w:rFonts w:ascii="Times New Roman" w:eastAsia="Times New Roman" w:hAnsi="Times New Roman" w:cs="Times New Roman"/>
           <w:b/>
           <w:bCs/>
+          <w:color w:val="538135" w:themeColor="accent6" w:themeShade="BF"/>
           <w:sz w:val="36"/>
           <w:szCs w:val="36"/>
         </w:rPr>
         <w:t>🧠 Day 13 — Resume Scoring AI</w:t>
       </w:r>
+      <w:bookmarkStart w:id="0" w:name="_GoBack"/>
+      <w:bookmarkEnd w:id="0"/>
     </w:p>
     <w:p>
       <w:pPr>
@@ -4116,6 +4123,7 @@
           <w:sz w:val="24"/>
           <w:szCs w:val="24"/>
         </w:rPr>
+        <w:lastRenderedPageBreak/>
         <w:t>Similarity formula:</w:t>
       </w:r>
     </w:p>
@@ -4364,7 +4372,6 @@
           <w:sz w:val="24"/>
           <w:szCs w:val="24"/>
         </w:rPr>
-        <w:lastRenderedPageBreak/>
         <w:pict>
           <v:rect id="_x0000_i1042" style="width:0;height:1.5pt" o:hralign="center" o:hrstd="t" o:hr="t" fillcolor="#a0a0a0" stroked="f"/>
         </w:pict>
@@ -4857,6 +4864,7 @@
           <w:sz w:val="24"/>
           <w:szCs w:val="24"/>
         </w:rPr>
+        <w:lastRenderedPageBreak/>
         <w:t>Setup project</w:t>
       </w:r>
     </w:p>
@@ -5034,7 +5042,6 @@
           <w:sz w:val="24"/>
           <w:szCs w:val="24"/>
         </w:rPr>
-        <w:lastRenderedPageBreak/>
         <w:t>Build:</w:t>
       </w:r>
     </w:p>
@@ -5518,6 +5525,7 @@
           <w:sz w:val="24"/>
           <w:szCs w:val="24"/>
         </w:rPr>
+        <w:lastRenderedPageBreak/>
         <w:pict>
           <v:rect id="_x0000_i1050" style="width:0;height:1.5pt" o:hralign="center" o:hrstd="t" o:hr="t" fillcolor="#a0a0a0" stroked="f"/>
         </w:pict>
@@ -5684,7 +5692,6 @@
           <w:sz w:val="36"/>
           <w:szCs w:val="36"/>
         </w:rPr>
-        <w:lastRenderedPageBreak/>
         <w:t>🎨</w:t>
       </w:r>
       <w:r>
@@ -6152,6 +6159,7 @@
           <w:sz w:val="48"/>
           <w:szCs w:val="48"/>
         </w:rPr>
+        <w:lastRenderedPageBreak/>
         <w:t>🟡 PHASE 4 — Integration + Deployment (Day 27–30)</w:t>
       </w:r>
     </w:p>
@@ -6249,7 +6257,6 @@
           <w:sz w:val="24"/>
           <w:szCs w:val="24"/>
         </w:rPr>
-        <w:lastRenderedPageBreak/>
         <w:t>Fix CORS</w:t>
       </w:r>
     </w:p>
@@ -6695,6 +6702,7 @@
           <w:sz w:val="24"/>
           <w:szCs w:val="24"/>
         </w:rPr>
+        <w:lastRenderedPageBreak/>
         <w:t>Add screenshots</w:t>
       </w:r>
     </w:p>
@@ -6846,7 +6854,6 @@
                 <w:sz w:val="24"/>
                 <w:szCs w:val="24"/>
               </w:rPr>
-              <w:lastRenderedPageBreak/>
               <w:t>Phase</w:t>
             </w:r>
           </w:p>

--- a/RoadMap.docx
+++ b/RoadMap.docx
@@ -3114,6 +3114,7 @@
           <w:rFonts w:ascii="Times New Roman" w:eastAsia="Times New Roman" w:hAnsi="Times New Roman" w:cs="Times New Roman"/>
           <w:b/>
           <w:bCs/>
+          <w:color w:val="538135" w:themeColor="accent6" w:themeShade="BF"/>
           <w:kern w:val="36"/>
           <w:sz w:val="48"/>
           <w:szCs w:val="48"/>
@@ -3124,6 +3125,7 @@
           <w:rFonts w:ascii="Times New Roman" w:eastAsia="Times New Roman" w:hAnsi="Times New Roman" w:cs="Times New Roman"/>
           <w:b/>
           <w:bCs/>
+          <w:color w:val="538135" w:themeColor="accent6" w:themeShade="BF"/>
           <w:kern w:val="36"/>
           <w:sz w:val="48"/>
           <w:szCs w:val="48"/>
@@ -3136,6 +3138,7 @@
           <w:rFonts w:ascii="Times New Roman" w:eastAsia="Times New Roman" w:hAnsi="Times New Roman" w:cs="Times New Roman"/>
           <w:b/>
           <w:bCs/>
+          <w:color w:val="538135" w:themeColor="accent6" w:themeShade="BF"/>
           <w:kern w:val="36"/>
           <w:sz w:val="48"/>
           <w:szCs w:val="48"/>
@@ -3148,12 +3151,15 @@
           <w:rFonts w:ascii="Times New Roman" w:eastAsia="Times New Roman" w:hAnsi="Times New Roman" w:cs="Times New Roman"/>
           <w:b/>
           <w:bCs/>
+          <w:color w:val="538135" w:themeColor="accent6" w:themeShade="BF"/>
           <w:kern w:val="36"/>
           <w:sz w:val="48"/>
           <w:szCs w:val="48"/>
         </w:rPr>
         <w:t xml:space="preserve"> (Day 11–17)</w:t>
       </w:r>
+      <w:bookmarkStart w:id="0" w:name="_GoBack"/>
+      <w:bookmarkEnd w:id="0"/>
     </w:p>
     <w:p>
       <w:pPr>
@@ -3751,8 +3757,6 @@
         </w:rPr>
         <w:t>🧠 Day 13 — Resume Scoring AI</w:t>
       </w:r>
-      <w:bookmarkStart w:id="0" w:name="_GoBack"/>
-      <w:bookmarkEnd w:id="0"/>
     </w:p>
     <w:p>
       <w:pPr>
@@ -3930,6 +3934,7 @@
           <w:rFonts w:ascii="Times New Roman" w:eastAsia="Times New Roman" w:hAnsi="Times New Roman" w:cs="Times New Roman"/>
           <w:b/>
           <w:bCs/>
+          <w:color w:val="538135" w:themeColor="accent6" w:themeShade="BF"/>
           <w:sz w:val="36"/>
           <w:szCs w:val="36"/>
         </w:rPr>
@@ -3939,6 +3944,7 @@
           <w:rFonts w:ascii="Times New Roman" w:eastAsia="Times New Roman" w:hAnsi="Times New Roman" w:cs="Times New Roman"/>
           <w:b/>
           <w:bCs/>
+          <w:color w:val="538135" w:themeColor="accent6" w:themeShade="BF"/>
           <w:sz w:val="36"/>
           <w:szCs w:val="36"/>
         </w:rPr>
@@ -3950,6 +3956,7 @@
           <w:rFonts w:ascii="Times New Roman" w:eastAsia="Times New Roman" w:hAnsi="Times New Roman" w:cs="Times New Roman"/>
           <w:b/>
           <w:bCs/>
+          <w:color w:val="538135" w:themeColor="accent6" w:themeShade="BF"/>
           <w:sz w:val="36"/>
           <w:szCs w:val="36"/>
         </w:rPr>
@@ -3961,6 +3968,7 @@
           <w:rFonts w:ascii="Times New Roman" w:eastAsia="Times New Roman" w:hAnsi="Times New Roman" w:cs="Times New Roman"/>
           <w:b/>
           <w:bCs/>
+          <w:color w:val="538135" w:themeColor="accent6" w:themeShade="BF"/>
           <w:sz w:val="36"/>
           <w:szCs w:val="36"/>
         </w:rPr>
@@ -4093,6 +4101,7 @@
           <w:rFonts w:ascii="Times New Roman" w:eastAsia="Times New Roman" w:hAnsi="Times New Roman" w:cs="Times New Roman"/>
           <w:b/>
           <w:bCs/>
+          <w:color w:val="538135" w:themeColor="accent6" w:themeShade="BF"/>
           <w:sz w:val="36"/>
           <w:szCs w:val="36"/>
         </w:rPr>
@@ -4102,6 +4111,7 @@
           <w:rFonts w:ascii="Times New Roman" w:eastAsia="Times New Roman" w:hAnsi="Times New Roman" w:cs="Times New Roman"/>
           <w:b/>
           <w:bCs/>
+          <w:color w:val="538135" w:themeColor="accent6" w:themeShade="BF"/>
           <w:sz w:val="36"/>
           <w:szCs w:val="36"/>
         </w:rPr>
@@ -4123,7 +4133,6 @@
           <w:sz w:val="24"/>
           <w:szCs w:val="24"/>
         </w:rPr>
-        <w:lastRenderedPageBreak/>
         <w:t>Similarity formula:</w:t>
       </w:r>
     </w:p>
@@ -4385,6 +4394,7 @@
           <w:rFonts w:ascii="Times New Roman" w:eastAsia="Times New Roman" w:hAnsi="Times New Roman" w:cs="Times New Roman"/>
           <w:b/>
           <w:bCs/>
+          <w:color w:val="538135" w:themeColor="accent6" w:themeShade="BF"/>
           <w:sz w:val="36"/>
           <w:szCs w:val="36"/>
         </w:rPr>
@@ -4394,6 +4404,7 @@
           <w:rFonts w:ascii="Times New Roman" w:eastAsia="Times New Roman" w:hAnsi="Times New Roman" w:cs="Times New Roman"/>
           <w:b/>
           <w:bCs/>
+          <w:color w:val="538135" w:themeColor="accent6" w:themeShade="BF"/>
           <w:sz w:val="36"/>
           <w:szCs w:val="36"/>
         </w:rPr>
@@ -4518,6 +4529,7 @@
           <w:rFonts w:ascii="Times New Roman" w:eastAsia="Times New Roman" w:hAnsi="Times New Roman" w:cs="Times New Roman"/>
           <w:b/>
           <w:bCs/>
+          <w:color w:val="538135" w:themeColor="accent6" w:themeShade="BF"/>
           <w:sz w:val="36"/>
           <w:szCs w:val="36"/>
         </w:rPr>
@@ -4527,6 +4539,7 @@
           <w:rFonts w:ascii="Times New Roman" w:eastAsia="Times New Roman" w:hAnsi="Times New Roman" w:cs="Times New Roman"/>
           <w:b/>
           <w:bCs/>
+          <w:color w:val="538135" w:themeColor="accent6" w:themeShade="BF"/>
           <w:sz w:val="36"/>
           <w:szCs w:val="36"/>
         </w:rPr>
@@ -4864,7 +4877,6 @@
           <w:sz w:val="24"/>
           <w:szCs w:val="24"/>
         </w:rPr>
-        <w:lastRenderedPageBreak/>
         <w:t>Setup project</w:t>
       </w:r>
     </w:p>
@@ -5148,6 +5160,7 @@
           <w:sz w:val="24"/>
           <w:szCs w:val="24"/>
         </w:rPr>
+        <w:lastRenderedPageBreak/>
         <w:pict>
           <v:rect id="_x0000_i1047" style="width:0;height:1.5pt" o:hralign="center" o:hrstd="t" o:hr="t" fillcolor="#a0a0a0" stroked="f"/>
         </w:pict>
@@ -5525,7 +5538,6 @@
           <w:sz w:val="24"/>
           <w:szCs w:val="24"/>
         </w:rPr>
-        <w:lastRenderedPageBreak/>
         <w:pict>
           <v:rect id="_x0000_i1050" style="width:0;height:1.5pt" o:hralign="center" o:hrstd="t" o:hr="t" fillcolor="#a0a0a0" stroked="f"/>
         </w:pict>
@@ -5786,6 +5798,7 @@
           <w:sz w:val="24"/>
           <w:szCs w:val="24"/>
         </w:rPr>
+        <w:lastRenderedPageBreak/>
         <w:pict>
           <v:rect id="_x0000_i1052" style="width:0;height:1.5pt" o:hralign="center" o:hrstd="t" o:hr="t" fillcolor="#a0a0a0" stroked="f"/>
         </w:pict>
@@ -6159,7 +6172,6 @@
           <w:sz w:val="48"/>
           <w:szCs w:val="48"/>
         </w:rPr>
-        <w:lastRenderedPageBreak/>
         <w:t>🟡 PHASE 4 — Integration + Deployment (Day 27–30)</w:t>
       </w:r>
     </w:p>
@@ -6355,6 +6367,7 @@
           <w:sz w:val="24"/>
           <w:szCs w:val="24"/>
         </w:rPr>
+        <w:lastRenderedPageBreak/>
         <w:t>Debounce</w:t>
       </w:r>
       <w:proofErr w:type="spellEnd"/>
@@ -6702,7 +6715,6 @@
           <w:sz w:val="24"/>
           <w:szCs w:val="24"/>
         </w:rPr>
-        <w:lastRenderedPageBreak/>
         <w:t>Add screenshots</w:t>
       </w:r>
     </w:p>

--- a/RoadMap.docx
+++ b/RoadMap.docx
@@ -3158,8 +3158,6 @@
         </w:rPr>
         <w:t xml:space="preserve"> (Day 11–17)</w:t>
       </w:r>
-      <w:bookmarkStart w:id="0" w:name="_GoBack"/>
-      <w:bookmarkEnd w:id="0"/>
     </w:p>
     <w:p>
       <w:pPr>
@@ -4811,6 +4809,378 @@
           <w:rFonts w:ascii="Times New Roman" w:eastAsia="Times New Roman" w:hAnsi="Times New Roman" w:cs="Times New Roman"/>
           <w:b/>
           <w:bCs/>
+          <w:color w:val="538135" w:themeColor="accent6" w:themeShade="BF"/>
+          <w:sz w:val="36"/>
+          <w:szCs w:val="36"/>
+        </w:rPr>
+      </w:pPr>
+      <w:r>
+        <w:rPr>
+          <w:rFonts w:ascii="Segoe UI Symbol" w:eastAsia="Times New Roman" w:hAnsi="Segoe UI Symbol" w:cs="Segoe UI Symbol"/>
+          <w:b/>
+          <w:bCs/>
+          <w:color w:val="538135" w:themeColor="accent6" w:themeShade="BF"/>
+          <w:sz w:val="36"/>
+          <w:szCs w:val="36"/>
+        </w:rPr>
+        <w:t>🎨</w:t>
+      </w:r>
+      <w:r>
+        <w:rPr>
+          <w:rFonts w:ascii="Times New Roman" w:eastAsia="Times New Roman" w:hAnsi="Times New Roman" w:cs="Times New Roman"/>
+          <w:b/>
+          <w:bCs/>
+          <w:color w:val="538135" w:themeColor="accent6" w:themeShade="BF"/>
+          <w:sz w:val="36"/>
+          <w:szCs w:val="36"/>
+        </w:rPr>
+        <w:t xml:space="preserve"> Day 18 — React + </w:t>
+      </w:r>
+      <w:proofErr w:type="spellStart"/>
+      <w:r>
+        <w:rPr>
+          <w:rFonts w:ascii="Times New Roman" w:eastAsia="Times New Roman" w:hAnsi="Times New Roman" w:cs="Times New Roman"/>
+          <w:b/>
+          <w:bCs/>
+          <w:color w:val="538135" w:themeColor="accent6" w:themeShade="BF"/>
+          <w:sz w:val="36"/>
+          <w:szCs w:val="36"/>
+        </w:rPr>
+        <w:t>Vite</w:t>
+      </w:r>
+      <w:proofErr w:type="spellEnd"/>
+      <w:r>
+        <w:rPr>
+          <w:rFonts w:ascii="Times New Roman" w:eastAsia="Times New Roman" w:hAnsi="Times New Roman" w:cs="Times New Roman"/>
+          <w:b/>
+          <w:bCs/>
+          <w:color w:val="538135" w:themeColor="accent6" w:themeShade="BF"/>
+          <w:sz w:val="36"/>
+          <w:szCs w:val="36"/>
+        </w:rPr>
+        <w:t xml:space="preserve"> Setup</w:t>
+      </w:r>
+    </w:p>
+    <w:p>
+      <w:pPr>
+        <w:numPr>
+          <w:ilvl w:val="0"/>
+          <w:numId w:val="30"/>
+        </w:numPr>
+        <w:spacing w:before="100" w:beforeAutospacing="1" w:after="100" w:afterAutospacing="1" w:line="240" w:lineRule="auto"/>
+        <w:rPr>
+          <w:rFonts w:ascii="Times New Roman" w:eastAsia="Times New Roman" w:hAnsi="Times New Roman" w:cs="Times New Roman"/>
+          <w:sz w:val="24"/>
+          <w:szCs w:val="24"/>
+        </w:rPr>
+      </w:pPr>
+      <w:r>
+        <w:rPr>
+          <w:rFonts w:ascii="Times New Roman" w:eastAsia="Times New Roman" w:hAnsi="Times New Roman" w:cs="Times New Roman"/>
+          <w:sz w:val="24"/>
+          <w:szCs w:val="24"/>
+        </w:rPr>
+        <w:t>Setup project</w:t>
+      </w:r>
+    </w:p>
+    <w:p>
+      <w:pPr>
+        <w:numPr>
+          <w:ilvl w:val="0"/>
+          <w:numId w:val="30"/>
+        </w:numPr>
+        <w:spacing w:before="100" w:beforeAutospacing="1" w:after="100" w:afterAutospacing="1" w:line="240" w:lineRule="auto"/>
+        <w:rPr>
+          <w:rFonts w:ascii="Times New Roman" w:eastAsia="Times New Roman" w:hAnsi="Times New Roman" w:cs="Times New Roman"/>
+          <w:sz w:val="24"/>
+          <w:szCs w:val="24"/>
+        </w:rPr>
+      </w:pPr>
+      <w:r>
+        <w:rPr>
+          <w:rFonts w:ascii="Times New Roman" w:eastAsia="Times New Roman" w:hAnsi="Times New Roman" w:cs="Times New Roman"/>
+          <w:sz w:val="24"/>
+          <w:szCs w:val="24"/>
+        </w:rPr>
+        <w:t>Setup Tailwind</w:t>
+      </w:r>
+    </w:p>
+    <w:p>
+      <w:pPr>
+        <w:numPr>
+          <w:ilvl w:val="0"/>
+          <w:numId w:val="30"/>
+        </w:numPr>
+        <w:spacing w:before="100" w:beforeAutospacing="1" w:after="100" w:afterAutospacing="1" w:line="240" w:lineRule="auto"/>
+        <w:rPr>
+          <w:rFonts w:ascii="Times New Roman" w:eastAsia="Times New Roman" w:hAnsi="Times New Roman" w:cs="Times New Roman"/>
+          <w:sz w:val="24"/>
+          <w:szCs w:val="24"/>
+        </w:rPr>
+      </w:pPr>
+      <w:r>
+        <w:rPr>
+          <w:rFonts w:ascii="Times New Roman" w:eastAsia="Times New Roman" w:hAnsi="Times New Roman" w:cs="Times New Roman"/>
+          <w:sz w:val="24"/>
+          <w:szCs w:val="24"/>
+        </w:rPr>
+        <w:t>Setup routing</w:t>
+      </w:r>
+    </w:p>
+    <w:p>
+      <w:pPr>
+        <w:numPr>
+          <w:ilvl w:val="0"/>
+          <w:numId w:val="30"/>
+        </w:numPr>
+        <w:spacing w:before="100" w:beforeAutospacing="1" w:after="100" w:afterAutospacing="1" w:line="240" w:lineRule="auto"/>
+        <w:rPr>
+          <w:rFonts w:ascii="Times New Roman" w:eastAsia="Times New Roman" w:hAnsi="Times New Roman" w:cs="Times New Roman"/>
+          <w:sz w:val="24"/>
+          <w:szCs w:val="24"/>
+        </w:rPr>
+      </w:pPr>
+      <w:r>
+        <w:rPr>
+          <w:rFonts w:ascii="Times New Roman" w:eastAsia="Times New Roman" w:hAnsi="Times New Roman" w:cs="Times New Roman"/>
+          <w:sz w:val="24"/>
+          <w:szCs w:val="24"/>
+        </w:rPr>
+        <w:t>Setup folder structure</w:t>
+      </w:r>
+    </w:p>
+    <w:p>
+      <w:pPr>
+        <w:numPr>
+          <w:ilvl w:val="0"/>
+          <w:numId w:val="30"/>
+        </w:numPr>
+        <w:spacing w:before="100" w:beforeAutospacing="1" w:after="100" w:afterAutospacing="1" w:line="240" w:lineRule="auto"/>
+        <w:rPr>
+          <w:rFonts w:ascii="Times New Roman" w:eastAsia="Times New Roman" w:hAnsi="Times New Roman" w:cs="Times New Roman"/>
+          <w:sz w:val="24"/>
+          <w:szCs w:val="24"/>
+        </w:rPr>
+      </w:pPr>
+      <w:r>
+        <w:rPr>
+          <w:rFonts w:ascii="Times New Roman" w:eastAsia="Times New Roman" w:hAnsi="Times New Roman" w:cs="Times New Roman"/>
+          <w:sz w:val="24"/>
+          <w:szCs w:val="24"/>
+        </w:rPr>
+        <w:t xml:space="preserve">Setup </w:t>
+      </w:r>
+      <w:proofErr w:type="spellStart"/>
+      <w:r>
+        <w:rPr>
+          <w:rFonts w:ascii="Times New Roman" w:eastAsia="Times New Roman" w:hAnsi="Times New Roman" w:cs="Times New Roman"/>
+          <w:sz w:val="24"/>
+          <w:szCs w:val="24"/>
+        </w:rPr>
+        <w:t>Axios</w:t>
+      </w:r>
+      <w:proofErr w:type="spellEnd"/>
+      <w:r>
+        <w:rPr>
+          <w:rFonts w:ascii="Times New Roman" w:eastAsia="Times New Roman" w:hAnsi="Times New Roman" w:cs="Times New Roman"/>
+          <w:sz w:val="24"/>
+          <w:szCs w:val="24"/>
+        </w:rPr>
+        <w:t xml:space="preserve"> instance</w:t>
+      </w:r>
+    </w:p>
+    <w:p>
+      <w:pPr>
+        <w:spacing w:after="0" w:line="240" w:lineRule="auto"/>
+        <w:rPr>
+          <w:rFonts w:ascii="Times New Roman" w:eastAsia="Times New Roman" w:hAnsi="Times New Roman" w:cs="Times New Roman"/>
+          <w:sz w:val="24"/>
+          <w:szCs w:val="24"/>
+        </w:rPr>
+      </w:pPr>
+      <w:r>
+        <w:rPr>
+          <w:rFonts w:ascii="Times New Roman" w:eastAsia="Times New Roman" w:hAnsi="Times New Roman" w:cs="Times New Roman"/>
+          <w:sz w:val="24"/>
+          <w:szCs w:val="24"/>
+        </w:rPr>
+        <w:pict>
+          <v:rect id="_x0000_i1046" style="width:0;height:1.5pt" o:hralign="center" o:hrstd="t" o:hr="t" fillcolor="#a0a0a0" stroked="f"/>
+        </w:pict>
+      </w:r>
+    </w:p>
+    <w:p>
+      <w:pPr>
+        <w:spacing w:before="100" w:beforeAutospacing="1" w:after="100" w:afterAutospacing="1" w:line="240" w:lineRule="auto"/>
+        <w:outlineLvl w:val="1"/>
+        <w:rPr>
+          <w:rFonts w:ascii="Times New Roman" w:eastAsia="Times New Roman" w:hAnsi="Times New Roman" w:cs="Times New Roman"/>
+          <w:b/>
+          <w:bCs/>
+          <w:color w:val="538135" w:themeColor="accent6" w:themeShade="BF"/>
+          <w:sz w:val="36"/>
+          <w:szCs w:val="36"/>
+        </w:rPr>
+      </w:pPr>
+      <w:r>
+        <w:rPr>
+          <w:rFonts w:ascii="Segoe UI Symbol" w:eastAsia="Times New Roman" w:hAnsi="Segoe UI Symbol" w:cs="Segoe UI Symbol"/>
+          <w:b/>
+          <w:bCs/>
+          <w:color w:val="538135" w:themeColor="accent6" w:themeShade="BF"/>
+          <w:sz w:val="36"/>
+          <w:szCs w:val="36"/>
+        </w:rPr>
+        <w:t>🎨</w:t>
+      </w:r>
+      <w:r>
+        <w:rPr>
+          <w:rFonts w:ascii="Times New Roman" w:eastAsia="Times New Roman" w:hAnsi="Times New Roman" w:cs="Times New Roman"/>
+          <w:b/>
+          <w:bCs/>
+          <w:color w:val="538135" w:themeColor="accent6" w:themeShade="BF"/>
+          <w:sz w:val="36"/>
+          <w:szCs w:val="36"/>
+        </w:rPr>
+        <w:t xml:space="preserve"> Day 19 — Authentication UI</w:t>
+      </w:r>
+      <w:bookmarkStart w:id="0" w:name="_GoBack"/>
+      <w:bookmarkEnd w:id="0"/>
+    </w:p>
+    <w:p>
+      <w:pPr>
+        <w:spacing w:before="100" w:beforeAutospacing="1" w:after="100" w:afterAutospacing="1" w:line="240" w:lineRule="auto"/>
+        <w:rPr>
+          <w:rFonts w:ascii="Times New Roman" w:eastAsia="Times New Roman" w:hAnsi="Times New Roman" w:cs="Times New Roman"/>
+          <w:sz w:val="24"/>
+          <w:szCs w:val="24"/>
+        </w:rPr>
+      </w:pPr>
+      <w:r>
+        <w:rPr>
+          <w:rFonts w:ascii="Times New Roman" w:eastAsia="Times New Roman" w:hAnsi="Times New Roman" w:cs="Times New Roman"/>
+          <w:sz w:val="24"/>
+          <w:szCs w:val="24"/>
+        </w:rPr>
+        <w:t>Build:</w:t>
+      </w:r>
+    </w:p>
+    <w:p>
+      <w:pPr>
+        <w:numPr>
+          <w:ilvl w:val="0"/>
+          <w:numId w:val="31"/>
+        </w:numPr>
+        <w:spacing w:before="100" w:beforeAutospacing="1" w:after="100" w:afterAutospacing="1" w:line="240" w:lineRule="auto"/>
+        <w:rPr>
+          <w:rFonts w:ascii="Times New Roman" w:eastAsia="Times New Roman" w:hAnsi="Times New Roman" w:cs="Times New Roman"/>
+          <w:sz w:val="24"/>
+          <w:szCs w:val="24"/>
+        </w:rPr>
+      </w:pPr>
+      <w:r>
+        <w:rPr>
+          <w:rFonts w:ascii="Times New Roman" w:eastAsia="Times New Roman" w:hAnsi="Times New Roman" w:cs="Times New Roman"/>
+          <w:sz w:val="24"/>
+          <w:szCs w:val="24"/>
+        </w:rPr>
+        <w:t>Login page</w:t>
+      </w:r>
+    </w:p>
+    <w:p>
+      <w:pPr>
+        <w:numPr>
+          <w:ilvl w:val="0"/>
+          <w:numId w:val="31"/>
+        </w:numPr>
+        <w:spacing w:before="100" w:beforeAutospacing="1" w:after="100" w:afterAutospacing="1" w:line="240" w:lineRule="auto"/>
+        <w:rPr>
+          <w:rFonts w:ascii="Times New Roman" w:eastAsia="Times New Roman" w:hAnsi="Times New Roman" w:cs="Times New Roman"/>
+          <w:sz w:val="24"/>
+          <w:szCs w:val="24"/>
+        </w:rPr>
+      </w:pPr>
+      <w:r>
+        <w:rPr>
+          <w:rFonts w:ascii="Times New Roman" w:eastAsia="Times New Roman" w:hAnsi="Times New Roman" w:cs="Times New Roman"/>
+          <w:sz w:val="24"/>
+          <w:szCs w:val="24"/>
+        </w:rPr>
+        <w:t>Register page</w:t>
+      </w:r>
+    </w:p>
+    <w:p>
+      <w:pPr>
+        <w:numPr>
+          <w:ilvl w:val="0"/>
+          <w:numId w:val="31"/>
+        </w:numPr>
+        <w:spacing w:before="100" w:beforeAutospacing="1" w:after="100" w:afterAutospacing="1" w:line="240" w:lineRule="auto"/>
+        <w:rPr>
+          <w:rFonts w:ascii="Times New Roman" w:eastAsia="Times New Roman" w:hAnsi="Times New Roman" w:cs="Times New Roman"/>
+          <w:sz w:val="24"/>
+          <w:szCs w:val="24"/>
+        </w:rPr>
+      </w:pPr>
+      <w:r>
+        <w:rPr>
+          <w:rFonts w:ascii="Times New Roman" w:eastAsia="Times New Roman" w:hAnsi="Times New Roman" w:cs="Times New Roman"/>
+          <w:sz w:val="24"/>
+          <w:szCs w:val="24"/>
+        </w:rPr>
+        <w:t>Token storage</w:t>
+      </w:r>
+    </w:p>
+    <w:p>
+      <w:pPr>
+        <w:numPr>
+          <w:ilvl w:val="0"/>
+          <w:numId w:val="31"/>
+        </w:numPr>
+        <w:spacing w:before="100" w:beforeAutospacing="1" w:after="100" w:afterAutospacing="1" w:line="240" w:lineRule="auto"/>
+        <w:rPr>
+          <w:rFonts w:ascii="Times New Roman" w:eastAsia="Times New Roman" w:hAnsi="Times New Roman" w:cs="Times New Roman"/>
+          <w:sz w:val="24"/>
+          <w:szCs w:val="24"/>
+        </w:rPr>
+      </w:pPr>
+      <w:r>
+        <w:rPr>
+          <w:rFonts w:ascii="Times New Roman" w:eastAsia="Times New Roman" w:hAnsi="Times New Roman" w:cs="Times New Roman"/>
+          <w:sz w:val="24"/>
+          <w:szCs w:val="24"/>
+        </w:rPr>
+        <w:t>Protected routes</w:t>
+      </w:r>
+    </w:p>
+    <w:p>
+      <w:pPr>
+        <w:spacing w:after="0" w:line="240" w:lineRule="auto"/>
+        <w:rPr>
+          <w:rFonts w:ascii="Times New Roman" w:eastAsia="Times New Roman" w:hAnsi="Times New Roman" w:cs="Times New Roman"/>
+          <w:sz w:val="24"/>
+          <w:szCs w:val="24"/>
+        </w:rPr>
+      </w:pPr>
+      <w:r>
+        <w:rPr>
+          <w:rFonts w:ascii="Times New Roman" w:eastAsia="Times New Roman" w:hAnsi="Times New Roman" w:cs="Times New Roman"/>
+          <w:sz w:val="24"/>
+          <w:szCs w:val="24"/>
+        </w:rPr>
+        <w:pict>
+          <v:rect id="_x0000_i1047" style="width:0;height:1.5pt" o:hralign="center" o:hrstd="t" o:hr="t" fillcolor="#a0a0a0" stroked="f"/>
+        </w:pict>
+      </w:r>
+    </w:p>
+    <w:p>
+      <w:pPr>
+        <w:spacing w:before="100" w:beforeAutospacing="1" w:after="100" w:afterAutospacing="1" w:line="240" w:lineRule="auto"/>
+        <w:outlineLvl w:val="1"/>
+        <w:rPr>
+          <w:rFonts w:ascii="Times New Roman" w:eastAsia="Times New Roman" w:hAnsi="Times New Roman" w:cs="Times New Roman"/>
+          <w:b/>
+          <w:bCs/>
           <w:sz w:val="36"/>
           <w:szCs w:val="36"/>
         </w:rPr>
@@ -4833,36 +5203,14 @@
           <w:sz w:val="36"/>
           <w:szCs w:val="36"/>
         </w:rPr>
-        <w:t xml:space="preserve"> Day 18 — React + </w:t>
-      </w:r>
-      <w:proofErr w:type="spellStart"/>
-      <w:r>
-        <w:rPr>
-          <w:rFonts w:ascii="Times New Roman" w:eastAsia="Times New Roman" w:hAnsi="Times New Roman" w:cs="Times New Roman"/>
-          <w:b/>
-          <w:bCs/>
-          <w:sz w:val="36"/>
-          <w:szCs w:val="36"/>
-        </w:rPr>
-        <w:t>Vite</w:t>
-      </w:r>
-      <w:proofErr w:type="spellEnd"/>
-      <w:r>
-        <w:rPr>
-          <w:rFonts w:ascii="Times New Roman" w:eastAsia="Times New Roman" w:hAnsi="Times New Roman" w:cs="Times New Roman"/>
-          <w:b/>
-          <w:bCs/>
-          <w:sz w:val="36"/>
-          <w:szCs w:val="36"/>
-        </w:rPr>
-        <w:t xml:space="preserve"> Setup</w:t>
+        <w:t xml:space="preserve"> Day 20 — Resume Upload UI</w:t>
       </w:r>
     </w:p>
     <w:p>
       <w:pPr>
         <w:numPr>
           <w:ilvl w:val="0"/>
-          <w:numId w:val="30"/>
+          <w:numId w:val="32"/>
         </w:numPr>
         <w:spacing w:before="100" w:beforeAutospacing="1" w:after="100" w:afterAutospacing="1" w:line="240" w:lineRule="auto"/>
         <w:rPr>
@@ -4877,14 +5225,14 @@
           <w:sz w:val="24"/>
           <w:szCs w:val="24"/>
         </w:rPr>
-        <w:t>Setup project</w:t>
+        <w:t>Drag &amp; drop</w:t>
       </w:r>
     </w:p>
     <w:p>
       <w:pPr>
         <w:numPr>
           <w:ilvl w:val="0"/>
-          <w:numId w:val="30"/>
+          <w:numId w:val="32"/>
         </w:numPr>
         <w:spacing w:before="100" w:beforeAutospacing="1" w:after="100" w:afterAutospacing="1" w:line="240" w:lineRule="auto"/>
         <w:rPr>
@@ -4899,14 +5247,14 @@
           <w:sz w:val="24"/>
           <w:szCs w:val="24"/>
         </w:rPr>
-        <w:t>Setup Tailwind</w:t>
+        <w:t>Upload button</w:t>
       </w:r>
     </w:p>
     <w:p>
       <w:pPr>
         <w:numPr>
           <w:ilvl w:val="0"/>
-          <w:numId w:val="30"/>
+          <w:numId w:val="32"/>
         </w:numPr>
         <w:spacing w:before="100" w:beforeAutospacing="1" w:after="100" w:afterAutospacing="1" w:line="240" w:lineRule="auto"/>
         <w:rPr>
@@ -4921,69 +5269,7 @@
           <w:sz w:val="24"/>
           <w:szCs w:val="24"/>
         </w:rPr>
-        <w:t>Setup routing</w:t>
-      </w:r>
-    </w:p>
-    <w:p>
-      <w:pPr>
-        <w:numPr>
-          <w:ilvl w:val="0"/>
-          <w:numId w:val="30"/>
-        </w:numPr>
-        <w:spacing w:before="100" w:beforeAutospacing="1" w:after="100" w:afterAutospacing="1" w:line="240" w:lineRule="auto"/>
-        <w:rPr>
-          <w:rFonts w:ascii="Times New Roman" w:eastAsia="Times New Roman" w:hAnsi="Times New Roman" w:cs="Times New Roman"/>
-          <w:sz w:val="24"/>
-          <w:szCs w:val="24"/>
-        </w:rPr>
-      </w:pPr>
-      <w:r>
-        <w:rPr>
-          <w:rFonts w:ascii="Times New Roman" w:eastAsia="Times New Roman" w:hAnsi="Times New Roman" w:cs="Times New Roman"/>
-          <w:sz w:val="24"/>
-          <w:szCs w:val="24"/>
-        </w:rPr>
-        <w:t>Setup folder structure</w:t>
-      </w:r>
-    </w:p>
-    <w:p>
-      <w:pPr>
-        <w:numPr>
-          <w:ilvl w:val="0"/>
-          <w:numId w:val="30"/>
-        </w:numPr>
-        <w:spacing w:before="100" w:beforeAutospacing="1" w:after="100" w:afterAutospacing="1" w:line="240" w:lineRule="auto"/>
-        <w:rPr>
-          <w:rFonts w:ascii="Times New Roman" w:eastAsia="Times New Roman" w:hAnsi="Times New Roman" w:cs="Times New Roman"/>
-          <w:sz w:val="24"/>
-          <w:szCs w:val="24"/>
-        </w:rPr>
-      </w:pPr>
-      <w:r>
-        <w:rPr>
-          <w:rFonts w:ascii="Times New Roman" w:eastAsia="Times New Roman" w:hAnsi="Times New Roman" w:cs="Times New Roman"/>
-          <w:sz w:val="24"/>
-          <w:szCs w:val="24"/>
-        </w:rPr>
-        <w:t xml:space="preserve">Setup </w:t>
-      </w:r>
-      <w:proofErr w:type="spellStart"/>
-      <w:r>
-        <w:rPr>
-          <w:rFonts w:ascii="Times New Roman" w:eastAsia="Times New Roman" w:hAnsi="Times New Roman" w:cs="Times New Roman"/>
-          <w:sz w:val="24"/>
-          <w:szCs w:val="24"/>
-        </w:rPr>
-        <w:t>Axios</w:t>
-      </w:r>
-      <w:proofErr w:type="spellEnd"/>
-      <w:r>
-        <w:rPr>
-          <w:rFonts w:ascii="Times New Roman" w:eastAsia="Times New Roman" w:hAnsi="Times New Roman" w:cs="Times New Roman"/>
-          <w:sz w:val="24"/>
-          <w:szCs w:val="24"/>
-        </w:rPr>
-        <w:t xml:space="preserve"> instance</w:t>
+        <w:t>Show parsed preview</w:t>
       </w:r>
     </w:p>
     <w:p>
@@ -5002,7 +5288,7 @@
           <w:szCs w:val="24"/>
         </w:rPr>
         <w:pict>
-          <v:rect id="_x0000_i1046" style="width:0;height:1.5pt" o:hralign="center" o:hrstd="t" o:hr="t" fillcolor="#a0a0a0" stroked="f"/>
+          <v:rect id="_x0000_i1048" style="width:0;height:1.5pt" o:hralign="center" o:hrstd="t" o:hr="t" fillcolor="#a0a0a0" stroked="f"/>
         </w:pict>
       </w:r>
     </w:p>
@@ -5036,32 +5322,32 @@
           <w:sz w:val="36"/>
           <w:szCs w:val="36"/>
         </w:rPr>
-        <w:t xml:space="preserve"> Day 19 — Authentication UI</w:t>
-      </w:r>
-    </w:p>
-    <w:p>
-      <w:pPr>
-        <w:spacing w:before="100" w:beforeAutospacing="1" w:after="100" w:afterAutospacing="1" w:line="240" w:lineRule="auto"/>
-        <w:rPr>
-          <w:rFonts w:ascii="Times New Roman" w:eastAsia="Times New Roman" w:hAnsi="Times New Roman" w:cs="Times New Roman"/>
-          <w:sz w:val="24"/>
-          <w:szCs w:val="24"/>
-        </w:rPr>
-      </w:pPr>
-      <w:r>
-        <w:rPr>
-          <w:rFonts w:ascii="Times New Roman" w:eastAsia="Times New Roman" w:hAnsi="Times New Roman" w:cs="Times New Roman"/>
-          <w:sz w:val="24"/>
-          <w:szCs w:val="24"/>
-        </w:rPr>
-        <w:t>Build:</w:t>
+        <w:t xml:space="preserve"> Day 21 — Dashboard Layout</w:t>
+      </w:r>
+    </w:p>
+    <w:p>
+      <w:pPr>
+        <w:spacing w:before="100" w:beforeAutospacing="1" w:after="100" w:afterAutospacing="1" w:line="240" w:lineRule="auto"/>
+        <w:rPr>
+          <w:rFonts w:ascii="Times New Roman" w:eastAsia="Times New Roman" w:hAnsi="Times New Roman" w:cs="Times New Roman"/>
+          <w:sz w:val="24"/>
+          <w:szCs w:val="24"/>
+        </w:rPr>
+      </w:pPr>
+      <w:r>
+        <w:rPr>
+          <w:rFonts w:ascii="Times New Roman" w:eastAsia="Times New Roman" w:hAnsi="Times New Roman" w:cs="Times New Roman"/>
+          <w:sz w:val="24"/>
+          <w:szCs w:val="24"/>
+        </w:rPr>
+        <w:t>Build layout:</w:t>
       </w:r>
     </w:p>
     <w:p>
       <w:pPr>
         <w:numPr>
           <w:ilvl w:val="0"/>
-          <w:numId w:val="31"/>
+          <w:numId w:val="33"/>
         </w:numPr>
         <w:spacing w:before="100" w:beforeAutospacing="1" w:after="100" w:afterAutospacing="1" w:line="240" w:lineRule="auto"/>
         <w:rPr>
@@ -5076,14 +5362,15 @@
           <w:sz w:val="24"/>
           <w:szCs w:val="24"/>
         </w:rPr>
-        <w:t>Login page</w:t>
+        <w:lastRenderedPageBreak/>
+        <w:t>Sidebar</w:t>
       </w:r>
     </w:p>
     <w:p>
       <w:pPr>
         <w:numPr>
           <w:ilvl w:val="0"/>
-          <w:numId w:val="31"/>
+          <w:numId w:val="33"/>
         </w:numPr>
         <w:spacing w:before="100" w:beforeAutospacing="1" w:after="100" w:afterAutospacing="1" w:line="240" w:lineRule="auto"/>
         <w:rPr>
@@ -5092,20 +5379,22 @@
           <w:szCs w:val="24"/>
         </w:rPr>
       </w:pPr>
-      <w:r>
-        <w:rPr>
-          <w:rFonts w:ascii="Times New Roman" w:eastAsia="Times New Roman" w:hAnsi="Times New Roman" w:cs="Times New Roman"/>
-          <w:sz w:val="24"/>
-          <w:szCs w:val="24"/>
-        </w:rPr>
-        <w:t>Register page</w:t>
-      </w:r>
+      <w:proofErr w:type="spellStart"/>
+      <w:r>
+        <w:rPr>
+          <w:rFonts w:ascii="Times New Roman" w:eastAsia="Times New Roman" w:hAnsi="Times New Roman" w:cs="Times New Roman"/>
+          <w:sz w:val="24"/>
+          <w:szCs w:val="24"/>
+        </w:rPr>
+        <w:t>Navbar</w:t>
+      </w:r>
+      <w:proofErr w:type="spellEnd"/>
     </w:p>
     <w:p>
       <w:pPr>
         <w:numPr>
           <w:ilvl w:val="0"/>
-          <w:numId w:val="31"/>
+          <w:numId w:val="33"/>
         </w:numPr>
         <w:spacing w:before="100" w:beforeAutospacing="1" w:after="100" w:afterAutospacing="1" w:line="240" w:lineRule="auto"/>
         <w:rPr>
@@ -5120,29 +5409,7 @@
           <w:sz w:val="24"/>
           <w:szCs w:val="24"/>
         </w:rPr>
-        <w:t>Token storage</w:t>
-      </w:r>
-    </w:p>
-    <w:p>
-      <w:pPr>
-        <w:numPr>
-          <w:ilvl w:val="0"/>
-          <w:numId w:val="31"/>
-        </w:numPr>
-        <w:spacing w:before="100" w:beforeAutospacing="1" w:after="100" w:afterAutospacing="1" w:line="240" w:lineRule="auto"/>
-        <w:rPr>
-          <w:rFonts w:ascii="Times New Roman" w:eastAsia="Times New Roman" w:hAnsi="Times New Roman" w:cs="Times New Roman"/>
-          <w:sz w:val="24"/>
-          <w:szCs w:val="24"/>
-        </w:rPr>
-      </w:pPr>
-      <w:r>
-        <w:rPr>
-          <w:rFonts w:ascii="Times New Roman" w:eastAsia="Times New Roman" w:hAnsi="Times New Roman" w:cs="Times New Roman"/>
-          <w:sz w:val="24"/>
-          <w:szCs w:val="24"/>
-        </w:rPr>
-        <w:t>Protected routes</w:t>
+        <w:t>Content panel</w:t>
       </w:r>
     </w:p>
     <w:p>
@@ -5160,9 +5427,8 @@
           <w:sz w:val="24"/>
           <w:szCs w:val="24"/>
         </w:rPr>
-        <w:lastRenderedPageBreak/>
         <w:pict>
-          <v:rect id="_x0000_i1047" style="width:0;height:1.5pt" o:hralign="center" o:hrstd="t" o:hr="t" fillcolor="#a0a0a0" stroked="f"/>
+          <v:rect id="_x0000_i1049" style="width:0;height:1.5pt" o:hralign="center" o:hrstd="t" o:hr="t" fillcolor="#a0a0a0" stroked="f"/>
         </w:pict>
       </w:r>
     </w:p>
@@ -5196,14 +5462,14 @@
           <w:sz w:val="36"/>
           <w:szCs w:val="36"/>
         </w:rPr>
-        <w:t xml:space="preserve"> Day 20 — Resume Upload UI</w:t>
+        <w:t xml:space="preserve"> Day 22 — Resume Score UI</w:t>
       </w:r>
     </w:p>
     <w:p>
       <w:pPr>
         <w:numPr>
           <w:ilvl w:val="0"/>
-          <w:numId w:val="32"/>
+          <w:numId w:val="34"/>
         </w:numPr>
         <w:spacing w:before="100" w:beforeAutospacing="1" w:after="100" w:afterAutospacing="1" w:line="240" w:lineRule="auto"/>
         <w:rPr>
@@ -5218,14 +5484,14 @@
           <w:sz w:val="24"/>
           <w:szCs w:val="24"/>
         </w:rPr>
-        <w:t>Drag &amp; drop</w:t>
+        <w:t>Show score meter</w:t>
       </w:r>
     </w:p>
     <w:p>
       <w:pPr>
         <w:numPr>
           <w:ilvl w:val="0"/>
-          <w:numId w:val="32"/>
+          <w:numId w:val="34"/>
         </w:numPr>
         <w:spacing w:before="100" w:beforeAutospacing="1" w:after="100" w:afterAutospacing="1" w:line="240" w:lineRule="auto"/>
         <w:rPr>
@@ -5240,14 +5506,14 @@
           <w:sz w:val="24"/>
           <w:szCs w:val="24"/>
         </w:rPr>
-        <w:t>Upload button</w:t>
+        <w:t>Show suggestions</w:t>
       </w:r>
     </w:p>
     <w:p>
       <w:pPr>
         <w:numPr>
           <w:ilvl w:val="0"/>
-          <w:numId w:val="32"/>
+          <w:numId w:val="34"/>
         </w:numPr>
         <w:spacing w:before="100" w:beforeAutospacing="1" w:after="100" w:afterAutospacing="1" w:line="240" w:lineRule="auto"/>
         <w:rPr>
@@ -5262,7 +5528,7 @@
           <w:sz w:val="24"/>
           <w:szCs w:val="24"/>
         </w:rPr>
-        <w:t>Show parsed preview</w:t>
+        <w:t>Show keyword list</w:t>
       </w:r>
     </w:p>
     <w:p>
@@ -5281,7 +5547,7 @@
           <w:szCs w:val="24"/>
         </w:rPr>
         <w:pict>
-          <v:rect id="_x0000_i1048" style="width:0;height:1.5pt" o:hralign="center" o:hrstd="t" o:hr="t" fillcolor="#a0a0a0" stroked="f"/>
+          <v:rect id="_x0000_i1050" style="width:0;height:1.5pt" o:hralign="center" o:hrstd="t" o:hr="t" fillcolor="#a0a0a0" stroked="f"/>
         </w:pict>
       </w:r>
     </w:p>
@@ -5315,32 +5581,14 @@
           <w:sz w:val="36"/>
           <w:szCs w:val="36"/>
         </w:rPr>
-        <w:t xml:space="preserve"> Day 21 — Dashboard Layout</w:t>
-      </w:r>
-    </w:p>
-    <w:p>
-      <w:pPr>
-        <w:spacing w:before="100" w:beforeAutospacing="1" w:after="100" w:afterAutospacing="1" w:line="240" w:lineRule="auto"/>
-        <w:rPr>
-          <w:rFonts w:ascii="Times New Roman" w:eastAsia="Times New Roman" w:hAnsi="Times New Roman" w:cs="Times New Roman"/>
-          <w:sz w:val="24"/>
-          <w:szCs w:val="24"/>
-        </w:rPr>
-      </w:pPr>
-      <w:r>
-        <w:rPr>
-          <w:rFonts w:ascii="Times New Roman" w:eastAsia="Times New Roman" w:hAnsi="Times New Roman" w:cs="Times New Roman"/>
-          <w:sz w:val="24"/>
-          <w:szCs w:val="24"/>
-        </w:rPr>
-        <w:t>Build layout:</w:t>
+        <w:t xml:space="preserve"> Day 23 — Job Feed UI</w:t>
       </w:r>
     </w:p>
     <w:p>
       <w:pPr>
         <w:numPr>
           <w:ilvl w:val="0"/>
-          <w:numId w:val="33"/>
+          <w:numId w:val="35"/>
         </w:numPr>
         <w:spacing w:before="100" w:beforeAutospacing="1" w:after="100" w:afterAutospacing="1" w:line="240" w:lineRule="auto"/>
         <w:rPr>
@@ -5355,14 +5603,14 @@
           <w:sz w:val="24"/>
           <w:szCs w:val="24"/>
         </w:rPr>
-        <w:t>Sidebar</w:t>
+        <w:t>Job cards</w:t>
       </w:r>
     </w:p>
     <w:p>
       <w:pPr>
         <w:numPr>
           <w:ilvl w:val="0"/>
-          <w:numId w:val="33"/>
+          <w:numId w:val="35"/>
         </w:numPr>
         <w:spacing w:before="100" w:beforeAutospacing="1" w:after="100" w:afterAutospacing="1" w:line="240" w:lineRule="auto"/>
         <w:rPr>
@@ -5371,22 +5619,20 @@
           <w:szCs w:val="24"/>
         </w:rPr>
       </w:pPr>
-      <w:proofErr w:type="spellStart"/>
-      <w:r>
-        <w:rPr>
-          <w:rFonts w:ascii="Times New Roman" w:eastAsia="Times New Roman" w:hAnsi="Times New Roman" w:cs="Times New Roman"/>
-          <w:sz w:val="24"/>
-          <w:szCs w:val="24"/>
-        </w:rPr>
-        <w:t>Navbar</w:t>
-      </w:r>
-      <w:proofErr w:type="spellEnd"/>
+      <w:r>
+        <w:rPr>
+          <w:rFonts w:ascii="Times New Roman" w:eastAsia="Times New Roman" w:hAnsi="Times New Roman" w:cs="Times New Roman"/>
+          <w:sz w:val="24"/>
+          <w:szCs w:val="24"/>
+        </w:rPr>
+        <w:t>Match % badge</w:t>
+      </w:r>
     </w:p>
     <w:p>
       <w:pPr>
         <w:numPr>
           <w:ilvl w:val="0"/>
-          <w:numId w:val="33"/>
+          <w:numId w:val="35"/>
         </w:numPr>
         <w:spacing w:before="100" w:beforeAutospacing="1" w:after="100" w:afterAutospacing="1" w:line="240" w:lineRule="auto"/>
         <w:rPr>
@@ -5401,7 +5647,29 @@
           <w:sz w:val="24"/>
           <w:szCs w:val="24"/>
         </w:rPr>
-        <w:t>Content panel</w:t>
+        <w:t>Sort by relevance</w:t>
+      </w:r>
+    </w:p>
+    <w:p>
+      <w:pPr>
+        <w:numPr>
+          <w:ilvl w:val="0"/>
+          <w:numId w:val="35"/>
+        </w:numPr>
+        <w:spacing w:before="100" w:beforeAutospacing="1" w:after="100" w:afterAutospacing="1" w:line="240" w:lineRule="auto"/>
+        <w:rPr>
+          <w:rFonts w:ascii="Times New Roman" w:eastAsia="Times New Roman" w:hAnsi="Times New Roman" w:cs="Times New Roman"/>
+          <w:sz w:val="24"/>
+          <w:szCs w:val="24"/>
+        </w:rPr>
+      </w:pPr>
+      <w:r>
+        <w:rPr>
+          <w:rFonts w:ascii="Times New Roman" w:eastAsia="Times New Roman" w:hAnsi="Times New Roman" w:cs="Times New Roman"/>
+          <w:sz w:val="24"/>
+          <w:szCs w:val="24"/>
+        </w:rPr>
+        <w:t>Filter by location</w:t>
       </w:r>
     </w:p>
     <w:p>
@@ -5420,7 +5688,7 @@
           <w:szCs w:val="24"/>
         </w:rPr>
         <w:pict>
-          <v:rect id="_x0000_i1049" style="width:0;height:1.5pt" o:hralign="center" o:hrstd="t" o:hr="t" fillcolor="#a0a0a0" stroked="f"/>
+          <v:rect id="_x0000_i1051" style="width:0;height:1.5pt" o:hralign="center" o:hrstd="t" o:hr="t" fillcolor="#a0a0a0" stroked="f"/>
         </w:pict>
       </w:r>
     </w:p>
@@ -5454,14 +5722,14 @@
           <w:sz w:val="36"/>
           <w:szCs w:val="36"/>
         </w:rPr>
-        <w:t xml:space="preserve"> Day 22 — Resume Score UI</w:t>
+        <w:t xml:space="preserve"> Day 24 — Detailed Job View</w:t>
       </w:r>
     </w:p>
     <w:p>
       <w:pPr>
         <w:numPr>
           <w:ilvl w:val="0"/>
-          <w:numId w:val="34"/>
+          <w:numId w:val="36"/>
         </w:numPr>
         <w:spacing w:before="100" w:beforeAutospacing="1" w:after="100" w:afterAutospacing="1" w:line="240" w:lineRule="auto"/>
         <w:rPr>
@@ -5476,14 +5744,14 @@
           <w:sz w:val="24"/>
           <w:szCs w:val="24"/>
         </w:rPr>
-        <w:t>Show score meter</w:t>
+        <w:t>Expand job</w:t>
       </w:r>
     </w:p>
     <w:p>
       <w:pPr>
         <w:numPr>
           <w:ilvl w:val="0"/>
-          <w:numId w:val="34"/>
+          <w:numId w:val="36"/>
         </w:numPr>
         <w:spacing w:before="100" w:beforeAutospacing="1" w:after="100" w:afterAutospacing="1" w:line="240" w:lineRule="auto"/>
         <w:rPr>
@@ -5498,14 +5766,14 @@
           <w:sz w:val="24"/>
           <w:szCs w:val="24"/>
         </w:rPr>
-        <w:t>Show suggestions</w:t>
+        <w:t>Show skill gaps</w:t>
       </w:r>
     </w:p>
     <w:p>
       <w:pPr>
         <w:numPr>
           <w:ilvl w:val="0"/>
-          <w:numId w:val="34"/>
+          <w:numId w:val="36"/>
         </w:numPr>
         <w:spacing w:before="100" w:beforeAutospacing="1" w:after="100" w:afterAutospacing="1" w:line="240" w:lineRule="auto"/>
         <w:rPr>
@@ -5520,7 +5788,7 @@
           <w:sz w:val="24"/>
           <w:szCs w:val="24"/>
         </w:rPr>
-        <w:t>Show keyword list</w:t>
+        <w:t>Show why matched</w:t>
       </w:r>
     </w:p>
     <w:p>
@@ -5539,7 +5807,7 @@
           <w:szCs w:val="24"/>
         </w:rPr>
         <w:pict>
-          <v:rect id="_x0000_i1050" style="width:0;height:1.5pt" o:hralign="center" o:hrstd="t" o:hr="t" fillcolor="#a0a0a0" stroked="f"/>
+          <v:rect id="_x0000_i1052" style="width:0;height:1.5pt" o:hralign="center" o:hrstd="t" o:hr="t" fillcolor="#a0a0a0" stroked="f"/>
         </w:pict>
       </w:r>
     </w:p>
@@ -5573,14 +5841,32 @@
           <w:sz w:val="36"/>
           <w:szCs w:val="36"/>
         </w:rPr>
-        <w:t xml:space="preserve"> Day 23 — Job Feed UI</w:t>
+        <w:t xml:space="preserve"> Day 25 — Analytics Section</w:t>
+      </w:r>
+    </w:p>
+    <w:p>
+      <w:pPr>
+        <w:spacing w:before="100" w:beforeAutospacing="1" w:after="100" w:afterAutospacing="1" w:line="240" w:lineRule="auto"/>
+        <w:rPr>
+          <w:rFonts w:ascii="Times New Roman" w:eastAsia="Times New Roman" w:hAnsi="Times New Roman" w:cs="Times New Roman"/>
+          <w:sz w:val="24"/>
+          <w:szCs w:val="24"/>
+        </w:rPr>
+      </w:pPr>
+      <w:r>
+        <w:rPr>
+          <w:rFonts w:ascii="Times New Roman" w:eastAsia="Times New Roman" w:hAnsi="Times New Roman" w:cs="Times New Roman"/>
+          <w:sz w:val="24"/>
+          <w:szCs w:val="24"/>
+        </w:rPr>
+        <w:t>Add charts:</w:t>
       </w:r>
     </w:p>
     <w:p>
       <w:pPr>
         <w:numPr>
           <w:ilvl w:val="0"/>
-          <w:numId w:val="35"/>
+          <w:numId w:val="37"/>
         </w:numPr>
         <w:spacing w:before="100" w:beforeAutospacing="1" w:after="100" w:afterAutospacing="1" w:line="240" w:lineRule="auto"/>
         <w:rPr>
@@ -5595,14 +5881,14 @@
           <w:sz w:val="24"/>
           <w:szCs w:val="24"/>
         </w:rPr>
-        <w:t>Job cards</w:t>
+        <w:t>Skill match breakdown</w:t>
       </w:r>
     </w:p>
     <w:p>
       <w:pPr>
         <w:numPr>
           <w:ilvl w:val="0"/>
-          <w:numId w:val="35"/>
+          <w:numId w:val="37"/>
         </w:numPr>
         <w:spacing w:before="100" w:beforeAutospacing="1" w:after="100" w:afterAutospacing="1" w:line="240" w:lineRule="auto"/>
         <w:rPr>
@@ -5617,14 +5903,14 @@
           <w:sz w:val="24"/>
           <w:szCs w:val="24"/>
         </w:rPr>
-        <w:t>Match % badge</w:t>
+        <w:t>Resume improvement history</w:t>
       </w:r>
     </w:p>
     <w:p>
       <w:pPr>
         <w:numPr>
           <w:ilvl w:val="0"/>
-          <w:numId w:val="35"/>
+          <w:numId w:val="37"/>
         </w:numPr>
         <w:spacing w:before="100" w:beforeAutospacing="1" w:after="100" w:afterAutospacing="1" w:line="240" w:lineRule="auto"/>
         <w:rPr>
@@ -5639,14 +5925,32 @@
           <w:sz w:val="24"/>
           <w:szCs w:val="24"/>
         </w:rPr>
-        <w:t>Sort by relevance</w:t>
+        <w:t>Job match trend</w:t>
+      </w:r>
+    </w:p>
+    <w:p>
+      <w:pPr>
+        <w:spacing w:before="100" w:beforeAutospacing="1" w:after="100" w:afterAutospacing="1" w:line="240" w:lineRule="auto"/>
+        <w:rPr>
+          <w:rFonts w:ascii="Times New Roman" w:eastAsia="Times New Roman" w:hAnsi="Times New Roman" w:cs="Times New Roman"/>
+          <w:sz w:val="24"/>
+          <w:szCs w:val="24"/>
+        </w:rPr>
+      </w:pPr>
+      <w:r>
+        <w:rPr>
+          <w:rFonts w:ascii="Times New Roman" w:eastAsia="Times New Roman" w:hAnsi="Times New Roman" w:cs="Times New Roman"/>
+          <w:sz w:val="24"/>
+          <w:szCs w:val="24"/>
+        </w:rPr>
+        <w:t>Use:</w:t>
       </w:r>
     </w:p>
     <w:p>
       <w:pPr>
         <w:numPr>
           <w:ilvl w:val="0"/>
-          <w:numId w:val="35"/>
+          <w:numId w:val="38"/>
         </w:numPr>
         <w:spacing w:before="100" w:beforeAutospacing="1" w:after="100" w:afterAutospacing="1" w:line="240" w:lineRule="auto"/>
         <w:rPr>
@@ -5655,14 +5959,16 @@
           <w:szCs w:val="24"/>
         </w:rPr>
       </w:pPr>
-      <w:r>
-        <w:rPr>
-          <w:rFonts w:ascii="Times New Roman" w:eastAsia="Times New Roman" w:hAnsi="Times New Roman" w:cs="Times New Roman"/>
-          <w:sz w:val="24"/>
-          <w:szCs w:val="24"/>
-        </w:rPr>
-        <w:t>Filter by location</w:t>
-      </w:r>
+      <w:proofErr w:type="spellStart"/>
+      <w:r>
+        <w:rPr>
+          <w:rFonts w:ascii="Times New Roman" w:eastAsia="Times New Roman" w:hAnsi="Times New Roman" w:cs="Times New Roman"/>
+          <w:sz w:val="24"/>
+          <w:szCs w:val="24"/>
+        </w:rPr>
+        <w:t>Recharts</w:t>
+      </w:r>
+      <w:proofErr w:type="spellEnd"/>
     </w:p>
     <w:p>
       <w:pPr>
@@ -5679,8 +5985,9 @@
           <w:sz w:val="24"/>
           <w:szCs w:val="24"/>
         </w:rPr>
+        <w:lastRenderedPageBreak/>
         <w:pict>
-          <v:rect id="_x0000_i1051" style="width:0;height:1.5pt" o:hralign="center" o:hrstd="t" o:hr="t" fillcolor="#a0a0a0" stroked="f"/>
+          <v:rect id="_x0000_i1053" style="width:0;height:1.5pt" o:hralign="center" o:hrstd="t" o:hr="t" fillcolor="#a0a0a0" stroked="f"/>
         </w:pict>
       </w:r>
     </w:p>
@@ -5714,14 +6021,14 @@
           <w:sz w:val="36"/>
           <w:szCs w:val="36"/>
         </w:rPr>
-        <w:t xml:space="preserve"> Day 24 — Detailed Job View</w:t>
+        <w:t xml:space="preserve"> Day 26 — UI Polish</w:t>
       </w:r>
     </w:p>
     <w:p>
       <w:pPr>
         <w:numPr>
           <w:ilvl w:val="0"/>
-          <w:numId w:val="36"/>
+          <w:numId w:val="39"/>
         </w:numPr>
         <w:spacing w:before="100" w:beforeAutospacing="1" w:after="100" w:afterAutospacing="1" w:line="240" w:lineRule="auto"/>
         <w:rPr>
@@ -5736,14 +6043,14 @@
           <w:sz w:val="24"/>
           <w:szCs w:val="24"/>
         </w:rPr>
-        <w:t>Expand job</w:t>
+        <w:t>Animations</w:t>
       </w:r>
     </w:p>
     <w:p>
       <w:pPr>
         <w:numPr>
           <w:ilvl w:val="0"/>
-          <w:numId w:val="36"/>
+          <w:numId w:val="39"/>
         </w:numPr>
         <w:spacing w:before="100" w:beforeAutospacing="1" w:after="100" w:afterAutospacing="1" w:line="240" w:lineRule="auto"/>
         <w:rPr>
@@ -5758,14 +6065,14 @@
           <w:sz w:val="24"/>
           <w:szCs w:val="24"/>
         </w:rPr>
-        <w:t>Show skill gaps</w:t>
+        <w:t>Loading states</w:t>
       </w:r>
     </w:p>
     <w:p>
       <w:pPr>
         <w:numPr>
           <w:ilvl w:val="0"/>
-          <w:numId w:val="36"/>
+          <w:numId w:val="39"/>
         </w:numPr>
         <w:spacing w:before="100" w:beforeAutospacing="1" w:after="100" w:afterAutospacing="1" w:line="240" w:lineRule="auto"/>
         <w:rPr>
@@ -5780,7 +6087,55 @@
           <w:sz w:val="24"/>
           <w:szCs w:val="24"/>
         </w:rPr>
-        <w:t>Show why matched</w:t>
+        <w:t>Error handling</w:t>
+      </w:r>
+    </w:p>
+    <w:p>
+      <w:pPr>
+        <w:numPr>
+          <w:ilvl w:val="0"/>
+          <w:numId w:val="39"/>
+        </w:numPr>
+        <w:spacing w:before="100" w:beforeAutospacing="1" w:after="100" w:afterAutospacing="1" w:line="240" w:lineRule="auto"/>
+        <w:rPr>
+          <w:rFonts w:ascii="Times New Roman" w:eastAsia="Times New Roman" w:hAnsi="Times New Roman" w:cs="Times New Roman"/>
+          <w:sz w:val="24"/>
+          <w:szCs w:val="24"/>
+        </w:rPr>
+      </w:pPr>
+      <w:r>
+        <w:rPr>
+          <w:rFonts w:ascii="Times New Roman" w:eastAsia="Times New Roman" w:hAnsi="Times New Roman" w:cs="Times New Roman"/>
+          <w:sz w:val="24"/>
+          <w:szCs w:val="24"/>
+        </w:rPr>
+        <w:t>Responsive design</w:t>
+      </w:r>
+    </w:p>
+    <w:p>
+      <w:pPr>
+        <w:spacing w:before="100" w:beforeAutospacing="1" w:after="100" w:afterAutospacing="1" w:line="240" w:lineRule="auto"/>
+        <w:rPr>
+          <w:rFonts w:ascii="Times New Roman" w:eastAsia="Times New Roman" w:hAnsi="Times New Roman" w:cs="Times New Roman"/>
+          <w:sz w:val="24"/>
+          <w:szCs w:val="24"/>
+        </w:rPr>
+      </w:pPr>
+      <w:r>
+        <w:rPr>
+          <w:rFonts w:ascii="Segoe UI Symbol" w:eastAsia="Times New Roman" w:hAnsi="Segoe UI Symbol" w:cs="Segoe UI Symbol"/>
+          <w:sz w:val="24"/>
+          <w:szCs w:val="24"/>
+        </w:rPr>
+        <w:t>🎉</w:t>
+      </w:r>
+      <w:r>
+        <w:rPr>
+          <w:rFonts w:ascii="Times New Roman" w:eastAsia="Times New Roman" w:hAnsi="Times New Roman" w:cs="Times New Roman"/>
+          <w:sz w:val="24"/>
+          <w:szCs w:val="24"/>
+        </w:rPr>
+        <w:t xml:space="preserve"> Frontend Complete</w:t>
       </w:r>
     </w:p>
     <w:p>
@@ -5798,9 +6153,53 @@
           <w:sz w:val="24"/>
           <w:szCs w:val="24"/>
         </w:rPr>
-        <w:lastRenderedPageBreak/>
         <w:pict>
-          <v:rect id="_x0000_i1052" style="width:0;height:1.5pt" o:hralign="center" o:hrstd="t" o:hr="t" fillcolor="#a0a0a0" stroked="f"/>
+          <v:rect id="_x0000_i1054" style="width:0;height:1.5pt" o:hralign="center" o:hrstd="t" o:hr="t" fillcolor="#a0a0a0" stroked="f"/>
+        </w:pict>
+      </w:r>
+    </w:p>
+    <w:p>
+      <w:pPr>
+        <w:spacing w:before="100" w:beforeAutospacing="1" w:after="100" w:afterAutospacing="1" w:line="240" w:lineRule="auto"/>
+        <w:outlineLvl w:val="0"/>
+        <w:rPr>
+          <w:rFonts w:ascii="Times New Roman" w:eastAsia="Times New Roman" w:hAnsi="Times New Roman" w:cs="Times New Roman"/>
+          <w:b/>
+          <w:bCs/>
+          <w:kern w:val="36"/>
+          <w:sz w:val="48"/>
+          <w:szCs w:val="48"/>
+        </w:rPr>
+      </w:pPr>
+      <w:r>
+        <w:rPr>
+          <w:rFonts w:ascii="Times New Roman" w:eastAsia="Times New Roman" w:hAnsi="Times New Roman" w:cs="Times New Roman"/>
+          <w:b/>
+          <w:bCs/>
+          <w:kern w:val="36"/>
+          <w:sz w:val="48"/>
+          <w:szCs w:val="48"/>
+        </w:rPr>
+        <w:t>🟡 PHASE 4 — Integration + Deployment (Day 27–30)</w:t>
+      </w:r>
+    </w:p>
+    <w:p>
+      <w:pPr>
+        <w:spacing w:after="0" w:line="240" w:lineRule="auto"/>
+        <w:rPr>
+          <w:rFonts w:ascii="Times New Roman" w:eastAsia="Times New Roman" w:hAnsi="Times New Roman" w:cs="Times New Roman"/>
+          <w:sz w:val="24"/>
+          <w:szCs w:val="24"/>
+        </w:rPr>
+      </w:pPr>
+      <w:r>
+        <w:rPr>
+          <w:rFonts w:ascii="Times New Roman" w:eastAsia="Times New Roman" w:hAnsi="Times New Roman" w:cs="Times New Roman"/>
+          <w:sz w:val="24"/>
+          <w:szCs w:val="24"/>
+        </w:rPr>
+        <w:pict>
+          <v:rect id="_x0000_i1055" style="width:0;height:1.5pt" o:hralign="center" o:hrstd="t" o:hr="t" fillcolor="#a0a0a0" stroked="f"/>
         </w:pict>
       </w:r>
     </w:p>
@@ -5824,7 +6223,7 @@
           <w:sz w:val="36"/>
           <w:szCs w:val="36"/>
         </w:rPr>
-        <w:t>🎨</w:t>
+        <w:t>🚀</w:t>
       </w:r>
       <w:r>
         <w:rPr>
@@ -5834,32 +6233,14 @@
           <w:sz w:val="36"/>
           <w:szCs w:val="36"/>
         </w:rPr>
-        <w:t xml:space="preserve"> Day 25 — Analytics Section</w:t>
-      </w:r>
-    </w:p>
-    <w:p>
-      <w:pPr>
-        <w:spacing w:before="100" w:beforeAutospacing="1" w:after="100" w:afterAutospacing="1" w:line="240" w:lineRule="auto"/>
-        <w:rPr>
-          <w:rFonts w:ascii="Times New Roman" w:eastAsia="Times New Roman" w:hAnsi="Times New Roman" w:cs="Times New Roman"/>
-          <w:sz w:val="24"/>
-          <w:szCs w:val="24"/>
-        </w:rPr>
-      </w:pPr>
-      <w:r>
-        <w:rPr>
-          <w:rFonts w:ascii="Times New Roman" w:eastAsia="Times New Roman" w:hAnsi="Times New Roman" w:cs="Times New Roman"/>
-          <w:sz w:val="24"/>
-          <w:szCs w:val="24"/>
-        </w:rPr>
-        <w:t>Add charts:</w:t>
+        <w:t xml:space="preserve"> Day 27 — Full Integration Testing</w:t>
       </w:r>
     </w:p>
     <w:p>
       <w:pPr>
         <w:numPr>
           <w:ilvl w:val="0"/>
-          <w:numId w:val="37"/>
+          <w:numId w:val="40"/>
         </w:numPr>
         <w:spacing w:before="100" w:beforeAutospacing="1" w:after="100" w:afterAutospacing="1" w:line="240" w:lineRule="auto"/>
         <w:rPr>
@@ -5874,14 +6255,14 @@
           <w:sz w:val="24"/>
           <w:szCs w:val="24"/>
         </w:rPr>
-        <w:t>Skill match breakdown</w:t>
+        <w:t>Connect frontend to backend</w:t>
       </w:r>
     </w:p>
     <w:p>
       <w:pPr>
         <w:numPr>
           <w:ilvl w:val="0"/>
-          <w:numId w:val="37"/>
+          <w:numId w:val="40"/>
         </w:numPr>
         <w:spacing w:before="100" w:beforeAutospacing="1" w:after="100" w:afterAutospacing="1" w:line="240" w:lineRule="auto"/>
         <w:rPr>
@@ -5896,14 +6277,14 @@
           <w:sz w:val="24"/>
           <w:szCs w:val="24"/>
         </w:rPr>
-        <w:t>Resume improvement history</w:t>
+        <w:t>Fix CORS</w:t>
       </w:r>
     </w:p>
     <w:p>
       <w:pPr>
         <w:numPr>
           <w:ilvl w:val="0"/>
-          <w:numId w:val="37"/>
+          <w:numId w:val="40"/>
         </w:numPr>
         <w:spacing w:before="100" w:beforeAutospacing="1" w:after="100" w:afterAutospacing="1" w:line="240" w:lineRule="auto"/>
         <w:rPr>
@@ -5918,50 +6299,8 @@
           <w:sz w:val="24"/>
           <w:szCs w:val="24"/>
         </w:rPr>
-        <w:t>Job match trend</w:t>
-      </w:r>
-    </w:p>
-    <w:p>
-      <w:pPr>
-        <w:spacing w:before="100" w:beforeAutospacing="1" w:after="100" w:afterAutospacing="1" w:line="240" w:lineRule="auto"/>
-        <w:rPr>
-          <w:rFonts w:ascii="Times New Roman" w:eastAsia="Times New Roman" w:hAnsi="Times New Roman" w:cs="Times New Roman"/>
-          <w:sz w:val="24"/>
-          <w:szCs w:val="24"/>
-        </w:rPr>
-      </w:pPr>
-      <w:r>
-        <w:rPr>
-          <w:rFonts w:ascii="Times New Roman" w:eastAsia="Times New Roman" w:hAnsi="Times New Roman" w:cs="Times New Roman"/>
-          <w:sz w:val="24"/>
-          <w:szCs w:val="24"/>
-        </w:rPr>
-        <w:t>Use:</w:t>
-      </w:r>
-    </w:p>
-    <w:p>
-      <w:pPr>
-        <w:numPr>
-          <w:ilvl w:val="0"/>
-          <w:numId w:val="38"/>
-        </w:numPr>
-        <w:spacing w:before="100" w:beforeAutospacing="1" w:after="100" w:afterAutospacing="1" w:line="240" w:lineRule="auto"/>
-        <w:rPr>
-          <w:rFonts w:ascii="Times New Roman" w:eastAsia="Times New Roman" w:hAnsi="Times New Roman" w:cs="Times New Roman"/>
-          <w:sz w:val="24"/>
-          <w:szCs w:val="24"/>
-        </w:rPr>
-      </w:pPr>
-      <w:proofErr w:type="spellStart"/>
-      <w:r>
-        <w:rPr>
-          <w:rFonts w:ascii="Times New Roman" w:eastAsia="Times New Roman" w:hAnsi="Times New Roman" w:cs="Times New Roman"/>
-          <w:sz w:val="24"/>
-          <w:szCs w:val="24"/>
-        </w:rPr>
-        <w:t>Recharts</w:t>
-      </w:r>
-      <w:proofErr w:type="spellEnd"/>
+        <w:t>Fix token issues</w:t>
+      </w:r>
     </w:p>
     <w:p>
       <w:pPr>
@@ -5979,7 +6318,7 @@
           <w:szCs w:val="24"/>
         </w:rPr>
         <w:pict>
-          <v:rect id="_x0000_i1053" style="width:0;height:1.5pt" o:hralign="center" o:hrstd="t" o:hr="t" fillcolor="#a0a0a0" stroked="f"/>
+          <v:rect id="_x0000_i1056" style="width:0;height:1.5pt" o:hralign="center" o:hrstd="t" o:hr="t" fillcolor="#a0a0a0" stroked="f"/>
         </w:pict>
       </w:r>
     </w:p>
@@ -6003,7 +6342,7 @@
           <w:sz w:val="36"/>
           <w:szCs w:val="36"/>
         </w:rPr>
-        <w:t>🎨</w:t>
+        <w:t>🚀</w:t>
       </w:r>
       <w:r>
         <w:rPr>
@@ -6013,14 +6352,14 @@
           <w:sz w:val="36"/>
           <w:szCs w:val="36"/>
         </w:rPr>
-        <w:t xml:space="preserve"> Day 26 — UI Polish</w:t>
+        <w:t xml:space="preserve"> Day 28 — Performance Optimization</w:t>
       </w:r>
     </w:p>
     <w:p>
       <w:pPr>
         <w:numPr>
           <w:ilvl w:val="0"/>
-          <w:numId w:val="39"/>
+          <w:numId w:val="41"/>
         </w:numPr>
         <w:spacing w:before="100" w:beforeAutospacing="1" w:after="100" w:afterAutospacing="1" w:line="240" w:lineRule="auto"/>
         <w:rPr>
@@ -6029,20 +6368,30 @@
           <w:szCs w:val="24"/>
         </w:rPr>
       </w:pPr>
-      <w:r>
-        <w:rPr>
-          <w:rFonts w:ascii="Times New Roman" w:eastAsia="Times New Roman" w:hAnsi="Times New Roman" w:cs="Times New Roman"/>
-          <w:sz w:val="24"/>
-          <w:szCs w:val="24"/>
-        </w:rPr>
-        <w:t>Animations</w:t>
+      <w:proofErr w:type="spellStart"/>
+      <w:r>
+        <w:rPr>
+          <w:rFonts w:ascii="Times New Roman" w:eastAsia="Times New Roman" w:hAnsi="Times New Roman" w:cs="Times New Roman"/>
+          <w:sz w:val="24"/>
+          <w:szCs w:val="24"/>
+        </w:rPr>
+        <w:t>Debounce</w:t>
+      </w:r>
+      <w:proofErr w:type="spellEnd"/>
+      <w:r>
+        <w:rPr>
+          <w:rFonts w:ascii="Times New Roman" w:eastAsia="Times New Roman" w:hAnsi="Times New Roman" w:cs="Times New Roman"/>
+          <w:sz w:val="24"/>
+          <w:szCs w:val="24"/>
+        </w:rPr>
+        <w:t xml:space="preserve"> API calls</w:t>
       </w:r>
     </w:p>
     <w:p>
       <w:pPr>
         <w:numPr>
           <w:ilvl w:val="0"/>
-          <w:numId w:val="39"/>
+          <w:numId w:val="41"/>
         </w:numPr>
         <w:spacing w:before="100" w:beforeAutospacing="1" w:after="100" w:afterAutospacing="1" w:line="240" w:lineRule="auto"/>
         <w:rPr>
@@ -6057,14 +6406,14 @@
           <w:sz w:val="24"/>
           <w:szCs w:val="24"/>
         </w:rPr>
-        <w:t>Loading states</w:t>
+        <w:t>Optimize queries</w:t>
       </w:r>
     </w:p>
     <w:p>
       <w:pPr>
         <w:numPr>
           <w:ilvl w:val="0"/>
-          <w:numId w:val="39"/>
+          <w:numId w:val="41"/>
         </w:numPr>
         <w:spacing w:before="100" w:beforeAutospacing="1" w:after="100" w:afterAutospacing="1" w:line="240" w:lineRule="auto"/>
         <w:rPr>
@@ -6079,14 +6428,14 @@
           <w:sz w:val="24"/>
           <w:szCs w:val="24"/>
         </w:rPr>
-        <w:t>Error handling</w:t>
+        <w:t>Reduce embedding calls</w:t>
       </w:r>
     </w:p>
     <w:p>
       <w:pPr>
         <w:numPr>
           <w:ilvl w:val="0"/>
-          <w:numId w:val="39"/>
+          <w:numId w:val="41"/>
         </w:numPr>
         <w:spacing w:before="100" w:beforeAutospacing="1" w:after="100" w:afterAutospacing="1" w:line="240" w:lineRule="auto"/>
         <w:rPr>
@@ -6101,33 +6450,7 @@
           <w:sz w:val="24"/>
           <w:szCs w:val="24"/>
         </w:rPr>
-        <w:t>Responsive design</w:t>
-      </w:r>
-    </w:p>
-    <w:p>
-      <w:pPr>
-        <w:spacing w:before="100" w:beforeAutospacing="1" w:after="100" w:afterAutospacing="1" w:line="240" w:lineRule="auto"/>
-        <w:rPr>
-          <w:rFonts w:ascii="Times New Roman" w:eastAsia="Times New Roman" w:hAnsi="Times New Roman" w:cs="Times New Roman"/>
-          <w:sz w:val="24"/>
-          <w:szCs w:val="24"/>
-        </w:rPr>
-      </w:pPr>
-      <w:r>
-        <w:rPr>
-          <w:rFonts w:ascii="Segoe UI Symbol" w:eastAsia="Times New Roman" w:hAnsi="Segoe UI Symbol" w:cs="Segoe UI Symbol"/>
-          <w:sz w:val="24"/>
-          <w:szCs w:val="24"/>
-        </w:rPr>
-        <w:t>🎉</w:t>
-      </w:r>
-      <w:r>
-        <w:rPr>
-          <w:rFonts w:ascii="Times New Roman" w:eastAsia="Times New Roman" w:hAnsi="Times New Roman" w:cs="Times New Roman"/>
-          <w:sz w:val="24"/>
-          <w:szCs w:val="24"/>
-        </w:rPr>
-        <w:t xml:space="preserve"> Frontend Complete</w:t>
+        <w:t>Add caching</w:t>
       </w:r>
     </w:p>
     <w:p>
@@ -6146,52 +6469,7 @@
           <w:szCs w:val="24"/>
         </w:rPr>
         <w:pict>
-          <v:rect id="_x0000_i1054" style="width:0;height:1.5pt" o:hralign="center" o:hrstd="t" o:hr="t" fillcolor="#a0a0a0" stroked="f"/>
-        </w:pict>
-      </w:r>
-    </w:p>
-    <w:p>
-      <w:pPr>
-        <w:spacing w:before="100" w:beforeAutospacing="1" w:after="100" w:afterAutospacing="1" w:line="240" w:lineRule="auto"/>
-        <w:outlineLvl w:val="0"/>
-        <w:rPr>
-          <w:rFonts w:ascii="Times New Roman" w:eastAsia="Times New Roman" w:hAnsi="Times New Roman" w:cs="Times New Roman"/>
-          <w:b/>
-          <w:bCs/>
-          <w:kern w:val="36"/>
-          <w:sz w:val="48"/>
-          <w:szCs w:val="48"/>
-        </w:rPr>
-      </w:pPr>
-      <w:r>
-        <w:rPr>
-          <w:rFonts w:ascii="Times New Roman" w:eastAsia="Times New Roman" w:hAnsi="Times New Roman" w:cs="Times New Roman"/>
-          <w:b/>
-          <w:bCs/>
-          <w:kern w:val="36"/>
-          <w:sz w:val="48"/>
-          <w:szCs w:val="48"/>
-        </w:rPr>
-        <w:t>🟡 PHASE 4 — Integration + Deployment (Day 27–30)</w:t>
-      </w:r>
-    </w:p>
-    <w:p>
-      <w:pPr>
-        <w:spacing w:after="0" w:line="240" w:lineRule="auto"/>
-        <w:rPr>
-          <w:rFonts w:ascii="Times New Roman" w:eastAsia="Times New Roman" w:hAnsi="Times New Roman" w:cs="Times New Roman"/>
-          <w:sz w:val="24"/>
-          <w:szCs w:val="24"/>
-        </w:rPr>
-      </w:pPr>
-      <w:r>
-        <w:rPr>
-          <w:rFonts w:ascii="Times New Roman" w:eastAsia="Times New Roman" w:hAnsi="Times New Roman" w:cs="Times New Roman"/>
-          <w:sz w:val="24"/>
-          <w:szCs w:val="24"/>
-        </w:rPr>
-        <w:pict>
-          <v:rect id="_x0000_i1055" style="width:0;height:1.5pt" o:hralign="center" o:hrstd="t" o:hr="t" fillcolor="#a0a0a0" stroked="f"/>
+          <v:rect id="_x0000_i1057" style="width:0;height:1.5pt" o:hralign="center" o:hrstd="t" o:hr="t" fillcolor="#a0a0a0" stroked="f"/>
         </w:pict>
       </w:r>
     </w:p>
@@ -6225,277 +6503,6 @@
           <w:sz w:val="36"/>
           <w:szCs w:val="36"/>
         </w:rPr>
-        <w:t xml:space="preserve"> Day 27 — Full Integration Testing</w:t>
-      </w:r>
-    </w:p>
-    <w:p>
-      <w:pPr>
-        <w:numPr>
-          <w:ilvl w:val="0"/>
-          <w:numId w:val="40"/>
-        </w:numPr>
-        <w:spacing w:before="100" w:beforeAutospacing="1" w:after="100" w:afterAutospacing="1" w:line="240" w:lineRule="auto"/>
-        <w:rPr>
-          <w:rFonts w:ascii="Times New Roman" w:eastAsia="Times New Roman" w:hAnsi="Times New Roman" w:cs="Times New Roman"/>
-          <w:sz w:val="24"/>
-          <w:szCs w:val="24"/>
-        </w:rPr>
-      </w:pPr>
-      <w:r>
-        <w:rPr>
-          <w:rFonts w:ascii="Times New Roman" w:eastAsia="Times New Roman" w:hAnsi="Times New Roman" w:cs="Times New Roman"/>
-          <w:sz w:val="24"/>
-          <w:szCs w:val="24"/>
-        </w:rPr>
-        <w:t>Connect frontend to backend</w:t>
-      </w:r>
-    </w:p>
-    <w:p>
-      <w:pPr>
-        <w:numPr>
-          <w:ilvl w:val="0"/>
-          <w:numId w:val="40"/>
-        </w:numPr>
-        <w:spacing w:before="100" w:beforeAutospacing="1" w:after="100" w:afterAutospacing="1" w:line="240" w:lineRule="auto"/>
-        <w:rPr>
-          <w:rFonts w:ascii="Times New Roman" w:eastAsia="Times New Roman" w:hAnsi="Times New Roman" w:cs="Times New Roman"/>
-          <w:sz w:val="24"/>
-          <w:szCs w:val="24"/>
-        </w:rPr>
-      </w:pPr>
-      <w:r>
-        <w:rPr>
-          <w:rFonts w:ascii="Times New Roman" w:eastAsia="Times New Roman" w:hAnsi="Times New Roman" w:cs="Times New Roman"/>
-          <w:sz w:val="24"/>
-          <w:szCs w:val="24"/>
-        </w:rPr>
-        <w:t>Fix CORS</w:t>
-      </w:r>
-    </w:p>
-    <w:p>
-      <w:pPr>
-        <w:numPr>
-          <w:ilvl w:val="0"/>
-          <w:numId w:val="40"/>
-        </w:numPr>
-        <w:spacing w:before="100" w:beforeAutospacing="1" w:after="100" w:afterAutospacing="1" w:line="240" w:lineRule="auto"/>
-        <w:rPr>
-          <w:rFonts w:ascii="Times New Roman" w:eastAsia="Times New Roman" w:hAnsi="Times New Roman" w:cs="Times New Roman"/>
-          <w:sz w:val="24"/>
-          <w:szCs w:val="24"/>
-        </w:rPr>
-      </w:pPr>
-      <w:r>
-        <w:rPr>
-          <w:rFonts w:ascii="Times New Roman" w:eastAsia="Times New Roman" w:hAnsi="Times New Roman" w:cs="Times New Roman"/>
-          <w:sz w:val="24"/>
-          <w:szCs w:val="24"/>
-        </w:rPr>
-        <w:t>Fix token issues</w:t>
-      </w:r>
-    </w:p>
-    <w:p>
-      <w:pPr>
-        <w:spacing w:after="0" w:line="240" w:lineRule="auto"/>
-        <w:rPr>
-          <w:rFonts w:ascii="Times New Roman" w:eastAsia="Times New Roman" w:hAnsi="Times New Roman" w:cs="Times New Roman"/>
-          <w:sz w:val="24"/>
-          <w:szCs w:val="24"/>
-        </w:rPr>
-      </w:pPr>
-      <w:r>
-        <w:rPr>
-          <w:rFonts w:ascii="Times New Roman" w:eastAsia="Times New Roman" w:hAnsi="Times New Roman" w:cs="Times New Roman"/>
-          <w:sz w:val="24"/>
-          <w:szCs w:val="24"/>
-        </w:rPr>
-        <w:pict>
-          <v:rect id="_x0000_i1056" style="width:0;height:1.5pt" o:hralign="center" o:hrstd="t" o:hr="t" fillcolor="#a0a0a0" stroked="f"/>
-        </w:pict>
-      </w:r>
-    </w:p>
-    <w:p>
-      <w:pPr>
-        <w:spacing w:before="100" w:beforeAutospacing="1" w:after="100" w:afterAutospacing="1" w:line="240" w:lineRule="auto"/>
-        <w:outlineLvl w:val="1"/>
-        <w:rPr>
-          <w:rFonts w:ascii="Times New Roman" w:eastAsia="Times New Roman" w:hAnsi="Times New Roman" w:cs="Times New Roman"/>
-          <w:b/>
-          <w:bCs/>
-          <w:sz w:val="36"/>
-          <w:szCs w:val="36"/>
-        </w:rPr>
-      </w:pPr>
-      <w:r>
-        <w:rPr>
-          <w:rFonts w:ascii="Segoe UI Symbol" w:eastAsia="Times New Roman" w:hAnsi="Segoe UI Symbol" w:cs="Segoe UI Symbol"/>
-          <w:b/>
-          <w:bCs/>
-          <w:sz w:val="36"/>
-          <w:szCs w:val="36"/>
-        </w:rPr>
-        <w:t>🚀</w:t>
-      </w:r>
-      <w:r>
-        <w:rPr>
-          <w:rFonts w:ascii="Times New Roman" w:eastAsia="Times New Roman" w:hAnsi="Times New Roman" w:cs="Times New Roman"/>
-          <w:b/>
-          <w:bCs/>
-          <w:sz w:val="36"/>
-          <w:szCs w:val="36"/>
-        </w:rPr>
-        <w:t xml:space="preserve"> Day 28 — Performance Optimization</w:t>
-      </w:r>
-    </w:p>
-    <w:p>
-      <w:pPr>
-        <w:numPr>
-          <w:ilvl w:val="0"/>
-          <w:numId w:val="41"/>
-        </w:numPr>
-        <w:spacing w:before="100" w:beforeAutospacing="1" w:after="100" w:afterAutospacing="1" w:line="240" w:lineRule="auto"/>
-        <w:rPr>
-          <w:rFonts w:ascii="Times New Roman" w:eastAsia="Times New Roman" w:hAnsi="Times New Roman" w:cs="Times New Roman"/>
-          <w:sz w:val="24"/>
-          <w:szCs w:val="24"/>
-        </w:rPr>
-      </w:pPr>
-      <w:proofErr w:type="spellStart"/>
-      <w:r>
-        <w:rPr>
-          <w:rFonts w:ascii="Times New Roman" w:eastAsia="Times New Roman" w:hAnsi="Times New Roman" w:cs="Times New Roman"/>
-          <w:sz w:val="24"/>
-          <w:szCs w:val="24"/>
-        </w:rPr>
-        <w:lastRenderedPageBreak/>
-        <w:t>Debounce</w:t>
-      </w:r>
-      <w:proofErr w:type="spellEnd"/>
-      <w:r>
-        <w:rPr>
-          <w:rFonts w:ascii="Times New Roman" w:eastAsia="Times New Roman" w:hAnsi="Times New Roman" w:cs="Times New Roman"/>
-          <w:sz w:val="24"/>
-          <w:szCs w:val="24"/>
-        </w:rPr>
-        <w:t xml:space="preserve"> API calls</w:t>
-      </w:r>
-    </w:p>
-    <w:p>
-      <w:pPr>
-        <w:numPr>
-          <w:ilvl w:val="0"/>
-          <w:numId w:val="41"/>
-        </w:numPr>
-        <w:spacing w:before="100" w:beforeAutospacing="1" w:after="100" w:afterAutospacing="1" w:line="240" w:lineRule="auto"/>
-        <w:rPr>
-          <w:rFonts w:ascii="Times New Roman" w:eastAsia="Times New Roman" w:hAnsi="Times New Roman" w:cs="Times New Roman"/>
-          <w:sz w:val="24"/>
-          <w:szCs w:val="24"/>
-        </w:rPr>
-      </w:pPr>
-      <w:r>
-        <w:rPr>
-          <w:rFonts w:ascii="Times New Roman" w:eastAsia="Times New Roman" w:hAnsi="Times New Roman" w:cs="Times New Roman"/>
-          <w:sz w:val="24"/>
-          <w:szCs w:val="24"/>
-        </w:rPr>
-        <w:t>Optimize queries</w:t>
-      </w:r>
-    </w:p>
-    <w:p>
-      <w:pPr>
-        <w:numPr>
-          <w:ilvl w:val="0"/>
-          <w:numId w:val="41"/>
-        </w:numPr>
-        <w:spacing w:before="100" w:beforeAutospacing="1" w:after="100" w:afterAutospacing="1" w:line="240" w:lineRule="auto"/>
-        <w:rPr>
-          <w:rFonts w:ascii="Times New Roman" w:eastAsia="Times New Roman" w:hAnsi="Times New Roman" w:cs="Times New Roman"/>
-          <w:sz w:val="24"/>
-          <w:szCs w:val="24"/>
-        </w:rPr>
-      </w:pPr>
-      <w:r>
-        <w:rPr>
-          <w:rFonts w:ascii="Times New Roman" w:eastAsia="Times New Roman" w:hAnsi="Times New Roman" w:cs="Times New Roman"/>
-          <w:sz w:val="24"/>
-          <w:szCs w:val="24"/>
-        </w:rPr>
-        <w:t>Reduce embedding calls</w:t>
-      </w:r>
-    </w:p>
-    <w:p>
-      <w:pPr>
-        <w:numPr>
-          <w:ilvl w:val="0"/>
-          <w:numId w:val="41"/>
-        </w:numPr>
-        <w:spacing w:before="100" w:beforeAutospacing="1" w:after="100" w:afterAutospacing="1" w:line="240" w:lineRule="auto"/>
-        <w:rPr>
-          <w:rFonts w:ascii="Times New Roman" w:eastAsia="Times New Roman" w:hAnsi="Times New Roman" w:cs="Times New Roman"/>
-          <w:sz w:val="24"/>
-          <w:szCs w:val="24"/>
-        </w:rPr>
-      </w:pPr>
-      <w:r>
-        <w:rPr>
-          <w:rFonts w:ascii="Times New Roman" w:eastAsia="Times New Roman" w:hAnsi="Times New Roman" w:cs="Times New Roman"/>
-          <w:sz w:val="24"/>
-          <w:szCs w:val="24"/>
-        </w:rPr>
-        <w:t>Add caching</w:t>
-      </w:r>
-    </w:p>
-    <w:p>
-      <w:pPr>
-        <w:spacing w:after="0" w:line="240" w:lineRule="auto"/>
-        <w:rPr>
-          <w:rFonts w:ascii="Times New Roman" w:eastAsia="Times New Roman" w:hAnsi="Times New Roman" w:cs="Times New Roman"/>
-          <w:sz w:val="24"/>
-          <w:szCs w:val="24"/>
-        </w:rPr>
-      </w:pPr>
-      <w:r>
-        <w:rPr>
-          <w:rFonts w:ascii="Times New Roman" w:eastAsia="Times New Roman" w:hAnsi="Times New Roman" w:cs="Times New Roman"/>
-          <w:sz w:val="24"/>
-          <w:szCs w:val="24"/>
-        </w:rPr>
-        <w:pict>
-          <v:rect id="_x0000_i1057" style="width:0;height:1.5pt" o:hralign="center" o:hrstd="t" o:hr="t" fillcolor="#a0a0a0" stroked="f"/>
-        </w:pict>
-      </w:r>
-    </w:p>
-    <w:p>
-      <w:pPr>
-        <w:spacing w:before="100" w:beforeAutospacing="1" w:after="100" w:afterAutospacing="1" w:line="240" w:lineRule="auto"/>
-        <w:outlineLvl w:val="1"/>
-        <w:rPr>
-          <w:rFonts w:ascii="Times New Roman" w:eastAsia="Times New Roman" w:hAnsi="Times New Roman" w:cs="Times New Roman"/>
-          <w:b/>
-          <w:bCs/>
-          <w:sz w:val="36"/>
-          <w:szCs w:val="36"/>
-        </w:rPr>
-      </w:pPr>
-      <w:r>
-        <w:rPr>
-          <w:rFonts w:ascii="Segoe UI Symbol" w:eastAsia="Times New Roman" w:hAnsi="Segoe UI Symbol" w:cs="Segoe UI Symbol"/>
-          <w:b/>
-          <w:bCs/>
-          <w:sz w:val="36"/>
-          <w:szCs w:val="36"/>
-        </w:rPr>
-        <w:t>🚀</w:t>
-      </w:r>
-      <w:r>
-        <w:rPr>
-          <w:rFonts w:ascii="Times New Roman" w:eastAsia="Times New Roman" w:hAnsi="Times New Roman" w:cs="Times New Roman"/>
-          <w:b/>
-          <w:bCs/>
-          <w:sz w:val="36"/>
-          <w:szCs w:val="36"/>
-        </w:rPr>
         <w:t xml:space="preserve"> Day 29 — Deployment</w:t>
       </w:r>
     </w:p>
@@ -6556,6 +6563,7 @@
           <w:sz w:val="24"/>
           <w:szCs w:val="24"/>
         </w:rPr>
+        <w:lastRenderedPageBreak/>
         <w:t>Backend:</w:t>
       </w:r>
     </w:p>

--- a/RoadMap.docx
+++ b/RoadMap.docx
@@ -5044,8 +5044,6 @@
         </w:rPr>
         <w:t xml:space="preserve"> Day 19 — Authentication UI</w:t>
       </w:r>
-      <w:bookmarkStart w:id="0" w:name="_GoBack"/>
-      <w:bookmarkEnd w:id="0"/>
     </w:p>
     <w:p>
       <w:pPr>
@@ -5170,6 +5168,273 @@
         </w:rPr>
         <w:pict>
           <v:rect id="_x0000_i1047" style="width:0;height:1.5pt" o:hralign="center" o:hrstd="t" o:hr="t" fillcolor="#a0a0a0" stroked="f"/>
+        </w:pict>
+      </w:r>
+    </w:p>
+    <w:p>
+      <w:pPr>
+        <w:spacing w:before="100" w:beforeAutospacing="1" w:after="100" w:afterAutospacing="1" w:line="240" w:lineRule="auto"/>
+        <w:outlineLvl w:val="1"/>
+        <w:rPr>
+          <w:rFonts w:ascii="Times New Roman" w:eastAsia="Times New Roman" w:hAnsi="Times New Roman" w:cs="Times New Roman"/>
+          <w:b/>
+          <w:bCs/>
+          <w:color w:val="538135" w:themeColor="accent6" w:themeShade="BF"/>
+          <w:sz w:val="36"/>
+          <w:szCs w:val="36"/>
+        </w:rPr>
+      </w:pPr>
+      <w:r>
+        <w:rPr>
+          <w:rFonts w:ascii="Segoe UI Symbol" w:eastAsia="Times New Roman" w:hAnsi="Segoe UI Symbol" w:cs="Segoe UI Symbol"/>
+          <w:b/>
+          <w:bCs/>
+          <w:color w:val="538135" w:themeColor="accent6" w:themeShade="BF"/>
+          <w:sz w:val="36"/>
+          <w:szCs w:val="36"/>
+        </w:rPr>
+        <w:t>🎨</w:t>
+      </w:r>
+      <w:r>
+        <w:rPr>
+          <w:rFonts w:ascii="Times New Roman" w:eastAsia="Times New Roman" w:hAnsi="Times New Roman" w:cs="Times New Roman"/>
+          <w:b/>
+          <w:bCs/>
+          <w:color w:val="538135" w:themeColor="accent6" w:themeShade="BF"/>
+          <w:sz w:val="36"/>
+          <w:szCs w:val="36"/>
+        </w:rPr>
+        <w:t xml:space="preserve"> Day 20 — Resume Upload UI</w:t>
+      </w:r>
+    </w:p>
+    <w:p>
+      <w:pPr>
+        <w:numPr>
+          <w:ilvl w:val="0"/>
+          <w:numId w:val="32"/>
+        </w:numPr>
+        <w:spacing w:before="100" w:beforeAutospacing="1" w:after="100" w:afterAutospacing="1" w:line="240" w:lineRule="auto"/>
+        <w:rPr>
+          <w:rFonts w:ascii="Times New Roman" w:eastAsia="Times New Roman" w:hAnsi="Times New Roman" w:cs="Times New Roman"/>
+          <w:sz w:val="24"/>
+          <w:szCs w:val="24"/>
+        </w:rPr>
+      </w:pPr>
+      <w:r>
+        <w:rPr>
+          <w:rFonts w:ascii="Times New Roman" w:eastAsia="Times New Roman" w:hAnsi="Times New Roman" w:cs="Times New Roman"/>
+          <w:sz w:val="24"/>
+          <w:szCs w:val="24"/>
+        </w:rPr>
+        <w:t>Drag &amp; drop</w:t>
+      </w:r>
+    </w:p>
+    <w:p>
+      <w:pPr>
+        <w:numPr>
+          <w:ilvl w:val="0"/>
+          <w:numId w:val="32"/>
+        </w:numPr>
+        <w:spacing w:before="100" w:beforeAutospacing="1" w:after="100" w:afterAutospacing="1" w:line="240" w:lineRule="auto"/>
+        <w:rPr>
+          <w:rFonts w:ascii="Times New Roman" w:eastAsia="Times New Roman" w:hAnsi="Times New Roman" w:cs="Times New Roman"/>
+          <w:sz w:val="24"/>
+          <w:szCs w:val="24"/>
+        </w:rPr>
+      </w:pPr>
+      <w:r>
+        <w:rPr>
+          <w:rFonts w:ascii="Times New Roman" w:eastAsia="Times New Roman" w:hAnsi="Times New Roman" w:cs="Times New Roman"/>
+          <w:sz w:val="24"/>
+          <w:szCs w:val="24"/>
+        </w:rPr>
+        <w:t>Upload button</w:t>
+      </w:r>
+    </w:p>
+    <w:p>
+      <w:pPr>
+        <w:numPr>
+          <w:ilvl w:val="0"/>
+          <w:numId w:val="32"/>
+        </w:numPr>
+        <w:spacing w:before="100" w:beforeAutospacing="1" w:after="100" w:afterAutospacing="1" w:line="240" w:lineRule="auto"/>
+        <w:rPr>
+          <w:rFonts w:ascii="Times New Roman" w:eastAsia="Times New Roman" w:hAnsi="Times New Roman" w:cs="Times New Roman"/>
+          <w:sz w:val="24"/>
+          <w:szCs w:val="24"/>
+        </w:rPr>
+      </w:pPr>
+      <w:r>
+        <w:rPr>
+          <w:rFonts w:ascii="Times New Roman" w:eastAsia="Times New Roman" w:hAnsi="Times New Roman" w:cs="Times New Roman"/>
+          <w:sz w:val="24"/>
+          <w:szCs w:val="24"/>
+        </w:rPr>
+        <w:t>Show parsed preview</w:t>
+      </w:r>
+    </w:p>
+    <w:p>
+      <w:pPr>
+        <w:spacing w:after="0" w:line="240" w:lineRule="auto"/>
+        <w:rPr>
+          <w:rFonts w:ascii="Times New Roman" w:eastAsia="Times New Roman" w:hAnsi="Times New Roman" w:cs="Times New Roman"/>
+          <w:sz w:val="24"/>
+          <w:szCs w:val="24"/>
+        </w:rPr>
+      </w:pPr>
+      <w:r>
+        <w:rPr>
+          <w:rFonts w:ascii="Times New Roman" w:eastAsia="Times New Roman" w:hAnsi="Times New Roman" w:cs="Times New Roman"/>
+          <w:sz w:val="24"/>
+          <w:szCs w:val="24"/>
+        </w:rPr>
+        <w:pict>
+          <v:rect id="_x0000_i1048" style="width:0;height:1.5pt" o:hralign="center" o:hrstd="t" o:hr="t" fillcolor="#a0a0a0" stroked="f"/>
+        </w:pict>
+      </w:r>
+    </w:p>
+    <w:p>
+      <w:pPr>
+        <w:spacing w:before="100" w:beforeAutospacing="1" w:after="100" w:afterAutospacing="1" w:line="240" w:lineRule="auto"/>
+        <w:outlineLvl w:val="1"/>
+        <w:rPr>
+          <w:rFonts w:ascii="Times New Roman" w:eastAsia="Times New Roman" w:hAnsi="Times New Roman" w:cs="Times New Roman"/>
+          <w:b/>
+          <w:bCs/>
+          <w:color w:val="538135" w:themeColor="accent6" w:themeShade="BF"/>
+          <w:sz w:val="36"/>
+          <w:szCs w:val="36"/>
+        </w:rPr>
+      </w:pPr>
+      <w:r>
+        <w:rPr>
+          <w:rFonts w:ascii="Segoe UI Symbol" w:eastAsia="Times New Roman" w:hAnsi="Segoe UI Symbol" w:cs="Segoe UI Symbol"/>
+          <w:b/>
+          <w:bCs/>
+          <w:color w:val="538135" w:themeColor="accent6" w:themeShade="BF"/>
+          <w:sz w:val="36"/>
+          <w:szCs w:val="36"/>
+        </w:rPr>
+        <w:t>🎨</w:t>
+      </w:r>
+      <w:r>
+        <w:rPr>
+          <w:rFonts w:ascii="Times New Roman" w:eastAsia="Times New Roman" w:hAnsi="Times New Roman" w:cs="Times New Roman"/>
+          <w:b/>
+          <w:bCs/>
+          <w:color w:val="538135" w:themeColor="accent6" w:themeShade="BF"/>
+          <w:sz w:val="36"/>
+          <w:szCs w:val="36"/>
+        </w:rPr>
+        <w:t xml:space="preserve"> Day 21 — Dashboard Layout</w:t>
+      </w:r>
+      <w:bookmarkStart w:id="0" w:name="_GoBack"/>
+      <w:bookmarkEnd w:id="0"/>
+    </w:p>
+    <w:p>
+      <w:pPr>
+        <w:spacing w:before="100" w:beforeAutospacing="1" w:after="100" w:afterAutospacing="1" w:line="240" w:lineRule="auto"/>
+        <w:rPr>
+          <w:rFonts w:ascii="Times New Roman" w:eastAsia="Times New Roman" w:hAnsi="Times New Roman" w:cs="Times New Roman"/>
+          <w:sz w:val="24"/>
+          <w:szCs w:val="24"/>
+        </w:rPr>
+      </w:pPr>
+      <w:r>
+        <w:rPr>
+          <w:rFonts w:ascii="Times New Roman" w:eastAsia="Times New Roman" w:hAnsi="Times New Roman" w:cs="Times New Roman"/>
+          <w:sz w:val="24"/>
+          <w:szCs w:val="24"/>
+        </w:rPr>
+        <w:t>Build layout:</w:t>
+      </w:r>
+    </w:p>
+    <w:p>
+      <w:pPr>
+        <w:numPr>
+          <w:ilvl w:val="0"/>
+          <w:numId w:val="33"/>
+        </w:numPr>
+        <w:spacing w:before="100" w:beforeAutospacing="1" w:after="100" w:afterAutospacing="1" w:line="240" w:lineRule="auto"/>
+        <w:rPr>
+          <w:rFonts w:ascii="Times New Roman" w:eastAsia="Times New Roman" w:hAnsi="Times New Roman" w:cs="Times New Roman"/>
+          <w:sz w:val="24"/>
+          <w:szCs w:val="24"/>
+        </w:rPr>
+      </w:pPr>
+      <w:r>
+        <w:rPr>
+          <w:rFonts w:ascii="Times New Roman" w:eastAsia="Times New Roman" w:hAnsi="Times New Roman" w:cs="Times New Roman"/>
+          <w:sz w:val="24"/>
+          <w:szCs w:val="24"/>
+        </w:rPr>
+        <w:t>Sidebar</w:t>
+      </w:r>
+    </w:p>
+    <w:p>
+      <w:pPr>
+        <w:numPr>
+          <w:ilvl w:val="0"/>
+          <w:numId w:val="33"/>
+        </w:numPr>
+        <w:spacing w:before="100" w:beforeAutospacing="1" w:after="100" w:afterAutospacing="1" w:line="240" w:lineRule="auto"/>
+        <w:rPr>
+          <w:rFonts w:ascii="Times New Roman" w:eastAsia="Times New Roman" w:hAnsi="Times New Roman" w:cs="Times New Roman"/>
+          <w:sz w:val="24"/>
+          <w:szCs w:val="24"/>
+        </w:rPr>
+      </w:pPr>
+      <w:proofErr w:type="spellStart"/>
+      <w:r>
+        <w:rPr>
+          <w:rFonts w:ascii="Times New Roman" w:eastAsia="Times New Roman" w:hAnsi="Times New Roman" w:cs="Times New Roman"/>
+          <w:sz w:val="24"/>
+          <w:szCs w:val="24"/>
+        </w:rPr>
+        <w:t>Navbar</w:t>
+      </w:r>
+      <w:proofErr w:type="spellEnd"/>
+    </w:p>
+    <w:p>
+      <w:pPr>
+        <w:numPr>
+          <w:ilvl w:val="0"/>
+          <w:numId w:val="33"/>
+        </w:numPr>
+        <w:spacing w:before="100" w:beforeAutospacing="1" w:after="100" w:afterAutospacing="1" w:line="240" w:lineRule="auto"/>
+        <w:rPr>
+          <w:rFonts w:ascii="Times New Roman" w:eastAsia="Times New Roman" w:hAnsi="Times New Roman" w:cs="Times New Roman"/>
+          <w:sz w:val="24"/>
+          <w:szCs w:val="24"/>
+        </w:rPr>
+      </w:pPr>
+      <w:r>
+        <w:rPr>
+          <w:rFonts w:ascii="Times New Roman" w:eastAsia="Times New Roman" w:hAnsi="Times New Roman" w:cs="Times New Roman"/>
+          <w:sz w:val="24"/>
+          <w:szCs w:val="24"/>
+        </w:rPr>
+        <w:t>Content panel</w:t>
+      </w:r>
+    </w:p>
+    <w:p>
+      <w:pPr>
+        <w:spacing w:after="0" w:line="240" w:lineRule="auto"/>
+        <w:rPr>
+          <w:rFonts w:ascii="Times New Roman" w:eastAsia="Times New Roman" w:hAnsi="Times New Roman" w:cs="Times New Roman"/>
+          <w:sz w:val="24"/>
+          <w:szCs w:val="24"/>
+        </w:rPr>
+      </w:pPr>
+      <w:r>
+        <w:rPr>
+          <w:rFonts w:ascii="Times New Roman" w:eastAsia="Times New Roman" w:hAnsi="Times New Roman" w:cs="Times New Roman"/>
+          <w:sz w:val="24"/>
+          <w:szCs w:val="24"/>
+        </w:rPr>
+        <w:lastRenderedPageBreak/>
+        <w:pict>
+          <v:rect id="_x0000_i1049" style="width:0;height:1.5pt" o:hralign="center" o:hrstd="t" o:hr="t" fillcolor="#a0a0a0" stroked="f"/>
         </w:pict>
       </w:r>
     </w:p>
@@ -5203,14 +5468,14 @@
           <w:sz w:val="36"/>
           <w:szCs w:val="36"/>
         </w:rPr>
-        <w:t xml:space="preserve"> Day 20 — Resume Upload UI</w:t>
+        <w:t xml:space="preserve"> Day 22 — Resume Score UI</w:t>
       </w:r>
     </w:p>
     <w:p>
       <w:pPr>
         <w:numPr>
           <w:ilvl w:val="0"/>
-          <w:numId w:val="32"/>
+          <w:numId w:val="34"/>
         </w:numPr>
         <w:spacing w:before="100" w:beforeAutospacing="1" w:after="100" w:afterAutospacing="1" w:line="240" w:lineRule="auto"/>
         <w:rPr>
@@ -5225,14 +5490,14 @@
           <w:sz w:val="24"/>
           <w:szCs w:val="24"/>
         </w:rPr>
-        <w:t>Drag &amp; drop</w:t>
+        <w:t>Show score meter</w:t>
       </w:r>
     </w:p>
     <w:p>
       <w:pPr>
         <w:numPr>
           <w:ilvl w:val="0"/>
-          <w:numId w:val="32"/>
+          <w:numId w:val="34"/>
         </w:numPr>
         <w:spacing w:before="100" w:beforeAutospacing="1" w:after="100" w:afterAutospacing="1" w:line="240" w:lineRule="auto"/>
         <w:rPr>
@@ -5247,14 +5512,14 @@
           <w:sz w:val="24"/>
           <w:szCs w:val="24"/>
         </w:rPr>
-        <w:t>Upload button</w:t>
+        <w:t>Show suggestions</w:t>
       </w:r>
     </w:p>
     <w:p>
       <w:pPr>
         <w:numPr>
           <w:ilvl w:val="0"/>
-          <w:numId w:val="32"/>
+          <w:numId w:val="34"/>
         </w:numPr>
         <w:spacing w:before="100" w:beforeAutospacing="1" w:after="100" w:afterAutospacing="1" w:line="240" w:lineRule="auto"/>
         <w:rPr>
@@ -5269,7 +5534,7 @@
           <w:sz w:val="24"/>
           <w:szCs w:val="24"/>
         </w:rPr>
-        <w:t>Show parsed preview</w:t>
+        <w:t>Show keyword list</w:t>
       </w:r>
     </w:p>
     <w:p>
@@ -5288,7 +5553,7 @@
           <w:szCs w:val="24"/>
         </w:rPr>
         <w:pict>
-          <v:rect id="_x0000_i1048" style="width:0;height:1.5pt" o:hralign="center" o:hrstd="t" o:hr="t" fillcolor="#a0a0a0" stroked="f"/>
+          <v:rect id="_x0000_i1050" style="width:0;height:1.5pt" o:hralign="center" o:hrstd="t" o:hr="t" fillcolor="#a0a0a0" stroked="f"/>
         </w:pict>
       </w:r>
     </w:p>
@@ -5322,32 +5587,14 @@
           <w:sz w:val="36"/>
           <w:szCs w:val="36"/>
         </w:rPr>
-        <w:t xml:space="preserve"> Day 21 — Dashboard Layout</w:t>
-      </w:r>
-    </w:p>
-    <w:p>
-      <w:pPr>
-        <w:spacing w:before="100" w:beforeAutospacing="1" w:after="100" w:afterAutospacing="1" w:line="240" w:lineRule="auto"/>
-        <w:rPr>
-          <w:rFonts w:ascii="Times New Roman" w:eastAsia="Times New Roman" w:hAnsi="Times New Roman" w:cs="Times New Roman"/>
-          <w:sz w:val="24"/>
-          <w:szCs w:val="24"/>
-        </w:rPr>
-      </w:pPr>
-      <w:r>
-        <w:rPr>
-          <w:rFonts w:ascii="Times New Roman" w:eastAsia="Times New Roman" w:hAnsi="Times New Roman" w:cs="Times New Roman"/>
-          <w:sz w:val="24"/>
-          <w:szCs w:val="24"/>
-        </w:rPr>
-        <w:t>Build layout:</w:t>
+        <w:t xml:space="preserve"> Day 23 — Job Feed UI</w:t>
       </w:r>
     </w:p>
     <w:p>
       <w:pPr>
         <w:numPr>
           <w:ilvl w:val="0"/>
-          <w:numId w:val="33"/>
+          <w:numId w:val="35"/>
         </w:numPr>
         <w:spacing w:before="100" w:beforeAutospacing="1" w:after="100" w:afterAutospacing="1" w:line="240" w:lineRule="auto"/>
         <w:rPr>
@@ -5362,15 +5609,14 @@
           <w:sz w:val="24"/>
           <w:szCs w:val="24"/>
         </w:rPr>
-        <w:lastRenderedPageBreak/>
-        <w:t>Sidebar</w:t>
+        <w:t>Job cards</w:t>
       </w:r>
     </w:p>
     <w:p>
       <w:pPr>
         <w:numPr>
           <w:ilvl w:val="0"/>
-          <w:numId w:val="33"/>
+          <w:numId w:val="35"/>
         </w:numPr>
         <w:spacing w:before="100" w:beforeAutospacing="1" w:after="100" w:afterAutospacing="1" w:line="240" w:lineRule="auto"/>
         <w:rPr>
@@ -5379,22 +5625,20 @@
           <w:szCs w:val="24"/>
         </w:rPr>
       </w:pPr>
-      <w:proofErr w:type="spellStart"/>
-      <w:r>
-        <w:rPr>
-          <w:rFonts w:ascii="Times New Roman" w:eastAsia="Times New Roman" w:hAnsi="Times New Roman" w:cs="Times New Roman"/>
-          <w:sz w:val="24"/>
-          <w:szCs w:val="24"/>
-        </w:rPr>
-        <w:t>Navbar</w:t>
-      </w:r>
-      <w:proofErr w:type="spellEnd"/>
+      <w:r>
+        <w:rPr>
+          <w:rFonts w:ascii="Times New Roman" w:eastAsia="Times New Roman" w:hAnsi="Times New Roman" w:cs="Times New Roman"/>
+          <w:sz w:val="24"/>
+          <w:szCs w:val="24"/>
+        </w:rPr>
+        <w:t>Match % badge</w:t>
+      </w:r>
     </w:p>
     <w:p>
       <w:pPr>
         <w:numPr>
           <w:ilvl w:val="0"/>
-          <w:numId w:val="33"/>
+          <w:numId w:val="35"/>
         </w:numPr>
         <w:spacing w:before="100" w:beforeAutospacing="1" w:after="100" w:afterAutospacing="1" w:line="240" w:lineRule="auto"/>
         <w:rPr>
@@ -5409,7 +5653,29 @@
           <w:sz w:val="24"/>
           <w:szCs w:val="24"/>
         </w:rPr>
-        <w:t>Content panel</w:t>
+        <w:t>Sort by relevance</w:t>
+      </w:r>
+    </w:p>
+    <w:p>
+      <w:pPr>
+        <w:numPr>
+          <w:ilvl w:val="0"/>
+          <w:numId w:val="35"/>
+        </w:numPr>
+        <w:spacing w:before="100" w:beforeAutospacing="1" w:after="100" w:afterAutospacing="1" w:line="240" w:lineRule="auto"/>
+        <w:rPr>
+          <w:rFonts w:ascii="Times New Roman" w:eastAsia="Times New Roman" w:hAnsi="Times New Roman" w:cs="Times New Roman"/>
+          <w:sz w:val="24"/>
+          <w:szCs w:val="24"/>
+        </w:rPr>
+      </w:pPr>
+      <w:r>
+        <w:rPr>
+          <w:rFonts w:ascii="Times New Roman" w:eastAsia="Times New Roman" w:hAnsi="Times New Roman" w:cs="Times New Roman"/>
+          <w:sz w:val="24"/>
+          <w:szCs w:val="24"/>
+        </w:rPr>
+        <w:t>Filter by location</w:t>
       </w:r>
     </w:p>
     <w:p>
@@ -5428,7 +5694,7 @@
           <w:szCs w:val="24"/>
         </w:rPr>
         <w:pict>
-          <v:rect id="_x0000_i1049" style="width:0;height:1.5pt" o:hralign="center" o:hrstd="t" o:hr="t" fillcolor="#a0a0a0" stroked="f"/>
+          <v:rect id="_x0000_i1051" style="width:0;height:1.5pt" o:hralign="center" o:hrstd="t" o:hr="t" fillcolor="#a0a0a0" stroked="f"/>
         </w:pict>
       </w:r>
     </w:p>
@@ -5462,14 +5728,14 @@
           <w:sz w:val="36"/>
           <w:szCs w:val="36"/>
         </w:rPr>
-        <w:t xml:space="preserve"> Day 22 — Resume Score UI</w:t>
+        <w:t xml:space="preserve"> Day 24 — Detailed Job View</w:t>
       </w:r>
     </w:p>
     <w:p>
       <w:pPr>
         <w:numPr>
           <w:ilvl w:val="0"/>
-          <w:numId w:val="34"/>
+          <w:numId w:val="36"/>
         </w:numPr>
         <w:spacing w:before="100" w:beforeAutospacing="1" w:after="100" w:afterAutospacing="1" w:line="240" w:lineRule="auto"/>
         <w:rPr>
@@ -5484,14 +5750,14 @@
           <w:sz w:val="24"/>
           <w:szCs w:val="24"/>
         </w:rPr>
-        <w:t>Show score meter</w:t>
+        <w:t>Expand job</w:t>
       </w:r>
     </w:p>
     <w:p>
       <w:pPr>
         <w:numPr>
           <w:ilvl w:val="0"/>
-          <w:numId w:val="34"/>
+          <w:numId w:val="36"/>
         </w:numPr>
         <w:spacing w:before="100" w:beforeAutospacing="1" w:after="100" w:afterAutospacing="1" w:line="240" w:lineRule="auto"/>
         <w:rPr>
@@ -5506,14 +5772,14 @@
           <w:sz w:val="24"/>
           <w:szCs w:val="24"/>
         </w:rPr>
-        <w:t>Show suggestions</w:t>
+        <w:t>Show skill gaps</w:t>
       </w:r>
     </w:p>
     <w:p>
       <w:pPr>
         <w:numPr>
           <w:ilvl w:val="0"/>
-          <w:numId w:val="34"/>
+          <w:numId w:val="36"/>
         </w:numPr>
         <w:spacing w:before="100" w:beforeAutospacing="1" w:after="100" w:afterAutospacing="1" w:line="240" w:lineRule="auto"/>
         <w:rPr>
@@ -5528,7 +5794,7 @@
           <w:sz w:val="24"/>
           <w:szCs w:val="24"/>
         </w:rPr>
-        <w:t>Show keyword list</w:t>
+        <w:t>Show why matched</w:t>
       </w:r>
     </w:p>
     <w:p>
@@ -5547,7 +5813,7 @@
           <w:szCs w:val="24"/>
         </w:rPr>
         <w:pict>
-          <v:rect id="_x0000_i1050" style="width:0;height:1.5pt" o:hralign="center" o:hrstd="t" o:hr="t" fillcolor="#a0a0a0" stroked="f"/>
+          <v:rect id="_x0000_i1052" style="width:0;height:1.5pt" o:hralign="center" o:hrstd="t" o:hr="t" fillcolor="#a0a0a0" stroked="f"/>
         </w:pict>
       </w:r>
     </w:p>
@@ -5581,14 +5847,32 @@
           <w:sz w:val="36"/>
           <w:szCs w:val="36"/>
         </w:rPr>
-        <w:t xml:space="preserve"> Day 23 — Job Feed UI</w:t>
+        <w:t xml:space="preserve"> Day 25 — Analytics Section</w:t>
+      </w:r>
+    </w:p>
+    <w:p>
+      <w:pPr>
+        <w:spacing w:before="100" w:beforeAutospacing="1" w:after="100" w:afterAutospacing="1" w:line="240" w:lineRule="auto"/>
+        <w:rPr>
+          <w:rFonts w:ascii="Times New Roman" w:eastAsia="Times New Roman" w:hAnsi="Times New Roman" w:cs="Times New Roman"/>
+          <w:sz w:val="24"/>
+          <w:szCs w:val="24"/>
+        </w:rPr>
+      </w:pPr>
+      <w:r>
+        <w:rPr>
+          <w:rFonts w:ascii="Times New Roman" w:eastAsia="Times New Roman" w:hAnsi="Times New Roman" w:cs="Times New Roman"/>
+          <w:sz w:val="24"/>
+          <w:szCs w:val="24"/>
+        </w:rPr>
+        <w:t>Add charts:</w:t>
       </w:r>
     </w:p>
     <w:p>
       <w:pPr>
         <w:numPr>
           <w:ilvl w:val="0"/>
-          <w:numId w:val="35"/>
+          <w:numId w:val="37"/>
         </w:numPr>
         <w:spacing w:before="100" w:beforeAutospacing="1" w:after="100" w:afterAutospacing="1" w:line="240" w:lineRule="auto"/>
         <w:rPr>
@@ -5603,14 +5887,14 @@
           <w:sz w:val="24"/>
           <w:szCs w:val="24"/>
         </w:rPr>
-        <w:t>Job cards</w:t>
+        <w:t>Skill match breakdown</w:t>
       </w:r>
     </w:p>
     <w:p>
       <w:pPr>
         <w:numPr>
           <w:ilvl w:val="0"/>
-          <w:numId w:val="35"/>
+          <w:numId w:val="37"/>
         </w:numPr>
         <w:spacing w:before="100" w:beforeAutospacing="1" w:after="100" w:afterAutospacing="1" w:line="240" w:lineRule="auto"/>
         <w:rPr>
@@ -5625,14 +5909,14 @@
           <w:sz w:val="24"/>
           <w:szCs w:val="24"/>
         </w:rPr>
-        <w:t>Match % badge</w:t>
+        <w:t>Resume improvement history</w:t>
       </w:r>
     </w:p>
     <w:p>
       <w:pPr>
         <w:numPr>
           <w:ilvl w:val="0"/>
-          <w:numId w:val="35"/>
+          <w:numId w:val="37"/>
         </w:numPr>
         <w:spacing w:before="100" w:beforeAutospacing="1" w:after="100" w:afterAutospacing="1" w:line="240" w:lineRule="auto"/>
         <w:rPr>
@@ -5647,14 +5931,32 @@
           <w:sz w:val="24"/>
           <w:szCs w:val="24"/>
         </w:rPr>
-        <w:t>Sort by relevance</w:t>
+        <w:t>Job match trend</w:t>
+      </w:r>
+    </w:p>
+    <w:p>
+      <w:pPr>
+        <w:spacing w:before="100" w:beforeAutospacing="1" w:after="100" w:afterAutospacing="1" w:line="240" w:lineRule="auto"/>
+        <w:rPr>
+          <w:rFonts w:ascii="Times New Roman" w:eastAsia="Times New Roman" w:hAnsi="Times New Roman" w:cs="Times New Roman"/>
+          <w:sz w:val="24"/>
+          <w:szCs w:val="24"/>
+        </w:rPr>
+      </w:pPr>
+      <w:r>
+        <w:rPr>
+          <w:rFonts w:ascii="Times New Roman" w:eastAsia="Times New Roman" w:hAnsi="Times New Roman" w:cs="Times New Roman"/>
+          <w:sz w:val="24"/>
+          <w:szCs w:val="24"/>
+        </w:rPr>
+        <w:t>Use:</w:t>
       </w:r>
     </w:p>
     <w:p>
       <w:pPr>
         <w:numPr>
           <w:ilvl w:val="0"/>
-          <w:numId w:val="35"/>
+          <w:numId w:val="38"/>
         </w:numPr>
         <w:spacing w:before="100" w:beforeAutospacing="1" w:after="100" w:afterAutospacing="1" w:line="240" w:lineRule="auto"/>
         <w:rPr>
@@ -5663,14 +5965,16 @@
           <w:szCs w:val="24"/>
         </w:rPr>
       </w:pPr>
-      <w:r>
-        <w:rPr>
-          <w:rFonts w:ascii="Times New Roman" w:eastAsia="Times New Roman" w:hAnsi="Times New Roman" w:cs="Times New Roman"/>
-          <w:sz w:val="24"/>
-          <w:szCs w:val="24"/>
-        </w:rPr>
-        <w:t>Filter by location</w:t>
-      </w:r>
+      <w:proofErr w:type="spellStart"/>
+      <w:r>
+        <w:rPr>
+          <w:rFonts w:ascii="Times New Roman" w:eastAsia="Times New Roman" w:hAnsi="Times New Roman" w:cs="Times New Roman"/>
+          <w:sz w:val="24"/>
+          <w:szCs w:val="24"/>
+        </w:rPr>
+        <w:t>Recharts</w:t>
+      </w:r>
+      <w:proofErr w:type="spellEnd"/>
     </w:p>
     <w:p>
       <w:pPr>
@@ -5688,7 +5992,7 @@
           <w:szCs w:val="24"/>
         </w:rPr>
         <w:pict>
-          <v:rect id="_x0000_i1051" style="width:0;height:1.5pt" o:hralign="center" o:hrstd="t" o:hr="t" fillcolor="#a0a0a0" stroked="f"/>
+          <v:rect id="_x0000_i1053" style="width:0;height:1.5pt" o:hralign="center" o:hrstd="t" o:hr="t" fillcolor="#a0a0a0" stroked="f"/>
         </w:pict>
       </w:r>
     </w:p>
@@ -5722,14 +6026,14 @@
           <w:sz w:val="36"/>
           <w:szCs w:val="36"/>
         </w:rPr>
-        <w:t xml:space="preserve"> Day 24 — Detailed Job View</w:t>
+        <w:t xml:space="preserve"> Day 26 — UI Polish</w:t>
       </w:r>
     </w:p>
     <w:p>
       <w:pPr>
         <w:numPr>
           <w:ilvl w:val="0"/>
-          <w:numId w:val="36"/>
+          <w:numId w:val="39"/>
         </w:numPr>
         <w:spacing w:before="100" w:beforeAutospacing="1" w:after="100" w:afterAutospacing="1" w:line="240" w:lineRule="auto"/>
         <w:rPr>
@@ -5744,14 +6048,15 @@
           <w:sz w:val="24"/>
           <w:szCs w:val="24"/>
         </w:rPr>
-        <w:t>Expand job</w:t>
+        <w:lastRenderedPageBreak/>
+        <w:t>Animations</w:t>
       </w:r>
     </w:p>
     <w:p>
       <w:pPr>
         <w:numPr>
           <w:ilvl w:val="0"/>
-          <w:numId w:val="36"/>
+          <w:numId w:val="39"/>
         </w:numPr>
         <w:spacing w:before="100" w:beforeAutospacing="1" w:after="100" w:afterAutospacing="1" w:line="240" w:lineRule="auto"/>
         <w:rPr>
@@ -5766,14 +6071,14 @@
           <w:sz w:val="24"/>
           <w:szCs w:val="24"/>
         </w:rPr>
-        <w:t>Show skill gaps</w:t>
+        <w:t>Loading states</w:t>
       </w:r>
     </w:p>
     <w:p>
       <w:pPr>
         <w:numPr>
           <w:ilvl w:val="0"/>
-          <w:numId w:val="36"/>
+          <w:numId w:val="39"/>
         </w:numPr>
         <w:spacing w:before="100" w:beforeAutospacing="1" w:after="100" w:afterAutospacing="1" w:line="240" w:lineRule="auto"/>
         <w:rPr>
@@ -5788,7 +6093,55 @@
           <w:sz w:val="24"/>
           <w:szCs w:val="24"/>
         </w:rPr>
-        <w:t>Show why matched</w:t>
+        <w:t>Error handling</w:t>
+      </w:r>
+    </w:p>
+    <w:p>
+      <w:pPr>
+        <w:numPr>
+          <w:ilvl w:val="0"/>
+          <w:numId w:val="39"/>
+        </w:numPr>
+        <w:spacing w:before="100" w:beforeAutospacing="1" w:after="100" w:afterAutospacing="1" w:line="240" w:lineRule="auto"/>
+        <w:rPr>
+          <w:rFonts w:ascii="Times New Roman" w:eastAsia="Times New Roman" w:hAnsi="Times New Roman" w:cs="Times New Roman"/>
+          <w:sz w:val="24"/>
+          <w:szCs w:val="24"/>
+        </w:rPr>
+      </w:pPr>
+      <w:r>
+        <w:rPr>
+          <w:rFonts w:ascii="Times New Roman" w:eastAsia="Times New Roman" w:hAnsi="Times New Roman" w:cs="Times New Roman"/>
+          <w:sz w:val="24"/>
+          <w:szCs w:val="24"/>
+        </w:rPr>
+        <w:t>Responsive design</w:t>
+      </w:r>
+    </w:p>
+    <w:p>
+      <w:pPr>
+        <w:spacing w:before="100" w:beforeAutospacing="1" w:after="100" w:afterAutospacing="1" w:line="240" w:lineRule="auto"/>
+        <w:rPr>
+          <w:rFonts w:ascii="Times New Roman" w:eastAsia="Times New Roman" w:hAnsi="Times New Roman" w:cs="Times New Roman"/>
+          <w:sz w:val="24"/>
+          <w:szCs w:val="24"/>
+        </w:rPr>
+      </w:pPr>
+      <w:r>
+        <w:rPr>
+          <w:rFonts w:ascii="Segoe UI Symbol" w:eastAsia="Times New Roman" w:hAnsi="Segoe UI Symbol" w:cs="Segoe UI Symbol"/>
+          <w:sz w:val="24"/>
+          <w:szCs w:val="24"/>
+        </w:rPr>
+        <w:t>🎉</w:t>
+      </w:r>
+      <w:r>
+        <w:rPr>
+          <w:rFonts w:ascii="Times New Roman" w:eastAsia="Times New Roman" w:hAnsi="Times New Roman" w:cs="Times New Roman"/>
+          <w:sz w:val="24"/>
+          <w:szCs w:val="24"/>
+        </w:rPr>
+        <w:t xml:space="preserve"> Frontend Complete</w:t>
       </w:r>
     </w:p>
     <w:p>
@@ -5807,7 +6160,52 @@
           <w:szCs w:val="24"/>
         </w:rPr>
         <w:pict>
-          <v:rect id="_x0000_i1052" style="width:0;height:1.5pt" o:hralign="center" o:hrstd="t" o:hr="t" fillcolor="#a0a0a0" stroked="f"/>
+          <v:rect id="_x0000_i1054" style="width:0;height:1.5pt" o:hralign="center" o:hrstd="t" o:hr="t" fillcolor="#a0a0a0" stroked="f"/>
+        </w:pict>
+      </w:r>
+    </w:p>
+    <w:p>
+      <w:pPr>
+        <w:spacing w:before="100" w:beforeAutospacing="1" w:after="100" w:afterAutospacing="1" w:line="240" w:lineRule="auto"/>
+        <w:outlineLvl w:val="0"/>
+        <w:rPr>
+          <w:rFonts w:ascii="Times New Roman" w:eastAsia="Times New Roman" w:hAnsi="Times New Roman" w:cs="Times New Roman"/>
+          <w:b/>
+          <w:bCs/>
+          <w:kern w:val="36"/>
+          <w:sz w:val="48"/>
+          <w:szCs w:val="48"/>
+        </w:rPr>
+      </w:pPr>
+      <w:r>
+        <w:rPr>
+          <w:rFonts w:ascii="Times New Roman" w:eastAsia="Times New Roman" w:hAnsi="Times New Roman" w:cs="Times New Roman"/>
+          <w:b/>
+          <w:bCs/>
+          <w:kern w:val="36"/>
+          <w:sz w:val="48"/>
+          <w:szCs w:val="48"/>
+        </w:rPr>
+        <w:t>🟡 PHASE 4 — Integration + Deployment (Day 27–30)</w:t>
+      </w:r>
+    </w:p>
+    <w:p>
+      <w:pPr>
+        <w:spacing w:after="0" w:line="240" w:lineRule="auto"/>
+        <w:rPr>
+          <w:rFonts w:ascii="Times New Roman" w:eastAsia="Times New Roman" w:hAnsi="Times New Roman" w:cs="Times New Roman"/>
+          <w:sz w:val="24"/>
+          <w:szCs w:val="24"/>
+        </w:rPr>
+      </w:pPr>
+      <w:r>
+        <w:rPr>
+          <w:rFonts w:ascii="Times New Roman" w:eastAsia="Times New Roman" w:hAnsi="Times New Roman" w:cs="Times New Roman"/>
+          <w:sz w:val="24"/>
+          <w:szCs w:val="24"/>
+        </w:rPr>
+        <w:pict>
+          <v:rect id="_x0000_i1055" style="width:0;height:1.5pt" o:hralign="center" o:hrstd="t" o:hr="t" fillcolor="#a0a0a0" stroked="f"/>
         </w:pict>
       </w:r>
     </w:p>
@@ -5831,7 +6229,7 @@
           <w:sz w:val="36"/>
           <w:szCs w:val="36"/>
         </w:rPr>
-        <w:t>🎨</w:t>
+        <w:t>🚀</w:t>
       </w:r>
       <w:r>
         <w:rPr>
@@ -5841,32 +6239,14 @@
           <w:sz w:val="36"/>
           <w:szCs w:val="36"/>
         </w:rPr>
-        <w:t xml:space="preserve"> Day 25 — Analytics Section</w:t>
-      </w:r>
-    </w:p>
-    <w:p>
-      <w:pPr>
-        <w:spacing w:before="100" w:beforeAutospacing="1" w:after="100" w:afterAutospacing="1" w:line="240" w:lineRule="auto"/>
-        <w:rPr>
-          <w:rFonts w:ascii="Times New Roman" w:eastAsia="Times New Roman" w:hAnsi="Times New Roman" w:cs="Times New Roman"/>
-          <w:sz w:val="24"/>
-          <w:szCs w:val="24"/>
-        </w:rPr>
-      </w:pPr>
-      <w:r>
-        <w:rPr>
-          <w:rFonts w:ascii="Times New Roman" w:eastAsia="Times New Roman" w:hAnsi="Times New Roman" w:cs="Times New Roman"/>
-          <w:sz w:val="24"/>
-          <w:szCs w:val="24"/>
-        </w:rPr>
-        <w:t>Add charts:</w:t>
+        <w:t xml:space="preserve"> Day 27 — Full Integration Testing</w:t>
       </w:r>
     </w:p>
     <w:p>
       <w:pPr>
         <w:numPr>
           <w:ilvl w:val="0"/>
-          <w:numId w:val="37"/>
+          <w:numId w:val="40"/>
         </w:numPr>
         <w:spacing w:before="100" w:beforeAutospacing="1" w:after="100" w:afterAutospacing="1" w:line="240" w:lineRule="auto"/>
         <w:rPr>
@@ -5881,14 +6261,14 @@
           <w:sz w:val="24"/>
           <w:szCs w:val="24"/>
         </w:rPr>
-        <w:t>Skill match breakdown</w:t>
+        <w:t>Connect frontend to backend</w:t>
       </w:r>
     </w:p>
     <w:p>
       <w:pPr>
         <w:numPr>
           <w:ilvl w:val="0"/>
-          <w:numId w:val="37"/>
+          <w:numId w:val="40"/>
         </w:numPr>
         <w:spacing w:before="100" w:beforeAutospacing="1" w:after="100" w:afterAutospacing="1" w:line="240" w:lineRule="auto"/>
         <w:rPr>
@@ -5903,14 +6283,14 @@
           <w:sz w:val="24"/>
           <w:szCs w:val="24"/>
         </w:rPr>
-        <w:t>Resume improvement history</w:t>
+        <w:t>Fix CORS</w:t>
       </w:r>
     </w:p>
     <w:p>
       <w:pPr>
         <w:numPr>
           <w:ilvl w:val="0"/>
-          <w:numId w:val="37"/>
+          <w:numId w:val="40"/>
         </w:numPr>
         <w:spacing w:before="100" w:beforeAutospacing="1" w:after="100" w:afterAutospacing="1" w:line="240" w:lineRule="auto"/>
         <w:rPr>
@@ -5925,50 +6305,8 @@
           <w:sz w:val="24"/>
           <w:szCs w:val="24"/>
         </w:rPr>
-        <w:t>Job match trend</w:t>
-      </w:r>
-    </w:p>
-    <w:p>
-      <w:pPr>
-        <w:spacing w:before="100" w:beforeAutospacing="1" w:after="100" w:afterAutospacing="1" w:line="240" w:lineRule="auto"/>
-        <w:rPr>
-          <w:rFonts w:ascii="Times New Roman" w:eastAsia="Times New Roman" w:hAnsi="Times New Roman" w:cs="Times New Roman"/>
-          <w:sz w:val="24"/>
-          <w:szCs w:val="24"/>
-        </w:rPr>
-      </w:pPr>
-      <w:r>
-        <w:rPr>
-          <w:rFonts w:ascii="Times New Roman" w:eastAsia="Times New Roman" w:hAnsi="Times New Roman" w:cs="Times New Roman"/>
-          <w:sz w:val="24"/>
-          <w:szCs w:val="24"/>
-        </w:rPr>
-        <w:t>Use:</w:t>
-      </w:r>
-    </w:p>
-    <w:p>
-      <w:pPr>
-        <w:numPr>
-          <w:ilvl w:val="0"/>
-          <w:numId w:val="38"/>
-        </w:numPr>
-        <w:spacing w:before="100" w:beforeAutospacing="1" w:after="100" w:afterAutospacing="1" w:line="240" w:lineRule="auto"/>
-        <w:rPr>
-          <w:rFonts w:ascii="Times New Roman" w:eastAsia="Times New Roman" w:hAnsi="Times New Roman" w:cs="Times New Roman"/>
-          <w:sz w:val="24"/>
-          <w:szCs w:val="24"/>
-        </w:rPr>
-      </w:pPr>
-      <w:proofErr w:type="spellStart"/>
-      <w:r>
-        <w:rPr>
-          <w:rFonts w:ascii="Times New Roman" w:eastAsia="Times New Roman" w:hAnsi="Times New Roman" w:cs="Times New Roman"/>
-          <w:sz w:val="24"/>
-          <w:szCs w:val="24"/>
-        </w:rPr>
-        <w:t>Recharts</w:t>
-      </w:r>
-      <w:proofErr w:type="spellEnd"/>
+        <w:t>Fix token issues</w:t>
+      </w:r>
     </w:p>
     <w:p>
       <w:pPr>
@@ -5985,9 +6323,8 @@
           <w:sz w:val="24"/>
           <w:szCs w:val="24"/>
         </w:rPr>
-        <w:lastRenderedPageBreak/>
         <w:pict>
-          <v:rect id="_x0000_i1053" style="width:0;height:1.5pt" o:hralign="center" o:hrstd="t" o:hr="t" fillcolor="#a0a0a0" stroked="f"/>
+          <v:rect id="_x0000_i1056" style="width:0;height:1.5pt" o:hralign="center" o:hrstd="t" o:hr="t" fillcolor="#a0a0a0" stroked="f"/>
         </w:pict>
       </w:r>
     </w:p>
@@ -6011,7 +6348,7 @@
           <w:sz w:val="36"/>
           <w:szCs w:val="36"/>
         </w:rPr>
-        <w:t>🎨</w:t>
+        <w:t>🚀</w:t>
       </w:r>
       <w:r>
         <w:rPr>
@@ -6021,14 +6358,14 @@
           <w:sz w:val="36"/>
           <w:szCs w:val="36"/>
         </w:rPr>
-        <w:t xml:space="preserve"> Day 26 — UI Polish</w:t>
+        <w:t xml:space="preserve"> Day 28 — Performance Optimization</w:t>
       </w:r>
     </w:p>
     <w:p>
       <w:pPr>
         <w:numPr>
           <w:ilvl w:val="0"/>
-          <w:numId w:val="39"/>
+          <w:numId w:val="41"/>
         </w:numPr>
         <w:spacing w:before="100" w:beforeAutospacing="1" w:after="100" w:afterAutospacing="1" w:line="240" w:lineRule="auto"/>
         <w:rPr>
@@ -6037,20 +6374,30 @@
           <w:szCs w:val="24"/>
         </w:rPr>
       </w:pPr>
-      <w:r>
-        <w:rPr>
-          <w:rFonts w:ascii="Times New Roman" w:eastAsia="Times New Roman" w:hAnsi="Times New Roman" w:cs="Times New Roman"/>
-          <w:sz w:val="24"/>
-          <w:szCs w:val="24"/>
-        </w:rPr>
-        <w:t>Animations</w:t>
+      <w:proofErr w:type="spellStart"/>
+      <w:r>
+        <w:rPr>
+          <w:rFonts w:ascii="Times New Roman" w:eastAsia="Times New Roman" w:hAnsi="Times New Roman" w:cs="Times New Roman"/>
+          <w:sz w:val="24"/>
+          <w:szCs w:val="24"/>
+        </w:rPr>
+        <w:t>Debounce</w:t>
+      </w:r>
+      <w:proofErr w:type="spellEnd"/>
+      <w:r>
+        <w:rPr>
+          <w:rFonts w:ascii="Times New Roman" w:eastAsia="Times New Roman" w:hAnsi="Times New Roman" w:cs="Times New Roman"/>
+          <w:sz w:val="24"/>
+          <w:szCs w:val="24"/>
+        </w:rPr>
+        <w:t xml:space="preserve"> API calls</w:t>
       </w:r>
     </w:p>
     <w:p>
       <w:pPr>
         <w:numPr>
           <w:ilvl w:val="0"/>
-          <w:numId w:val="39"/>
+          <w:numId w:val="41"/>
         </w:numPr>
         <w:spacing w:before="100" w:beforeAutospacing="1" w:after="100" w:afterAutospacing="1" w:line="240" w:lineRule="auto"/>
         <w:rPr>
@@ -6065,14 +6412,14 @@
           <w:sz w:val="24"/>
           <w:szCs w:val="24"/>
         </w:rPr>
-        <w:t>Loading states</w:t>
+        <w:t>Optimize queries</w:t>
       </w:r>
     </w:p>
     <w:p>
       <w:pPr>
         <w:numPr>
           <w:ilvl w:val="0"/>
-          <w:numId w:val="39"/>
+          <w:numId w:val="41"/>
         </w:numPr>
         <w:spacing w:before="100" w:beforeAutospacing="1" w:after="100" w:afterAutospacing="1" w:line="240" w:lineRule="auto"/>
         <w:rPr>
@@ -6087,14 +6434,14 @@
           <w:sz w:val="24"/>
           <w:szCs w:val="24"/>
         </w:rPr>
-        <w:t>Error handling</w:t>
+        <w:t>Reduce embedding calls</w:t>
       </w:r>
     </w:p>
     <w:p>
       <w:pPr>
         <w:numPr>
           <w:ilvl w:val="0"/>
-          <w:numId w:val="39"/>
+          <w:numId w:val="41"/>
         </w:numPr>
         <w:spacing w:before="100" w:beforeAutospacing="1" w:after="100" w:afterAutospacing="1" w:line="240" w:lineRule="auto"/>
         <w:rPr>
@@ -6109,33 +6456,7 @@
           <w:sz w:val="24"/>
           <w:szCs w:val="24"/>
         </w:rPr>
-        <w:t>Responsive design</w:t>
-      </w:r>
-    </w:p>
-    <w:p>
-      <w:pPr>
-        <w:spacing w:before="100" w:beforeAutospacing="1" w:after="100" w:afterAutospacing="1" w:line="240" w:lineRule="auto"/>
-        <w:rPr>
-          <w:rFonts w:ascii="Times New Roman" w:eastAsia="Times New Roman" w:hAnsi="Times New Roman" w:cs="Times New Roman"/>
-          <w:sz w:val="24"/>
-          <w:szCs w:val="24"/>
-        </w:rPr>
-      </w:pPr>
-      <w:r>
-        <w:rPr>
-          <w:rFonts w:ascii="Segoe UI Symbol" w:eastAsia="Times New Roman" w:hAnsi="Segoe UI Symbol" w:cs="Segoe UI Symbol"/>
-          <w:sz w:val="24"/>
-          <w:szCs w:val="24"/>
-        </w:rPr>
-        <w:t>🎉</w:t>
-      </w:r>
-      <w:r>
-        <w:rPr>
-          <w:rFonts w:ascii="Times New Roman" w:eastAsia="Times New Roman" w:hAnsi="Times New Roman" w:cs="Times New Roman"/>
-          <w:sz w:val="24"/>
-          <w:szCs w:val="24"/>
-        </w:rPr>
-        <w:t xml:space="preserve"> Frontend Complete</w:t>
+        <w:t>Add caching</w:t>
       </w:r>
     </w:p>
     <w:p>
@@ -6154,52 +6475,7 @@
           <w:szCs w:val="24"/>
         </w:rPr>
         <w:pict>
-          <v:rect id="_x0000_i1054" style="width:0;height:1.5pt" o:hralign="center" o:hrstd="t" o:hr="t" fillcolor="#a0a0a0" stroked="f"/>
-        </w:pict>
-      </w:r>
-    </w:p>
-    <w:p>
-      <w:pPr>
-        <w:spacing w:before="100" w:beforeAutospacing="1" w:after="100" w:afterAutospacing="1" w:line="240" w:lineRule="auto"/>
-        <w:outlineLvl w:val="0"/>
-        <w:rPr>
-          <w:rFonts w:ascii="Times New Roman" w:eastAsia="Times New Roman" w:hAnsi="Times New Roman" w:cs="Times New Roman"/>
-          <w:b/>
-          <w:bCs/>
-          <w:kern w:val="36"/>
-          <w:sz w:val="48"/>
-          <w:szCs w:val="48"/>
-        </w:rPr>
-      </w:pPr>
-      <w:r>
-        <w:rPr>
-          <w:rFonts w:ascii="Times New Roman" w:eastAsia="Times New Roman" w:hAnsi="Times New Roman" w:cs="Times New Roman"/>
-          <w:b/>
-          <w:bCs/>
-          <w:kern w:val="36"/>
-          <w:sz w:val="48"/>
-          <w:szCs w:val="48"/>
-        </w:rPr>
-        <w:t>🟡 PHASE 4 — Integration + Deployment (Day 27–30)</w:t>
-      </w:r>
-    </w:p>
-    <w:p>
-      <w:pPr>
-        <w:spacing w:after="0" w:line="240" w:lineRule="auto"/>
-        <w:rPr>
-          <w:rFonts w:ascii="Times New Roman" w:eastAsia="Times New Roman" w:hAnsi="Times New Roman" w:cs="Times New Roman"/>
-          <w:sz w:val="24"/>
-          <w:szCs w:val="24"/>
-        </w:rPr>
-      </w:pPr>
-      <w:r>
-        <w:rPr>
-          <w:rFonts w:ascii="Times New Roman" w:eastAsia="Times New Roman" w:hAnsi="Times New Roman" w:cs="Times New Roman"/>
-          <w:sz w:val="24"/>
-          <w:szCs w:val="24"/>
-        </w:rPr>
-        <w:pict>
-          <v:rect id="_x0000_i1055" style="width:0;height:1.5pt" o:hralign="center" o:hrstd="t" o:hr="t" fillcolor="#a0a0a0" stroked="f"/>
+          <v:rect id="_x0000_i1057" style="width:0;height:1.5pt" o:hralign="center" o:hrstd="t" o:hr="t" fillcolor="#a0a0a0" stroked="f"/>
         </w:pict>
       </w:r>
     </w:p>
@@ -6233,276 +6509,6 @@
           <w:sz w:val="36"/>
           <w:szCs w:val="36"/>
         </w:rPr>
-        <w:t xml:space="preserve"> Day 27 — Full Integration Testing</w:t>
-      </w:r>
-    </w:p>
-    <w:p>
-      <w:pPr>
-        <w:numPr>
-          <w:ilvl w:val="0"/>
-          <w:numId w:val="40"/>
-        </w:numPr>
-        <w:spacing w:before="100" w:beforeAutospacing="1" w:after="100" w:afterAutospacing="1" w:line="240" w:lineRule="auto"/>
-        <w:rPr>
-          <w:rFonts w:ascii="Times New Roman" w:eastAsia="Times New Roman" w:hAnsi="Times New Roman" w:cs="Times New Roman"/>
-          <w:sz w:val="24"/>
-          <w:szCs w:val="24"/>
-        </w:rPr>
-      </w:pPr>
-      <w:r>
-        <w:rPr>
-          <w:rFonts w:ascii="Times New Roman" w:eastAsia="Times New Roman" w:hAnsi="Times New Roman" w:cs="Times New Roman"/>
-          <w:sz w:val="24"/>
-          <w:szCs w:val="24"/>
-        </w:rPr>
-        <w:t>Connect frontend to backend</w:t>
-      </w:r>
-    </w:p>
-    <w:p>
-      <w:pPr>
-        <w:numPr>
-          <w:ilvl w:val="0"/>
-          <w:numId w:val="40"/>
-        </w:numPr>
-        <w:spacing w:before="100" w:beforeAutospacing="1" w:after="100" w:afterAutospacing="1" w:line="240" w:lineRule="auto"/>
-        <w:rPr>
-          <w:rFonts w:ascii="Times New Roman" w:eastAsia="Times New Roman" w:hAnsi="Times New Roman" w:cs="Times New Roman"/>
-          <w:sz w:val="24"/>
-          <w:szCs w:val="24"/>
-        </w:rPr>
-      </w:pPr>
-      <w:r>
-        <w:rPr>
-          <w:rFonts w:ascii="Times New Roman" w:eastAsia="Times New Roman" w:hAnsi="Times New Roman" w:cs="Times New Roman"/>
-          <w:sz w:val="24"/>
-          <w:szCs w:val="24"/>
-        </w:rPr>
-        <w:t>Fix CORS</w:t>
-      </w:r>
-    </w:p>
-    <w:p>
-      <w:pPr>
-        <w:numPr>
-          <w:ilvl w:val="0"/>
-          <w:numId w:val="40"/>
-        </w:numPr>
-        <w:spacing w:before="100" w:beforeAutospacing="1" w:after="100" w:afterAutospacing="1" w:line="240" w:lineRule="auto"/>
-        <w:rPr>
-          <w:rFonts w:ascii="Times New Roman" w:eastAsia="Times New Roman" w:hAnsi="Times New Roman" w:cs="Times New Roman"/>
-          <w:sz w:val="24"/>
-          <w:szCs w:val="24"/>
-        </w:rPr>
-      </w:pPr>
-      <w:r>
-        <w:rPr>
-          <w:rFonts w:ascii="Times New Roman" w:eastAsia="Times New Roman" w:hAnsi="Times New Roman" w:cs="Times New Roman"/>
-          <w:sz w:val="24"/>
-          <w:szCs w:val="24"/>
-        </w:rPr>
-        <w:t>Fix token issues</w:t>
-      </w:r>
-    </w:p>
-    <w:p>
-      <w:pPr>
-        <w:spacing w:after="0" w:line="240" w:lineRule="auto"/>
-        <w:rPr>
-          <w:rFonts w:ascii="Times New Roman" w:eastAsia="Times New Roman" w:hAnsi="Times New Roman" w:cs="Times New Roman"/>
-          <w:sz w:val="24"/>
-          <w:szCs w:val="24"/>
-        </w:rPr>
-      </w:pPr>
-      <w:r>
-        <w:rPr>
-          <w:rFonts w:ascii="Times New Roman" w:eastAsia="Times New Roman" w:hAnsi="Times New Roman" w:cs="Times New Roman"/>
-          <w:sz w:val="24"/>
-          <w:szCs w:val="24"/>
-        </w:rPr>
-        <w:pict>
-          <v:rect id="_x0000_i1056" style="width:0;height:1.5pt" o:hralign="center" o:hrstd="t" o:hr="t" fillcolor="#a0a0a0" stroked="f"/>
-        </w:pict>
-      </w:r>
-    </w:p>
-    <w:p>
-      <w:pPr>
-        <w:spacing w:before="100" w:beforeAutospacing="1" w:after="100" w:afterAutospacing="1" w:line="240" w:lineRule="auto"/>
-        <w:outlineLvl w:val="1"/>
-        <w:rPr>
-          <w:rFonts w:ascii="Times New Roman" w:eastAsia="Times New Roman" w:hAnsi="Times New Roman" w:cs="Times New Roman"/>
-          <w:b/>
-          <w:bCs/>
-          <w:sz w:val="36"/>
-          <w:szCs w:val="36"/>
-        </w:rPr>
-      </w:pPr>
-      <w:r>
-        <w:rPr>
-          <w:rFonts w:ascii="Segoe UI Symbol" w:eastAsia="Times New Roman" w:hAnsi="Segoe UI Symbol" w:cs="Segoe UI Symbol"/>
-          <w:b/>
-          <w:bCs/>
-          <w:sz w:val="36"/>
-          <w:szCs w:val="36"/>
-        </w:rPr>
-        <w:t>🚀</w:t>
-      </w:r>
-      <w:r>
-        <w:rPr>
-          <w:rFonts w:ascii="Times New Roman" w:eastAsia="Times New Roman" w:hAnsi="Times New Roman" w:cs="Times New Roman"/>
-          <w:b/>
-          <w:bCs/>
-          <w:sz w:val="36"/>
-          <w:szCs w:val="36"/>
-        </w:rPr>
-        <w:t xml:space="preserve"> Day 28 — Performance Optimization</w:t>
-      </w:r>
-    </w:p>
-    <w:p>
-      <w:pPr>
-        <w:numPr>
-          <w:ilvl w:val="0"/>
-          <w:numId w:val="41"/>
-        </w:numPr>
-        <w:spacing w:before="100" w:beforeAutospacing="1" w:after="100" w:afterAutospacing="1" w:line="240" w:lineRule="auto"/>
-        <w:rPr>
-          <w:rFonts w:ascii="Times New Roman" w:eastAsia="Times New Roman" w:hAnsi="Times New Roman" w:cs="Times New Roman"/>
-          <w:sz w:val="24"/>
-          <w:szCs w:val="24"/>
-        </w:rPr>
-      </w:pPr>
-      <w:proofErr w:type="spellStart"/>
-      <w:r>
-        <w:rPr>
-          <w:rFonts w:ascii="Times New Roman" w:eastAsia="Times New Roman" w:hAnsi="Times New Roman" w:cs="Times New Roman"/>
-          <w:sz w:val="24"/>
-          <w:szCs w:val="24"/>
-        </w:rPr>
-        <w:t>Debounce</w:t>
-      </w:r>
-      <w:proofErr w:type="spellEnd"/>
-      <w:r>
-        <w:rPr>
-          <w:rFonts w:ascii="Times New Roman" w:eastAsia="Times New Roman" w:hAnsi="Times New Roman" w:cs="Times New Roman"/>
-          <w:sz w:val="24"/>
-          <w:szCs w:val="24"/>
-        </w:rPr>
-        <w:t xml:space="preserve"> API calls</w:t>
-      </w:r>
-    </w:p>
-    <w:p>
-      <w:pPr>
-        <w:numPr>
-          <w:ilvl w:val="0"/>
-          <w:numId w:val="41"/>
-        </w:numPr>
-        <w:spacing w:before="100" w:beforeAutospacing="1" w:after="100" w:afterAutospacing="1" w:line="240" w:lineRule="auto"/>
-        <w:rPr>
-          <w:rFonts w:ascii="Times New Roman" w:eastAsia="Times New Roman" w:hAnsi="Times New Roman" w:cs="Times New Roman"/>
-          <w:sz w:val="24"/>
-          <w:szCs w:val="24"/>
-        </w:rPr>
-      </w:pPr>
-      <w:r>
-        <w:rPr>
-          <w:rFonts w:ascii="Times New Roman" w:eastAsia="Times New Roman" w:hAnsi="Times New Roman" w:cs="Times New Roman"/>
-          <w:sz w:val="24"/>
-          <w:szCs w:val="24"/>
-        </w:rPr>
-        <w:t>Optimize queries</w:t>
-      </w:r>
-    </w:p>
-    <w:p>
-      <w:pPr>
-        <w:numPr>
-          <w:ilvl w:val="0"/>
-          <w:numId w:val="41"/>
-        </w:numPr>
-        <w:spacing w:before="100" w:beforeAutospacing="1" w:after="100" w:afterAutospacing="1" w:line="240" w:lineRule="auto"/>
-        <w:rPr>
-          <w:rFonts w:ascii="Times New Roman" w:eastAsia="Times New Roman" w:hAnsi="Times New Roman" w:cs="Times New Roman"/>
-          <w:sz w:val="24"/>
-          <w:szCs w:val="24"/>
-        </w:rPr>
-      </w:pPr>
-      <w:r>
-        <w:rPr>
-          <w:rFonts w:ascii="Times New Roman" w:eastAsia="Times New Roman" w:hAnsi="Times New Roman" w:cs="Times New Roman"/>
-          <w:sz w:val="24"/>
-          <w:szCs w:val="24"/>
-        </w:rPr>
-        <w:t>Reduce embedding calls</w:t>
-      </w:r>
-    </w:p>
-    <w:p>
-      <w:pPr>
-        <w:numPr>
-          <w:ilvl w:val="0"/>
-          <w:numId w:val="41"/>
-        </w:numPr>
-        <w:spacing w:before="100" w:beforeAutospacing="1" w:after="100" w:afterAutospacing="1" w:line="240" w:lineRule="auto"/>
-        <w:rPr>
-          <w:rFonts w:ascii="Times New Roman" w:eastAsia="Times New Roman" w:hAnsi="Times New Roman" w:cs="Times New Roman"/>
-          <w:sz w:val="24"/>
-          <w:szCs w:val="24"/>
-        </w:rPr>
-      </w:pPr>
-      <w:r>
-        <w:rPr>
-          <w:rFonts w:ascii="Times New Roman" w:eastAsia="Times New Roman" w:hAnsi="Times New Roman" w:cs="Times New Roman"/>
-          <w:sz w:val="24"/>
-          <w:szCs w:val="24"/>
-        </w:rPr>
-        <w:t>Add caching</w:t>
-      </w:r>
-    </w:p>
-    <w:p>
-      <w:pPr>
-        <w:spacing w:after="0" w:line="240" w:lineRule="auto"/>
-        <w:rPr>
-          <w:rFonts w:ascii="Times New Roman" w:eastAsia="Times New Roman" w:hAnsi="Times New Roman" w:cs="Times New Roman"/>
-          <w:sz w:val="24"/>
-          <w:szCs w:val="24"/>
-        </w:rPr>
-      </w:pPr>
-      <w:r>
-        <w:rPr>
-          <w:rFonts w:ascii="Times New Roman" w:eastAsia="Times New Roman" w:hAnsi="Times New Roman" w:cs="Times New Roman"/>
-          <w:sz w:val="24"/>
-          <w:szCs w:val="24"/>
-        </w:rPr>
-        <w:pict>
-          <v:rect id="_x0000_i1057" style="width:0;height:1.5pt" o:hralign="center" o:hrstd="t" o:hr="t" fillcolor="#a0a0a0" stroked="f"/>
-        </w:pict>
-      </w:r>
-    </w:p>
-    <w:p>
-      <w:pPr>
-        <w:spacing w:before="100" w:beforeAutospacing="1" w:after="100" w:afterAutospacing="1" w:line="240" w:lineRule="auto"/>
-        <w:outlineLvl w:val="1"/>
-        <w:rPr>
-          <w:rFonts w:ascii="Times New Roman" w:eastAsia="Times New Roman" w:hAnsi="Times New Roman" w:cs="Times New Roman"/>
-          <w:b/>
-          <w:bCs/>
-          <w:sz w:val="36"/>
-          <w:szCs w:val="36"/>
-        </w:rPr>
-      </w:pPr>
-      <w:r>
-        <w:rPr>
-          <w:rFonts w:ascii="Segoe UI Symbol" w:eastAsia="Times New Roman" w:hAnsi="Segoe UI Symbol" w:cs="Segoe UI Symbol"/>
-          <w:b/>
-          <w:bCs/>
-          <w:sz w:val="36"/>
-          <w:szCs w:val="36"/>
-        </w:rPr>
-        <w:t>🚀</w:t>
-      </w:r>
-      <w:r>
-        <w:rPr>
-          <w:rFonts w:ascii="Times New Roman" w:eastAsia="Times New Roman" w:hAnsi="Times New Roman" w:cs="Times New Roman"/>
-          <w:b/>
-          <w:bCs/>
-          <w:sz w:val="36"/>
-          <w:szCs w:val="36"/>
-        </w:rPr>
         <w:t xml:space="preserve"> Day 29 — Deployment</w:t>
       </w:r>
     </w:p>
@@ -6563,7 +6569,6 @@
           <w:sz w:val="24"/>
           <w:szCs w:val="24"/>
         </w:rPr>
-        <w:lastRenderedPageBreak/>
         <w:t>Backend:</w:t>
       </w:r>
     </w:p>
@@ -6626,6 +6631,7 @@
           <w:sz w:val="24"/>
           <w:szCs w:val="24"/>
         </w:rPr>
+        <w:lastRenderedPageBreak/>
         <w:t>MongoDB Atlas</w:t>
       </w:r>
     </w:p>

--- a/RoadMap.docx
+++ b/RoadMap.docx
@@ -5328,8 +5328,6 @@
         </w:rPr>
         <w:t xml:space="preserve"> Day 21 — Dashboard Layout</w:t>
       </w:r>
-      <w:bookmarkStart w:id="0" w:name="_GoBack"/>
-      <w:bookmarkEnd w:id="0"/>
     </w:p>
     <w:p>
       <w:pPr>
@@ -5432,9 +5430,274 @@
           <w:sz w:val="24"/>
           <w:szCs w:val="24"/>
         </w:rPr>
-        <w:lastRenderedPageBreak/>
         <w:pict>
           <v:rect id="_x0000_i1049" style="width:0;height:1.5pt" o:hralign="center" o:hrstd="t" o:hr="t" fillcolor="#a0a0a0" stroked="f"/>
+        </w:pict>
+      </w:r>
+    </w:p>
+    <w:p>
+      <w:pPr>
+        <w:spacing w:before="100" w:beforeAutospacing="1" w:after="100" w:afterAutospacing="1" w:line="240" w:lineRule="auto"/>
+        <w:outlineLvl w:val="1"/>
+        <w:rPr>
+          <w:rFonts w:ascii="Times New Roman" w:eastAsia="Times New Roman" w:hAnsi="Times New Roman" w:cs="Times New Roman"/>
+          <w:b/>
+          <w:bCs/>
+          <w:color w:val="538135" w:themeColor="accent6" w:themeShade="BF"/>
+          <w:sz w:val="36"/>
+          <w:szCs w:val="36"/>
+        </w:rPr>
+      </w:pPr>
+      <w:r>
+        <w:rPr>
+          <w:rFonts w:ascii="Segoe UI Symbol" w:eastAsia="Times New Roman" w:hAnsi="Segoe UI Symbol" w:cs="Segoe UI Symbol"/>
+          <w:b/>
+          <w:bCs/>
+          <w:color w:val="538135" w:themeColor="accent6" w:themeShade="BF"/>
+          <w:sz w:val="36"/>
+          <w:szCs w:val="36"/>
+        </w:rPr>
+        <w:t>🎨</w:t>
+      </w:r>
+      <w:r>
+        <w:rPr>
+          <w:rFonts w:ascii="Times New Roman" w:eastAsia="Times New Roman" w:hAnsi="Times New Roman" w:cs="Times New Roman"/>
+          <w:b/>
+          <w:bCs/>
+          <w:color w:val="538135" w:themeColor="accent6" w:themeShade="BF"/>
+          <w:sz w:val="36"/>
+          <w:szCs w:val="36"/>
+        </w:rPr>
+        <w:t xml:space="preserve"> Day 22 — Resume Score UI</w:t>
+      </w:r>
+    </w:p>
+    <w:p>
+      <w:pPr>
+        <w:numPr>
+          <w:ilvl w:val="0"/>
+          <w:numId w:val="34"/>
+        </w:numPr>
+        <w:spacing w:before="100" w:beforeAutospacing="1" w:after="100" w:afterAutospacing="1" w:line="240" w:lineRule="auto"/>
+        <w:rPr>
+          <w:rFonts w:ascii="Times New Roman" w:eastAsia="Times New Roman" w:hAnsi="Times New Roman" w:cs="Times New Roman"/>
+          <w:sz w:val="24"/>
+          <w:szCs w:val="24"/>
+        </w:rPr>
+      </w:pPr>
+      <w:r>
+        <w:rPr>
+          <w:rFonts w:ascii="Times New Roman" w:eastAsia="Times New Roman" w:hAnsi="Times New Roman" w:cs="Times New Roman"/>
+          <w:sz w:val="24"/>
+          <w:szCs w:val="24"/>
+        </w:rPr>
+        <w:t>Show score meter</w:t>
+      </w:r>
+    </w:p>
+    <w:p>
+      <w:pPr>
+        <w:numPr>
+          <w:ilvl w:val="0"/>
+          <w:numId w:val="34"/>
+        </w:numPr>
+        <w:spacing w:before="100" w:beforeAutospacing="1" w:after="100" w:afterAutospacing="1" w:line="240" w:lineRule="auto"/>
+        <w:rPr>
+          <w:rFonts w:ascii="Times New Roman" w:eastAsia="Times New Roman" w:hAnsi="Times New Roman" w:cs="Times New Roman"/>
+          <w:sz w:val="24"/>
+          <w:szCs w:val="24"/>
+        </w:rPr>
+      </w:pPr>
+      <w:r>
+        <w:rPr>
+          <w:rFonts w:ascii="Times New Roman" w:eastAsia="Times New Roman" w:hAnsi="Times New Roman" w:cs="Times New Roman"/>
+          <w:sz w:val="24"/>
+          <w:szCs w:val="24"/>
+        </w:rPr>
+        <w:t>Show suggestions</w:t>
+      </w:r>
+    </w:p>
+    <w:p>
+      <w:pPr>
+        <w:numPr>
+          <w:ilvl w:val="0"/>
+          <w:numId w:val="34"/>
+        </w:numPr>
+        <w:spacing w:before="100" w:beforeAutospacing="1" w:after="100" w:afterAutospacing="1" w:line="240" w:lineRule="auto"/>
+        <w:rPr>
+          <w:rFonts w:ascii="Times New Roman" w:eastAsia="Times New Roman" w:hAnsi="Times New Roman" w:cs="Times New Roman"/>
+          <w:sz w:val="24"/>
+          <w:szCs w:val="24"/>
+        </w:rPr>
+      </w:pPr>
+      <w:r>
+        <w:rPr>
+          <w:rFonts w:ascii="Times New Roman" w:eastAsia="Times New Roman" w:hAnsi="Times New Roman" w:cs="Times New Roman"/>
+          <w:sz w:val="24"/>
+          <w:szCs w:val="24"/>
+        </w:rPr>
+        <w:t>Show keyword list</w:t>
+      </w:r>
+    </w:p>
+    <w:p>
+      <w:pPr>
+        <w:spacing w:after="0" w:line="240" w:lineRule="auto"/>
+        <w:rPr>
+          <w:rFonts w:ascii="Times New Roman" w:eastAsia="Times New Roman" w:hAnsi="Times New Roman" w:cs="Times New Roman"/>
+          <w:sz w:val="24"/>
+          <w:szCs w:val="24"/>
+        </w:rPr>
+      </w:pPr>
+      <w:r>
+        <w:rPr>
+          <w:rFonts w:ascii="Times New Roman" w:eastAsia="Times New Roman" w:hAnsi="Times New Roman" w:cs="Times New Roman"/>
+          <w:sz w:val="24"/>
+          <w:szCs w:val="24"/>
+        </w:rPr>
+        <w:pict>
+          <v:rect id="_x0000_i1050" style="width:0;height:1.5pt" o:hralign="center" o:hrstd="t" o:hr="t" fillcolor="#a0a0a0" stroked="f"/>
+        </w:pict>
+      </w:r>
+    </w:p>
+    <w:p>
+      <w:pPr>
+        <w:spacing w:before="100" w:beforeAutospacing="1" w:after="100" w:afterAutospacing="1" w:line="240" w:lineRule="auto"/>
+        <w:outlineLvl w:val="1"/>
+        <w:rPr>
+          <w:rFonts w:ascii="Times New Roman" w:eastAsia="Times New Roman" w:hAnsi="Times New Roman" w:cs="Times New Roman"/>
+          <w:b/>
+          <w:bCs/>
+          <w:color w:val="538135" w:themeColor="accent6" w:themeShade="BF"/>
+          <w:sz w:val="36"/>
+          <w:szCs w:val="36"/>
+        </w:rPr>
+      </w:pPr>
+      <w:r>
+        <w:rPr>
+          <w:rFonts w:ascii="Segoe UI Symbol" w:eastAsia="Times New Roman" w:hAnsi="Segoe UI Symbol" w:cs="Segoe UI Symbol"/>
+          <w:b/>
+          <w:bCs/>
+          <w:color w:val="538135" w:themeColor="accent6" w:themeShade="BF"/>
+          <w:sz w:val="36"/>
+          <w:szCs w:val="36"/>
+        </w:rPr>
+        <w:t>🎨</w:t>
+      </w:r>
+      <w:r>
+        <w:rPr>
+          <w:rFonts w:ascii="Times New Roman" w:eastAsia="Times New Roman" w:hAnsi="Times New Roman" w:cs="Times New Roman"/>
+          <w:b/>
+          <w:bCs/>
+          <w:color w:val="538135" w:themeColor="accent6" w:themeShade="BF"/>
+          <w:sz w:val="36"/>
+          <w:szCs w:val="36"/>
+        </w:rPr>
+        <w:t xml:space="preserve"> Day 23 — Job Feed UI</w:t>
+      </w:r>
+    </w:p>
+    <w:p>
+      <w:pPr>
+        <w:numPr>
+          <w:ilvl w:val="0"/>
+          <w:numId w:val="35"/>
+        </w:numPr>
+        <w:spacing w:before="100" w:beforeAutospacing="1" w:after="100" w:afterAutospacing="1" w:line="240" w:lineRule="auto"/>
+        <w:rPr>
+          <w:rFonts w:ascii="Times New Roman" w:eastAsia="Times New Roman" w:hAnsi="Times New Roman" w:cs="Times New Roman"/>
+          <w:sz w:val="24"/>
+          <w:szCs w:val="24"/>
+        </w:rPr>
+      </w:pPr>
+      <w:r>
+        <w:rPr>
+          <w:rFonts w:ascii="Times New Roman" w:eastAsia="Times New Roman" w:hAnsi="Times New Roman" w:cs="Times New Roman"/>
+          <w:sz w:val="24"/>
+          <w:szCs w:val="24"/>
+        </w:rPr>
+        <w:t>Job cards</w:t>
+      </w:r>
+    </w:p>
+    <w:p>
+      <w:pPr>
+        <w:numPr>
+          <w:ilvl w:val="0"/>
+          <w:numId w:val="35"/>
+        </w:numPr>
+        <w:spacing w:before="100" w:beforeAutospacing="1" w:after="100" w:afterAutospacing="1" w:line="240" w:lineRule="auto"/>
+        <w:rPr>
+          <w:rFonts w:ascii="Times New Roman" w:eastAsia="Times New Roman" w:hAnsi="Times New Roman" w:cs="Times New Roman"/>
+          <w:sz w:val="24"/>
+          <w:szCs w:val="24"/>
+        </w:rPr>
+      </w:pPr>
+      <w:r>
+        <w:rPr>
+          <w:rFonts w:ascii="Times New Roman" w:eastAsia="Times New Roman" w:hAnsi="Times New Roman" w:cs="Times New Roman"/>
+          <w:sz w:val="24"/>
+          <w:szCs w:val="24"/>
+        </w:rPr>
+        <w:t>Match % badge</w:t>
+      </w:r>
+    </w:p>
+    <w:p>
+      <w:pPr>
+        <w:numPr>
+          <w:ilvl w:val="0"/>
+          <w:numId w:val="35"/>
+        </w:numPr>
+        <w:spacing w:before="100" w:beforeAutospacing="1" w:after="100" w:afterAutospacing="1" w:line="240" w:lineRule="auto"/>
+        <w:rPr>
+          <w:rFonts w:ascii="Times New Roman" w:eastAsia="Times New Roman" w:hAnsi="Times New Roman" w:cs="Times New Roman"/>
+          <w:sz w:val="24"/>
+          <w:szCs w:val="24"/>
+        </w:rPr>
+      </w:pPr>
+      <w:r>
+        <w:rPr>
+          <w:rFonts w:ascii="Times New Roman" w:eastAsia="Times New Roman" w:hAnsi="Times New Roman" w:cs="Times New Roman"/>
+          <w:sz w:val="24"/>
+          <w:szCs w:val="24"/>
+        </w:rPr>
+        <w:t>Sort by relevance</w:t>
+      </w:r>
+    </w:p>
+    <w:p>
+      <w:pPr>
+        <w:numPr>
+          <w:ilvl w:val="0"/>
+          <w:numId w:val="35"/>
+        </w:numPr>
+        <w:spacing w:before="100" w:beforeAutospacing="1" w:after="100" w:afterAutospacing="1" w:line="240" w:lineRule="auto"/>
+        <w:rPr>
+          <w:rFonts w:ascii="Times New Roman" w:eastAsia="Times New Roman" w:hAnsi="Times New Roman" w:cs="Times New Roman"/>
+          <w:sz w:val="24"/>
+          <w:szCs w:val="24"/>
+        </w:rPr>
+      </w:pPr>
+      <w:r>
+        <w:rPr>
+          <w:rFonts w:ascii="Times New Roman" w:eastAsia="Times New Roman" w:hAnsi="Times New Roman" w:cs="Times New Roman"/>
+          <w:sz w:val="24"/>
+          <w:szCs w:val="24"/>
+        </w:rPr>
+        <w:t>Filter by location</w:t>
+      </w:r>
+    </w:p>
+    <w:p>
+      <w:pPr>
+        <w:spacing w:after="0" w:line="240" w:lineRule="auto"/>
+        <w:rPr>
+          <w:rFonts w:ascii="Times New Roman" w:eastAsia="Times New Roman" w:hAnsi="Times New Roman" w:cs="Times New Roman"/>
+          <w:sz w:val="24"/>
+          <w:szCs w:val="24"/>
+        </w:rPr>
+      </w:pPr>
+      <w:r>
+        <w:rPr>
+          <w:rFonts w:ascii="Times New Roman" w:eastAsia="Times New Roman" w:hAnsi="Times New Roman" w:cs="Times New Roman"/>
+          <w:sz w:val="24"/>
+          <w:szCs w:val="24"/>
+        </w:rPr>
+        <w:pict>
+          <v:rect id="_x0000_i1051" style="width:0;height:1.5pt" o:hralign="center" o:hrstd="t" o:hr="t" fillcolor="#a0a0a0" stroked="f"/>
         </w:pict>
       </w:r>
     </w:p>
@@ -5458,6 +5721,7 @@
           <w:sz w:val="36"/>
           <w:szCs w:val="36"/>
         </w:rPr>
+        <w:lastRenderedPageBreak/>
         <w:t>🎨</w:t>
       </w:r>
       <w:r>
@@ -5468,14 +5732,14 @@
           <w:sz w:val="36"/>
           <w:szCs w:val="36"/>
         </w:rPr>
-        <w:t xml:space="preserve"> Day 22 — Resume Score UI</w:t>
+        <w:t xml:space="preserve"> Day 24 — Detailed Job View</w:t>
       </w:r>
     </w:p>
     <w:p>
       <w:pPr>
         <w:numPr>
           <w:ilvl w:val="0"/>
-          <w:numId w:val="34"/>
+          <w:numId w:val="36"/>
         </w:numPr>
         <w:spacing w:before="100" w:beforeAutospacing="1" w:after="100" w:afterAutospacing="1" w:line="240" w:lineRule="auto"/>
         <w:rPr>
@@ -5490,14 +5754,14 @@
           <w:sz w:val="24"/>
           <w:szCs w:val="24"/>
         </w:rPr>
-        <w:t>Show score meter</w:t>
+        <w:t>Expand job</w:t>
       </w:r>
     </w:p>
     <w:p>
       <w:pPr>
         <w:numPr>
           <w:ilvl w:val="0"/>
-          <w:numId w:val="34"/>
+          <w:numId w:val="36"/>
         </w:numPr>
         <w:spacing w:before="100" w:beforeAutospacing="1" w:after="100" w:afterAutospacing="1" w:line="240" w:lineRule="auto"/>
         <w:rPr>
@@ -5512,14 +5776,14 @@
           <w:sz w:val="24"/>
           <w:szCs w:val="24"/>
         </w:rPr>
-        <w:t>Show suggestions</w:t>
+        <w:t>Show skill gaps</w:t>
       </w:r>
     </w:p>
     <w:p>
       <w:pPr>
         <w:numPr>
           <w:ilvl w:val="0"/>
-          <w:numId w:val="34"/>
+          <w:numId w:val="36"/>
         </w:numPr>
         <w:spacing w:before="100" w:beforeAutospacing="1" w:after="100" w:afterAutospacing="1" w:line="240" w:lineRule="auto"/>
         <w:rPr>
@@ -5534,7 +5798,7 @@
           <w:sz w:val="24"/>
           <w:szCs w:val="24"/>
         </w:rPr>
-        <w:t>Show keyword list</w:t>
+        <w:t>Show why matched</w:t>
       </w:r>
     </w:p>
     <w:p>
@@ -5553,7 +5817,7 @@
           <w:szCs w:val="24"/>
         </w:rPr>
         <w:pict>
-          <v:rect id="_x0000_i1050" style="width:0;height:1.5pt" o:hralign="center" o:hrstd="t" o:hr="t" fillcolor="#a0a0a0" stroked="f"/>
+          <v:rect id="_x0000_i1052" style="width:0;height:1.5pt" o:hralign="center" o:hrstd="t" o:hr="t" fillcolor="#a0a0a0" stroked="f"/>
         </w:pict>
       </w:r>
     </w:p>
@@ -5587,14 +5851,32 @@
           <w:sz w:val="36"/>
           <w:szCs w:val="36"/>
         </w:rPr>
-        <w:t xml:space="preserve"> Day 23 — Job Feed UI</w:t>
+        <w:t xml:space="preserve"> Day 25 — Analytics Section</w:t>
+      </w:r>
+    </w:p>
+    <w:p>
+      <w:pPr>
+        <w:spacing w:before="100" w:beforeAutospacing="1" w:after="100" w:afterAutospacing="1" w:line="240" w:lineRule="auto"/>
+        <w:rPr>
+          <w:rFonts w:ascii="Times New Roman" w:eastAsia="Times New Roman" w:hAnsi="Times New Roman" w:cs="Times New Roman"/>
+          <w:sz w:val="24"/>
+          <w:szCs w:val="24"/>
+        </w:rPr>
+      </w:pPr>
+      <w:r>
+        <w:rPr>
+          <w:rFonts w:ascii="Times New Roman" w:eastAsia="Times New Roman" w:hAnsi="Times New Roman" w:cs="Times New Roman"/>
+          <w:sz w:val="24"/>
+          <w:szCs w:val="24"/>
+        </w:rPr>
+        <w:t>Add charts:</w:t>
       </w:r>
     </w:p>
     <w:p>
       <w:pPr>
         <w:numPr>
           <w:ilvl w:val="0"/>
-          <w:numId w:val="35"/>
+          <w:numId w:val="37"/>
         </w:numPr>
         <w:spacing w:before="100" w:beforeAutospacing="1" w:after="100" w:afterAutospacing="1" w:line="240" w:lineRule="auto"/>
         <w:rPr>
@@ -5609,14 +5891,14 @@
           <w:sz w:val="24"/>
           <w:szCs w:val="24"/>
         </w:rPr>
-        <w:t>Job cards</w:t>
+        <w:t>Skill match breakdown</w:t>
       </w:r>
     </w:p>
     <w:p>
       <w:pPr>
         <w:numPr>
           <w:ilvl w:val="0"/>
-          <w:numId w:val="35"/>
+          <w:numId w:val="37"/>
         </w:numPr>
         <w:spacing w:before="100" w:beforeAutospacing="1" w:after="100" w:afterAutospacing="1" w:line="240" w:lineRule="auto"/>
         <w:rPr>
@@ -5631,14 +5913,14 @@
           <w:sz w:val="24"/>
           <w:szCs w:val="24"/>
         </w:rPr>
-        <w:t>Match % badge</w:t>
+        <w:t>Resume improvement history</w:t>
       </w:r>
     </w:p>
     <w:p>
       <w:pPr>
         <w:numPr>
           <w:ilvl w:val="0"/>
-          <w:numId w:val="35"/>
+          <w:numId w:val="37"/>
         </w:numPr>
         <w:spacing w:before="100" w:beforeAutospacing="1" w:after="100" w:afterAutospacing="1" w:line="240" w:lineRule="auto"/>
         <w:rPr>
@@ -5653,14 +5935,32 @@
           <w:sz w:val="24"/>
           <w:szCs w:val="24"/>
         </w:rPr>
-        <w:t>Sort by relevance</w:t>
+        <w:t>Job match trend</w:t>
+      </w:r>
+    </w:p>
+    <w:p>
+      <w:pPr>
+        <w:spacing w:before="100" w:beforeAutospacing="1" w:after="100" w:afterAutospacing="1" w:line="240" w:lineRule="auto"/>
+        <w:rPr>
+          <w:rFonts w:ascii="Times New Roman" w:eastAsia="Times New Roman" w:hAnsi="Times New Roman" w:cs="Times New Roman"/>
+          <w:sz w:val="24"/>
+          <w:szCs w:val="24"/>
+        </w:rPr>
+      </w:pPr>
+      <w:r>
+        <w:rPr>
+          <w:rFonts w:ascii="Times New Roman" w:eastAsia="Times New Roman" w:hAnsi="Times New Roman" w:cs="Times New Roman"/>
+          <w:sz w:val="24"/>
+          <w:szCs w:val="24"/>
+        </w:rPr>
+        <w:t>Use:</w:t>
       </w:r>
     </w:p>
     <w:p>
       <w:pPr>
         <w:numPr>
           <w:ilvl w:val="0"/>
-          <w:numId w:val="35"/>
+          <w:numId w:val="38"/>
         </w:numPr>
         <w:spacing w:before="100" w:beforeAutospacing="1" w:after="100" w:afterAutospacing="1" w:line="240" w:lineRule="auto"/>
         <w:rPr>
@@ -5669,14 +5969,16 @@
           <w:szCs w:val="24"/>
         </w:rPr>
       </w:pPr>
-      <w:r>
-        <w:rPr>
-          <w:rFonts w:ascii="Times New Roman" w:eastAsia="Times New Roman" w:hAnsi="Times New Roman" w:cs="Times New Roman"/>
-          <w:sz w:val="24"/>
-          <w:szCs w:val="24"/>
-        </w:rPr>
-        <w:t>Filter by location</w:t>
-      </w:r>
+      <w:proofErr w:type="spellStart"/>
+      <w:r>
+        <w:rPr>
+          <w:rFonts w:ascii="Times New Roman" w:eastAsia="Times New Roman" w:hAnsi="Times New Roman" w:cs="Times New Roman"/>
+          <w:sz w:val="24"/>
+          <w:szCs w:val="24"/>
+        </w:rPr>
+        <w:t>Recharts</w:t>
+      </w:r>
+      <w:proofErr w:type="spellEnd"/>
     </w:p>
     <w:p>
       <w:pPr>
@@ -5694,7 +5996,7 @@
           <w:szCs w:val="24"/>
         </w:rPr>
         <w:pict>
-          <v:rect id="_x0000_i1051" style="width:0;height:1.5pt" o:hralign="center" o:hrstd="t" o:hr="t" fillcolor="#a0a0a0" stroked="f"/>
+          <v:rect id="_x0000_i1053" style="width:0;height:1.5pt" o:hralign="center" o:hrstd="t" o:hr="t" fillcolor="#a0a0a0" stroked="f"/>
         </w:pict>
       </w:r>
     </w:p>
@@ -5728,14 +6030,14 @@
           <w:sz w:val="36"/>
           <w:szCs w:val="36"/>
         </w:rPr>
-        <w:t xml:space="preserve"> Day 24 — Detailed Job View</w:t>
+        <w:t xml:space="preserve"> Day 26 — UI Polish</w:t>
       </w:r>
     </w:p>
     <w:p>
       <w:pPr>
         <w:numPr>
           <w:ilvl w:val="0"/>
-          <w:numId w:val="36"/>
+          <w:numId w:val="39"/>
         </w:numPr>
         <w:spacing w:before="100" w:beforeAutospacing="1" w:after="100" w:afterAutospacing="1" w:line="240" w:lineRule="auto"/>
         <w:rPr>
@@ -5750,14 +6052,14 @@
           <w:sz w:val="24"/>
           <w:szCs w:val="24"/>
         </w:rPr>
-        <w:t>Expand job</w:t>
+        <w:t>Animations</w:t>
       </w:r>
     </w:p>
     <w:p>
       <w:pPr>
         <w:numPr>
           <w:ilvl w:val="0"/>
-          <w:numId w:val="36"/>
+          <w:numId w:val="39"/>
         </w:numPr>
         <w:spacing w:before="100" w:beforeAutospacing="1" w:after="100" w:afterAutospacing="1" w:line="240" w:lineRule="auto"/>
         <w:rPr>
@@ -5772,14 +6074,14 @@
           <w:sz w:val="24"/>
           <w:szCs w:val="24"/>
         </w:rPr>
-        <w:t>Show skill gaps</w:t>
+        <w:t>Loading states</w:t>
       </w:r>
     </w:p>
     <w:p>
       <w:pPr>
         <w:numPr>
           <w:ilvl w:val="0"/>
-          <w:numId w:val="36"/>
+          <w:numId w:val="39"/>
         </w:numPr>
         <w:spacing w:before="100" w:beforeAutospacing="1" w:after="100" w:afterAutospacing="1" w:line="240" w:lineRule="auto"/>
         <w:rPr>
@@ -5794,7 +6096,55 @@
           <w:sz w:val="24"/>
           <w:szCs w:val="24"/>
         </w:rPr>
-        <w:t>Show why matched</w:t>
+        <w:t>Error handling</w:t>
+      </w:r>
+    </w:p>
+    <w:p>
+      <w:pPr>
+        <w:numPr>
+          <w:ilvl w:val="0"/>
+          <w:numId w:val="39"/>
+        </w:numPr>
+        <w:spacing w:before="100" w:beforeAutospacing="1" w:after="100" w:afterAutospacing="1" w:line="240" w:lineRule="auto"/>
+        <w:rPr>
+          <w:rFonts w:ascii="Times New Roman" w:eastAsia="Times New Roman" w:hAnsi="Times New Roman" w:cs="Times New Roman"/>
+          <w:sz w:val="24"/>
+          <w:szCs w:val="24"/>
+        </w:rPr>
+      </w:pPr>
+      <w:r>
+        <w:rPr>
+          <w:rFonts w:ascii="Times New Roman" w:eastAsia="Times New Roman" w:hAnsi="Times New Roman" w:cs="Times New Roman"/>
+          <w:sz w:val="24"/>
+          <w:szCs w:val="24"/>
+        </w:rPr>
+        <w:t>Responsive design</w:t>
+      </w:r>
+    </w:p>
+    <w:p>
+      <w:pPr>
+        <w:spacing w:before="100" w:beforeAutospacing="1" w:after="100" w:afterAutospacing="1" w:line="240" w:lineRule="auto"/>
+        <w:rPr>
+          <w:rFonts w:ascii="Times New Roman" w:eastAsia="Times New Roman" w:hAnsi="Times New Roman" w:cs="Times New Roman"/>
+          <w:sz w:val="24"/>
+          <w:szCs w:val="24"/>
+        </w:rPr>
+      </w:pPr>
+      <w:r>
+        <w:rPr>
+          <w:rFonts w:ascii="Segoe UI Symbol" w:eastAsia="Times New Roman" w:hAnsi="Segoe UI Symbol" w:cs="Segoe UI Symbol"/>
+          <w:sz w:val="24"/>
+          <w:szCs w:val="24"/>
+        </w:rPr>
+        <w:t>🎉</w:t>
+      </w:r>
+      <w:r>
+        <w:rPr>
+          <w:rFonts w:ascii="Times New Roman" w:eastAsia="Times New Roman" w:hAnsi="Times New Roman" w:cs="Times New Roman"/>
+          <w:sz w:val="24"/>
+          <w:szCs w:val="24"/>
+        </w:rPr>
+        <w:t xml:space="preserve"> Frontend Complete</w:t>
       </w:r>
     </w:p>
     <w:p>
@@ -5813,7 +6163,52 @@
           <w:szCs w:val="24"/>
         </w:rPr>
         <w:pict>
-          <v:rect id="_x0000_i1052" style="width:0;height:1.5pt" o:hralign="center" o:hrstd="t" o:hr="t" fillcolor="#a0a0a0" stroked="f"/>
+          <v:rect id="_x0000_i1054" style="width:0;height:1.5pt" o:hralign="center" o:hrstd="t" o:hr="t" fillcolor="#a0a0a0" stroked="f"/>
+        </w:pict>
+      </w:r>
+    </w:p>
+    <w:p>
+      <w:pPr>
+        <w:spacing w:before="100" w:beforeAutospacing="1" w:after="100" w:afterAutospacing="1" w:line="240" w:lineRule="auto"/>
+        <w:outlineLvl w:val="0"/>
+        <w:rPr>
+          <w:rFonts w:ascii="Times New Roman" w:eastAsia="Times New Roman" w:hAnsi="Times New Roman" w:cs="Times New Roman"/>
+          <w:b/>
+          <w:bCs/>
+          <w:kern w:val="36"/>
+          <w:sz w:val="48"/>
+          <w:szCs w:val="48"/>
+        </w:rPr>
+      </w:pPr>
+      <w:r>
+        <w:rPr>
+          <w:rFonts w:ascii="Times New Roman" w:eastAsia="Times New Roman" w:hAnsi="Times New Roman" w:cs="Times New Roman"/>
+          <w:b/>
+          <w:bCs/>
+          <w:kern w:val="36"/>
+          <w:sz w:val="48"/>
+          <w:szCs w:val="48"/>
+        </w:rPr>
+        <w:t>🟡 PHASE 4 — Integration + Deployment (Day 27–30)</w:t>
+      </w:r>
+    </w:p>
+    <w:p>
+      <w:pPr>
+        <w:spacing w:after="0" w:line="240" w:lineRule="auto"/>
+        <w:rPr>
+          <w:rFonts w:ascii="Times New Roman" w:eastAsia="Times New Roman" w:hAnsi="Times New Roman" w:cs="Times New Roman"/>
+          <w:sz w:val="24"/>
+          <w:szCs w:val="24"/>
+        </w:rPr>
+      </w:pPr>
+      <w:r>
+        <w:rPr>
+          <w:rFonts w:ascii="Times New Roman" w:eastAsia="Times New Roman" w:hAnsi="Times New Roman" w:cs="Times New Roman"/>
+          <w:sz w:val="24"/>
+          <w:szCs w:val="24"/>
+        </w:rPr>
+        <w:pict>
+          <v:rect id="_x0000_i1055" style="width:0;height:1.5pt" o:hralign="center" o:hrstd="t" o:hr="t" fillcolor="#a0a0a0" stroked="f"/>
         </w:pict>
       </w:r>
     </w:p>
@@ -5837,7 +6232,7 @@
           <w:sz w:val="36"/>
           <w:szCs w:val="36"/>
         </w:rPr>
-        <w:t>🎨</w:t>
+        <w:t>🚀</w:t>
       </w:r>
       <w:r>
         <w:rPr>
@@ -5847,32 +6242,14 @@
           <w:sz w:val="36"/>
           <w:szCs w:val="36"/>
         </w:rPr>
-        <w:t xml:space="preserve"> Day 25 — Analytics Section</w:t>
-      </w:r>
-    </w:p>
-    <w:p>
-      <w:pPr>
-        <w:spacing w:before="100" w:beforeAutospacing="1" w:after="100" w:afterAutospacing="1" w:line="240" w:lineRule="auto"/>
-        <w:rPr>
-          <w:rFonts w:ascii="Times New Roman" w:eastAsia="Times New Roman" w:hAnsi="Times New Roman" w:cs="Times New Roman"/>
-          <w:sz w:val="24"/>
-          <w:szCs w:val="24"/>
-        </w:rPr>
-      </w:pPr>
-      <w:r>
-        <w:rPr>
-          <w:rFonts w:ascii="Times New Roman" w:eastAsia="Times New Roman" w:hAnsi="Times New Roman" w:cs="Times New Roman"/>
-          <w:sz w:val="24"/>
-          <w:szCs w:val="24"/>
-        </w:rPr>
-        <w:t>Add charts:</w:t>
+        <w:t xml:space="preserve"> Day 27 — Full Integration Testing</w:t>
       </w:r>
     </w:p>
     <w:p>
       <w:pPr>
         <w:numPr>
           <w:ilvl w:val="0"/>
-          <w:numId w:val="37"/>
+          <w:numId w:val="40"/>
         </w:numPr>
         <w:spacing w:before="100" w:beforeAutospacing="1" w:after="100" w:afterAutospacing="1" w:line="240" w:lineRule="auto"/>
         <w:rPr>
@@ -5887,14 +6264,14 @@
           <w:sz w:val="24"/>
           <w:szCs w:val="24"/>
         </w:rPr>
-        <w:t>Skill match breakdown</w:t>
+        <w:t>Connect frontend to backend</w:t>
       </w:r>
     </w:p>
     <w:p>
       <w:pPr>
         <w:numPr>
           <w:ilvl w:val="0"/>
-          <w:numId w:val="37"/>
+          <w:numId w:val="40"/>
         </w:numPr>
         <w:spacing w:before="100" w:beforeAutospacing="1" w:after="100" w:afterAutospacing="1" w:line="240" w:lineRule="auto"/>
         <w:rPr>
@@ -5909,14 +6286,15 @@
           <w:sz w:val="24"/>
           <w:szCs w:val="24"/>
         </w:rPr>
-        <w:t>Resume improvement history</w:t>
+        <w:lastRenderedPageBreak/>
+        <w:t>Fix CORS</w:t>
       </w:r>
     </w:p>
     <w:p>
       <w:pPr>
         <w:numPr>
           <w:ilvl w:val="0"/>
-          <w:numId w:val="37"/>
+          <w:numId w:val="40"/>
         </w:numPr>
         <w:spacing w:before="100" w:beforeAutospacing="1" w:after="100" w:afterAutospacing="1" w:line="240" w:lineRule="auto"/>
         <w:rPr>
@@ -5931,50 +6309,8 @@
           <w:sz w:val="24"/>
           <w:szCs w:val="24"/>
         </w:rPr>
-        <w:t>Job match trend</w:t>
-      </w:r>
-    </w:p>
-    <w:p>
-      <w:pPr>
-        <w:spacing w:before="100" w:beforeAutospacing="1" w:after="100" w:afterAutospacing="1" w:line="240" w:lineRule="auto"/>
-        <w:rPr>
-          <w:rFonts w:ascii="Times New Roman" w:eastAsia="Times New Roman" w:hAnsi="Times New Roman" w:cs="Times New Roman"/>
-          <w:sz w:val="24"/>
-          <w:szCs w:val="24"/>
-        </w:rPr>
-      </w:pPr>
-      <w:r>
-        <w:rPr>
-          <w:rFonts w:ascii="Times New Roman" w:eastAsia="Times New Roman" w:hAnsi="Times New Roman" w:cs="Times New Roman"/>
-          <w:sz w:val="24"/>
-          <w:szCs w:val="24"/>
-        </w:rPr>
-        <w:t>Use:</w:t>
-      </w:r>
-    </w:p>
-    <w:p>
-      <w:pPr>
-        <w:numPr>
-          <w:ilvl w:val="0"/>
-          <w:numId w:val="38"/>
-        </w:numPr>
-        <w:spacing w:before="100" w:beforeAutospacing="1" w:after="100" w:afterAutospacing="1" w:line="240" w:lineRule="auto"/>
-        <w:rPr>
-          <w:rFonts w:ascii="Times New Roman" w:eastAsia="Times New Roman" w:hAnsi="Times New Roman" w:cs="Times New Roman"/>
-          <w:sz w:val="24"/>
-          <w:szCs w:val="24"/>
-        </w:rPr>
-      </w:pPr>
-      <w:proofErr w:type="spellStart"/>
-      <w:r>
-        <w:rPr>
-          <w:rFonts w:ascii="Times New Roman" w:eastAsia="Times New Roman" w:hAnsi="Times New Roman" w:cs="Times New Roman"/>
-          <w:sz w:val="24"/>
-          <w:szCs w:val="24"/>
-        </w:rPr>
-        <w:t>Recharts</w:t>
-      </w:r>
-      <w:proofErr w:type="spellEnd"/>
+        <w:t>Fix token issues</w:t>
+      </w:r>
     </w:p>
     <w:p>
       <w:pPr>
@@ -5992,7 +6328,7 @@
           <w:szCs w:val="24"/>
         </w:rPr>
         <w:pict>
-          <v:rect id="_x0000_i1053" style="width:0;height:1.5pt" o:hralign="center" o:hrstd="t" o:hr="t" fillcolor="#a0a0a0" stroked="f"/>
+          <v:rect id="_x0000_i1056" style="width:0;height:1.5pt" o:hralign="center" o:hrstd="t" o:hr="t" fillcolor="#a0a0a0" stroked="f"/>
         </w:pict>
       </w:r>
     </w:p>
@@ -6016,7 +6352,7 @@
           <w:sz w:val="36"/>
           <w:szCs w:val="36"/>
         </w:rPr>
-        <w:t>🎨</w:t>
+        <w:t>🚀</w:t>
       </w:r>
       <w:r>
         <w:rPr>
@@ -6026,14 +6362,14 @@
           <w:sz w:val="36"/>
           <w:szCs w:val="36"/>
         </w:rPr>
-        <w:t xml:space="preserve"> Day 26 — UI Polish</w:t>
+        <w:t xml:space="preserve"> Day 28 — Performance Optimization</w:t>
       </w:r>
     </w:p>
     <w:p>
       <w:pPr>
         <w:numPr>
           <w:ilvl w:val="0"/>
-          <w:numId w:val="39"/>
+          <w:numId w:val="41"/>
         </w:numPr>
         <w:spacing w:before="100" w:beforeAutospacing="1" w:after="100" w:afterAutospacing="1" w:line="240" w:lineRule="auto"/>
         <w:rPr>
@@ -6042,21 +6378,30 @@
           <w:szCs w:val="24"/>
         </w:rPr>
       </w:pPr>
-      <w:r>
-        <w:rPr>
-          <w:rFonts w:ascii="Times New Roman" w:eastAsia="Times New Roman" w:hAnsi="Times New Roman" w:cs="Times New Roman"/>
-          <w:sz w:val="24"/>
-          <w:szCs w:val="24"/>
-        </w:rPr>
-        <w:lastRenderedPageBreak/>
-        <w:t>Animations</w:t>
+      <w:proofErr w:type="spellStart"/>
+      <w:r>
+        <w:rPr>
+          <w:rFonts w:ascii="Times New Roman" w:eastAsia="Times New Roman" w:hAnsi="Times New Roman" w:cs="Times New Roman"/>
+          <w:sz w:val="24"/>
+          <w:szCs w:val="24"/>
+        </w:rPr>
+        <w:t>Debounce</w:t>
+      </w:r>
+      <w:proofErr w:type="spellEnd"/>
+      <w:r>
+        <w:rPr>
+          <w:rFonts w:ascii="Times New Roman" w:eastAsia="Times New Roman" w:hAnsi="Times New Roman" w:cs="Times New Roman"/>
+          <w:sz w:val="24"/>
+          <w:szCs w:val="24"/>
+        </w:rPr>
+        <w:t xml:space="preserve"> API calls</w:t>
       </w:r>
     </w:p>
     <w:p>
       <w:pPr>
         <w:numPr>
           <w:ilvl w:val="0"/>
-          <w:numId w:val="39"/>
+          <w:numId w:val="41"/>
         </w:numPr>
         <w:spacing w:before="100" w:beforeAutospacing="1" w:after="100" w:afterAutospacing="1" w:line="240" w:lineRule="auto"/>
         <w:rPr>
@@ -6071,14 +6416,14 @@
           <w:sz w:val="24"/>
           <w:szCs w:val="24"/>
         </w:rPr>
-        <w:t>Loading states</w:t>
+        <w:t>Optimize queries</w:t>
       </w:r>
     </w:p>
     <w:p>
       <w:pPr>
         <w:numPr>
           <w:ilvl w:val="0"/>
-          <w:numId w:val="39"/>
+          <w:numId w:val="41"/>
         </w:numPr>
         <w:spacing w:before="100" w:beforeAutospacing="1" w:after="100" w:afterAutospacing="1" w:line="240" w:lineRule="auto"/>
         <w:rPr>
@@ -6093,14 +6438,14 @@
           <w:sz w:val="24"/>
           <w:szCs w:val="24"/>
         </w:rPr>
-        <w:t>Error handling</w:t>
+        <w:t>Reduce embedding calls</w:t>
       </w:r>
     </w:p>
     <w:p>
       <w:pPr>
         <w:numPr>
           <w:ilvl w:val="0"/>
-          <w:numId w:val="39"/>
+          <w:numId w:val="41"/>
         </w:numPr>
         <w:spacing w:before="100" w:beforeAutospacing="1" w:after="100" w:afterAutospacing="1" w:line="240" w:lineRule="auto"/>
         <w:rPr>
@@ -6115,33 +6460,7 @@
           <w:sz w:val="24"/>
           <w:szCs w:val="24"/>
         </w:rPr>
-        <w:t>Responsive design</w:t>
-      </w:r>
-    </w:p>
-    <w:p>
-      <w:pPr>
-        <w:spacing w:before="100" w:beforeAutospacing="1" w:after="100" w:afterAutospacing="1" w:line="240" w:lineRule="auto"/>
-        <w:rPr>
-          <w:rFonts w:ascii="Times New Roman" w:eastAsia="Times New Roman" w:hAnsi="Times New Roman" w:cs="Times New Roman"/>
-          <w:sz w:val="24"/>
-          <w:szCs w:val="24"/>
-        </w:rPr>
-      </w:pPr>
-      <w:r>
-        <w:rPr>
-          <w:rFonts w:ascii="Segoe UI Symbol" w:eastAsia="Times New Roman" w:hAnsi="Segoe UI Symbol" w:cs="Segoe UI Symbol"/>
-          <w:sz w:val="24"/>
-          <w:szCs w:val="24"/>
-        </w:rPr>
-        <w:t>🎉</w:t>
-      </w:r>
-      <w:r>
-        <w:rPr>
-          <w:rFonts w:ascii="Times New Roman" w:eastAsia="Times New Roman" w:hAnsi="Times New Roman" w:cs="Times New Roman"/>
-          <w:sz w:val="24"/>
-          <w:szCs w:val="24"/>
-        </w:rPr>
-        <w:t xml:space="preserve"> Frontend Complete</w:t>
+        <w:t>Add caching</w:t>
       </w:r>
     </w:p>
     <w:p>
@@ -6160,52 +6479,7 @@
           <w:szCs w:val="24"/>
         </w:rPr>
         <w:pict>
-          <v:rect id="_x0000_i1054" style="width:0;height:1.5pt" o:hralign="center" o:hrstd="t" o:hr="t" fillcolor="#a0a0a0" stroked="f"/>
-        </w:pict>
-      </w:r>
-    </w:p>
-    <w:p>
-      <w:pPr>
-        <w:spacing w:before="100" w:beforeAutospacing="1" w:after="100" w:afterAutospacing="1" w:line="240" w:lineRule="auto"/>
-        <w:outlineLvl w:val="0"/>
-        <w:rPr>
-          <w:rFonts w:ascii="Times New Roman" w:eastAsia="Times New Roman" w:hAnsi="Times New Roman" w:cs="Times New Roman"/>
-          <w:b/>
-          <w:bCs/>
-          <w:kern w:val="36"/>
-          <w:sz w:val="48"/>
-          <w:szCs w:val="48"/>
-        </w:rPr>
-      </w:pPr>
-      <w:r>
-        <w:rPr>
-          <w:rFonts w:ascii="Times New Roman" w:eastAsia="Times New Roman" w:hAnsi="Times New Roman" w:cs="Times New Roman"/>
-          <w:b/>
-          <w:bCs/>
-          <w:kern w:val="36"/>
-          <w:sz w:val="48"/>
-          <w:szCs w:val="48"/>
-        </w:rPr>
-        <w:t>🟡 PHASE 4 — Integration + Deployment (Day 27–30)</w:t>
-      </w:r>
-    </w:p>
-    <w:p>
-      <w:pPr>
-        <w:spacing w:after="0" w:line="240" w:lineRule="auto"/>
-        <w:rPr>
-          <w:rFonts w:ascii="Times New Roman" w:eastAsia="Times New Roman" w:hAnsi="Times New Roman" w:cs="Times New Roman"/>
-          <w:sz w:val="24"/>
-          <w:szCs w:val="24"/>
-        </w:rPr>
-      </w:pPr>
-      <w:r>
-        <w:rPr>
-          <w:rFonts w:ascii="Times New Roman" w:eastAsia="Times New Roman" w:hAnsi="Times New Roman" w:cs="Times New Roman"/>
-          <w:sz w:val="24"/>
-          <w:szCs w:val="24"/>
-        </w:rPr>
-        <w:pict>
-          <v:rect id="_x0000_i1055" style="width:0;height:1.5pt" o:hralign="center" o:hrstd="t" o:hr="t" fillcolor="#a0a0a0" stroked="f"/>
+          <v:rect id="_x0000_i1057" style="width:0;height:1.5pt" o:hralign="center" o:hrstd="t" o:hr="t" fillcolor="#a0a0a0" stroked="f"/>
         </w:pict>
       </w:r>
     </w:p>
@@ -6239,276 +6513,6 @@
           <w:sz w:val="36"/>
           <w:szCs w:val="36"/>
         </w:rPr>
-        <w:t xml:space="preserve"> Day 27 — Full Integration Testing</w:t>
-      </w:r>
-    </w:p>
-    <w:p>
-      <w:pPr>
-        <w:numPr>
-          <w:ilvl w:val="0"/>
-          <w:numId w:val="40"/>
-        </w:numPr>
-        <w:spacing w:before="100" w:beforeAutospacing="1" w:after="100" w:afterAutospacing="1" w:line="240" w:lineRule="auto"/>
-        <w:rPr>
-          <w:rFonts w:ascii="Times New Roman" w:eastAsia="Times New Roman" w:hAnsi="Times New Roman" w:cs="Times New Roman"/>
-          <w:sz w:val="24"/>
-          <w:szCs w:val="24"/>
-        </w:rPr>
-      </w:pPr>
-      <w:r>
-        <w:rPr>
-          <w:rFonts w:ascii="Times New Roman" w:eastAsia="Times New Roman" w:hAnsi="Times New Roman" w:cs="Times New Roman"/>
-          <w:sz w:val="24"/>
-          <w:szCs w:val="24"/>
-        </w:rPr>
-        <w:t>Connect frontend to backend</w:t>
-      </w:r>
-    </w:p>
-    <w:p>
-      <w:pPr>
-        <w:numPr>
-          <w:ilvl w:val="0"/>
-          <w:numId w:val="40"/>
-        </w:numPr>
-        <w:spacing w:before="100" w:beforeAutospacing="1" w:after="100" w:afterAutospacing="1" w:line="240" w:lineRule="auto"/>
-        <w:rPr>
-          <w:rFonts w:ascii="Times New Roman" w:eastAsia="Times New Roman" w:hAnsi="Times New Roman" w:cs="Times New Roman"/>
-          <w:sz w:val="24"/>
-          <w:szCs w:val="24"/>
-        </w:rPr>
-      </w:pPr>
-      <w:r>
-        <w:rPr>
-          <w:rFonts w:ascii="Times New Roman" w:eastAsia="Times New Roman" w:hAnsi="Times New Roman" w:cs="Times New Roman"/>
-          <w:sz w:val="24"/>
-          <w:szCs w:val="24"/>
-        </w:rPr>
-        <w:t>Fix CORS</w:t>
-      </w:r>
-    </w:p>
-    <w:p>
-      <w:pPr>
-        <w:numPr>
-          <w:ilvl w:val="0"/>
-          <w:numId w:val="40"/>
-        </w:numPr>
-        <w:spacing w:before="100" w:beforeAutospacing="1" w:after="100" w:afterAutospacing="1" w:line="240" w:lineRule="auto"/>
-        <w:rPr>
-          <w:rFonts w:ascii="Times New Roman" w:eastAsia="Times New Roman" w:hAnsi="Times New Roman" w:cs="Times New Roman"/>
-          <w:sz w:val="24"/>
-          <w:szCs w:val="24"/>
-        </w:rPr>
-      </w:pPr>
-      <w:r>
-        <w:rPr>
-          <w:rFonts w:ascii="Times New Roman" w:eastAsia="Times New Roman" w:hAnsi="Times New Roman" w:cs="Times New Roman"/>
-          <w:sz w:val="24"/>
-          <w:szCs w:val="24"/>
-        </w:rPr>
-        <w:t>Fix token issues</w:t>
-      </w:r>
-    </w:p>
-    <w:p>
-      <w:pPr>
-        <w:spacing w:after="0" w:line="240" w:lineRule="auto"/>
-        <w:rPr>
-          <w:rFonts w:ascii="Times New Roman" w:eastAsia="Times New Roman" w:hAnsi="Times New Roman" w:cs="Times New Roman"/>
-          <w:sz w:val="24"/>
-          <w:szCs w:val="24"/>
-        </w:rPr>
-      </w:pPr>
-      <w:r>
-        <w:rPr>
-          <w:rFonts w:ascii="Times New Roman" w:eastAsia="Times New Roman" w:hAnsi="Times New Roman" w:cs="Times New Roman"/>
-          <w:sz w:val="24"/>
-          <w:szCs w:val="24"/>
-        </w:rPr>
-        <w:pict>
-          <v:rect id="_x0000_i1056" style="width:0;height:1.5pt" o:hralign="center" o:hrstd="t" o:hr="t" fillcolor="#a0a0a0" stroked="f"/>
-        </w:pict>
-      </w:r>
-    </w:p>
-    <w:p>
-      <w:pPr>
-        <w:spacing w:before="100" w:beforeAutospacing="1" w:after="100" w:afterAutospacing="1" w:line="240" w:lineRule="auto"/>
-        <w:outlineLvl w:val="1"/>
-        <w:rPr>
-          <w:rFonts w:ascii="Times New Roman" w:eastAsia="Times New Roman" w:hAnsi="Times New Roman" w:cs="Times New Roman"/>
-          <w:b/>
-          <w:bCs/>
-          <w:sz w:val="36"/>
-          <w:szCs w:val="36"/>
-        </w:rPr>
-      </w:pPr>
-      <w:r>
-        <w:rPr>
-          <w:rFonts w:ascii="Segoe UI Symbol" w:eastAsia="Times New Roman" w:hAnsi="Segoe UI Symbol" w:cs="Segoe UI Symbol"/>
-          <w:b/>
-          <w:bCs/>
-          <w:sz w:val="36"/>
-          <w:szCs w:val="36"/>
-        </w:rPr>
-        <w:t>🚀</w:t>
-      </w:r>
-      <w:r>
-        <w:rPr>
-          <w:rFonts w:ascii="Times New Roman" w:eastAsia="Times New Roman" w:hAnsi="Times New Roman" w:cs="Times New Roman"/>
-          <w:b/>
-          <w:bCs/>
-          <w:sz w:val="36"/>
-          <w:szCs w:val="36"/>
-        </w:rPr>
-        <w:t xml:space="preserve"> Day 28 — Performance Optimization</w:t>
-      </w:r>
-    </w:p>
-    <w:p>
-      <w:pPr>
-        <w:numPr>
-          <w:ilvl w:val="0"/>
-          <w:numId w:val="41"/>
-        </w:numPr>
-        <w:spacing w:before="100" w:beforeAutospacing="1" w:after="100" w:afterAutospacing="1" w:line="240" w:lineRule="auto"/>
-        <w:rPr>
-          <w:rFonts w:ascii="Times New Roman" w:eastAsia="Times New Roman" w:hAnsi="Times New Roman" w:cs="Times New Roman"/>
-          <w:sz w:val="24"/>
-          <w:szCs w:val="24"/>
-        </w:rPr>
-      </w:pPr>
-      <w:proofErr w:type="spellStart"/>
-      <w:r>
-        <w:rPr>
-          <w:rFonts w:ascii="Times New Roman" w:eastAsia="Times New Roman" w:hAnsi="Times New Roman" w:cs="Times New Roman"/>
-          <w:sz w:val="24"/>
-          <w:szCs w:val="24"/>
-        </w:rPr>
-        <w:t>Debounce</w:t>
-      </w:r>
-      <w:proofErr w:type="spellEnd"/>
-      <w:r>
-        <w:rPr>
-          <w:rFonts w:ascii="Times New Roman" w:eastAsia="Times New Roman" w:hAnsi="Times New Roman" w:cs="Times New Roman"/>
-          <w:sz w:val="24"/>
-          <w:szCs w:val="24"/>
-        </w:rPr>
-        <w:t xml:space="preserve"> API calls</w:t>
-      </w:r>
-    </w:p>
-    <w:p>
-      <w:pPr>
-        <w:numPr>
-          <w:ilvl w:val="0"/>
-          <w:numId w:val="41"/>
-        </w:numPr>
-        <w:spacing w:before="100" w:beforeAutospacing="1" w:after="100" w:afterAutospacing="1" w:line="240" w:lineRule="auto"/>
-        <w:rPr>
-          <w:rFonts w:ascii="Times New Roman" w:eastAsia="Times New Roman" w:hAnsi="Times New Roman" w:cs="Times New Roman"/>
-          <w:sz w:val="24"/>
-          <w:szCs w:val="24"/>
-        </w:rPr>
-      </w:pPr>
-      <w:r>
-        <w:rPr>
-          <w:rFonts w:ascii="Times New Roman" w:eastAsia="Times New Roman" w:hAnsi="Times New Roman" w:cs="Times New Roman"/>
-          <w:sz w:val="24"/>
-          <w:szCs w:val="24"/>
-        </w:rPr>
-        <w:t>Optimize queries</w:t>
-      </w:r>
-    </w:p>
-    <w:p>
-      <w:pPr>
-        <w:numPr>
-          <w:ilvl w:val="0"/>
-          <w:numId w:val="41"/>
-        </w:numPr>
-        <w:spacing w:before="100" w:beforeAutospacing="1" w:after="100" w:afterAutospacing="1" w:line="240" w:lineRule="auto"/>
-        <w:rPr>
-          <w:rFonts w:ascii="Times New Roman" w:eastAsia="Times New Roman" w:hAnsi="Times New Roman" w:cs="Times New Roman"/>
-          <w:sz w:val="24"/>
-          <w:szCs w:val="24"/>
-        </w:rPr>
-      </w:pPr>
-      <w:r>
-        <w:rPr>
-          <w:rFonts w:ascii="Times New Roman" w:eastAsia="Times New Roman" w:hAnsi="Times New Roman" w:cs="Times New Roman"/>
-          <w:sz w:val="24"/>
-          <w:szCs w:val="24"/>
-        </w:rPr>
-        <w:t>Reduce embedding calls</w:t>
-      </w:r>
-    </w:p>
-    <w:p>
-      <w:pPr>
-        <w:numPr>
-          <w:ilvl w:val="0"/>
-          <w:numId w:val="41"/>
-        </w:numPr>
-        <w:spacing w:before="100" w:beforeAutospacing="1" w:after="100" w:afterAutospacing="1" w:line="240" w:lineRule="auto"/>
-        <w:rPr>
-          <w:rFonts w:ascii="Times New Roman" w:eastAsia="Times New Roman" w:hAnsi="Times New Roman" w:cs="Times New Roman"/>
-          <w:sz w:val="24"/>
-          <w:szCs w:val="24"/>
-        </w:rPr>
-      </w:pPr>
-      <w:r>
-        <w:rPr>
-          <w:rFonts w:ascii="Times New Roman" w:eastAsia="Times New Roman" w:hAnsi="Times New Roman" w:cs="Times New Roman"/>
-          <w:sz w:val="24"/>
-          <w:szCs w:val="24"/>
-        </w:rPr>
-        <w:t>Add caching</w:t>
-      </w:r>
-    </w:p>
-    <w:p>
-      <w:pPr>
-        <w:spacing w:after="0" w:line="240" w:lineRule="auto"/>
-        <w:rPr>
-          <w:rFonts w:ascii="Times New Roman" w:eastAsia="Times New Roman" w:hAnsi="Times New Roman" w:cs="Times New Roman"/>
-          <w:sz w:val="24"/>
-          <w:szCs w:val="24"/>
-        </w:rPr>
-      </w:pPr>
-      <w:r>
-        <w:rPr>
-          <w:rFonts w:ascii="Times New Roman" w:eastAsia="Times New Roman" w:hAnsi="Times New Roman" w:cs="Times New Roman"/>
-          <w:sz w:val="24"/>
-          <w:szCs w:val="24"/>
-        </w:rPr>
-        <w:pict>
-          <v:rect id="_x0000_i1057" style="width:0;height:1.5pt" o:hralign="center" o:hrstd="t" o:hr="t" fillcolor="#a0a0a0" stroked="f"/>
-        </w:pict>
-      </w:r>
-    </w:p>
-    <w:p>
-      <w:pPr>
-        <w:spacing w:before="100" w:beforeAutospacing="1" w:after="100" w:afterAutospacing="1" w:line="240" w:lineRule="auto"/>
-        <w:outlineLvl w:val="1"/>
-        <w:rPr>
-          <w:rFonts w:ascii="Times New Roman" w:eastAsia="Times New Roman" w:hAnsi="Times New Roman" w:cs="Times New Roman"/>
-          <w:b/>
-          <w:bCs/>
-          <w:sz w:val="36"/>
-          <w:szCs w:val="36"/>
-        </w:rPr>
-      </w:pPr>
-      <w:r>
-        <w:rPr>
-          <w:rFonts w:ascii="Segoe UI Symbol" w:eastAsia="Times New Roman" w:hAnsi="Segoe UI Symbol" w:cs="Segoe UI Symbol"/>
-          <w:b/>
-          <w:bCs/>
-          <w:sz w:val="36"/>
-          <w:szCs w:val="36"/>
-        </w:rPr>
-        <w:t>🚀</w:t>
-      </w:r>
-      <w:r>
-        <w:rPr>
-          <w:rFonts w:ascii="Times New Roman" w:eastAsia="Times New Roman" w:hAnsi="Times New Roman" w:cs="Times New Roman"/>
-          <w:b/>
-          <w:bCs/>
-          <w:sz w:val="36"/>
-          <w:szCs w:val="36"/>
-        </w:rPr>
         <w:t xml:space="preserve"> Day 29 — Deployment</w:t>
       </w:r>
     </w:p>
@@ -6631,7 +6635,6 @@
           <w:sz w:val="24"/>
           <w:szCs w:val="24"/>
         </w:rPr>
-        <w:lastRenderedPageBreak/>
         <w:t>MongoDB Atlas</w:t>
       </w:r>
     </w:p>
@@ -6880,6 +6883,7 @@
                 <w:sz w:val="24"/>
                 <w:szCs w:val="24"/>
               </w:rPr>
+              <w:lastRenderedPageBreak/>
               <w:t>Phase</w:t>
             </w:r>
           </w:p>
@@ -7291,6 +7295,204 @@
         </w:rPr>
       </w:pPr>
     </w:p>
+    <w:p>
+      <w:pPr>
+        <w:rPr>
+          <w:rFonts w:ascii="Times New Roman" w:hAnsi="Times New Roman" w:cs="Times New Roman"/>
+        </w:rPr>
+      </w:pPr>
+    </w:p>
+    <w:p>
+      <w:pPr>
+        <w:rPr>
+          <w:rFonts w:ascii="Times New Roman" w:hAnsi="Times New Roman" w:cs="Times New Roman"/>
+          <w:b/>
+          <w:sz w:val="30"/>
+          <w:szCs w:val="30"/>
+        </w:rPr>
+      </w:pPr>
+      <w:r>
+        <w:rPr>
+          <w:rFonts w:ascii="Times New Roman" w:hAnsi="Times New Roman" w:cs="Times New Roman"/>
+          <w:b/>
+          <w:sz w:val="30"/>
+          <w:szCs w:val="30"/>
+        </w:rPr>
+        <w:t>Improvement:</w:t>
+      </w:r>
+    </w:p>
+    <w:p>
+      <w:pPr>
+        <w:pStyle w:val="ListParagraph"/>
+        <w:numPr>
+          <w:ilvl w:val="0"/>
+          <w:numId w:val="47"/>
+        </w:numPr>
+        <w:rPr>
+          <w:rFonts w:ascii="Times New Roman" w:hAnsi="Times New Roman" w:cs="Times New Roman"/>
+          <w:sz w:val="26"/>
+          <w:szCs w:val="26"/>
+        </w:rPr>
+      </w:pPr>
+      <w:r>
+        <w:rPr>
+          <w:rFonts w:ascii="Times New Roman" w:hAnsi="Times New Roman" w:cs="Times New Roman"/>
+          <w:sz w:val="26"/>
+          <w:szCs w:val="26"/>
+        </w:rPr>
+        <w:t xml:space="preserve">Merge suggestion and </w:t>
+      </w:r>
+      <w:proofErr w:type="spellStart"/>
+      <w:proofErr w:type="gramStart"/>
+      <w:r>
+        <w:rPr>
+          <w:rFonts w:ascii="Times New Roman" w:hAnsi="Times New Roman" w:cs="Times New Roman"/>
+          <w:sz w:val="26"/>
+          <w:szCs w:val="26"/>
+        </w:rPr>
+        <w:t>gemini</w:t>
+      </w:r>
+      <w:proofErr w:type="spellEnd"/>
+      <w:proofErr w:type="gramEnd"/>
+      <w:r>
+        <w:rPr>
+          <w:rFonts w:ascii="Times New Roman" w:hAnsi="Times New Roman" w:cs="Times New Roman"/>
+          <w:sz w:val="26"/>
+          <w:szCs w:val="26"/>
+        </w:rPr>
+        <w:t xml:space="preserve"> match to make a single </w:t>
+      </w:r>
+      <w:proofErr w:type="spellStart"/>
+      <w:r>
+        <w:rPr>
+          <w:rFonts w:ascii="Times New Roman" w:hAnsi="Times New Roman" w:cs="Times New Roman"/>
+          <w:sz w:val="26"/>
+          <w:szCs w:val="26"/>
+        </w:rPr>
+        <w:t>api</w:t>
+      </w:r>
+      <w:proofErr w:type="spellEnd"/>
+      <w:r>
+        <w:rPr>
+          <w:rFonts w:ascii="Times New Roman" w:hAnsi="Times New Roman" w:cs="Times New Roman"/>
+          <w:sz w:val="26"/>
+          <w:szCs w:val="26"/>
+        </w:rPr>
+        <w:t xml:space="preserve"> call.</w:t>
+      </w:r>
+    </w:p>
+    <w:p>
+      <w:pPr>
+        <w:pStyle w:val="ListParagraph"/>
+        <w:numPr>
+          <w:ilvl w:val="0"/>
+          <w:numId w:val="47"/>
+        </w:numPr>
+        <w:rPr>
+          <w:rFonts w:ascii="Times New Roman" w:hAnsi="Times New Roman" w:cs="Times New Roman"/>
+          <w:sz w:val="26"/>
+          <w:szCs w:val="26"/>
+        </w:rPr>
+      </w:pPr>
+      <w:r>
+        <w:rPr>
+          <w:rFonts w:ascii="Times New Roman" w:hAnsi="Times New Roman" w:cs="Times New Roman"/>
+          <w:sz w:val="26"/>
+          <w:szCs w:val="26"/>
+        </w:rPr>
+        <w:t>Better ui.</w:t>
+      </w:r>
+      <w:bookmarkStart w:id="0" w:name="_GoBack"/>
+      <w:bookmarkEnd w:id="0"/>
+    </w:p>
+    <w:p>
+      <w:pPr>
+        <w:pStyle w:val="ListParagraph"/>
+        <w:numPr>
+          <w:ilvl w:val="0"/>
+          <w:numId w:val="47"/>
+        </w:numPr>
+        <w:rPr>
+          <w:rFonts w:ascii="Times New Roman" w:hAnsi="Times New Roman" w:cs="Times New Roman"/>
+          <w:sz w:val="26"/>
+          <w:szCs w:val="26"/>
+        </w:rPr>
+      </w:pPr>
+      <w:r>
+        <w:rPr>
+          <w:rFonts w:ascii="Times New Roman" w:hAnsi="Times New Roman" w:cs="Times New Roman"/>
+          <w:sz w:val="26"/>
+          <w:szCs w:val="26"/>
+        </w:rPr>
+        <w:t>Fix the sidebar.</w:t>
+      </w:r>
+    </w:p>
+    <w:p>
+      <w:pPr>
+        <w:pStyle w:val="ListParagraph"/>
+        <w:numPr>
+          <w:ilvl w:val="0"/>
+          <w:numId w:val="47"/>
+        </w:numPr>
+        <w:rPr>
+          <w:rFonts w:ascii="Times New Roman" w:hAnsi="Times New Roman" w:cs="Times New Roman"/>
+          <w:sz w:val="26"/>
+          <w:szCs w:val="26"/>
+        </w:rPr>
+      </w:pPr>
+      <w:r>
+        <w:rPr>
+          <w:rFonts w:ascii="Times New Roman" w:hAnsi="Times New Roman" w:cs="Times New Roman"/>
+          <w:sz w:val="26"/>
+          <w:szCs w:val="26"/>
+        </w:rPr>
+        <w:t>Show the name of logging in user.</w:t>
+      </w:r>
+    </w:p>
+    <w:p>
+      <w:pPr>
+        <w:pStyle w:val="ListParagraph"/>
+        <w:numPr>
+          <w:ilvl w:val="0"/>
+          <w:numId w:val="47"/>
+        </w:numPr>
+        <w:rPr>
+          <w:rFonts w:ascii="Times New Roman" w:hAnsi="Times New Roman" w:cs="Times New Roman"/>
+          <w:sz w:val="26"/>
+          <w:szCs w:val="26"/>
+        </w:rPr>
+      </w:pPr>
+      <w:r>
+        <w:rPr>
+          <w:rFonts w:ascii="Times New Roman" w:hAnsi="Times New Roman" w:cs="Times New Roman"/>
+          <w:sz w:val="26"/>
+          <w:szCs w:val="26"/>
+        </w:rPr>
+        <w:t>Give log out option.</w:t>
+      </w:r>
+    </w:p>
+    <w:p>
+      <w:pPr>
+        <w:pStyle w:val="ListParagraph"/>
+        <w:numPr>
+          <w:ilvl w:val="0"/>
+          <w:numId w:val="47"/>
+        </w:numPr>
+        <w:rPr>
+          <w:rFonts w:ascii="Times New Roman" w:hAnsi="Times New Roman" w:cs="Times New Roman"/>
+          <w:sz w:val="26"/>
+          <w:szCs w:val="26"/>
+        </w:rPr>
+      </w:pPr>
+      <w:r>
+        <w:rPr>
+          <w:rFonts w:ascii="Times New Roman" w:hAnsi="Times New Roman" w:cs="Times New Roman"/>
+          <w:sz w:val="26"/>
+          <w:szCs w:val="26"/>
+        </w:rPr>
+        <w:t>Show all the resumes uploaded by current logged in user.</w:t>
+      </w:r>
+    </w:p>
     <w:sectPr>
       <w:pgSz w:w="12240" w:h="15840"/>
       <w:pgMar w:top="1440" w:right="1440" w:bottom="1440" w:left="1440" w:header="720" w:footer="720" w:gutter="0"/>
@@ -10433,6 +10635,119 @@
     </w:lvl>
   </w:abstractNum>
   <w:abstractNum w:abstractNumId="21" w15:restartNumberingAfterBreak="0">
+    <w:nsid w:val="41EC3089"/>
+    <w:multiLevelType w:val="hybridMultilevel"/>
+    <w:tmpl w:val="8208F30E"/>
+    <w:lvl w:ilvl="0" w:tplc="04090001">
+      <w:start w:val="1"/>
+      <w:numFmt w:val="bullet"/>
+      <w:lvlText w:val=""/>
+      <w:lvlJc w:val="left"/>
+      <w:pPr>
+        <w:ind w:left="720" w:hanging="360"/>
+      </w:pPr>
+      <w:rPr>
+        <w:rFonts w:ascii="Symbol" w:hAnsi="Symbol" w:hint="default"/>
+      </w:rPr>
+    </w:lvl>
+    <w:lvl w:ilvl="1" w:tplc="04090003" w:tentative="1">
+      <w:start w:val="1"/>
+      <w:numFmt w:val="bullet"/>
+      <w:lvlText w:val="o"/>
+      <w:lvlJc w:val="left"/>
+      <w:pPr>
+        <w:ind w:left="1440" w:hanging="360"/>
+      </w:pPr>
+      <w:rPr>
+        <w:rFonts w:ascii="Courier New" w:hAnsi="Courier New" w:cs="Courier New" w:hint="default"/>
+      </w:rPr>
+    </w:lvl>
+    <w:lvl w:ilvl="2" w:tplc="04090005" w:tentative="1">
+      <w:start w:val="1"/>
+      <w:numFmt w:val="bullet"/>
+      <w:lvlText w:val=""/>
+      <w:lvlJc w:val="left"/>
+      <w:pPr>
+        <w:ind w:left="2160" w:hanging="360"/>
+      </w:pPr>
+      <w:rPr>
+        <w:rFonts w:ascii="Wingdings" w:hAnsi="Wingdings" w:hint="default"/>
+      </w:rPr>
+    </w:lvl>
+    <w:lvl w:ilvl="3" w:tplc="04090001" w:tentative="1">
+      <w:start w:val="1"/>
+      <w:numFmt w:val="bullet"/>
+      <w:lvlText w:val=""/>
+      <w:lvlJc w:val="left"/>
+      <w:pPr>
+        <w:ind w:left="2880" w:hanging="360"/>
+      </w:pPr>
+      <w:rPr>
+        <w:rFonts w:ascii="Symbol" w:hAnsi="Symbol" w:hint="default"/>
+      </w:rPr>
+    </w:lvl>
+    <w:lvl w:ilvl="4" w:tplc="04090003" w:tentative="1">
+      <w:start w:val="1"/>
+      <w:numFmt w:val="bullet"/>
+      <w:lvlText w:val="o"/>
+      <w:lvlJc w:val="left"/>
+      <w:pPr>
+        <w:ind w:left="3600" w:hanging="360"/>
+      </w:pPr>
+      <w:rPr>
+        <w:rFonts w:ascii="Courier New" w:hAnsi="Courier New" w:cs="Courier New" w:hint="default"/>
+      </w:rPr>
+    </w:lvl>
+    <w:lvl w:ilvl="5" w:tplc="04090005" w:tentative="1">
+      <w:start w:val="1"/>
+      <w:numFmt w:val="bullet"/>
+      <w:lvlText w:val=""/>
+      <w:lvlJc w:val="left"/>
+      <w:pPr>
+        <w:ind w:left="4320" w:hanging="360"/>
+      </w:pPr>
+      <w:rPr>
+        <w:rFonts w:ascii="Wingdings" w:hAnsi="Wingdings" w:hint="default"/>
+      </w:rPr>
+    </w:lvl>
+    <w:lvl w:ilvl="6" w:tplc="04090001" w:tentative="1">
+      <w:start w:val="1"/>
+      <w:numFmt w:val="bullet"/>
+      <w:lvlText w:val=""/>
+      <w:lvlJc w:val="left"/>
+      <w:pPr>
+        <w:ind w:left="5040" w:hanging="360"/>
+      </w:pPr>
+      <w:rPr>
+        <w:rFonts w:ascii="Symbol" w:hAnsi="Symbol" w:hint="default"/>
+      </w:rPr>
+    </w:lvl>
+    <w:lvl w:ilvl="7" w:tplc="04090003" w:tentative="1">
+      <w:start w:val="1"/>
+      <w:numFmt w:val="bullet"/>
+      <w:lvlText w:val="o"/>
+      <w:lvlJc w:val="left"/>
+      <w:pPr>
+        <w:ind w:left="5760" w:hanging="360"/>
+      </w:pPr>
+      <w:rPr>
+        <w:rFonts w:ascii="Courier New" w:hAnsi="Courier New" w:cs="Courier New" w:hint="default"/>
+      </w:rPr>
+    </w:lvl>
+    <w:lvl w:ilvl="8" w:tplc="04090005" w:tentative="1">
+      <w:start w:val="1"/>
+      <w:numFmt w:val="bullet"/>
+      <w:lvlText w:val=""/>
+      <w:lvlJc w:val="left"/>
+      <w:pPr>
+        <w:ind w:left="6480" w:hanging="360"/>
+      </w:pPr>
+      <w:rPr>
+        <w:rFonts w:ascii="Wingdings" w:hAnsi="Wingdings" w:hint="default"/>
+      </w:rPr>
+    </w:lvl>
+  </w:abstractNum>
+  <w:abstractNum w:abstractNumId="22" w15:restartNumberingAfterBreak="0">
     <w:nsid w:val="4262692E"/>
     <w:multiLevelType w:val="multilevel"/>
     <w:tmpl w:val="A6B4F8F4"/>
@@ -10581,7 +10896,7 @@
       </w:rPr>
     </w:lvl>
   </w:abstractNum>
-  <w:abstractNum w:abstractNumId="22" w15:restartNumberingAfterBreak="0">
+  <w:abstractNum w:abstractNumId="23" w15:restartNumberingAfterBreak="0">
     <w:nsid w:val="426B49FC"/>
     <w:multiLevelType w:val="multilevel"/>
     <w:tmpl w:val="13EC9A42"/>
@@ -10730,7 +11045,7 @@
       </w:rPr>
     </w:lvl>
   </w:abstractNum>
-  <w:abstractNum w:abstractNumId="23" w15:restartNumberingAfterBreak="0">
+  <w:abstractNum w:abstractNumId="24" w15:restartNumberingAfterBreak="0">
     <w:nsid w:val="4342772A"/>
     <w:multiLevelType w:val="multilevel"/>
     <w:tmpl w:val="CCF6A31C"/>
@@ -10879,7 +11194,7 @@
       </w:rPr>
     </w:lvl>
   </w:abstractNum>
-  <w:abstractNum w:abstractNumId="24" w15:restartNumberingAfterBreak="0">
+  <w:abstractNum w:abstractNumId="25" w15:restartNumberingAfterBreak="0">
     <w:nsid w:val="4396100C"/>
     <w:multiLevelType w:val="multilevel"/>
     <w:tmpl w:val="A0AC4FFA"/>
@@ -11028,7 +11343,7 @@
       </w:rPr>
     </w:lvl>
   </w:abstractNum>
-  <w:abstractNum w:abstractNumId="25" w15:restartNumberingAfterBreak="0">
+  <w:abstractNum w:abstractNumId="26" w15:restartNumberingAfterBreak="0">
     <w:nsid w:val="447049B0"/>
     <w:multiLevelType w:val="multilevel"/>
     <w:tmpl w:val="61E2930A"/>
@@ -11177,7 +11492,7 @@
       </w:rPr>
     </w:lvl>
   </w:abstractNum>
-  <w:abstractNum w:abstractNumId="26" w15:restartNumberingAfterBreak="0">
+  <w:abstractNum w:abstractNumId="27" w15:restartNumberingAfterBreak="0">
     <w:nsid w:val="4A2F20A7"/>
     <w:multiLevelType w:val="multilevel"/>
     <w:tmpl w:val="C07E21E4"/>
@@ -11326,7 +11641,120 @@
       </w:rPr>
     </w:lvl>
   </w:abstractNum>
-  <w:abstractNum w:abstractNumId="27" w15:restartNumberingAfterBreak="0">
+  <w:abstractNum w:abstractNumId="28" w15:restartNumberingAfterBreak="0">
+    <w:nsid w:val="4E00153F"/>
+    <w:multiLevelType w:val="hybridMultilevel"/>
+    <w:tmpl w:val="959AA07C"/>
+    <w:lvl w:ilvl="0" w:tplc="0409000F">
+      <w:start w:val="1"/>
+      <w:numFmt w:val="decimal"/>
+      <w:lvlText w:val="%1."/>
+      <w:lvlJc w:val="left"/>
+      <w:pPr>
+        <w:ind w:left="720" w:hanging="360"/>
+      </w:pPr>
+      <w:rPr>
+        <w:rFonts w:hint="default"/>
+      </w:rPr>
+    </w:lvl>
+    <w:lvl w:ilvl="1" w:tplc="04090003" w:tentative="1">
+      <w:start w:val="1"/>
+      <w:numFmt w:val="bullet"/>
+      <w:lvlText w:val="o"/>
+      <w:lvlJc w:val="left"/>
+      <w:pPr>
+        <w:ind w:left="1440" w:hanging="360"/>
+      </w:pPr>
+      <w:rPr>
+        <w:rFonts w:ascii="Courier New" w:hAnsi="Courier New" w:cs="Courier New" w:hint="default"/>
+      </w:rPr>
+    </w:lvl>
+    <w:lvl w:ilvl="2" w:tplc="04090005" w:tentative="1">
+      <w:start w:val="1"/>
+      <w:numFmt w:val="bullet"/>
+      <w:lvlText w:val=""/>
+      <w:lvlJc w:val="left"/>
+      <w:pPr>
+        <w:ind w:left="2160" w:hanging="360"/>
+      </w:pPr>
+      <w:rPr>
+        <w:rFonts w:ascii="Wingdings" w:hAnsi="Wingdings" w:hint="default"/>
+      </w:rPr>
+    </w:lvl>
+    <w:lvl w:ilvl="3" w:tplc="04090001" w:tentative="1">
+      <w:start w:val="1"/>
+      <w:numFmt w:val="bullet"/>
+      <w:lvlText w:val=""/>
+      <w:lvlJc w:val="left"/>
+      <w:pPr>
+        <w:ind w:left="2880" w:hanging="360"/>
+      </w:pPr>
+      <w:rPr>
+        <w:rFonts w:ascii="Symbol" w:hAnsi="Symbol" w:hint="default"/>
+      </w:rPr>
+    </w:lvl>
+    <w:lvl w:ilvl="4" w:tplc="04090003" w:tentative="1">
+      <w:start w:val="1"/>
+      <w:numFmt w:val="bullet"/>
+      <w:lvlText w:val="o"/>
+      <w:lvlJc w:val="left"/>
+      <w:pPr>
+        <w:ind w:left="3600" w:hanging="360"/>
+      </w:pPr>
+      <w:rPr>
+        <w:rFonts w:ascii="Courier New" w:hAnsi="Courier New" w:cs="Courier New" w:hint="default"/>
+      </w:rPr>
+    </w:lvl>
+    <w:lvl w:ilvl="5" w:tplc="04090005" w:tentative="1">
+      <w:start w:val="1"/>
+      <w:numFmt w:val="bullet"/>
+      <w:lvlText w:val=""/>
+      <w:lvlJc w:val="left"/>
+      <w:pPr>
+        <w:ind w:left="4320" w:hanging="360"/>
+      </w:pPr>
+      <w:rPr>
+        <w:rFonts w:ascii="Wingdings" w:hAnsi="Wingdings" w:hint="default"/>
+      </w:rPr>
+    </w:lvl>
+    <w:lvl w:ilvl="6" w:tplc="04090001" w:tentative="1">
+      <w:start w:val="1"/>
+      <w:numFmt w:val="bullet"/>
+      <w:lvlText w:val=""/>
+      <w:lvlJc w:val="left"/>
+      <w:pPr>
+        <w:ind w:left="5040" w:hanging="360"/>
+      </w:pPr>
+      <w:rPr>
+        <w:rFonts w:ascii="Symbol" w:hAnsi="Symbol" w:hint="default"/>
+      </w:rPr>
+    </w:lvl>
+    <w:lvl w:ilvl="7" w:tplc="04090003" w:tentative="1">
+      <w:start w:val="1"/>
+      <w:numFmt w:val="bullet"/>
+      <w:lvlText w:val="o"/>
+      <w:lvlJc w:val="left"/>
+      <w:pPr>
+        <w:ind w:left="5760" w:hanging="360"/>
+      </w:pPr>
+      <w:rPr>
+        <w:rFonts w:ascii="Courier New" w:hAnsi="Courier New" w:cs="Courier New" w:hint="default"/>
+      </w:rPr>
+    </w:lvl>
+    <w:lvl w:ilvl="8" w:tplc="04090005" w:tentative="1">
+      <w:start w:val="1"/>
+      <w:numFmt w:val="bullet"/>
+      <w:lvlText w:val=""/>
+      <w:lvlJc w:val="left"/>
+      <w:pPr>
+        <w:ind w:left="6480" w:hanging="360"/>
+      </w:pPr>
+      <w:rPr>
+        <w:rFonts w:ascii="Wingdings" w:hAnsi="Wingdings" w:hint="default"/>
+      </w:rPr>
+    </w:lvl>
+  </w:abstractNum>
+  <w:abstractNum w:abstractNumId="29" w15:restartNumberingAfterBreak="0">
     <w:nsid w:val="504064B6"/>
     <w:multiLevelType w:val="multilevel"/>
     <w:tmpl w:val="D68C760A"/>
@@ -11475,7 +11903,7 @@
       </w:rPr>
     </w:lvl>
   </w:abstractNum>
-  <w:abstractNum w:abstractNumId="28" w15:restartNumberingAfterBreak="0">
+  <w:abstractNum w:abstractNumId="30" w15:restartNumberingAfterBreak="0">
     <w:nsid w:val="53826248"/>
     <w:multiLevelType w:val="multilevel"/>
     <w:tmpl w:val="850CB1DC"/>
@@ -11624,7 +12052,7 @@
       </w:rPr>
     </w:lvl>
   </w:abstractNum>
-  <w:abstractNum w:abstractNumId="29" w15:restartNumberingAfterBreak="0">
+  <w:abstractNum w:abstractNumId="31" w15:restartNumberingAfterBreak="0">
     <w:nsid w:val="571A3D53"/>
     <w:multiLevelType w:val="multilevel"/>
     <w:tmpl w:val="CB284208"/>
@@ -11773,7 +12201,7 @@
       </w:rPr>
     </w:lvl>
   </w:abstractNum>
-  <w:abstractNum w:abstractNumId="30" w15:restartNumberingAfterBreak="0">
+  <w:abstractNum w:abstractNumId="32" w15:restartNumberingAfterBreak="0">
     <w:nsid w:val="58877D90"/>
     <w:multiLevelType w:val="multilevel"/>
     <w:tmpl w:val="A99096F0"/>
@@ -11922,7 +12350,7 @@
       </w:rPr>
     </w:lvl>
   </w:abstractNum>
-  <w:abstractNum w:abstractNumId="31" w15:restartNumberingAfterBreak="0">
+  <w:abstractNum w:abstractNumId="33" w15:restartNumberingAfterBreak="0">
     <w:nsid w:val="5E7D3B9C"/>
     <w:multiLevelType w:val="multilevel"/>
     <w:tmpl w:val="2E38AAA0"/>
@@ -12071,7 +12499,7 @@
       </w:rPr>
     </w:lvl>
   </w:abstractNum>
-  <w:abstractNum w:abstractNumId="32" w15:restartNumberingAfterBreak="0">
+  <w:abstractNum w:abstractNumId="34" w15:restartNumberingAfterBreak="0">
     <w:nsid w:val="601F540C"/>
     <w:multiLevelType w:val="multilevel"/>
     <w:tmpl w:val="52A29354"/>
@@ -12220,7 +12648,7 @@
       </w:rPr>
     </w:lvl>
   </w:abstractNum>
-  <w:abstractNum w:abstractNumId="33" w15:restartNumberingAfterBreak="0">
+  <w:abstractNum w:abstractNumId="35" w15:restartNumberingAfterBreak="0">
     <w:nsid w:val="61391874"/>
     <w:multiLevelType w:val="multilevel"/>
     <w:tmpl w:val="AB9884FA"/>
@@ -12369,7 +12797,7 @@
       </w:rPr>
     </w:lvl>
   </w:abstractNum>
-  <w:abstractNum w:abstractNumId="34" w15:restartNumberingAfterBreak="0">
+  <w:abstractNum w:abstractNumId="36" w15:restartNumberingAfterBreak="0">
     <w:nsid w:val="62977915"/>
     <w:multiLevelType w:val="multilevel"/>
     <w:tmpl w:val="FA52C97C"/>
@@ -12518,7 +12946,7 @@
       </w:rPr>
     </w:lvl>
   </w:abstractNum>
-  <w:abstractNum w:abstractNumId="35" w15:restartNumberingAfterBreak="0">
+  <w:abstractNum w:abstractNumId="37" w15:restartNumberingAfterBreak="0">
     <w:nsid w:val="65497131"/>
     <w:multiLevelType w:val="multilevel"/>
     <w:tmpl w:val="758A91A8"/>
@@ -12667,7 +13095,7 @@
       </w:rPr>
     </w:lvl>
   </w:abstractNum>
-  <w:abstractNum w:abstractNumId="36" w15:restartNumberingAfterBreak="0">
+  <w:abstractNum w:abstractNumId="38" w15:restartNumberingAfterBreak="0">
     <w:nsid w:val="690D6791"/>
     <w:multiLevelType w:val="multilevel"/>
     <w:tmpl w:val="D72401A2"/>
@@ -12816,7 +13244,7 @@
       </w:rPr>
     </w:lvl>
   </w:abstractNum>
-  <w:abstractNum w:abstractNumId="37" w15:restartNumberingAfterBreak="0">
+  <w:abstractNum w:abstractNumId="39" w15:restartNumberingAfterBreak="0">
     <w:nsid w:val="6A4F1539"/>
     <w:multiLevelType w:val="multilevel"/>
     <w:tmpl w:val="A7EC9C08"/>
@@ -12965,7 +13393,7 @@
       </w:rPr>
     </w:lvl>
   </w:abstractNum>
-  <w:abstractNum w:abstractNumId="38" w15:restartNumberingAfterBreak="0">
+  <w:abstractNum w:abstractNumId="40" w15:restartNumberingAfterBreak="0">
     <w:nsid w:val="6ADD6E9C"/>
     <w:multiLevelType w:val="multilevel"/>
     <w:tmpl w:val="64BCFCA0"/>
@@ -13114,7 +13542,7 @@
       </w:rPr>
     </w:lvl>
   </w:abstractNum>
-  <w:abstractNum w:abstractNumId="39" w15:restartNumberingAfterBreak="0">
+  <w:abstractNum w:abstractNumId="41" w15:restartNumberingAfterBreak="0">
     <w:nsid w:val="6B393AC0"/>
     <w:multiLevelType w:val="multilevel"/>
     <w:tmpl w:val="48C2ADFE"/>
@@ -13263,7 +13691,7 @@
       </w:rPr>
     </w:lvl>
   </w:abstractNum>
-  <w:abstractNum w:abstractNumId="40" w15:restartNumberingAfterBreak="0">
+  <w:abstractNum w:abstractNumId="42" w15:restartNumberingAfterBreak="0">
     <w:nsid w:val="6D400066"/>
     <w:multiLevelType w:val="multilevel"/>
     <w:tmpl w:val="02C8EFC0"/>
@@ -13412,7 +13840,7 @@
       </w:rPr>
     </w:lvl>
   </w:abstractNum>
-  <w:abstractNum w:abstractNumId="41" w15:restartNumberingAfterBreak="0">
+  <w:abstractNum w:abstractNumId="43" w15:restartNumberingAfterBreak="0">
     <w:nsid w:val="6EF620F5"/>
     <w:multiLevelType w:val="multilevel"/>
     <w:tmpl w:val="0332E6F6"/>
@@ -13561,7 +13989,7 @@
       </w:rPr>
     </w:lvl>
   </w:abstractNum>
-  <w:abstractNum w:abstractNumId="42" w15:restartNumberingAfterBreak="0">
+  <w:abstractNum w:abstractNumId="44" w15:restartNumberingAfterBreak="0">
     <w:nsid w:val="77BE186C"/>
     <w:multiLevelType w:val="multilevel"/>
     <w:tmpl w:val="15DCDF24"/>
@@ -13710,7 +14138,7 @@
       </w:rPr>
     </w:lvl>
   </w:abstractNum>
-  <w:abstractNum w:abstractNumId="43" w15:restartNumberingAfterBreak="0">
+  <w:abstractNum w:abstractNumId="45" w15:restartNumberingAfterBreak="0">
     <w:nsid w:val="7A2647FB"/>
     <w:multiLevelType w:val="multilevel"/>
     <w:tmpl w:val="6F4C246E"/>
@@ -13859,7 +14287,7 @@
       </w:rPr>
     </w:lvl>
   </w:abstractNum>
-  <w:abstractNum w:abstractNumId="44" w15:restartNumberingAfterBreak="0">
+  <w:abstractNum w:abstractNumId="46" w15:restartNumberingAfterBreak="0">
     <w:nsid w:val="7E316125"/>
     <w:multiLevelType w:val="multilevel"/>
     <w:tmpl w:val="2DAEBBB4"/>
@@ -14012,7 +14440,7 @@
     <w:abstractNumId w:val="19"/>
   </w:num>
   <w:num w:numId="2">
-    <w:abstractNumId w:val="22"/>
+    <w:abstractNumId w:val="23"/>
   </w:num>
   <w:num w:numId="3">
     <w:abstractNumId w:val="15"/>
@@ -14024,16 +14452,16 @@
     <w:abstractNumId w:val="8"/>
   </w:num>
   <w:num w:numId="6">
-    <w:abstractNumId w:val="29"/>
+    <w:abstractNumId w:val="31"/>
   </w:num>
   <w:num w:numId="7">
-    <w:abstractNumId w:val="26"/>
+    <w:abstractNumId w:val="27"/>
   </w:num>
   <w:num w:numId="8">
     <w:abstractNumId w:val="14"/>
   </w:num>
   <w:num w:numId="9">
-    <w:abstractNumId w:val="37"/>
+    <w:abstractNumId w:val="39"/>
   </w:num>
   <w:num w:numId="10">
     <w:abstractNumId w:val="18"/>
@@ -14042,43 +14470,43 @@
     <w:abstractNumId w:val="13"/>
   </w:num>
   <w:num w:numId="12">
-    <w:abstractNumId w:val="25"/>
+    <w:abstractNumId w:val="26"/>
   </w:num>
   <w:num w:numId="13">
     <w:abstractNumId w:val="20"/>
   </w:num>
   <w:num w:numId="14">
-    <w:abstractNumId w:val="27"/>
+    <w:abstractNumId w:val="29"/>
   </w:num>
   <w:num w:numId="15">
-    <w:abstractNumId w:val="36"/>
+    <w:abstractNumId w:val="38"/>
   </w:num>
   <w:num w:numId="16">
-    <w:abstractNumId w:val="44"/>
+    <w:abstractNumId w:val="46"/>
   </w:num>
   <w:num w:numId="17">
-    <w:abstractNumId w:val="21"/>
+    <w:abstractNumId w:val="22"/>
   </w:num>
   <w:num w:numId="18">
     <w:abstractNumId w:val="16"/>
   </w:num>
   <w:num w:numId="19">
+    <w:abstractNumId w:val="32"/>
+  </w:num>
+  <w:num w:numId="20">
     <w:abstractNumId w:val="30"/>
   </w:num>
-  <w:num w:numId="20">
-    <w:abstractNumId w:val="28"/>
-  </w:num>
   <w:num w:numId="21">
-    <w:abstractNumId w:val="35"/>
+    <w:abstractNumId w:val="37"/>
   </w:num>
   <w:num w:numId="22">
-    <w:abstractNumId w:val="24"/>
+    <w:abstractNumId w:val="25"/>
   </w:num>
   <w:num w:numId="23">
-    <w:abstractNumId w:val="32"/>
+    <w:abstractNumId w:val="34"/>
   </w:num>
   <w:num w:numId="24">
-    <w:abstractNumId w:val="23"/>
+    <w:abstractNumId w:val="24"/>
   </w:num>
   <w:num w:numId="25">
     <w:abstractNumId w:val="4"/>
@@ -14096,52 +14524,58 @@
     <w:abstractNumId w:val="9"/>
   </w:num>
   <w:num w:numId="30">
-    <w:abstractNumId w:val="39"/>
+    <w:abstractNumId w:val="41"/>
   </w:num>
   <w:num w:numId="31">
     <w:abstractNumId w:val="12"/>
   </w:num>
   <w:num w:numId="32">
-    <w:abstractNumId w:val="41"/>
+    <w:abstractNumId w:val="43"/>
   </w:num>
   <w:num w:numId="33">
     <w:abstractNumId w:val="2"/>
   </w:num>
   <w:num w:numId="34">
-    <w:abstractNumId w:val="42"/>
+    <w:abstractNumId w:val="44"/>
   </w:num>
   <w:num w:numId="35">
-    <w:abstractNumId w:val="43"/>
+    <w:abstractNumId w:val="45"/>
   </w:num>
   <w:num w:numId="36">
-    <w:abstractNumId w:val="38"/>
+    <w:abstractNumId w:val="40"/>
   </w:num>
   <w:num w:numId="37">
     <w:abstractNumId w:val="0"/>
   </w:num>
   <w:num w:numId="38">
-    <w:abstractNumId w:val="34"/>
+    <w:abstractNumId w:val="36"/>
   </w:num>
   <w:num w:numId="39">
     <w:abstractNumId w:val="5"/>
   </w:num>
   <w:num w:numId="40">
-    <w:abstractNumId w:val="31"/>
+    <w:abstractNumId w:val="33"/>
   </w:num>
   <w:num w:numId="41">
     <w:abstractNumId w:val="3"/>
   </w:num>
   <w:num w:numId="42">
-    <w:abstractNumId w:val="33"/>
+    <w:abstractNumId w:val="35"/>
   </w:num>
   <w:num w:numId="43">
-    <w:abstractNumId w:val="40"/>
+    <w:abstractNumId w:val="42"/>
   </w:num>
   <w:num w:numId="44">
     <w:abstractNumId w:val="6"/>
   </w:num>
   <w:num w:numId="45">
     <w:abstractNumId w:val="1"/>
+  </w:num>
+  <w:num w:numId="46">
+    <w:abstractNumId w:val="21"/>
+  </w:num>
+  <w:num w:numId="47">
+    <w:abstractNumId w:val="28"/>
   </w:num>
   <w:numIdMacAtCleanup w:val="45"/>
 </w:numbering>
@@ -14816,6 +15250,17 @@
     <w:basedOn w:val="DefaultParagraphFont"/>
     <w:rsid w:val="00896F18"/>
   </w:style>
+  <w:style w:type="paragraph" w:styleId="ListParagraph">
+    <w:name w:val="List Paragraph"/>
+    <w:basedOn w:val="Normal"/>
+    <w:uiPriority w:val="34"/>
+    <w:qFormat/>
+    <w:rsid w:val="00333FEE"/>
+    <w:pPr>
+      <w:ind w:left="720"/>
+      <w:contextualSpacing/>
+    </w:pPr>
+  </w:style>
 </w:styles>
 </file>
 

--- a/RoadMap.docx
+++ b/RoadMap.docx
@@ -3130,9 +3130,8 @@
           <w:sz w:val="48"/>
           <w:szCs w:val="48"/>
         </w:rPr>
-        <w:t xml:space="preserve">🟣 PHASE 2 — AI + </w:t>
-      </w:r>
-      <w:proofErr w:type="spellStart"/>
+        <w:t>🟣</w:t>
+      </w:r>
       <w:r>
         <w:rPr>
           <w:rFonts w:ascii="Times New Roman" w:eastAsia="Times New Roman" w:hAnsi="Times New Roman" w:cs="Times New Roman"/>
@@ -3143,9 +3142,8 @@
           <w:sz w:val="48"/>
           <w:szCs w:val="48"/>
         </w:rPr>
-        <w:t>Embeddings</w:t>
-      </w:r>
-      <w:proofErr w:type="spellEnd"/>
+        <w:t xml:space="preserve"> PHASE 2 — AI + Embedding</w:t>
+      </w:r>
       <w:r>
         <w:rPr>
           <w:rFonts w:ascii="Times New Roman" w:eastAsia="Times New Roman" w:hAnsi="Times New Roman" w:cs="Times New Roman"/>
@@ -4696,6 +4694,7 @@
           <w:rFonts w:ascii="Times New Roman" w:eastAsia="Times New Roman" w:hAnsi="Times New Roman" w:cs="Times New Roman"/>
           <w:b/>
           <w:bCs/>
+          <w:color w:val="538135" w:themeColor="accent6" w:themeShade="BF"/>
           <w:kern w:val="36"/>
           <w:sz w:val="48"/>
           <w:szCs w:val="48"/>
@@ -4706,6 +4705,7 @@
           <w:rFonts w:ascii="Times New Roman" w:eastAsia="Times New Roman" w:hAnsi="Times New Roman" w:cs="Times New Roman"/>
           <w:b/>
           <w:bCs/>
+          <w:color w:val="538135" w:themeColor="accent6" w:themeShade="BF"/>
           <w:kern w:val="36"/>
           <w:sz w:val="48"/>
           <w:szCs w:val="48"/>
@@ -5709,6 +5709,525 @@
           <w:rFonts w:ascii="Times New Roman" w:eastAsia="Times New Roman" w:hAnsi="Times New Roman" w:cs="Times New Roman"/>
           <w:b/>
           <w:bCs/>
+          <w:color w:val="538135" w:themeColor="accent6" w:themeShade="BF"/>
+          <w:sz w:val="36"/>
+          <w:szCs w:val="36"/>
+        </w:rPr>
+      </w:pPr>
+      <w:r>
+        <w:rPr>
+          <w:rFonts w:ascii="Segoe UI Symbol" w:eastAsia="Times New Roman" w:hAnsi="Segoe UI Symbol" w:cs="Segoe UI Symbol"/>
+          <w:b/>
+          <w:bCs/>
+          <w:color w:val="538135" w:themeColor="accent6" w:themeShade="BF"/>
+          <w:sz w:val="36"/>
+          <w:szCs w:val="36"/>
+        </w:rPr>
+        <w:t>🎨</w:t>
+      </w:r>
+      <w:r>
+        <w:rPr>
+          <w:rFonts w:ascii="Times New Roman" w:eastAsia="Times New Roman" w:hAnsi="Times New Roman" w:cs="Times New Roman"/>
+          <w:b/>
+          <w:bCs/>
+          <w:color w:val="538135" w:themeColor="accent6" w:themeShade="BF"/>
+          <w:sz w:val="36"/>
+          <w:szCs w:val="36"/>
+        </w:rPr>
+        <w:t xml:space="preserve"> Day 24 — Detailed Job View</w:t>
+      </w:r>
+    </w:p>
+    <w:p>
+      <w:pPr>
+        <w:numPr>
+          <w:ilvl w:val="0"/>
+          <w:numId w:val="36"/>
+        </w:numPr>
+        <w:spacing w:before="100" w:beforeAutospacing="1" w:after="100" w:afterAutospacing="1" w:line="240" w:lineRule="auto"/>
+        <w:rPr>
+          <w:rFonts w:ascii="Times New Roman" w:eastAsia="Times New Roman" w:hAnsi="Times New Roman" w:cs="Times New Roman"/>
+          <w:sz w:val="24"/>
+          <w:szCs w:val="24"/>
+        </w:rPr>
+      </w:pPr>
+      <w:r>
+        <w:rPr>
+          <w:rFonts w:ascii="Times New Roman" w:eastAsia="Times New Roman" w:hAnsi="Times New Roman" w:cs="Times New Roman"/>
+          <w:sz w:val="24"/>
+          <w:szCs w:val="24"/>
+        </w:rPr>
+        <w:t>Expand job</w:t>
+      </w:r>
+    </w:p>
+    <w:p>
+      <w:pPr>
+        <w:numPr>
+          <w:ilvl w:val="0"/>
+          <w:numId w:val="36"/>
+        </w:numPr>
+        <w:spacing w:before="100" w:beforeAutospacing="1" w:after="100" w:afterAutospacing="1" w:line="240" w:lineRule="auto"/>
+        <w:rPr>
+          <w:rFonts w:ascii="Times New Roman" w:eastAsia="Times New Roman" w:hAnsi="Times New Roman" w:cs="Times New Roman"/>
+          <w:sz w:val="24"/>
+          <w:szCs w:val="24"/>
+        </w:rPr>
+      </w:pPr>
+      <w:r>
+        <w:rPr>
+          <w:rFonts w:ascii="Times New Roman" w:eastAsia="Times New Roman" w:hAnsi="Times New Roman" w:cs="Times New Roman"/>
+          <w:sz w:val="24"/>
+          <w:szCs w:val="24"/>
+        </w:rPr>
+        <w:t>Show skill gaps</w:t>
+      </w:r>
+    </w:p>
+    <w:p>
+      <w:pPr>
+        <w:numPr>
+          <w:ilvl w:val="0"/>
+          <w:numId w:val="36"/>
+        </w:numPr>
+        <w:spacing w:before="100" w:beforeAutospacing="1" w:after="100" w:afterAutospacing="1" w:line="240" w:lineRule="auto"/>
+        <w:rPr>
+          <w:rFonts w:ascii="Times New Roman" w:eastAsia="Times New Roman" w:hAnsi="Times New Roman" w:cs="Times New Roman"/>
+          <w:sz w:val="24"/>
+          <w:szCs w:val="24"/>
+        </w:rPr>
+      </w:pPr>
+      <w:r>
+        <w:rPr>
+          <w:rFonts w:ascii="Times New Roman" w:eastAsia="Times New Roman" w:hAnsi="Times New Roman" w:cs="Times New Roman"/>
+          <w:sz w:val="24"/>
+          <w:szCs w:val="24"/>
+        </w:rPr>
+        <w:t>Show why matched</w:t>
+      </w:r>
+    </w:p>
+    <w:p>
+      <w:pPr>
+        <w:spacing w:after="0" w:line="240" w:lineRule="auto"/>
+        <w:rPr>
+          <w:rFonts w:ascii="Times New Roman" w:eastAsia="Times New Roman" w:hAnsi="Times New Roman" w:cs="Times New Roman"/>
+          <w:sz w:val="24"/>
+          <w:szCs w:val="24"/>
+        </w:rPr>
+      </w:pPr>
+      <w:r>
+        <w:rPr>
+          <w:rFonts w:ascii="Times New Roman" w:eastAsia="Times New Roman" w:hAnsi="Times New Roman" w:cs="Times New Roman"/>
+          <w:sz w:val="24"/>
+          <w:szCs w:val="24"/>
+        </w:rPr>
+        <w:pict>
+          <v:rect id="_x0000_i1052" style="width:0;height:1.5pt" o:hralign="center" o:hrstd="t" o:hr="t" fillcolor="#a0a0a0" stroked="f"/>
+        </w:pict>
+      </w:r>
+    </w:p>
+    <w:p>
+      <w:pPr>
+        <w:spacing w:before="100" w:beforeAutospacing="1" w:after="100" w:afterAutospacing="1" w:line="240" w:lineRule="auto"/>
+        <w:outlineLvl w:val="1"/>
+        <w:rPr>
+          <w:rFonts w:ascii="Times New Roman" w:eastAsia="Times New Roman" w:hAnsi="Times New Roman" w:cs="Times New Roman"/>
+          <w:b/>
+          <w:bCs/>
+          <w:color w:val="538135" w:themeColor="accent6" w:themeShade="BF"/>
+          <w:sz w:val="36"/>
+          <w:szCs w:val="36"/>
+        </w:rPr>
+      </w:pPr>
+      <w:r>
+        <w:rPr>
+          <w:rFonts w:ascii="Segoe UI Symbol" w:eastAsia="Times New Roman" w:hAnsi="Segoe UI Symbol" w:cs="Segoe UI Symbol"/>
+          <w:b/>
+          <w:bCs/>
+          <w:color w:val="538135" w:themeColor="accent6" w:themeShade="BF"/>
+          <w:sz w:val="36"/>
+          <w:szCs w:val="36"/>
+        </w:rPr>
+        <w:t>🎨</w:t>
+      </w:r>
+      <w:r>
+        <w:rPr>
+          <w:rFonts w:ascii="Times New Roman" w:eastAsia="Times New Roman" w:hAnsi="Times New Roman" w:cs="Times New Roman"/>
+          <w:b/>
+          <w:bCs/>
+          <w:color w:val="538135" w:themeColor="accent6" w:themeShade="BF"/>
+          <w:sz w:val="36"/>
+          <w:szCs w:val="36"/>
+        </w:rPr>
+        <w:t xml:space="preserve"> Day 25 — Analytics Section</w:t>
+      </w:r>
+    </w:p>
+    <w:p>
+      <w:pPr>
+        <w:spacing w:before="100" w:beforeAutospacing="1" w:after="100" w:afterAutospacing="1" w:line="240" w:lineRule="auto"/>
+        <w:rPr>
+          <w:rFonts w:ascii="Times New Roman" w:eastAsia="Times New Roman" w:hAnsi="Times New Roman" w:cs="Times New Roman"/>
+          <w:sz w:val="24"/>
+          <w:szCs w:val="24"/>
+        </w:rPr>
+      </w:pPr>
+      <w:r>
+        <w:rPr>
+          <w:rFonts w:ascii="Times New Roman" w:eastAsia="Times New Roman" w:hAnsi="Times New Roman" w:cs="Times New Roman"/>
+          <w:sz w:val="24"/>
+          <w:szCs w:val="24"/>
+        </w:rPr>
+        <w:t>Add charts:</w:t>
+      </w:r>
+    </w:p>
+    <w:p>
+      <w:pPr>
+        <w:numPr>
+          <w:ilvl w:val="0"/>
+          <w:numId w:val="37"/>
+        </w:numPr>
+        <w:spacing w:before="100" w:beforeAutospacing="1" w:after="100" w:afterAutospacing="1" w:line="240" w:lineRule="auto"/>
+        <w:rPr>
+          <w:rFonts w:ascii="Times New Roman" w:eastAsia="Times New Roman" w:hAnsi="Times New Roman" w:cs="Times New Roman"/>
+          <w:sz w:val="24"/>
+          <w:szCs w:val="24"/>
+        </w:rPr>
+      </w:pPr>
+      <w:r>
+        <w:rPr>
+          <w:rFonts w:ascii="Times New Roman" w:eastAsia="Times New Roman" w:hAnsi="Times New Roman" w:cs="Times New Roman"/>
+          <w:sz w:val="24"/>
+          <w:szCs w:val="24"/>
+        </w:rPr>
+        <w:t>Skill match breakdown</w:t>
+      </w:r>
+    </w:p>
+    <w:p>
+      <w:pPr>
+        <w:numPr>
+          <w:ilvl w:val="0"/>
+          <w:numId w:val="37"/>
+        </w:numPr>
+        <w:spacing w:before="100" w:beforeAutospacing="1" w:after="100" w:afterAutospacing="1" w:line="240" w:lineRule="auto"/>
+        <w:rPr>
+          <w:rFonts w:ascii="Times New Roman" w:eastAsia="Times New Roman" w:hAnsi="Times New Roman" w:cs="Times New Roman"/>
+          <w:sz w:val="24"/>
+          <w:szCs w:val="24"/>
+        </w:rPr>
+      </w:pPr>
+      <w:r>
+        <w:rPr>
+          <w:rFonts w:ascii="Times New Roman" w:eastAsia="Times New Roman" w:hAnsi="Times New Roman" w:cs="Times New Roman"/>
+          <w:sz w:val="24"/>
+          <w:szCs w:val="24"/>
+        </w:rPr>
+        <w:t>Resume improvement history</w:t>
+      </w:r>
+    </w:p>
+    <w:p>
+      <w:pPr>
+        <w:numPr>
+          <w:ilvl w:val="0"/>
+          <w:numId w:val="37"/>
+        </w:numPr>
+        <w:spacing w:before="100" w:beforeAutospacing="1" w:after="100" w:afterAutospacing="1" w:line="240" w:lineRule="auto"/>
+        <w:rPr>
+          <w:rFonts w:ascii="Times New Roman" w:eastAsia="Times New Roman" w:hAnsi="Times New Roman" w:cs="Times New Roman"/>
+          <w:sz w:val="24"/>
+          <w:szCs w:val="24"/>
+        </w:rPr>
+      </w:pPr>
+      <w:r>
+        <w:rPr>
+          <w:rFonts w:ascii="Times New Roman" w:eastAsia="Times New Roman" w:hAnsi="Times New Roman" w:cs="Times New Roman"/>
+          <w:sz w:val="24"/>
+          <w:szCs w:val="24"/>
+        </w:rPr>
+        <w:t>Job match trend</w:t>
+      </w:r>
+    </w:p>
+    <w:p>
+      <w:pPr>
+        <w:spacing w:before="100" w:beforeAutospacing="1" w:after="100" w:afterAutospacing="1" w:line="240" w:lineRule="auto"/>
+        <w:rPr>
+          <w:rFonts w:ascii="Times New Roman" w:eastAsia="Times New Roman" w:hAnsi="Times New Roman" w:cs="Times New Roman"/>
+          <w:sz w:val="24"/>
+          <w:szCs w:val="24"/>
+        </w:rPr>
+      </w:pPr>
+      <w:r>
+        <w:rPr>
+          <w:rFonts w:ascii="Times New Roman" w:eastAsia="Times New Roman" w:hAnsi="Times New Roman" w:cs="Times New Roman"/>
+          <w:sz w:val="24"/>
+          <w:szCs w:val="24"/>
+        </w:rPr>
+        <w:t>Use:</w:t>
+      </w:r>
+    </w:p>
+    <w:p>
+      <w:pPr>
+        <w:numPr>
+          <w:ilvl w:val="0"/>
+          <w:numId w:val="38"/>
+        </w:numPr>
+        <w:spacing w:before="100" w:beforeAutospacing="1" w:after="100" w:afterAutospacing="1" w:line="240" w:lineRule="auto"/>
+        <w:rPr>
+          <w:rFonts w:ascii="Times New Roman" w:eastAsia="Times New Roman" w:hAnsi="Times New Roman" w:cs="Times New Roman"/>
+          <w:sz w:val="24"/>
+          <w:szCs w:val="24"/>
+        </w:rPr>
+      </w:pPr>
+      <w:proofErr w:type="spellStart"/>
+      <w:r>
+        <w:rPr>
+          <w:rFonts w:ascii="Times New Roman" w:eastAsia="Times New Roman" w:hAnsi="Times New Roman" w:cs="Times New Roman"/>
+          <w:sz w:val="24"/>
+          <w:szCs w:val="24"/>
+        </w:rPr>
+        <w:t>Recharts</w:t>
+      </w:r>
+      <w:proofErr w:type="spellEnd"/>
+    </w:p>
+    <w:p>
+      <w:pPr>
+        <w:spacing w:after="0" w:line="240" w:lineRule="auto"/>
+        <w:rPr>
+          <w:rFonts w:ascii="Times New Roman" w:eastAsia="Times New Roman" w:hAnsi="Times New Roman" w:cs="Times New Roman"/>
+          <w:sz w:val="24"/>
+          <w:szCs w:val="24"/>
+        </w:rPr>
+      </w:pPr>
+      <w:r>
+        <w:rPr>
+          <w:rFonts w:ascii="Times New Roman" w:eastAsia="Times New Roman" w:hAnsi="Times New Roman" w:cs="Times New Roman"/>
+          <w:sz w:val="24"/>
+          <w:szCs w:val="24"/>
+        </w:rPr>
+        <w:pict>
+          <v:rect id="_x0000_i1053" style="width:0;height:1.5pt" o:hralign="center" o:hrstd="t" o:hr="t" fillcolor="#a0a0a0" stroked="f"/>
+        </w:pict>
+      </w:r>
+    </w:p>
+    <w:p>
+      <w:pPr>
+        <w:spacing w:before="100" w:beforeAutospacing="1" w:after="100" w:afterAutospacing="1" w:line="240" w:lineRule="auto"/>
+        <w:outlineLvl w:val="1"/>
+        <w:rPr>
+          <w:rFonts w:ascii="Times New Roman" w:eastAsia="Times New Roman" w:hAnsi="Times New Roman" w:cs="Times New Roman"/>
+          <w:b/>
+          <w:bCs/>
+          <w:color w:val="538135" w:themeColor="accent6" w:themeShade="BF"/>
+          <w:sz w:val="36"/>
+          <w:szCs w:val="36"/>
+        </w:rPr>
+      </w:pPr>
+      <w:r>
+        <w:rPr>
+          <w:rFonts w:ascii="Segoe UI Symbol" w:eastAsia="Times New Roman" w:hAnsi="Segoe UI Symbol" w:cs="Segoe UI Symbol"/>
+          <w:b/>
+          <w:bCs/>
+          <w:color w:val="538135" w:themeColor="accent6" w:themeShade="BF"/>
+          <w:sz w:val="36"/>
+          <w:szCs w:val="36"/>
+        </w:rPr>
+        <w:t>🎨</w:t>
+      </w:r>
+      <w:r>
+        <w:rPr>
+          <w:rFonts w:ascii="Times New Roman" w:eastAsia="Times New Roman" w:hAnsi="Times New Roman" w:cs="Times New Roman"/>
+          <w:b/>
+          <w:bCs/>
+          <w:color w:val="538135" w:themeColor="accent6" w:themeShade="BF"/>
+          <w:sz w:val="36"/>
+          <w:szCs w:val="36"/>
+        </w:rPr>
+        <w:t xml:space="preserve"> Day 26 — UI Polish</w:t>
+      </w:r>
+    </w:p>
+    <w:p>
+      <w:pPr>
+        <w:numPr>
+          <w:ilvl w:val="0"/>
+          <w:numId w:val="39"/>
+        </w:numPr>
+        <w:spacing w:before="100" w:beforeAutospacing="1" w:after="100" w:afterAutospacing="1" w:line="240" w:lineRule="auto"/>
+        <w:rPr>
+          <w:rFonts w:ascii="Times New Roman" w:eastAsia="Times New Roman" w:hAnsi="Times New Roman" w:cs="Times New Roman"/>
+          <w:sz w:val="24"/>
+          <w:szCs w:val="24"/>
+        </w:rPr>
+      </w:pPr>
+      <w:r>
+        <w:rPr>
+          <w:rFonts w:ascii="Times New Roman" w:eastAsia="Times New Roman" w:hAnsi="Times New Roman" w:cs="Times New Roman"/>
+          <w:sz w:val="24"/>
+          <w:szCs w:val="24"/>
+        </w:rPr>
+        <w:t>Animations</w:t>
+      </w:r>
+    </w:p>
+    <w:p>
+      <w:pPr>
+        <w:numPr>
+          <w:ilvl w:val="0"/>
+          <w:numId w:val="39"/>
+        </w:numPr>
+        <w:spacing w:before="100" w:beforeAutospacing="1" w:after="100" w:afterAutospacing="1" w:line="240" w:lineRule="auto"/>
+        <w:rPr>
+          <w:rFonts w:ascii="Times New Roman" w:eastAsia="Times New Roman" w:hAnsi="Times New Roman" w:cs="Times New Roman"/>
+          <w:sz w:val="24"/>
+          <w:szCs w:val="24"/>
+        </w:rPr>
+      </w:pPr>
+      <w:r>
+        <w:rPr>
+          <w:rFonts w:ascii="Times New Roman" w:eastAsia="Times New Roman" w:hAnsi="Times New Roman" w:cs="Times New Roman"/>
+          <w:sz w:val="24"/>
+          <w:szCs w:val="24"/>
+        </w:rPr>
+        <w:t>Loading states</w:t>
+      </w:r>
+    </w:p>
+    <w:p>
+      <w:pPr>
+        <w:numPr>
+          <w:ilvl w:val="0"/>
+          <w:numId w:val="39"/>
+        </w:numPr>
+        <w:spacing w:before="100" w:beforeAutospacing="1" w:after="100" w:afterAutospacing="1" w:line="240" w:lineRule="auto"/>
+        <w:rPr>
+          <w:rFonts w:ascii="Times New Roman" w:eastAsia="Times New Roman" w:hAnsi="Times New Roman" w:cs="Times New Roman"/>
+          <w:sz w:val="24"/>
+          <w:szCs w:val="24"/>
+        </w:rPr>
+      </w:pPr>
+      <w:r>
+        <w:rPr>
+          <w:rFonts w:ascii="Times New Roman" w:eastAsia="Times New Roman" w:hAnsi="Times New Roman" w:cs="Times New Roman"/>
+          <w:sz w:val="24"/>
+          <w:szCs w:val="24"/>
+        </w:rPr>
+        <w:t>Error handling</w:t>
+      </w:r>
+    </w:p>
+    <w:p>
+      <w:pPr>
+        <w:numPr>
+          <w:ilvl w:val="0"/>
+          <w:numId w:val="39"/>
+        </w:numPr>
+        <w:spacing w:before="100" w:beforeAutospacing="1" w:after="100" w:afterAutospacing="1" w:line="240" w:lineRule="auto"/>
+        <w:rPr>
+          <w:rFonts w:ascii="Times New Roman" w:eastAsia="Times New Roman" w:hAnsi="Times New Roman" w:cs="Times New Roman"/>
+          <w:sz w:val="24"/>
+          <w:szCs w:val="24"/>
+        </w:rPr>
+      </w:pPr>
+      <w:r>
+        <w:rPr>
+          <w:rFonts w:ascii="Times New Roman" w:eastAsia="Times New Roman" w:hAnsi="Times New Roman" w:cs="Times New Roman"/>
+          <w:sz w:val="24"/>
+          <w:szCs w:val="24"/>
+        </w:rPr>
+        <w:t>Responsive design</w:t>
+      </w:r>
+    </w:p>
+    <w:p>
+      <w:pPr>
+        <w:spacing w:before="100" w:beforeAutospacing="1" w:after="100" w:afterAutospacing="1" w:line="240" w:lineRule="auto"/>
+        <w:rPr>
+          <w:rFonts w:ascii="Times New Roman" w:eastAsia="Times New Roman" w:hAnsi="Times New Roman" w:cs="Times New Roman"/>
+          <w:sz w:val="24"/>
+          <w:szCs w:val="24"/>
+        </w:rPr>
+      </w:pPr>
+      <w:r>
+        <w:rPr>
+          <w:rFonts w:ascii="Segoe UI Symbol" w:eastAsia="Times New Roman" w:hAnsi="Segoe UI Symbol" w:cs="Segoe UI Symbol"/>
+          <w:sz w:val="24"/>
+          <w:szCs w:val="24"/>
+        </w:rPr>
+        <w:t>🎉</w:t>
+      </w:r>
+      <w:r>
+        <w:rPr>
+          <w:rFonts w:ascii="Times New Roman" w:eastAsia="Times New Roman" w:hAnsi="Times New Roman" w:cs="Times New Roman"/>
+          <w:sz w:val="24"/>
+          <w:szCs w:val="24"/>
+        </w:rPr>
+        <w:t xml:space="preserve"> Frontend Complete</w:t>
+      </w:r>
+    </w:p>
+    <w:p>
+      <w:pPr>
+        <w:spacing w:after="0" w:line="240" w:lineRule="auto"/>
+        <w:rPr>
+          <w:rFonts w:ascii="Times New Roman" w:eastAsia="Times New Roman" w:hAnsi="Times New Roman" w:cs="Times New Roman"/>
+          <w:sz w:val="24"/>
+          <w:szCs w:val="24"/>
+        </w:rPr>
+      </w:pPr>
+      <w:r>
+        <w:rPr>
+          <w:rFonts w:ascii="Times New Roman" w:eastAsia="Times New Roman" w:hAnsi="Times New Roman" w:cs="Times New Roman"/>
+          <w:sz w:val="24"/>
+          <w:szCs w:val="24"/>
+        </w:rPr>
+        <w:pict>
+          <v:rect id="_x0000_i1054" style="width:0;height:1.5pt" o:hralign="center" o:hrstd="t" o:hr="t" fillcolor="#a0a0a0" stroked="f"/>
+        </w:pict>
+      </w:r>
+    </w:p>
+    <w:p>
+      <w:pPr>
+        <w:spacing w:before="100" w:beforeAutospacing="1" w:after="100" w:afterAutospacing="1" w:line="240" w:lineRule="auto"/>
+        <w:outlineLvl w:val="0"/>
+        <w:rPr>
+          <w:rFonts w:ascii="Times New Roman" w:eastAsia="Times New Roman" w:hAnsi="Times New Roman" w:cs="Times New Roman"/>
+          <w:b/>
+          <w:bCs/>
+          <w:kern w:val="36"/>
+          <w:sz w:val="48"/>
+          <w:szCs w:val="48"/>
+        </w:rPr>
+      </w:pPr>
+      <w:r>
+        <w:rPr>
+          <w:rFonts w:ascii="Times New Roman" w:eastAsia="Times New Roman" w:hAnsi="Times New Roman" w:cs="Times New Roman"/>
+          <w:b/>
+          <w:bCs/>
+          <w:kern w:val="36"/>
+          <w:sz w:val="48"/>
+          <w:szCs w:val="48"/>
+        </w:rPr>
+        <w:t>🟡 PHASE 4 — Integration + Deployment (Day 27–30)</w:t>
+      </w:r>
+    </w:p>
+    <w:p>
+      <w:pPr>
+        <w:spacing w:after="0" w:line="240" w:lineRule="auto"/>
+        <w:rPr>
+          <w:rFonts w:ascii="Times New Roman" w:eastAsia="Times New Roman" w:hAnsi="Times New Roman" w:cs="Times New Roman"/>
+          <w:sz w:val="24"/>
+          <w:szCs w:val="24"/>
+        </w:rPr>
+      </w:pPr>
+      <w:r>
+        <w:rPr>
+          <w:rFonts w:ascii="Times New Roman" w:eastAsia="Times New Roman" w:hAnsi="Times New Roman" w:cs="Times New Roman"/>
+          <w:sz w:val="24"/>
+          <w:szCs w:val="24"/>
+        </w:rPr>
+        <w:pict>
+          <v:rect id="_x0000_i1055" style="width:0;height:1.5pt" o:hralign="center" o:hrstd="t" o:hr="t" fillcolor="#a0a0a0" stroked="f"/>
+        </w:pict>
+      </w:r>
+    </w:p>
+    <w:p>
+      <w:pPr>
+        <w:spacing w:before="100" w:beforeAutospacing="1" w:after="100" w:afterAutospacing="1" w:line="240" w:lineRule="auto"/>
+        <w:outlineLvl w:val="1"/>
+        <w:rPr>
+          <w:rFonts w:ascii="Times New Roman" w:eastAsia="Times New Roman" w:hAnsi="Times New Roman" w:cs="Times New Roman"/>
+          <w:b/>
+          <w:bCs/>
           <w:sz w:val="36"/>
           <w:szCs w:val="36"/>
         </w:rPr>
@@ -5721,8 +6240,7 @@
           <w:sz w:val="36"/>
           <w:szCs w:val="36"/>
         </w:rPr>
-        <w:lastRenderedPageBreak/>
-        <w:t>🎨</w:t>
+        <w:t>🚀</w:t>
       </w:r>
       <w:r>
         <w:rPr>
@@ -5732,14 +6250,14 @@
           <w:sz w:val="36"/>
           <w:szCs w:val="36"/>
         </w:rPr>
-        <w:t xml:space="preserve"> Day 24 — Detailed Job View</w:t>
+        <w:t xml:space="preserve"> Day 27 — Full Integration Testing</w:t>
       </w:r>
     </w:p>
     <w:p>
       <w:pPr>
         <w:numPr>
           <w:ilvl w:val="0"/>
-          <w:numId w:val="36"/>
+          <w:numId w:val="40"/>
         </w:numPr>
         <w:spacing w:before="100" w:beforeAutospacing="1" w:after="100" w:afterAutospacing="1" w:line="240" w:lineRule="auto"/>
         <w:rPr>
@@ -5754,14 +6272,14 @@
           <w:sz w:val="24"/>
           <w:szCs w:val="24"/>
         </w:rPr>
-        <w:t>Expand job</w:t>
+        <w:t>Connect frontend to backend</w:t>
       </w:r>
     </w:p>
     <w:p>
       <w:pPr>
         <w:numPr>
           <w:ilvl w:val="0"/>
-          <w:numId w:val="36"/>
+          <w:numId w:val="40"/>
         </w:numPr>
         <w:spacing w:before="100" w:beforeAutospacing="1" w:after="100" w:afterAutospacing="1" w:line="240" w:lineRule="auto"/>
         <w:rPr>
@@ -5776,14 +6294,14 @@
           <w:sz w:val="24"/>
           <w:szCs w:val="24"/>
         </w:rPr>
-        <w:t>Show skill gaps</w:t>
+        <w:t>Fix CORS</w:t>
       </w:r>
     </w:p>
     <w:p>
       <w:pPr>
         <w:numPr>
           <w:ilvl w:val="0"/>
-          <w:numId w:val="36"/>
+          <w:numId w:val="40"/>
         </w:numPr>
         <w:spacing w:before="100" w:beforeAutospacing="1" w:after="100" w:afterAutospacing="1" w:line="240" w:lineRule="auto"/>
         <w:rPr>
@@ -5798,7 +6316,7 @@
           <w:sz w:val="24"/>
           <w:szCs w:val="24"/>
         </w:rPr>
-        <w:t>Show why matched</w:t>
+        <w:t>Fix token issues</w:t>
       </w:r>
     </w:p>
     <w:p>
@@ -5817,7 +6335,7 @@
           <w:szCs w:val="24"/>
         </w:rPr>
         <w:pict>
-          <v:rect id="_x0000_i1052" style="width:0;height:1.5pt" o:hralign="center" o:hrstd="t" o:hr="t" fillcolor="#a0a0a0" stroked="f"/>
+          <v:rect id="_x0000_i1056" style="width:0;height:1.5pt" o:hralign="center" o:hrstd="t" o:hr="t" fillcolor="#a0a0a0" stroked="f"/>
         </w:pict>
       </w:r>
     </w:p>
@@ -5841,7 +6359,7 @@
           <w:sz w:val="36"/>
           <w:szCs w:val="36"/>
         </w:rPr>
-        <w:t>🎨</w:t>
+        <w:t>🚀</w:t>
       </w:r>
       <w:r>
         <w:rPr>
@@ -5851,32 +6369,14 @@
           <w:sz w:val="36"/>
           <w:szCs w:val="36"/>
         </w:rPr>
-        <w:t xml:space="preserve"> Day 25 — Analytics Section</w:t>
-      </w:r>
-    </w:p>
-    <w:p>
-      <w:pPr>
-        <w:spacing w:before="100" w:beforeAutospacing="1" w:after="100" w:afterAutospacing="1" w:line="240" w:lineRule="auto"/>
-        <w:rPr>
-          <w:rFonts w:ascii="Times New Roman" w:eastAsia="Times New Roman" w:hAnsi="Times New Roman" w:cs="Times New Roman"/>
-          <w:sz w:val="24"/>
-          <w:szCs w:val="24"/>
-        </w:rPr>
-      </w:pPr>
-      <w:r>
-        <w:rPr>
-          <w:rFonts w:ascii="Times New Roman" w:eastAsia="Times New Roman" w:hAnsi="Times New Roman" w:cs="Times New Roman"/>
-          <w:sz w:val="24"/>
-          <w:szCs w:val="24"/>
-        </w:rPr>
-        <w:t>Add charts:</w:t>
+        <w:t xml:space="preserve"> Day 28 — Performance Optimization</w:t>
       </w:r>
     </w:p>
     <w:p>
       <w:pPr>
         <w:numPr>
           <w:ilvl w:val="0"/>
-          <w:numId w:val="37"/>
+          <w:numId w:val="41"/>
         </w:numPr>
         <w:spacing w:before="100" w:beforeAutospacing="1" w:after="100" w:afterAutospacing="1" w:line="240" w:lineRule="auto"/>
         <w:rPr>
@@ -5885,20 +6385,30 @@
           <w:szCs w:val="24"/>
         </w:rPr>
       </w:pPr>
-      <w:r>
-        <w:rPr>
-          <w:rFonts w:ascii="Times New Roman" w:eastAsia="Times New Roman" w:hAnsi="Times New Roman" w:cs="Times New Roman"/>
-          <w:sz w:val="24"/>
-          <w:szCs w:val="24"/>
-        </w:rPr>
-        <w:t>Skill match breakdown</w:t>
+      <w:proofErr w:type="spellStart"/>
+      <w:r>
+        <w:rPr>
+          <w:rFonts w:ascii="Times New Roman" w:eastAsia="Times New Roman" w:hAnsi="Times New Roman" w:cs="Times New Roman"/>
+          <w:sz w:val="24"/>
+          <w:szCs w:val="24"/>
+        </w:rPr>
+        <w:t>Debounce</w:t>
+      </w:r>
+      <w:proofErr w:type="spellEnd"/>
+      <w:r>
+        <w:rPr>
+          <w:rFonts w:ascii="Times New Roman" w:eastAsia="Times New Roman" w:hAnsi="Times New Roman" w:cs="Times New Roman"/>
+          <w:sz w:val="24"/>
+          <w:szCs w:val="24"/>
+        </w:rPr>
+        <w:t xml:space="preserve"> API calls</w:t>
       </w:r>
     </w:p>
     <w:p>
       <w:pPr>
         <w:numPr>
           <w:ilvl w:val="0"/>
-          <w:numId w:val="37"/>
+          <w:numId w:val="41"/>
         </w:numPr>
         <w:spacing w:before="100" w:beforeAutospacing="1" w:after="100" w:afterAutospacing="1" w:line="240" w:lineRule="auto"/>
         <w:rPr>
@@ -5913,14 +6423,14 @@
           <w:sz w:val="24"/>
           <w:szCs w:val="24"/>
         </w:rPr>
-        <w:t>Resume improvement history</w:t>
+        <w:t>Optimize queries</w:t>
       </w:r>
     </w:p>
     <w:p>
       <w:pPr>
         <w:numPr>
           <w:ilvl w:val="0"/>
-          <w:numId w:val="37"/>
+          <w:numId w:val="41"/>
         </w:numPr>
         <w:spacing w:before="100" w:beforeAutospacing="1" w:after="100" w:afterAutospacing="1" w:line="240" w:lineRule="auto"/>
         <w:rPr>
@@ -5935,32 +6445,14 @@
           <w:sz w:val="24"/>
           <w:szCs w:val="24"/>
         </w:rPr>
-        <w:t>Job match trend</w:t>
-      </w:r>
-    </w:p>
-    <w:p>
-      <w:pPr>
-        <w:spacing w:before="100" w:beforeAutospacing="1" w:after="100" w:afterAutospacing="1" w:line="240" w:lineRule="auto"/>
-        <w:rPr>
-          <w:rFonts w:ascii="Times New Roman" w:eastAsia="Times New Roman" w:hAnsi="Times New Roman" w:cs="Times New Roman"/>
-          <w:sz w:val="24"/>
-          <w:szCs w:val="24"/>
-        </w:rPr>
-      </w:pPr>
-      <w:r>
-        <w:rPr>
-          <w:rFonts w:ascii="Times New Roman" w:eastAsia="Times New Roman" w:hAnsi="Times New Roman" w:cs="Times New Roman"/>
-          <w:sz w:val="24"/>
-          <w:szCs w:val="24"/>
-        </w:rPr>
-        <w:t>Use:</w:t>
+        <w:t>Reduce embedding calls</w:t>
       </w:r>
     </w:p>
     <w:p>
       <w:pPr>
         <w:numPr>
           <w:ilvl w:val="0"/>
-          <w:numId w:val="38"/>
+          <w:numId w:val="41"/>
         </w:numPr>
         <w:spacing w:before="100" w:beforeAutospacing="1" w:after="100" w:afterAutospacing="1" w:line="240" w:lineRule="auto"/>
         <w:rPr>
@@ -5969,16 +6461,14 @@
           <w:szCs w:val="24"/>
         </w:rPr>
       </w:pPr>
-      <w:proofErr w:type="spellStart"/>
-      <w:r>
-        <w:rPr>
-          <w:rFonts w:ascii="Times New Roman" w:eastAsia="Times New Roman" w:hAnsi="Times New Roman" w:cs="Times New Roman"/>
-          <w:sz w:val="24"/>
-          <w:szCs w:val="24"/>
-        </w:rPr>
-        <w:t>Recharts</w:t>
-      </w:r>
-      <w:proofErr w:type="spellEnd"/>
+      <w:r>
+        <w:rPr>
+          <w:rFonts w:ascii="Times New Roman" w:eastAsia="Times New Roman" w:hAnsi="Times New Roman" w:cs="Times New Roman"/>
+          <w:sz w:val="24"/>
+          <w:szCs w:val="24"/>
+        </w:rPr>
+        <w:t>Add caching</w:t>
+      </w:r>
     </w:p>
     <w:p>
       <w:pPr>
@@ -5996,7 +6486,7 @@
           <w:szCs w:val="24"/>
         </w:rPr>
         <w:pict>
-          <v:rect id="_x0000_i1053" style="width:0;height:1.5pt" o:hralign="center" o:hrstd="t" o:hr="t" fillcolor="#a0a0a0" stroked="f"/>
+          <v:rect id="_x0000_i1057" style="width:0;height:1.5pt" o:hralign="center" o:hrstd="t" o:hr="t" fillcolor="#a0a0a0" stroked="f"/>
         </w:pict>
       </w:r>
     </w:p>
@@ -6020,489 +6510,7 @@
           <w:sz w:val="36"/>
           <w:szCs w:val="36"/>
         </w:rPr>
-        <w:t>🎨</w:t>
-      </w:r>
-      <w:r>
-        <w:rPr>
-          <w:rFonts w:ascii="Times New Roman" w:eastAsia="Times New Roman" w:hAnsi="Times New Roman" w:cs="Times New Roman"/>
-          <w:b/>
-          <w:bCs/>
-          <w:sz w:val="36"/>
-          <w:szCs w:val="36"/>
-        </w:rPr>
-        <w:t xml:space="preserve"> Day 26 — UI Polish</w:t>
-      </w:r>
-    </w:p>
-    <w:p>
-      <w:pPr>
-        <w:numPr>
-          <w:ilvl w:val="0"/>
-          <w:numId w:val="39"/>
-        </w:numPr>
-        <w:spacing w:before="100" w:beforeAutospacing="1" w:after="100" w:afterAutospacing="1" w:line="240" w:lineRule="auto"/>
-        <w:rPr>
-          <w:rFonts w:ascii="Times New Roman" w:eastAsia="Times New Roman" w:hAnsi="Times New Roman" w:cs="Times New Roman"/>
-          <w:sz w:val="24"/>
-          <w:szCs w:val="24"/>
-        </w:rPr>
-      </w:pPr>
-      <w:r>
-        <w:rPr>
-          <w:rFonts w:ascii="Times New Roman" w:eastAsia="Times New Roman" w:hAnsi="Times New Roman" w:cs="Times New Roman"/>
-          <w:sz w:val="24"/>
-          <w:szCs w:val="24"/>
-        </w:rPr>
-        <w:t>Animations</w:t>
-      </w:r>
-    </w:p>
-    <w:p>
-      <w:pPr>
-        <w:numPr>
-          <w:ilvl w:val="0"/>
-          <w:numId w:val="39"/>
-        </w:numPr>
-        <w:spacing w:before="100" w:beforeAutospacing="1" w:after="100" w:afterAutospacing="1" w:line="240" w:lineRule="auto"/>
-        <w:rPr>
-          <w:rFonts w:ascii="Times New Roman" w:eastAsia="Times New Roman" w:hAnsi="Times New Roman" w:cs="Times New Roman"/>
-          <w:sz w:val="24"/>
-          <w:szCs w:val="24"/>
-        </w:rPr>
-      </w:pPr>
-      <w:r>
-        <w:rPr>
-          <w:rFonts w:ascii="Times New Roman" w:eastAsia="Times New Roman" w:hAnsi="Times New Roman" w:cs="Times New Roman"/>
-          <w:sz w:val="24"/>
-          <w:szCs w:val="24"/>
-        </w:rPr>
-        <w:t>Loading states</w:t>
-      </w:r>
-    </w:p>
-    <w:p>
-      <w:pPr>
-        <w:numPr>
-          <w:ilvl w:val="0"/>
-          <w:numId w:val="39"/>
-        </w:numPr>
-        <w:spacing w:before="100" w:beforeAutospacing="1" w:after="100" w:afterAutospacing="1" w:line="240" w:lineRule="auto"/>
-        <w:rPr>
-          <w:rFonts w:ascii="Times New Roman" w:eastAsia="Times New Roman" w:hAnsi="Times New Roman" w:cs="Times New Roman"/>
-          <w:sz w:val="24"/>
-          <w:szCs w:val="24"/>
-        </w:rPr>
-      </w:pPr>
-      <w:r>
-        <w:rPr>
-          <w:rFonts w:ascii="Times New Roman" w:eastAsia="Times New Roman" w:hAnsi="Times New Roman" w:cs="Times New Roman"/>
-          <w:sz w:val="24"/>
-          <w:szCs w:val="24"/>
-        </w:rPr>
-        <w:t>Error handling</w:t>
-      </w:r>
-    </w:p>
-    <w:p>
-      <w:pPr>
-        <w:numPr>
-          <w:ilvl w:val="0"/>
-          <w:numId w:val="39"/>
-        </w:numPr>
-        <w:spacing w:before="100" w:beforeAutospacing="1" w:after="100" w:afterAutospacing="1" w:line="240" w:lineRule="auto"/>
-        <w:rPr>
-          <w:rFonts w:ascii="Times New Roman" w:eastAsia="Times New Roman" w:hAnsi="Times New Roman" w:cs="Times New Roman"/>
-          <w:sz w:val="24"/>
-          <w:szCs w:val="24"/>
-        </w:rPr>
-      </w:pPr>
-      <w:r>
-        <w:rPr>
-          <w:rFonts w:ascii="Times New Roman" w:eastAsia="Times New Roman" w:hAnsi="Times New Roman" w:cs="Times New Roman"/>
-          <w:sz w:val="24"/>
-          <w:szCs w:val="24"/>
-        </w:rPr>
-        <w:t>Responsive design</w:t>
-      </w:r>
-    </w:p>
-    <w:p>
-      <w:pPr>
-        <w:spacing w:before="100" w:beforeAutospacing="1" w:after="100" w:afterAutospacing="1" w:line="240" w:lineRule="auto"/>
-        <w:rPr>
-          <w:rFonts w:ascii="Times New Roman" w:eastAsia="Times New Roman" w:hAnsi="Times New Roman" w:cs="Times New Roman"/>
-          <w:sz w:val="24"/>
-          <w:szCs w:val="24"/>
-        </w:rPr>
-      </w:pPr>
-      <w:r>
-        <w:rPr>
-          <w:rFonts w:ascii="Segoe UI Symbol" w:eastAsia="Times New Roman" w:hAnsi="Segoe UI Symbol" w:cs="Segoe UI Symbol"/>
-          <w:sz w:val="24"/>
-          <w:szCs w:val="24"/>
-        </w:rPr>
-        <w:t>🎉</w:t>
-      </w:r>
-      <w:r>
-        <w:rPr>
-          <w:rFonts w:ascii="Times New Roman" w:eastAsia="Times New Roman" w:hAnsi="Times New Roman" w:cs="Times New Roman"/>
-          <w:sz w:val="24"/>
-          <w:szCs w:val="24"/>
-        </w:rPr>
-        <w:t xml:space="preserve"> Frontend Complete</w:t>
-      </w:r>
-    </w:p>
-    <w:p>
-      <w:pPr>
-        <w:spacing w:after="0" w:line="240" w:lineRule="auto"/>
-        <w:rPr>
-          <w:rFonts w:ascii="Times New Roman" w:eastAsia="Times New Roman" w:hAnsi="Times New Roman" w:cs="Times New Roman"/>
-          <w:sz w:val="24"/>
-          <w:szCs w:val="24"/>
-        </w:rPr>
-      </w:pPr>
-      <w:r>
-        <w:rPr>
-          <w:rFonts w:ascii="Times New Roman" w:eastAsia="Times New Roman" w:hAnsi="Times New Roman" w:cs="Times New Roman"/>
-          <w:sz w:val="24"/>
-          <w:szCs w:val="24"/>
-        </w:rPr>
-        <w:pict>
-          <v:rect id="_x0000_i1054" style="width:0;height:1.5pt" o:hralign="center" o:hrstd="t" o:hr="t" fillcolor="#a0a0a0" stroked="f"/>
-        </w:pict>
-      </w:r>
-    </w:p>
-    <w:p>
-      <w:pPr>
-        <w:spacing w:before="100" w:beforeAutospacing="1" w:after="100" w:afterAutospacing="1" w:line="240" w:lineRule="auto"/>
-        <w:outlineLvl w:val="0"/>
-        <w:rPr>
-          <w:rFonts w:ascii="Times New Roman" w:eastAsia="Times New Roman" w:hAnsi="Times New Roman" w:cs="Times New Roman"/>
-          <w:b/>
-          <w:bCs/>
-          <w:kern w:val="36"/>
-          <w:sz w:val="48"/>
-          <w:szCs w:val="48"/>
-        </w:rPr>
-      </w:pPr>
-      <w:r>
-        <w:rPr>
-          <w:rFonts w:ascii="Times New Roman" w:eastAsia="Times New Roman" w:hAnsi="Times New Roman" w:cs="Times New Roman"/>
-          <w:b/>
-          <w:bCs/>
-          <w:kern w:val="36"/>
-          <w:sz w:val="48"/>
-          <w:szCs w:val="48"/>
-        </w:rPr>
-        <w:t>🟡 PHASE 4 — Integration + Deployment (Day 27–30)</w:t>
-      </w:r>
-    </w:p>
-    <w:p>
-      <w:pPr>
-        <w:spacing w:after="0" w:line="240" w:lineRule="auto"/>
-        <w:rPr>
-          <w:rFonts w:ascii="Times New Roman" w:eastAsia="Times New Roman" w:hAnsi="Times New Roman" w:cs="Times New Roman"/>
-          <w:sz w:val="24"/>
-          <w:szCs w:val="24"/>
-        </w:rPr>
-      </w:pPr>
-      <w:r>
-        <w:rPr>
-          <w:rFonts w:ascii="Times New Roman" w:eastAsia="Times New Roman" w:hAnsi="Times New Roman" w:cs="Times New Roman"/>
-          <w:sz w:val="24"/>
-          <w:szCs w:val="24"/>
-        </w:rPr>
-        <w:pict>
-          <v:rect id="_x0000_i1055" style="width:0;height:1.5pt" o:hralign="center" o:hrstd="t" o:hr="t" fillcolor="#a0a0a0" stroked="f"/>
-        </w:pict>
-      </w:r>
-    </w:p>
-    <w:p>
-      <w:pPr>
-        <w:spacing w:before="100" w:beforeAutospacing="1" w:after="100" w:afterAutospacing="1" w:line="240" w:lineRule="auto"/>
-        <w:outlineLvl w:val="1"/>
-        <w:rPr>
-          <w:rFonts w:ascii="Times New Roman" w:eastAsia="Times New Roman" w:hAnsi="Times New Roman" w:cs="Times New Roman"/>
-          <w:b/>
-          <w:bCs/>
-          <w:sz w:val="36"/>
-          <w:szCs w:val="36"/>
-        </w:rPr>
-      </w:pPr>
-      <w:r>
-        <w:rPr>
-          <w:rFonts w:ascii="Segoe UI Symbol" w:eastAsia="Times New Roman" w:hAnsi="Segoe UI Symbol" w:cs="Segoe UI Symbol"/>
-          <w:b/>
-          <w:bCs/>
-          <w:sz w:val="36"/>
-          <w:szCs w:val="36"/>
-        </w:rPr>
-        <w:t>🚀</w:t>
-      </w:r>
-      <w:r>
-        <w:rPr>
-          <w:rFonts w:ascii="Times New Roman" w:eastAsia="Times New Roman" w:hAnsi="Times New Roman" w:cs="Times New Roman"/>
-          <w:b/>
-          <w:bCs/>
-          <w:sz w:val="36"/>
-          <w:szCs w:val="36"/>
-        </w:rPr>
-        <w:t xml:space="preserve"> Day 27 — Full Integration Testing</w:t>
-      </w:r>
-    </w:p>
-    <w:p>
-      <w:pPr>
-        <w:numPr>
-          <w:ilvl w:val="0"/>
-          <w:numId w:val="40"/>
-        </w:numPr>
-        <w:spacing w:before="100" w:beforeAutospacing="1" w:after="100" w:afterAutospacing="1" w:line="240" w:lineRule="auto"/>
-        <w:rPr>
-          <w:rFonts w:ascii="Times New Roman" w:eastAsia="Times New Roman" w:hAnsi="Times New Roman" w:cs="Times New Roman"/>
-          <w:sz w:val="24"/>
-          <w:szCs w:val="24"/>
-        </w:rPr>
-      </w:pPr>
-      <w:r>
-        <w:rPr>
-          <w:rFonts w:ascii="Times New Roman" w:eastAsia="Times New Roman" w:hAnsi="Times New Roman" w:cs="Times New Roman"/>
-          <w:sz w:val="24"/>
-          <w:szCs w:val="24"/>
-        </w:rPr>
-        <w:t>Connect frontend to backend</w:t>
-      </w:r>
-    </w:p>
-    <w:p>
-      <w:pPr>
-        <w:numPr>
-          <w:ilvl w:val="0"/>
-          <w:numId w:val="40"/>
-        </w:numPr>
-        <w:spacing w:before="100" w:beforeAutospacing="1" w:after="100" w:afterAutospacing="1" w:line="240" w:lineRule="auto"/>
-        <w:rPr>
-          <w:rFonts w:ascii="Times New Roman" w:eastAsia="Times New Roman" w:hAnsi="Times New Roman" w:cs="Times New Roman"/>
-          <w:sz w:val="24"/>
-          <w:szCs w:val="24"/>
-        </w:rPr>
-      </w:pPr>
-      <w:r>
-        <w:rPr>
-          <w:rFonts w:ascii="Times New Roman" w:eastAsia="Times New Roman" w:hAnsi="Times New Roman" w:cs="Times New Roman"/>
-          <w:sz w:val="24"/>
-          <w:szCs w:val="24"/>
-        </w:rPr>
         <w:lastRenderedPageBreak/>
-        <w:t>Fix CORS</w:t>
-      </w:r>
-    </w:p>
-    <w:p>
-      <w:pPr>
-        <w:numPr>
-          <w:ilvl w:val="0"/>
-          <w:numId w:val="40"/>
-        </w:numPr>
-        <w:spacing w:before="100" w:beforeAutospacing="1" w:after="100" w:afterAutospacing="1" w:line="240" w:lineRule="auto"/>
-        <w:rPr>
-          <w:rFonts w:ascii="Times New Roman" w:eastAsia="Times New Roman" w:hAnsi="Times New Roman" w:cs="Times New Roman"/>
-          <w:sz w:val="24"/>
-          <w:szCs w:val="24"/>
-        </w:rPr>
-      </w:pPr>
-      <w:r>
-        <w:rPr>
-          <w:rFonts w:ascii="Times New Roman" w:eastAsia="Times New Roman" w:hAnsi="Times New Roman" w:cs="Times New Roman"/>
-          <w:sz w:val="24"/>
-          <w:szCs w:val="24"/>
-        </w:rPr>
-        <w:t>Fix token issues</w:t>
-      </w:r>
-    </w:p>
-    <w:p>
-      <w:pPr>
-        <w:spacing w:after="0" w:line="240" w:lineRule="auto"/>
-        <w:rPr>
-          <w:rFonts w:ascii="Times New Roman" w:eastAsia="Times New Roman" w:hAnsi="Times New Roman" w:cs="Times New Roman"/>
-          <w:sz w:val="24"/>
-          <w:szCs w:val="24"/>
-        </w:rPr>
-      </w:pPr>
-      <w:r>
-        <w:rPr>
-          <w:rFonts w:ascii="Times New Roman" w:eastAsia="Times New Roman" w:hAnsi="Times New Roman" w:cs="Times New Roman"/>
-          <w:sz w:val="24"/>
-          <w:szCs w:val="24"/>
-        </w:rPr>
-        <w:pict>
-          <v:rect id="_x0000_i1056" style="width:0;height:1.5pt" o:hralign="center" o:hrstd="t" o:hr="t" fillcolor="#a0a0a0" stroked="f"/>
-        </w:pict>
-      </w:r>
-    </w:p>
-    <w:p>
-      <w:pPr>
-        <w:spacing w:before="100" w:beforeAutospacing="1" w:after="100" w:afterAutospacing="1" w:line="240" w:lineRule="auto"/>
-        <w:outlineLvl w:val="1"/>
-        <w:rPr>
-          <w:rFonts w:ascii="Times New Roman" w:eastAsia="Times New Roman" w:hAnsi="Times New Roman" w:cs="Times New Roman"/>
-          <w:b/>
-          <w:bCs/>
-          <w:sz w:val="36"/>
-          <w:szCs w:val="36"/>
-        </w:rPr>
-      </w:pPr>
-      <w:r>
-        <w:rPr>
-          <w:rFonts w:ascii="Segoe UI Symbol" w:eastAsia="Times New Roman" w:hAnsi="Segoe UI Symbol" w:cs="Segoe UI Symbol"/>
-          <w:b/>
-          <w:bCs/>
-          <w:sz w:val="36"/>
-          <w:szCs w:val="36"/>
-        </w:rPr>
-        <w:t>🚀</w:t>
-      </w:r>
-      <w:r>
-        <w:rPr>
-          <w:rFonts w:ascii="Times New Roman" w:eastAsia="Times New Roman" w:hAnsi="Times New Roman" w:cs="Times New Roman"/>
-          <w:b/>
-          <w:bCs/>
-          <w:sz w:val="36"/>
-          <w:szCs w:val="36"/>
-        </w:rPr>
-        <w:t xml:space="preserve"> Day 28 — Performance Optimization</w:t>
-      </w:r>
-    </w:p>
-    <w:p>
-      <w:pPr>
-        <w:numPr>
-          <w:ilvl w:val="0"/>
-          <w:numId w:val="41"/>
-        </w:numPr>
-        <w:spacing w:before="100" w:beforeAutospacing="1" w:after="100" w:afterAutospacing="1" w:line="240" w:lineRule="auto"/>
-        <w:rPr>
-          <w:rFonts w:ascii="Times New Roman" w:eastAsia="Times New Roman" w:hAnsi="Times New Roman" w:cs="Times New Roman"/>
-          <w:sz w:val="24"/>
-          <w:szCs w:val="24"/>
-        </w:rPr>
-      </w:pPr>
-      <w:proofErr w:type="spellStart"/>
-      <w:r>
-        <w:rPr>
-          <w:rFonts w:ascii="Times New Roman" w:eastAsia="Times New Roman" w:hAnsi="Times New Roman" w:cs="Times New Roman"/>
-          <w:sz w:val="24"/>
-          <w:szCs w:val="24"/>
-        </w:rPr>
-        <w:t>Debounce</w:t>
-      </w:r>
-      <w:proofErr w:type="spellEnd"/>
-      <w:r>
-        <w:rPr>
-          <w:rFonts w:ascii="Times New Roman" w:eastAsia="Times New Roman" w:hAnsi="Times New Roman" w:cs="Times New Roman"/>
-          <w:sz w:val="24"/>
-          <w:szCs w:val="24"/>
-        </w:rPr>
-        <w:t xml:space="preserve"> API calls</w:t>
-      </w:r>
-    </w:p>
-    <w:p>
-      <w:pPr>
-        <w:numPr>
-          <w:ilvl w:val="0"/>
-          <w:numId w:val="41"/>
-        </w:numPr>
-        <w:spacing w:before="100" w:beforeAutospacing="1" w:after="100" w:afterAutospacing="1" w:line="240" w:lineRule="auto"/>
-        <w:rPr>
-          <w:rFonts w:ascii="Times New Roman" w:eastAsia="Times New Roman" w:hAnsi="Times New Roman" w:cs="Times New Roman"/>
-          <w:sz w:val="24"/>
-          <w:szCs w:val="24"/>
-        </w:rPr>
-      </w:pPr>
-      <w:r>
-        <w:rPr>
-          <w:rFonts w:ascii="Times New Roman" w:eastAsia="Times New Roman" w:hAnsi="Times New Roman" w:cs="Times New Roman"/>
-          <w:sz w:val="24"/>
-          <w:szCs w:val="24"/>
-        </w:rPr>
-        <w:t>Optimize queries</w:t>
-      </w:r>
-    </w:p>
-    <w:p>
-      <w:pPr>
-        <w:numPr>
-          <w:ilvl w:val="0"/>
-          <w:numId w:val="41"/>
-        </w:numPr>
-        <w:spacing w:before="100" w:beforeAutospacing="1" w:after="100" w:afterAutospacing="1" w:line="240" w:lineRule="auto"/>
-        <w:rPr>
-          <w:rFonts w:ascii="Times New Roman" w:eastAsia="Times New Roman" w:hAnsi="Times New Roman" w:cs="Times New Roman"/>
-          <w:sz w:val="24"/>
-          <w:szCs w:val="24"/>
-        </w:rPr>
-      </w:pPr>
-      <w:r>
-        <w:rPr>
-          <w:rFonts w:ascii="Times New Roman" w:eastAsia="Times New Roman" w:hAnsi="Times New Roman" w:cs="Times New Roman"/>
-          <w:sz w:val="24"/>
-          <w:szCs w:val="24"/>
-        </w:rPr>
-        <w:t>Reduce embedding calls</w:t>
-      </w:r>
-    </w:p>
-    <w:p>
-      <w:pPr>
-        <w:numPr>
-          <w:ilvl w:val="0"/>
-          <w:numId w:val="41"/>
-        </w:numPr>
-        <w:spacing w:before="100" w:beforeAutospacing="1" w:after="100" w:afterAutospacing="1" w:line="240" w:lineRule="auto"/>
-        <w:rPr>
-          <w:rFonts w:ascii="Times New Roman" w:eastAsia="Times New Roman" w:hAnsi="Times New Roman" w:cs="Times New Roman"/>
-          <w:sz w:val="24"/>
-          <w:szCs w:val="24"/>
-        </w:rPr>
-      </w:pPr>
-      <w:r>
-        <w:rPr>
-          <w:rFonts w:ascii="Times New Roman" w:eastAsia="Times New Roman" w:hAnsi="Times New Roman" w:cs="Times New Roman"/>
-          <w:sz w:val="24"/>
-          <w:szCs w:val="24"/>
-        </w:rPr>
-        <w:t>Add caching</w:t>
-      </w:r>
-    </w:p>
-    <w:p>
-      <w:pPr>
-        <w:spacing w:after="0" w:line="240" w:lineRule="auto"/>
-        <w:rPr>
-          <w:rFonts w:ascii="Times New Roman" w:eastAsia="Times New Roman" w:hAnsi="Times New Roman" w:cs="Times New Roman"/>
-          <w:sz w:val="24"/>
-          <w:szCs w:val="24"/>
-        </w:rPr>
-      </w:pPr>
-      <w:r>
-        <w:rPr>
-          <w:rFonts w:ascii="Times New Roman" w:eastAsia="Times New Roman" w:hAnsi="Times New Roman" w:cs="Times New Roman"/>
-          <w:sz w:val="24"/>
-          <w:szCs w:val="24"/>
-        </w:rPr>
-        <w:pict>
-          <v:rect id="_x0000_i1057" style="width:0;height:1.5pt" o:hralign="center" o:hrstd="t" o:hr="t" fillcolor="#a0a0a0" stroked="f"/>
-        </w:pict>
-      </w:r>
-    </w:p>
-    <w:p>
-      <w:pPr>
-        <w:spacing w:before="100" w:beforeAutospacing="1" w:after="100" w:afterAutospacing="1" w:line="240" w:lineRule="auto"/>
-        <w:outlineLvl w:val="1"/>
-        <w:rPr>
-          <w:rFonts w:ascii="Times New Roman" w:eastAsia="Times New Roman" w:hAnsi="Times New Roman" w:cs="Times New Roman"/>
-          <w:b/>
-          <w:bCs/>
-          <w:sz w:val="36"/>
-          <w:szCs w:val="36"/>
-        </w:rPr>
-      </w:pPr>
-      <w:r>
-        <w:rPr>
-          <w:rFonts w:ascii="Segoe UI Symbol" w:eastAsia="Times New Roman" w:hAnsi="Segoe UI Symbol" w:cs="Segoe UI Symbol"/>
-          <w:b/>
-          <w:bCs/>
-          <w:sz w:val="36"/>
-          <w:szCs w:val="36"/>
-        </w:rPr>
         <w:t>🚀</w:t>
       </w:r>
       <w:r>
@@ -6883,7 +6891,6 @@
                 <w:sz w:val="24"/>
                 <w:szCs w:val="24"/>
               </w:rPr>
-              <w:lastRenderedPageBreak/>
               <w:t>Phase</w:t>
             </w:r>
           </w:p>
@@ -7318,7 +7325,25 @@
           <w:sz w:val="30"/>
           <w:szCs w:val="30"/>
         </w:rPr>
-        <w:t>Improvement:</w:t>
+        <w:t>Improvement</w:t>
+      </w:r>
+      <w:r>
+        <w:rPr>
+          <w:rFonts w:ascii="Times New Roman" w:hAnsi="Times New Roman" w:cs="Times New Roman"/>
+          <w:b/>
+          <w:sz w:val="30"/>
+          <w:szCs w:val="30"/>
+        </w:rPr>
+        <w:t>s</w:t>
+      </w:r>
+      <w:r>
+        <w:rPr>
+          <w:rFonts w:ascii="Times New Roman" w:hAnsi="Times New Roman" w:cs="Times New Roman"/>
+          <w:b/>
+          <w:sz w:val="30"/>
+          <w:szCs w:val="30"/>
+        </w:rPr>
+        <w:t>:</w:t>
       </w:r>
     </w:p>
     <w:p>
@@ -7330,6 +7355,7 @@
         </w:numPr>
         <w:rPr>
           <w:rFonts w:ascii="Times New Roman" w:hAnsi="Times New Roman" w:cs="Times New Roman"/>
+          <w:b/>
           <w:sz w:val="26"/>
           <w:szCs w:val="26"/>
         </w:rPr>
@@ -7337,6 +7363,7 @@
       <w:r>
         <w:rPr>
           <w:rFonts w:ascii="Times New Roman" w:hAnsi="Times New Roman" w:cs="Times New Roman"/>
+          <w:b/>
           <w:sz w:val="26"/>
           <w:szCs w:val="26"/>
         </w:rPr>
@@ -7347,6 +7374,7 @@
       <w:r>
         <w:rPr>
           <w:rFonts w:ascii="Times New Roman" w:hAnsi="Times New Roman" w:cs="Times New Roman"/>
+          <w:b/>
           <w:sz w:val="26"/>
           <w:szCs w:val="26"/>
         </w:rPr>
@@ -7357,6 +7385,7 @@
       <w:r>
         <w:rPr>
           <w:rFonts w:ascii="Times New Roman" w:hAnsi="Times New Roman" w:cs="Times New Roman"/>
+          <w:b/>
           <w:sz w:val="26"/>
           <w:szCs w:val="26"/>
         </w:rPr>
@@ -7366,6 +7395,7 @@
       <w:r>
         <w:rPr>
           <w:rFonts w:ascii="Times New Roman" w:hAnsi="Times New Roman" w:cs="Times New Roman"/>
+          <w:b/>
           <w:sz w:val="26"/>
           <w:szCs w:val="26"/>
         </w:rPr>
@@ -7375,6 +7405,7 @@
       <w:r>
         <w:rPr>
           <w:rFonts w:ascii="Times New Roman" w:hAnsi="Times New Roman" w:cs="Times New Roman"/>
+          <w:b/>
           <w:sz w:val="26"/>
           <w:szCs w:val="26"/>
         </w:rPr>
@@ -7390,6 +7421,8 @@
         </w:numPr>
         <w:rPr>
           <w:rFonts w:ascii="Times New Roman" w:hAnsi="Times New Roman" w:cs="Times New Roman"/>
+          <w:b/>
+          <w:color w:val="538135" w:themeColor="accent6" w:themeShade="BF"/>
           <w:sz w:val="26"/>
           <w:szCs w:val="26"/>
         </w:rPr>
@@ -7397,13 +7430,13 @@
       <w:r>
         <w:rPr>
           <w:rFonts w:ascii="Times New Roman" w:hAnsi="Times New Roman" w:cs="Times New Roman"/>
+          <w:b/>
+          <w:color w:val="538135" w:themeColor="accent6" w:themeShade="BF"/>
           <w:sz w:val="26"/>
           <w:szCs w:val="26"/>
         </w:rPr>
         <w:t>Better ui.</w:t>
       </w:r>
-      <w:bookmarkStart w:id="0" w:name="_GoBack"/>
-      <w:bookmarkEnd w:id="0"/>
     </w:p>
     <w:p>
       <w:pPr>
@@ -7414,6 +7447,8 @@
         </w:numPr>
         <w:rPr>
           <w:rFonts w:ascii="Times New Roman" w:hAnsi="Times New Roman" w:cs="Times New Roman"/>
+          <w:b/>
+          <w:color w:val="538135" w:themeColor="accent6" w:themeShade="BF"/>
           <w:sz w:val="26"/>
           <w:szCs w:val="26"/>
         </w:rPr>
@@ -7421,6 +7456,8 @@
       <w:r>
         <w:rPr>
           <w:rFonts w:ascii="Times New Roman" w:hAnsi="Times New Roman" w:cs="Times New Roman"/>
+          <w:b/>
+          <w:color w:val="538135" w:themeColor="accent6" w:themeShade="BF"/>
           <w:sz w:val="26"/>
           <w:szCs w:val="26"/>
         </w:rPr>
@@ -7436,6 +7473,8 @@
         </w:numPr>
         <w:rPr>
           <w:rFonts w:ascii="Times New Roman" w:hAnsi="Times New Roman" w:cs="Times New Roman"/>
+          <w:b/>
+          <w:color w:val="538135" w:themeColor="accent6" w:themeShade="BF"/>
           <w:sz w:val="26"/>
           <w:szCs w:val="26"/>
         </w:rPr>
@@ -7443,6 +7482,8 @@
       <w:r>
         <w:rPr>
           <w:rFonts w:ascii="Times New Roman" w:hAnsi="Times New Roman" w:cs="Times New Roman"/>
+          <w:b/>
+          <w:color w:val="538135" w:themeColor="accent6" w:themeShade="BF"/>
           <w:sz w:val="26"/>
           <w:szCs w:val="26"/>
         </w:rPr>
@@ -7458,6 +7499,8 @@
         </w:numPr>
         <w:rPr>
           <w:rFonts w:ascii="Times New Roman" w:hAnsi="Times New Roman" w:cs="Times New Roman"/>
+          <w:b/>
+          <w:color w:val="538135" w:themeColor="accent6" w:themeShade="BF"/>
           <w:sz w:val="26"/>
           <w:szCs w:val="26"/>
         </w:rPr>
@@ -7465,11 +7508,15 @@
       <w:r>
         <w:rPr>
           <w:rFonts w:ascii="Times New Roman" w:hAnsi="Times New Roman" w:cs="Times New Roman"/>
+          <w:b/>
+          <w:color w:val="538135" w:themeColor="accent6" w:themeShade="BF"/>
           <w:sz w:val="26"/>
           <w:szCs w:val="26"/>
         </w:rPr>
         <w:t>Give log out option.</w:t>
       </w:r>
+      <w:bookmarkStart w:id="0" w:name="_GoBack"/>
+      <w:bookmarkEnd w:id="0"/>
     </w:p>
     <w:p>
       <w:pPr>
@@ -7480,6 +7527,7 @@
         </w:numPr>
         <w:rPr>
           <w:rFonts w:ascii="Times New Roman" w:hAnsi="Times New Roman" w:cs="Times New Roman"/>
+          <w:b/>
           <w:sz w:val="26"/>
           <w:szCs w:val="26"/>
         </w:rPr>
@@ -7487,10 +7535,35 @@
       <w:r>
         <w:rPr>
           <w:rFonts w:ascii="Times New Roman" w:hAnsi="Times New Roman" w:cs="Times New Roman"/>
+          <w:b/>
           <w:sz w:val="26"/>
           <w:szCs w:val="26"/>
         </w:rPr>
         <w:t>Show all the resumes uploaded by current logged in user.</w:t>
+      </w:r>
+    </w:p>
+    <w:p>
+      <w:pPr>
+        <w:pStyle w:val="ListParagraph"/>
+        <w:numPr>
+          <w:ilvl w:val="0"/>
+          <w:numId w:val="47"/>
+        </w:numPr>
+        <w:rPr>
+          <w:rFonts w:ascii="Times New Roman" w:hAnsi="Times New Roman" w:cs="Times New Roman"/>
+          <w:b/>
+          <w:sz w:val="26"/>
+          <w:szCs w:val="26"/>
+        </w:rPr>
+      </w:pPr>
+      <w:r>
+        <w:rPr>
+          <w:rFonts w:ascii="Times New Roman" w:hAnsi="Times New Roman" w:cs="Times New Roman"/>
+          <w:b/>
+          <w:sz w:val="26"/>
+          <w:szCs w:val="26"/>
+        </w:rPr>
+        <w:t>Add alerts after clicking buttons.</w:t>
       </w:r>
     </w:p>
     <w:sectPr>

--- a/RoadMap.docx
+++ b/RoadMap.docx
@@ -6228,6 +6228,275 @@
           <w:rFonts w:ascii="Times New Roman" w:eastAsia="Times New Roman" w:hAnsi="Times New Roman" w:cs="Times New Roman"/>
           <w:b/>
           <w:bCs/>
+          <w:color w:val="538135" w:themeColor="accent6" w:themeShade="BF"/>
+          <w:sz w:val="36"/>
+          <w:szCs w:val="36"/>
+        </w:rPr>
+      </w:pPr>
+      <w:r>
+        <w:rPr>
+          <w:rFonts w:ascii="Segoe UI Symbol" w:eastAsia="Times New Roman" w:hAnsi="Segoe UI Symbol" w:cs="Segoe UI Symbol"/>
+          <w:b/>
+          <w:bCs/>
+          <w:color w:val="538135" w:themeColor="accent6" w:themeShade="BF"/>
+          <w:sz w:val="36"/>
+          <w:szCs w:val="36"/>
+        </w:rPr>
+        <w:t>🚀</w:t>
+      </w:r>
+      <w:r>
+        <w:rPr>
+          <w:rFonts w:ascii="Times New Roman" w:eastAsia="Times New Roman" w:hAnsi="Times New Roman" w:cs="Times New Roman"/>
+          <w:b/>
+          <w:bCs/>
+          <w:color w:val="538135" w:themeColor="accent6" w:themeShade="BF"/>
+          <w:sz w:val="36"/>
+          <w:szCs w:val="36"/>
+        </w:rPr>
+        <w:t xml:space="preserve"> Day 27 — Full Integration Testing</w:t>
+      </w:r>
+    </w:p>
+    <w:p>
+      <w:pPr>
+        <w:numPr>
+          <w:ilvl w:val="0"/>
+          <w:numId w:val="40"/>
+        </w:numPr>
+        <w:spacing w:before="100" w:beforeAutospacing="1" w:after="100" w:afterAutospacing="1" w:line="240" w:lineRule="auto"/>
+        <w:rPr>
+          <w:rFonts w:ascii="Times New Roman" w:eastAsia="Times New Roman" w:hAnsi="Times New Roman" w:cs="Times New Roman"/>
+          <w:sz w:val="24"/>
+          <w:szCs w:val="24"/>
+        </w:rPr>
+      </w:pPr>
+      <w:r>
+        <w:rPr>
+          <w:rFonts w:ascii="Times New Roman" w:eastAsia="Times New Roman" w:hAnsi="Times New Roman" w:cs="Times New Roman"/>
+          <w:sz w:val="24"/>
+          <w:szCs w:val="24"/>
+        </w:rPr>
+        <w:t>Connect frontend to backend</w:t>
+      </w:r>
+    </w:p>
+    <w:p>
+      <w:pPr>
+        <w:numPr>
+          <w:ilvl w:val="0"/>
+          <w:numId w:val="40"/>
+        </w:numPr>
+        <w:spacing w:before="100" w:beforeAutospacing="1" w:after="100" w:afterAutospacing="1" w:line="240" w:lineRule="auto"/>
+        <w:rPr>
+          <w:rFonts w:ascii="Times New Roman" w:eastAsia="Times New Roman" w:hAnsi="Times New Roman" w:cs="Times New Roman"/>
+          <w:sz w:val="24"/>
+          <w:szCs w:val="24"/>
+        </w:rPr>
+      </w:pPr>
+      <w:r>
+        <w:rPr>
+          <w:rFonts w:ascii="Times New Roman" w:eastAsia="Times New Roman" w:hAnsi="Times New Roman" w:cs="Times New Roman"/>
+          <w:sz w:val="24"/>
+          <w:szCs w:val="24"/>
+        </w:rPr>
+        <w:t>Fix CORS</w:t>
+      </w:r>
+    </w:p>
+    <w:p>
+      <w:pPr>
+        <w:numPr>
+          <w:ilvl w:val="0"/>
+          <w:numId w:val="40"/>
+        </w:numPr>
+        <w:spacing w:before="100" w:beforeAutospacing="1" w:after="100" w:afterAutospacing="1" w:line="240" w:lineRule="auto"/>
+        <w:rPr>
+          <w:rFonts w:ascii="Times New Roman" w:eastAsia="Times New Roman" w:hAnsi="Times New Roman" w:cs="Times New Roman"/>
+          <w:sz w:val="24"/>
+          <w:szCs w:val="24"/>
+        </w:rPr>
+      </w:pPr>
+      <w:r>
+        <w:rPr>
+          <w:rFonts w:ascii="Times New Roman" w:eastAsia="Times New Roman" w:hAnsi="Times New Roman" w:cs="Times New Roman"/>
+          <w:sz w:val="24"/>
+          <w:szCs w:val="24"/>
+        </w:rPr>
+        <w:t>Fix token issues</w:t>
+      </w:r>
+    </w:p>
+    <w:p>
+      <w:pPr>
+        <w:spacing w:after="0" w:line="240" w:lineRule="auto"/>
+        <w:rPr>
+          <w:rFonts w:ascii="Times New Roman" w:eastAsia="Times New Roman" w:hAnsi="Times New Roman" w:cs="Times New Roman"/>
+          <w:sz w:val="24"/>
+          <w:szCs w:val="24"/>
+        </w:rPr>
+      </w:pPr>
+      <w:r>
+        <w:rPr>
+          <w:rFonts w:ascii="Times New Roman" w:eastAsia="Times New Roman" w:hAnsi="Times New Roman" w:cs="Times New Roman"/>
+          <w:sz w:val="24"/>
+          <w:szCs w:val="24"/>
+        </w:rPr>
+        <w:pict>
+          <v:rect id="_x0000_i1056" style="width:0;height:1.5pt" o:hralign="center" o:hrstd="t" o:hr="t" fillcolor="#a0a0a0" stroked="f"/>
+        </w:pict>
+      </w:r>
+    </w:p>
+    <w:p>
+      <w:pPr>
+        <w:spacing w:before="100" w:beforeAutospacing="1" w:after="100" w:afterAutospacing="1" w:line="240" w:lineRule="auto"/>
+        <w:outlineLvl w:val="1"/>
+        <w:rPr>
+          <w:rFonts w:ascii="Times New Roman" w:eastAsia="Times New Roman" w:hAnsi="Times New Roman" w:cs="Times New Roman"/>
+          <w:b/>
+          <w:bCs/>
+          <w:color w:val="538135" w:themeColor="accent6" w:themeShade="BF"/>
+          <w:sz w:val="36"/>
+          <w:szCs w:val="36"/>
+        </w:rPr>
+      </w:pPr>
+      <w:r>
+        <w:rPr>
+          <w:rFonts w:ascii="Segoe UI Symbol" w:eastAsia="Times New Roman" w:hAnsi="Segoe UI Symbol" w:cs="Segoe UI Symbol"/>
+          <w:b/>
+          <w:bCs/>
+          <w:color w:val="538135" w:themeColor="accent6" w:themeShade="BF"/>
+          <w:sz w:val="36"/>
+          <w:szCs w:val="36"/>
+        </w:rPr>
+        <w:t>🚀</w:t>
+      </w:r>
+      <w:r>
+        <w:rPr>
+          <w:rFonts w:ascii="Times New Roman" w:eastAsia="Times New Roman" w:hAnsi="Times New Roman" w:cs="Times New Roman"/>
+          <w:b/>
+          <w:bCs/>
+          <w:color w:val="538135" w:themeColor="accent6" w:themeShade="BF"/>
+          <w:sz w:val="36"/>
+          <w:szCs w:val="36"/>
+        </w:rPr>
+        <w:t xml:space="preserve"> Day 28 — Performance Optimization</w:t>
+      </w:r>
+    </w:p>
+    <w:p>
+      <w:pPr>
+        <w:numPr>
+          <w:ilvl w:val="0"/>
+          <w:numId w:val="41"/>
+        </w:numPr>
+        <w:spacing w:before="100" w:beforeAutospacing="1" w:after="100" w:afterAutospacing="1" w:line="240" w:lineRule="auto"/>
+        <w:rPr>
+          <w:rFonts w:ascii="Times New Roman" w:eastAsia="Times New Roman" w:hAnsi="Times New Roman" w:cs="Times New Roman"/>
+          <w:sz w:val="24"/>
+          <w:szCs w:val="24"/>
+        </w:rPr>
+      </w:pPr>
+      <w:r>
+        <w:rPr>
+          <w:rFonts w:ascii="Times New Roman" w:eastAsia="Times New Roman" w:hAnsi="Times New Roman" w:cs="Times New Roman"/>
+          <w:sz w:val="24"/>
+          <w:szCs w:val="24"/>
+        </w:rPr>
+        <w:t>Debounce API calls</w:t>
+      </w:r>
+    </w:p>
+    <w:p>
+      <w:pPr>
+        <w:numPr>
+          <w:ilvl w:val="0"/>
+          <w:numId w:val="41"/>
+        </w:numPr>
+        <w:spacing w:before="100" w:beforeAutospacing="1" w:after="100" w:afterAutospacing="1" w:line="240" w:lineRule="auto"/>
+        <w:rPr>
+          <w:rFonts w:ascii="Times New Roman" w:eastAsia="Times New Roman" w:hAnsi="Times New Roman" w:cs="Times New Roman"/>
+          <w:sz w:val="24"/>
+          <w:szCs w:val="24"/>
+        </w:rPr>
+      </w:pPr>
+      <w:r>
+        <w:rPr>
+          <w:rFonts w:ascii="Times New Roman" w:eastAsia="Times New Roman" w:hAnsi="Times New Roman" w:cs="Times New Roman"/>
+          <w:sz w:val="24"/>
+          <w:szCs w:val="24"/>
+        </w:rPr>
+        <w:t>Optimize queries</w:t>
+      </w:r>
+    </w:p>
+    <w:p>
+      <w:pPr>
+        <w:numPr>
+          <w:ilvl w:val="0"/>
+          <w:numId w:val="41"/>
+        </w:numPr>
+        <w:spacing w:before="100" w:beforeAutospacing="1" w:after="100" w:afterAutospacing="1" w:line="240" w:lineRule="auto"/>
+        <w:rPr>
+          <w:rFonts w:ascii="Times New Roman" w:eastAsia="Times New Roman" w:hAnsi="Times New Roman" w:cs="Times New Roman"/>
+          <w:b/>
+          <w:sz w:val="24"/>
+          <w:szCs w:val="24"/>
+        </w:rPr>
+      </w:pPr>
+      <w:r>
+        <w:rPr>
+          <w:rFonts w:ascii="Times New Roman" w:eastAsia="Times New Roman" w:hAnsi="Times New Roman" w:cs="Times New Roman"/>
+          <w:b/>
+          <w:color w:val="FF0000"/>
+          <w:sz w:val="24"/>
+          <w:szCs w:val="24"/>
+        </w:rPr>
+        <w:t>Reduce embedding calls</w:t>
+      </w:r>
+    </w:p>
+    <w:p>
+      <w:pPr>
+        <w:numPr>
+          <w:ilvl w:val="0"/>
+          <w:numId w:val="41"/>
+        </w:numPr>
+        <w:spacing w:before="100" w:beforeAutospacing="1" w:after="100" w:afterAutospacing="1" w:line="240" w:lineRule="auto"/>
+        <w:rPr>
+          <w:rFonts w:ascii="Times New Roman" w:eastAsia="Times New Roman" w:hAnsi="Times New Roman" w:cs="Times New Roman"/>
+          <w:sz w:val="24"/>
+          <w:szCs w:val="24"/>
+        </w:rPr>
+      </w:pPr>
+      <w:r>
+        <w:rPr>
+          <w:rFonts w:ascii="Times New Roman" w:eastAsia="Times New Roman" w:hAnsi="Times New Roman" w:cs="Times New Roman"/>
+          <w:sz w:val="24"/>
+          <w:szCs w:val="24"/>
+        </w:rPr>
+        <w:t>Add caching</w:t>
+      </w:r>
+    </w:p>
+    <w:p>
+      <w:pPr>
+        <w:spacing w:after="0" w:line="240" w:lineRule="auto"/>
+        <w:rPr>
+          <w:rFonts w:ascii="Times New Roman" w:eastAsia="Times New Roman" w:hAnsi="Times New Roman" w:cs="Times New Roman"/>
+          <w:sz w:val="24"/>
+          <w:szCs w:val="24"/>
+        </w:rPr>
+      </w:pPr>
+      <w:r>
+        <w:rPr>
+          <w:rFonts w:ascii="Times New Roman" w:eastAsia="Times New Roman" w:hAnsi="Times New Roman" w:cs="Times New Roman"/>
+          <w:sz w:val="24"/>
+          <w:szCs w:val="24"/>
+        </w:rPr>
+        <w:pict>
+          <v:rect id="_x0000_i1057" style="width:0;height:1.5pt" o:hralign="center" o:hrstd="t" o:hr="t" fillcolor="#a0a0a0" stroked="f"/>
+        </w:pict>
+      </w:r>
+    </w:p>
+    <w:p>
+      <w:pPr>
+        <w:spacing w:before="100" w:beforeAutospacing="1" w:after="100" w:afterAutospacing="1" w:line="240" w:lineRule="auto"/>
+        <w:outlineLvl w:val="1"/>
+        <w:rPr>
+          <w:rFonts w:ascii="Times New Roman" w:eastAsia="Times New Roman" w:hAnsi="Times New Roman" w:cs="Times New Roman"/>
+          <w:b/>
+          <w:bCs/>
           <w:sz w:val="36"/>
           <w:szCs w:val="36"/>
         </w:rPr>
@@ -6250,73 +6519,109 @@
           <w:sz w:val="36"/>
           <w:szCs w:val="36"/>
         </w:rPr>
-        <w:t xml:space="preserve"> Day 27 — Full Integration Testing</w:t>
-      </w:r>
-    </w:p>
-    <w:p>
-      <w:pPr>
-        <w:numPr>
-          <w:ilvl w:val="0"/>
-          <w:numId w:val="40"/>
-        </w:numPr>
-        <w:spacing w:before="100" w:beforeAutospacing="1" w:after="100" w:afterAutospacing="1" w:line="240" w:lineRule="auto"/>
-        <w:rPr>
-          <w:rFonts w:ascii="Times New Roman" w:eastAsia="Times New Roman" w:hAnsi="Times New Roman" w:cs="Times New Roman"/>
-          <w:sz w:val="24"/>
-          <w:szCs w:val="24"/>
-        </w:rPr>
-      </w:pPr>
-      <w:r>
-        <w:rPr>
-          <w:rFonts w:ascii="Times New Roman" w:eastAsia="Times New Roman" w:hAnsi="Times New Roman" w:cs="Times New Roman"/>
-          <w:sz w:val="24"/>
-          <w:szCs w:val="24"/>
-        </w:rPr>
-        <w:t>Connect frontend to backend</w:t>
-      </w:r>
-    </w:p>
-    <w:p>
-      <w:pPr>
-        <w:numPr>
-          <w:ilvl w:val="0"/>
-          <w:numId w:val="40"/>
-        </w:numPr>
-        <w:spacing w:before="100" w:beforeAutospacing="1" w:after="100" w:afterAutospacing="1" w:line="240" w:lineRule="auto"/>
-        <w:rPr>
-          <w:rFonts w:ascii="Times New Roman" w:eastAsia="Times New Roman" w:hAnsi="Times New Roman" w:cs="Times New Roman"/>
-          <w:sz w:val="24"/>
-          <w:szCs w:val="24"/>
-        </w:rPr>
-      </w:pPr>
-      <w:r>
-        <w:rPr>
-          <w:rFonts w:ascii="Times New Roman" w:eastAsia="Times New Roman" w:hAnsi="Times New Roman" w:cs="Times New Roman"/>
-          <w:sz w:val="24"/>
-          <w:szCs w:val="24"/>
-        </w:rPr>
-        <w:t>Fix CORS</w:t>
-      </w:r>
-    </w:p>
-    <w:p>
-      <w:pPr>
-        <w:numPr>
-          <w:ilvl w:val="0"/>
-          <w:numId w:val="40"/>
-        </w:numPr>
-        <w:spacing w:before="100" w:beforeAutospacing="1" w:after="100" w:afterAutospacing="1" w:line="240" w:lineRule="auto"/>
-        <w:rPr>
-          <w:rFonts w:ascii="Times New Roman" w:eastAsia="Times New Roman" w:hAnsi="Times New Roman" w:cs="Times New Roman"/>
-          <w:sz w:val="24"/>
-          <w:szCs w:val="24"/>
-        </w:rPr>
-      </w:pPr>
-      <w:r>
-        <w:rPr>
-          <w:rFonts w:ascii="Times New Roman" w:eastAsia="Times New Roman" w:hAnsi="Times New Roman" w:cs="Times New Roman"/>
-          <w:sz w:val="24"/>
-          <w:szCs w:val="24"/>
-        </w:rPr>
-        <w:t>Fix token issues</w:t>
+        <w:t xml:space="preserve"> Day 29 — Deployment</w:t>
+      </w:r>
+    </w:p>
+    <w:p>
+      <w:pPr>
+        <w:spacing w:before="100" w:beforeAutospacing="1" w:after="100" w:afterAutospacing="1" w:line="240" w:lineRule="auto"/>
+        <w:rPr>
+          <w:rFonts w:ascii="Times New Roman" w:eastAsia="Times New Roman" w:hAnsi="Times New Roman" w:cs="Times New Roman"/>
+          <w:sz w:val="24"/>
+          <w:szCs w:val="24"/>
+        </w:rPr>
+      </w:pPr>
+      <w:r>
+        <w:rPr>
+          <w:rFonts w:ascii="Times New Roman" w:eastAsia="Times New Roman" w:hAnsi="Times New Roman" w:cs="Times New Roman"/>
+          <w:sz w:val="24"/>
+          <w:szCs w:val="24"/>
+        </w:rPr>
+        <w:t>Frontend:</w:t>
+      </w:r>
+      <w:r>
+        <w:rPr>
+          <w:rFonts w:ascii="Times New Roman" w:eastAsia="Times New Roman" w:hAnsi="Times New Roman" w:cs="Times New Roman"/>
+          <w:sz w:val="24"/>
+          <w:szCs w:val="24"/>
+        </w:rPr>
+        <w:t xml:space="preserve"> </w:t>
+      </w:r>
+      <w:r>
+        <w:rPr>
+          <w:rFonts w:ascii="Times New Roman" w:eastAsia="Times New Roman" w:hAnsi="Times New Roman" w:cs="Times New Roman"/>
+          <w:sz w:val="24"/>
+          <w:szCs w:val="24"/>
+        </w:rPr>
+        <w:t>Vercel</w:t>
+      </w:r>
+    </w:p>
+    <w:p>
+      <w:pPr>
+        <w:spacing w:before="100" w:beforeAutospacing="1" w:after="100" w:afterAutospacing="1" w:line="240" w:lineRule="auto"/>
+        <w:rPr>
+          <w:rFonts w:ascii="Times New Roman" w:eastAsia="Times New Roman" w:hAnsi="Times New Roman" w:cs="Times New Roman"/>
+          <w:sz w:val="24"/>
+          <w:szCs w:val="24"/>
+        </w:rPr>
+      </w:pPr>
+      <w:r>
+        <w:rPr>
+          <w:rFonts w:ascii="Times New Roman" w:eastAsia="Times New Roman" w:hAnsi="Times New Roman" w:cs="Times New Roman"/>
+          <w:sz w:val="24"/>
+          <w:szCs w:val="24"/>
+        </w:rPr>
+        <w:t>Backend:</w:t>
+      </w:r>
+      <w:r>
+        <w:rPr>
+          <w:rFonts w:ascii="Times New Roman" w:eastAsia="Times New Roman" w:hAnsi="Times New Roman" w:cs="Times New Roman"/>
+          <w:sz w:val="24"/>
+          <w:szCs w:val="24"/>
+        </w:rPr>
+        <w:t xml:space="preserve"> </w:t>
+      </w:r>
+      <w:r>
+        <w:rPr>
+          <w:rFonts w:ascii="Times New Roman" w:eastAsia="Times New Roman" w:hAnsi="Times New Roman" w:cs="Times New Roman"/>
+          <w:sz w:val="24"/>
+          <w:szCs w:val="24"/>
+        </w:rPr>
+        <w:t>Render / Railway</w:t>
+      </w:r>
+    </w:p>
+    <w:p>
+      <w:pPr>
+        <w:spacing w:before="100" w:beforeAutospacing="1" w:after="100" w:afterAutospacing="1" w:line="240" w:lineRule="auto"/>
+        <w:rPr>
+          <w:rFonts w:ascii="Times New Roman" w:eastAsia="Times New Roman" w:hAnsi="Times New Roman" w:cs="Times New Roman"/>
+          <w:sz w:val="24"/>
+          <w:szCs w:val="24"/>
+        </w:rPr>
+      </w:pPr>
+      <w:r>
+        <w:rPr>
+          <w:rFonts w:ascii="Times New Roman" w:eastAsia="Times New Roman" w:hAnsi="Times New Roman" w:cs="Times New Roman"/>
+          <w:sz w:val="24"/>
+          <w:szCs w:val="24"/>
+        </w:rPr>
+        <w:t>DB:</w:t>
+      </w:r>
+      <w:r>
+        <w:rPr>
+          <w:rFonts w:ascii="Times New Roman" w:eastAsia="Times New Roman" w:hAnsi="Times New Roman" w:cs="Times New Roman"/>
+          <w:sz w:val="24"/>
+          <w:szCs w:val="24"/>
+        </w:rPr>
+        <w:t xml:space="preserve"> </w:t>
+      </w:r>
+      <w:r>
+        <w:rPr>
+          <w:rFonts w:ascii="Times New Roman" w:eastAsia="Times New Roman" w:hAnsi="Times New Roman" w:cs="Times New Roman"/>
+          <w:sz w:val="24"/>
+          <w:szCs w:val="24"/>
+        </w:rPr>
+        <w:t>MongoDB Atlas</w:t>
       </w:r>
     </w:p>
     <w:p>
@@ -6335,7 +6640,7 @@
           <w:szCs w:val="24"/>
         </w:rPr>
         <w:pict>
-          <v:rect id="_x0000_i1056" style="width:0;height:1.5pt" o:hralign="center" o:hrstd="t" o:hr="t" fillcolor="#a0a0a0" stroked="f"/>
+          <v:rect id="_x0000_i1058" style="width:0;height:1.5pt" o:hralign="center" o:hrstd="t" o:hr="t" fillcolor="#a0a0a0" stroked="f"/>
         </w:pict>
       </w:r>
     </w:p>
@@ -6359,333 +6664,7 @@
           <w:sz w:val="36"/>
           <w:szCs w:val="36"/>
         </w:rPr>
-        <w:t>🚀</w:t>
-      </w:r>
-      <w:r>
-        <w:rPr>
-          <w:rFonts w:ascii="Times New Roman" w:eastAsia="Times New Roman" w:hAnsi="Times New Roman" w:cs="Times New Roman"/>
-          <w:b/>
-          <w:bCs/>
-          <w:sz w:val="36"/>
-          <w:szCs w:val="36"/>
-        </w:rPr>
-        <w:t xml:space="preserve"> Day 28 — Performance Optimization</w:t>
-      </w:r>
-    </w:p>
-    <w:p>
-      <w:pPr>
-        <w:numPr>
-          <w:ilvl w:val="0"/>
-          <w:numId w:val="41"/>
-        </w:numPr>
-        <w:spacing w:before="100" w:beforeAutospacing="1" w:after="100" w:afterAutospacing="1" w:line="240" w:lineRule="auto"/>
-        <w:rPr>
-          <w:rFonts w:ascii="Times New Roman" w:eastAsia="Times New Roman" w:hAnsi="Times New Roman" w:cs="Times New Roman"/>
-          <w:sz w:val="24"/>
-          <w:szCs w:val="24"/>
-        </w:rPr>
-      </w:pPr>
-      <w:proofErr w:type="spellStart"/>
-      <w:r>
-        <w:rPr>
-          <w:rFonts w:ascii="Times New Roman" w:eastAsia="Times New Roman" w:hAnsi="Times New Roman" w:cs="Times New Roman"/>
-          <w:sz w:val="24"/>
-          <w:szCs w:val="24"/>
-        </w:rPr>
-        <w:t>Debounce</w:t>
-      </w:r>
-      <w:proofErr w:type="spellEnd"/>
-      <w:r>
-        <w:rPr>
-          <w:rFonts w:ascii="Times New Roman" w:eastAsia="Times New Roman" w:hAnsi="Times New Roman" w:cs="Times New Roman"/>
-          <w:sz w:val="24"/>
-          <w:szCs w:val="24"/>
-        </w:rPr>
-        <w:t xml:space="preserve"> API calls</w:t>
-      </w:r>
-    </w:p>
-    <w:p>
-      <w:pPr>
-        <w:numPr>
-          <w:ilvl w:val="0"/>
-          <w:numId w:val="41"/>
-        </w:numPr>
-        <w:spacing w:before="100" w:beforeAutospacing="1" w:after="100" w:afterAutospacing="1" w:line="240" w:lineRule="auto"/>
-        <w:rPr>
-          <w:rFonts w:ascii="Times New Roman" w:eastAsia="Times New Roman" w:hAnsi="Times New Roman" w:cs="Times New Roman"/>
-          <w:sz w:val="24"/>
-          <w:szCs w:val="24"/>
-        </w:rPr>
-      </w:pPr>
-      <w:r>
-        <w:rPr>
-          <w:rFonts w:ascii="Times New Roman" w:eastAsia="Times New Roman" w:hAnsi="Times New Roman" w:cs="Times New Roman"/>
-          <w:sz w:val="24"/>
-          <w:szCs w:val="24"/>
-        </w:rPr>
-        <w:t>Optimize queries</w:t>
-      </w:r>
-    </w:p>
-    <w:p>
-      <w:pPr>
-        <w:numPr>
-          <w:ilvl w:val="0"/>
-          <w:numId w:val="41"/>
-        </w:numPr>
-        <w:spacing w:before="100" w:beforeAutospacing="1" w:after="100" w:afterAutospacing="1" w:line="240" w:lineRule="auto"/>
-        <w:rPr>
-          <w:rFonts w:ascii="Times New Roman" w:eastAsia="Times New Roman" w:hAnsi="Times New Roman" w:cs="Times New Roman"/>
-          <w:sz w:val="24"/>
-          <w:szCs w:val="24"/>
-        </w:rPr>
-      </w:pPr>
-      <w:r>
-        <w:rPr>
-          <w:rFonts w:ascii="Times New Roman" w:eastAsia="Times New Roman" w:hAnsi="Times New Roman" w:cs="Times New Roman"/>
-          <w:sz w:val="24"/>
-          <w:szCs w:val="24"/>
-        </w:rPr>
-        <w:t>Reduce embedding calls</w:t>
-      </w:r>
-    </w:p>
-    <w:p>
-      <w:pPr>
-        <w:numPr>
-          <w:ilvl w:val="0"/>
-          <w:numId w:val="41"/>
-        </w:numPr>
-        <w:spacing w:before="100" w:beforeAutospacing="1" w:after="100" w:afterAutospacing="1" w:line="240" w:lineRule="auto"/>
-        <w:rPr>
-          <w:rFonts w:ascii="Times New Roman" w:eastAsia="Times New Roman" w:hAnsi="Times New Roman" w:cs="Times New Roman"/>
-          <w:sz w:val="24"/>
-          <w:szCs w:val="24"/>
-        </w:rPr>
-      </w:pPr>
-      <w:r>
-        <w:rPr>
-          <w:rFonts w:ascii="Times New Roman" w:eastAsia="Times New Roman" w:hAnsi="Times New Roman" w:cs="Times New Roman"/>
-          <w:sz w:val="24"/>
-          <w:szCs w:val="24"/>
-        </w:rPr>
-        <w:t>Add caching</w:t>
-      </w:r>
-    </w:p>
-    <w:p>
-      <w:pPr>
-        <w:spacing w:after="0" w:line="240" w:lineRule="auto"/>
-        <w:rPr>
-          <w:rFonts w:ascii="Times New Roman" w:eastAsia="Times New Roman" w:hAnsi="Times New Roman" w:cs="Times New Roman"/>
-          <w:sz w:val="24"/>
-          <w:szCs w:val="24"/>
-        </w:rPr>
-      </w:pPr>
-      <w:r>
-        <w:rPr>
-          <w:rFonts w:ascii="Times New Roman" w:eastAsia="Times New Roman" w:hAnsi="Times New Roman" w:cs="Times New Roman"/>
-          <w:sz w:val="24"/>
-          <w:szCs w:val="24"/>
-        </w:rPr>
-        <w:pict>
-          <v:rect id="_x0000_i1057" style="width:0;height:1.5pt" o:hralign="center" o:hrstd="t" o:hr="t" fillcolor="#a0a0a0" stroked="f"/>
-        </w:pict>
-      </w:r>
-    </w:p>
-    <w:p>
-      <w:pPr>
-        <w:spacing w:before="100" w:beforeAutospacing="1" w:after="100" w:afterAutospacing="1" w:line="240" w:lineRule="auto"/>
-        <w:outlineLvl w:val="1"/>
-        <w:rPr>
-          <w:rFonts w:ascii="Times New Roman" w:eastAsia="Times New Roman" w:hAnsi="Times New Roman" w:cs="Times New Roman"/>
-          <w:b/>
-          <w:bCs/>
-          <w:sz w:val="36"/>
-          <w:szCs w:val="36"/>
-        </w:rPr>
-      </w:pPr>
-      <w:r>
-        <w:rPr>
-          <w:rFonts w:ascii="Segoe UI Symbol" w:eastAsia="Times New Roman" w:hAnsi="Segoe UI Symbol" w:cs="Segoe UI Symbol"/>
-          <w:b/>
-          <w:bCs/>
-          <w:sz w:val="36"/>
-          <w:szCs w:val="36"/>
-        </w:rPr>
         <w:lastRenderedPageBreak/>
-        <w:t>🚀</w:t>
-      </w:r>
-      <w:r>
-        <w:rPr>
-          <w:rFonts w:ascii="Times New Roman" w:eastAsia="Times New Roman" w:hAnsi="Times New Roman" w:cs="Times New Roman"/>
-          <w:b/>
-          <w:bCs/>
-          <w:sz w:val="36"/>
-          <w:szCs w:val="36"/>
-        </w:rPr>
-        <w:t xml:space="preserve"> Day 29 — Deployment</w:t>
-      </w:r>
-    </w:p>
-    <w:p>
-      <w:pPr>
-        <w:spacing w:before="100" w:beforeAutospacing="1" w:after="100" w:afterAutospacing="1" w:line="240" w:lineRule="auto"/>
-        <w:rPr>
-          <w:rFonts w:ascii="Times New Roman" w:eastAsia="Times New Roman" w:hAnsi="Times New Roman" w:cs="Times New Roman"/>
-          <w:sz w:val="24"/>
-          <w:szCs w:val="24"/>
-        </w:rPr>
-      </w:pPr>
-      <w:r>
-        <w:rPr>
-          <w:rFonts w:ascii="Times New Roman" w:eastAsia="Times New Roman" w:hAnsi="Times New Roman" w:cs="Times New Roman"/>
-          <w:sz w:val="24"/>
-          <w:szCs w:val="24"/>
-        </w:rPr>
-        <w:t>Frontend:</w:t>
-      </w:r>
-    </w:p>
-    <w:p>
-      <w:pPr>
-        <w:numPr>
-          <w:ilvl w:val="0"/>
-          <w:numId w:val="42"/>
-        </w:numPr>
-        <w:spacing w:before="100" w:beforeAutospacing="1" w:after="100" w:afterAutospacing="1" w:line="240" w:lineRule="auto"/>
-        <w:rPr>
-          <w:rFonts w:ascii="Times New Roman" w:eastAsia="Times New Roman" w:hAnsi="Times New Roman" w:cs="Times New Roman"/>
-          <w:sz w:val="24"/>
-          <w:szCs w:val="24"/>
-        </w:rPr>
-      </w:pPr>
-      <w:proofErr w:type="spellStart"/>
-      <w:r>
-        <w:rPr>
-          <w:rFonts w:ascii="Times New Roman" w:eastAsia="Times New Roman" w:hAnsi="Times New Roman" w:cs="Times New Roman"/>
-          <w:sz w:val="24"/>
-          <w:szCs w:val="24"/>
-        </w:rPr>
-        <w:t>Vercel</w:t>
-      </w:r>
-      <w:proofErr w:type="spellEnd"/>
-    </w:p>
-    <w:p>
-      <w:pPr>
-        <w:spacing w:before="100" w:beforeAutospacing="1" w:after="100" w:afterAutospacing="1" w:line="240" w:lineRule="auto"/>
-        <w:rPr>
-          <w:rFonts w:ascii="Times New Roman" w:eastAsia="Times New Roman" w:hAnsi="Times New Roman" w:cs="Times New Roman"/>
-          <w:sz w:val="24"/>
-          <w:szCs w:val="24"/>
-        </w:rPr>
-      </w:pPr>
-      <w:r>
-        <w:rPr>
-          <w:rFonts w:ascii="Times New Roman" w:eastAsia="Times New Roman" w:hAnsi="Times New Roman" w:cs="Times New Roman"/>
-          <w:sz w:val="24"/>
-          <w:szCs w:val="24"/>
-        </w:rPr>
-        <w:t>Backend:</w:t>
-      </w:r>
-    </w:p>
-    <w:p>
-      <w:pPr>
-        <w:numPr>
-          <w:ilvl w:val="0"/>
-          <w:numId w:val="43"/>
-        </w:numPr>
-        <w:spacing w:before="100" w:beforeAutospacing="1" w:after="100" w:afterAutospacing="1" w:line="240" w:lineRule="auto"/>
-        <w:rPr>
-          <w:rFonts w:ascii="Times New Roman" w:eastAsia="Times New Roman" w:hAnsi="Times New Roman" w:cs="Times New Roman"/>
-          <w:sz w:val="24"/>
-          <w:szCs w:val="24"/>
-        </w:rPr>
-      </w:pPr>
-      <w:r>
-        <w:rPr>
-          <w:rFonts w:ascii="Times New Roman" w:eastAsia="Times New Roman" w:hAnsi="Times New Roman" w:cs="Times New Roman"/>
-          <w:sz w:val="24"/>
-          <w:szCs w:val="24"/>
-        </w:rPr>
-        <w:t>Render / Railway</w:t>
-      </w:r>
-    </w:p>
-    <w:p>
-      <w:pPr>
-        <w:spacing w:before="100" w:beforeAutospacing="1" w:after="100" w:afterAutospacing="1" w:line="240" w:lineRule="auto"/>
-        <w:rPr>
-          <w:rFonts w:ascii="Times New Roman" w:eastAsia="Times New Roman" w:hAnsi="Times New Roman" w:cs="Times New Roman"/>
-          <w:sz w:val="24"/>
-          <w:szCs w:val="24"/>
-        </w:rPr>
-      </w:pPr>
-      <w:r>
-        <w:rPr>
-          <w:rFonts w:ascii="Times New Roman" w:eastAsia="Times New Roman" w:hAnsi="Times New Roman" w:cs="Times New Roman"/>
-          <w:sz w:val="24"/>
-          <w:szCs w:val="24"/>
-        </w:rPr>
-        <w:t>DB:</w:t>
-      </w:r>
-    </w:p>
-    <w:p>
-      <w:pPr>
-        <w:numPr>
-          <w:ilvl w:val="0"/>
-          <w:numId w:val="44"/>
-        </w:numPr>
-        <w:spacing w:before="100" w:beforeAutospacing="1" w:after="100" w:afterAutospacing="1" w:line="240" w:lineRule="auto"/>
-        <w:rPr>
-          <w:rFonts w:ascii="Times New Roman" w:eastAsia="Times New Roman" w:hAnsi="Times New Roman" w:cs="Times New Roman"/>
-          <w:sz w:val="24"/>
-          <w:szCs w:val="24"/>
-        </w:rPr>
-      </w:pPr>
-      <w:r>
-        <w:rPr>
-          <w:rFonts w:ascii="Times New Roman" w:eastAsia="Times New Roman" w:hAnsi="Times New Roman" w:cs="Times New Roman"/>
-          <w:sz w:val="24"/>
-          <w:szCs w:val="24"/>
-        </w:rPr>
-        <w:t>MongoDB Atlas</w:t>
-      </w:r>
-    </w:p>
-    <w:p>
-      <w:pPr>
-        <w:spacing w:after="0" w:line="240" w:lineRule="auto"/>
-        <w:rPr>
-          <w:rFonts w:ascii="Times New Roman" w:eastAsia="Times New Roman" w:hAnsi="Times New Roman" w:cs="Times New Roman"/>
-          <w:sz w:val="24"/>
-          <w:szCs w:val="24"/>
-        </w:rPr>
-      </w:pPr>
-      <w:r>
-        <w:rPr>
-          <w:rFonts w:ascii="Times New Roman" w:eastAsia="Times New Roman" w:hAnsi="Times New Roman" w:cs="Times New Roman"/>
-          <w:sz w:val="24"/>
-          <w:szCs w:val="24"/>
-        </w:rPr>
-        <w:pict>
-          <v:rect id="_x0000_i1058" style="width:0;height:1.5pt" o:hralign="center" o:hrstd="t" o:hr="t" fillcolor="#a0a0a0" stroked="f"/>
-        </w:pict>
-      </w:r>
-    </w:p>
-    <w:p>
-      <w:pPr>
-        <w:spacing w:before="100" w:beforeAutospacing="1" w:after="100" w:afterAutospacing="1" w:line="240" w:lineRule="auto"/>
-        <w:outlineLvl w:val="1"/>
-        <w:rPr>
-          <w:rFonts w:ascii="Times New Roman" w:eastAsia="Times New Roman" w:hAnsi="Times New Roman" w:cs="Times New Roman"/>
-          <w:b/>
-          <w:bCs/>
-          <w:sz w:val="36"/>
-          <w:szCs w:val="36"/>
-        </w:rPr>
-      </w:pPr>
-      <w:r>
-        <w:rPr>
-          <w:rFonts w:ascii="Segoe UI Symbol" w:eastAsia="Times New Roman" w:hAnsi="Segoe UI Symbol" w:cs="Segoe UI Symbol"/>
-          <w:b/>
-          <w:bCs/>
-          <w:sz w:val="36"/>
-          <w:szCs w:val="36"/>
-        </w:rPr>
         <w:t>🚀</w:t>
       </w:r>
       <w:r>
@@ -7356,6 +7335,7 @@
         <w:rPr>
           <w:rFonts w:ascii="Times New Roman" w:hAnsi="Times New Roman" w:cs="Times New Roman"/>
           <w:b/>
+          <w:color w:val="538135" w:themeColor="accent6" w:themeShade="BF"/>
           <w:sz w:val="26"/>
           <w:szCs w:val="26"/>
         </w:rPr>
@@ -7364,6 +7344,7 @@
         <w:rPr>
           <w:rFonts w:ascii="Times New Roman" w:hAnsi="Times New Roman" w:cs="Times New Roman"/>
           <w:b/>
+          <w:color w:val="538135" w:themeColor="accent6" w:themeShade="BF"/>
           <w:sz w:val="26"/>
           <w:szCs w:val="26"/>
         </w:rPr>
@@ -7375,6 +7356,7 @@
         <w:rPr>
           <w:rFonts w:ascii="Times New Roman" w:hAnsi="Times New Roman" w:cs="Times New Roman"/>
           <w:b/>
+          <w:color w:val="538135" w:themeColor="accent6" w:themeShade="BF"/>
           <w:sz w:val="26"/>
           <w:szCs w:val="26"/>
         </w:rPr>
@@ -7386,6 +7368,7 @@
         <w:rPr>
           <w:rFonts w:ascii="Times New Roman" w:hAnsi="Times New Roman" w:cs="Times New Roman"/>
           <w:b/>
+          <w:color w:val="538135" w:themeColor="accent6" w:themeShade="BF"/>
           <w:sz w:val="26"/>
           <w:szCs w:val="26"/>
         </w:rPr>
@@ -7396,6 +7379,7 @@
         <w:rPr>
           <w:rFonts w:ascii="Times New Roman" w:hAnsi="Times New Roman" w:cs="Times New Roman"/>
           <w:b/>
+          <w:color w:val="538135" w:themeColor="accent6" w:themeShade="BF"/>
           <w:sz w:val="26"/>
           <w:szCs w:val="26"/>
         </w:rPr>
@@ -7406,6 +7390,7 @@
         <w:rPr>
           <w:rFonts w:ascii="Times New Roman" w:hAnsi="Times New Roman" w:cs="Times New Roman"/>
           <w:b/>
+          <w:color w:val="538135" w:themeColor="accent6" w:themeShade="BF"/>
           <w:sz w:val="26"/>
           <w:szCs w:val="26"/>
         </w:rPr>
@@ -7515,8 +7500,6 @@
         </w:rPr>
         <w:t>Give log out option.</w:t>
       </w:r>
-      <w:bookmarkStart w:id="0" w:name="_GoBack"/>
-      <w:bookmarkEnd w:id="0"/>
     </w:p>
     <w:p>
       <w:pPr>
@@ -7528,6 +7511,7 @@
         <w:rPr>
           <w:rFonts w:ascii="Times New Roman" w:hAnsi="Times New Roman" w:cs="Times New Roman"/>
           <w:b/>
+          <w:color w:val="538135" w:themeColor="accent6" w:themeShade="BF"/>
           <w:sz w:val="26"/>
           <w:szCs w:val="26"/>
         </w:rPr>
@@ -7536,10 +7520,11 @@
         <w:rPr>
           <w:rFonts w:ascii="Times New Roman" w:hAnsi="Times New Roman" w:cs="Times New Roman"/>
           <w:b/>
+          <w:color w:val="538135" w:themeColor="accent6" w:themeShade="BF"/>
           <w:sz w:val="26"/>
           <w:szCs w:val="26"/>
         </w:rPr>
-        <w:t>Show all the resumes uploaded by current logged in user.</w:t>
+        <w:t>Add alerts after clicking buttons.</w:t>
       </w:r>
     </w:p>
     <w:p>
@@ -7552,6 +7537,7 @@
         <w:rPr>
           <w:rFonts w:ascii="Times New Roman" w:hAnsi="Times New Roman" w:cs="Times New Roman"/>
           <w:b/>
+          <w:color w:val="538135" w:themeColor="accent6" w:themeShade="BF"/>
           <w:sz w:val="26"/>
           <w:szCs w:val="26"/>
         </w:rPr>
@@ -7560,11 +7546,134 @@
         <w:rPr>
           <w:rFonts w:ascii="Times New Roman" w:hAnsi="Times New Roman" w:cs="Times New Roman"/>
           <w:b/>
+          <w:color w:val="538135" w:themeColor="accent6" w:themeShade="BF"/>
           <w:sz w:val="26"/>
           <w:szCs w:val="26"/>
         </w:rPr>
-        <w:t>Add alerts after clicking buttons.</w:t>
-      </w:r>
+        <w:t xml:space="preserve">Show all the resumes uploaded by the current user in the dashboard. Whichever resume the user clicks on, analytics of that resume is shown in the dashboard. </w:t>
+      </w:r>
+      <w:r>
+        <w:rPr>
+          <w:rFonts w:ascii="Times New Roman" w:hAnsi="Times New Roman" w:cs="Times New Roman"/>
+          <w:b/>
+          <w:color w:val="538135" w:themeColor="accent6" w:themeShade="BF"/>
+          <w:sz w:val="26"/>
+          <w:szCs w:val="26"/>
+        </w:rPr>
+        <w:t>Check dashboard data.</w:t>
+      </w:r>
+    </w:p>
+    <w:p>
+      <w:pPr>
+        <w:pStyle w:val="ListParagraph"/>
+        <w:numPr>
+          <w:ilvl w:val="0"/>
+          <w:numId w:val="47"/>
+        </w:numPr>
+        <w:rPr>
+          <w:rFonts w:ascii="Times New Roman" w:hAnsi="Times New Roman" w:cs="Times New Roman"/>
+          <w:b/>
+          <w:color w:val="000000" w:themeColor="text1"/>
+          <w:sz w:val="26"/>
+          <w:szCs w:val="26"/>
+        </w:rPr>
+      </w:pPr>
+      <w:r>
+        <w:rPr>
+          <w:rFonts w:ascii="Times New Roman" w:hAnsi="Times New Roman" w:cs="Times New Roman"/>
+          <w:b/>
+          <w:color w:val="000000" w:themeColor="text1"/>
+          <w:sz w:val="26"/>
+          <w:szCs w:val="26"/>
+        </w:rPr>
+        <w:t>Loading = Disabled.</w:t>
+      </w:r>
+    </w:p>
+    <w:p>
+      <w:pPr>
+        <w:pStyle w:val="ListParagraph"/>
+        <w:numPr>
+          <w:ilvl w:val="0"/>
+          <w:numId w:val="47"/>
+        </w:numPr>
+        <w:rPr>
+          <w:rFonts w:ascii="Times New Roman" w:hAnsi="Times New Roman" w:cs="Times New Roman"/>
+          <w:b/>
+          <w:color w:val="000000" w:themeColor="text1"/>
+          <w:sz w:val="26"/>
+          <w:szCs w:val="26"/>
+        </w:rPr>
+      </w:pPr>
+      <w:r>
+        <w:rPr>
+          <w:rFonts w:ascii="Times New Roman" w:hAnsi="Times New Roman" w:cs="Times New Roman"/>
+          <w:b/>
+          <w:color w:val="000000" w:themeColor="text1"/>
+          <w:sz w:val="26"/>
+          <w:szCs w:val="26"/>
+        </w:rPr>
+        <w:t>Add match score in job section.</w:t>
+      </w:r>
+      <w:r>
+        <w:rPr>
+          <w:rFonts w:ascii="Times New Roman" w:hAnsi="Times New Roman" w:cs="Times New Roman"/>
+          <w:b/>
+          <w:color w:val="000000" w:themeColor="text1"/>
+          <w:sz w:val="26"/>
+          <w:szCs w:val="26"/>
+        </w:rPr>
+        <w:t xml:space="preserve"> </w:t>
+      </w:r>
+    </w:p>
+    <w:p>
+      <w:pPr>
+        <w:pStyle w:val="ListParagraph"/>
+        <w:numPr>
+          <w:ilvl w:val="0"/>
+          <w:numId w:val="47"/>
+        </w:numPr>
+        <w:rPr>
+          <w:rFonts w:ascii="Times New Roman" w:hAnsi="Times New Roman" w:cs="Times New Roman"/>
+          <w:b/>
+          <w:color w:val="000000" w:themeColor="text1"/>
+          <w:sz w:val="26"/>
+          <w:szCs w:val="26"/>
+        </w:rPr>
+      </w:pPr>
+      <w:r>
+        <w:rPr>
+          <w:rFonts w:ascii="Times New Roman" w:hAnsi="Times New Roman" w:cs="Times New Roman"/>
+          <w:b/>
+          <w:color w:val="000000" w:themeColor="text1"/>
+          <w:sz w:val="26"/>
+          <w:szCs w:val="26"/>
+        </w:rPr>
+        <w:t xml:space="preserve"> Revise </w:t>
+      </w:r>
+      <w:proofErr w:type="spellStart"/>
+      <w:r>
+        <w:rPr>
+          <w:rFonts w:ascii="Times New Roman" w:hAnsi="Times New Roman" w:cs="Times New Roman"/>
+          <w:b/>
+          <w:color w:val="000000" w:themeColor="text1"/>
+          <w:sz w:val="26"/>
+          <w:szCs w:val="26"/>
+        </w:rPr>
+        <w:t>matchall</w:t>
+      </w:r>
+      <w:proofErr w:type="spellEnd"/>
+      <w:r>
+        <w:rPr>
+          <w:rFonts w:ascii="Times New Roman" w:hAnsi="Times New Roman" w:cs="Times New Roman"/>
+          <w:b/>
+          <w:color w:val="000000" w:themeColor="text1"/>
+          <w:sz w:val="26"/>
+          <w:szCs w:val="26"/>
+        </w:rPr>
+        <w:t xml:space="preserve"> controller.</w:t>
+      </w:r>
+      <w:bookmarkStart w:id="0" w:name="_GoBack"/>
+      <w:bookmarkEnd w:id="0"/>
     </w:p>
     <w:sectPr>
       <w:pgSz w:w="12240" w:h="15840"/>

--- a/RoadMap.docx
+++ b/RoadMap.docx
@@ -6431,16 +6431,13 @@
         <w:spacing w:before="100" w:beforeAutospacing="1" w:after="100" w:afterAutospacing="1" w:line="240" w:lineRule="auto"/>
         <w:rPr>
           <w:rFonts w:ascii="Times New Roman" w:eastAsia="Times New Roman" w:hAnsi="Times New Roman" w:cs="Times New Roman"/>
-          <w:b/>
-          <w:sz w:val="24"/>
-          <w:szCs w:val="24"/>
-        </w:rPr>
-      </w:pPr>
-      <w:r>
-        <w:rPr>
-          <w:rFonts w:ascii="Times New Roman" w:eastAsia="Times New Roman" w:hAnsi="Times New Roman" w:cs="Times New Roman"/>
-          <w:b/>
-          <w:color w:val="FF0000"/>
+          <w:sz w:val="24"/>
+          <w:szCs w:val="24"/>
+        </w:rPr>
+      </w:pPr>
+      <w:r>
+        <w:rPr>
+          <w:rFonts w:ascii="Times New Roman" w:eastAsia="Times New Roman" w:hAnsi="Times New Roman" w:cs="Times New Roman"/>
           <w:sz w:val="24"/>
           <w:szCs w:val="24"/>
         </w:rPr>
@@ -6509,6 +6506,7 @@
           <w:sz w:val="36"/>
           <w:szCs w:val="36"/>
         </w:rPr>
+        <w:lastRenderedPageBreak/>
         <w:t>🚀</w:t>
       </w:r>
       <w:r>
@@ -6664,7 +6662,6 @@
           <w:sz w:val="36"/>
           <w:szCs w:val="36"/>
         </w:rPr>
-        <w:lastRenderedPageBreak/>
         <w:t>🚀</w:t>
       </w:r>
       <w:r>
@@ -7278,20 +7275,6 @@
       <w:pPr>
         <w:rPr>
           <w:rFonts w:ascii="Times New Roman" w:hAnsi="Times New Roman" w:cs="Times New Roman"/>
-        </w:rPr>
-      </w:pPr>
-    </w:p>
-    <w:p>
-      <w:pPr>
-        <w:rPr>
-          <w:rFonts w:ascii="Times New Roman" w:hAnsi="Times New Roman" w:cs="Times New Roman"/>
-        </w:rPr>
-      </w:pPr>
-    </w:p>
-    <w:p>
-      <w:pPr>
-        <w:rPr>
-          <w:rFonts w:ascii="Times New Roman" w:hAnsi="Times New Roman" w:cs="Times New Roman"/>
           <w:b/>
           <w:sz w:val="30"/>
           <w:szCs w:val="30"/>
@@ -7573,7 +7556,7 @@
         <w:rPr>
           <w:rFonts w:ascii="Times New Roman" w:hAnsi="Times New Roman" w:cs="Times New Roman"/>
           <w:b/>
-          <w:color w:val="000000" w:themeColor="text1"/>
+          <w:color w:val="538135" w:themeColor="accent6" w:themeShade="BF"/>
           <w:sz w:val="26"/>
           <w:szCs w:val="26"/>
         </w:rPr>
@@ -7582,11 +7565,21 @@
         <w:rPr>
           <w:rFonts w:ascii="Times New Roman" w:hAnsi="Times New Roman" w:cs="Times New Roman"/>
           <w:b/>
-          <w:color w:val="000000" w:themeColor="text1"/>
+          <w:color w:val="538135" w:themeColor="accent6" w:themeShade="BF"/>
           <w:sz w:val="26"/>
           <w:szCs w:val="26"/>
         </w:rPr>
-        <w:t>Loading = Disabled.</w:t>
+        <w:t>Add match score in job section.</w:t>
+      </w:r>
+      <w:r>
+        <w:rPr>
+          <w:rFonts w:ascii="Times New Roman" w:hAnsi="Times New Roman" w:cs="Times New Roman"/>
+          <w:b/>
+          <w:color w:val="538135" w:themeColor="accent6" w:themeShade="BF"/>
+          <w:sz w:val="26"/>
+          <w:szCs w:val="26"/>
+        </w:rPr>
+        <w:t xml:space="preserve"> </w:t>
       </w:r>
     </w:p>
     <w:p>
@@ -7599,7 +7592,7 @@
         <w:rPr>
           <w:rFonts w:ascii="Times New Roman" w:hAnsi="Times New Roman" w:cs="Times New Roman"/>
           <w:b/>
-          <w:color w:val="000000" w:themeColor="text1"/>
+          <w:color w:val="538135" w:themeColor="accent6" w:themeShade="BF"/>
           <w:sz w:val="26"/>
           <w:szCs w:val="26"/>
         </w:rPr>
@@ -7608,21 +7601,34 @@
         <w:rPr>
           <w:rFonts w:ascii="Times New Roman" w:hAnsi="Times New Roman" w:cs="Times New Roman"/>
           <w:b/>
-          <w:color w:val="000000" w:themeColor="text1"/>
+          <w:color w:val="538135" w:themeColor="accent6" w:themeShade="BF"/>
           <w:sz w:val="26"/>
           <w:szCs w:val="26"/>
         </w:rPr>
-        <w:t>Add match score in job section.</w:t>
-      </w:r>
+        <w:lastRenderedPageBreak/>
+        <w:t xml:space="preserve"> Revise </w:t>
+      </w:r>
+      <w:proofErr w:type="spellStart"/>
       <w:r>
         <w:rPr>
           <w:rFonts w:ascii="Times New Roman" w:hAnsi="Times New Roman" w:cs="Times New Roman"/>
           <w:b/>
-          <w:color w:val="000000" w:themeColor="text1"/>
+          <w:color w:val="538135" w:themeColor="accent6" w:themeShade="BF"/>
           <w:sz w:val="26"/>
           <w:szCs w:val="26"/>
         </w:rPr>
-        <w:t xml:space="preserve"> </w:t>
+        <w:t>matchall</w:t>
+      </w:r>
+      <w:proofErr w:type="spellEnd"/>
+      <w:r>
+        <w:rPr>
+          <w:rFonts w:ascii="Times New Roman" w:hAnsi="Times New Roman" w:cs="Times New Roman"/>
+          <w:b/>
+          <w:color w:val="538135" w:themeColor="accent6" w:themeShade="BF"/>
+          <w:sz w:val="26"/>
+          <w:szCs w:val="26"/>
+        </w:rPr>
+        <w:t xml:space="preserve"> controller.</w:t>
       </w:r>
     </w:p>
     <w:p>
@@ -7635,7 +7641,7 @@
         <w:rPr>
           <w:rFonts w:ascii="Times New Roman" w:hAnsi="Times New Roman" w:cs="Times New Roman"/>
           <w:b/>
-          <w:color w:val="000000" w:themeColor="text1"/>
+          <w:color w:val="538135" w:themeColor="accent6" w:themeShade="BF"/>
           <w:sz w:val="26"/>
           <w:szCs w:val="26"/>
         </w:rPr>
@@ -7644,33 +7650,47 @@
         <w:rPr>
           <w:rFonts w:ascii="Times New Roman" w:hAnsi="Times New Roman" w:cs="Times New Roman"/>
           <w:b/>
-          <w:color w:val="000000" w:themeColor="text1"/>
+          <w:color w:val="538135" w:themeColor="accent6" w:themeShade="BF"/>
           <w:sz w:val="26"/>
           <w:szCs w:val="26"/>
         </w:rPr>
-        <w:t xml:space="preserve"> Revise </w:t>
-      </w:r>
-      <w:proofErr w:type="spellStart"/>
-      <w:r>
+        <w:t xml:space="preserve"> Store the job page data as well and in the dashboard show the most recently compared data corresponding to the chosen resume.</w:t>
+      </w:r>
+    </w:p>
+    <w:p>
+      <w:pPr>
+        <w:pStyle w:val="ListParagraph"/>
+        <w:numPr>
+          <w:ilvl w:val="0"/>
+          <w:numId w:val="47"/>
+        </w:numPr>
         <w:rPr>
           <w:rFonts w:ascii="Times New Roman" w:hAnsi="Times New Roman" w:cs="Times New Roman"/>
           <w:b/>
-          <w:color w:val="000000" w:themeColor="text1"/>
+          <w:color w:val="538135" w:themeColor="accent6" w:themeShade="BF"/>
           <w:sz w:val="26"/>
           <w:szCs w:val="26"/>
         </w:rPr>
-        <w:t>matchall</w:t>
-      </w:r>
-      <w:proofErr w:type="spellEnd"/>
+      </w:pPr>
       <w:r>
         <w:rPr>
           <w:rFonts w:ascii="Times New Roman" w:hAnsi="Times New Roman" w:cs="Times New Roman"/>
           <w:b/>
-          <w:color w:val="000000" w:themeColor="text1"/>
+          <w:color w:val="538135" w:themeColor="accent6" w:themeShade="BF"/>
           <w:sz w:val="26"/>
           <w:szCs w:val="26"/>
         </w:rPr>
-        <w:t xml:space="preserve"> controller.</w:t>
+        <w:t>Check if every page is responsive.</w:t>
+      </w:r>
+      <w:r>
+        <w:rPr>
+          <w:rFonts w:ascii="Times New Roman" w:hAnsi="Times New Roman" w:cs="Times New Roman"/>
+          <w:b/>
+          <w:color w:val="538135" w:themeColor="accent6" w:themeShade="BF"/>
+          <w:sz w:val="26"/>
+          <w:szCs w:val="26"/>
+        </w:rPr>
+        <w:t xml:space="preserve"> Sidebar.</w:t>
       </w:r>
       <w:bookmarkStart w:id="0" w:name="_GoBack"/>
       <w:bookmarkEnd w:id="0"/>
